--- a/Uban System Documents/章節性文件/Chapter 12.docx
+++ b/Uban System Documents/章節性文件/Chapter 12.docx
@@ -29,7 +29,7 @@
           <w:color w:val="1E1E1E"/>
           <w:sz w:val="24"/>
         </w:rPr>
-        <w:t>本手冊旨在提供 Uban 之完整端對端操作指南。本系統完全基於居家照護與家庭情感陪伴場景設計，全面消除繁瑣管理的複雜性，以簡約、溫馨、安全的互動架構連結出門在外的子女家屬與獨居在家的長輩。手冊內容依據角色權限與使用場景，劃分為「12-1 系統通用登入與身分確認」、「12-2 長者端使用手冊」以及「12-3 家屬守護端使用手冊」三大單元。全書所有畫面皆擷取自真實 Flutter 跨平台應用程式，並依循畫面功能、操作程序與實際截圖進行規範化規格描述。</w:t>
+        <w:t>本手冊旨在提供 Uban 之完整操作指南。本系統基於居家照護與家庭情感陪伴場景設計，以簡約、溫馨、安全的互動架構連結出門在外的子女家屬與獨居在家的長輩。手冊內容依據角色權限與使用場景，劃分為「12-1 系統通用登入與身分確認」、「12-2 長者專用端使用手冊」以及「12-3 家屬守護端使用手冊」三大單元，提供清晰易懂的圖文引導與操作說明。</w:t>
       </w:r>
     </w:p>
     <w:p>
@@ -59,7 +59,7 @@
           <w:color w:val="1E1E1E"/>
           <w:sz w:val="24"/>
         </w:rPr>
-        <w:t>本系統在系統進入點採用明確的角色導向架構。在初次啟動或未繫結狀態下，提供直覺清晰的身分識別入口，確保使用者能迅速切換至「長者端」、「家屬端」或「居家監控機」模式。針對家屬與照護成員，系統提供完善的安全登入通道、通訊伺服器連線狀態驗證與個人資料設置流程，保障家庭成員之間的溝通隱私與資料傳輸完整性。</w:t>
+        <w:t>本系統在系統進入點採用明確的角色導向架構。在初次啟動或未繫結狀態下，提供直覺清晰的身分識別入口，確保使用者能迅速切換至「長者模式」、「家屬 / 照護者模式」或「居家監控機模式」。針對家屬與照護成員，系統提供完善的安全登入通道、連線狀態驗證與個人資料設置流程，保障家庭成員之間的溝通隱私與資料傳輸完整性。</w:t>
       </w:r>
     </w:p>
     <w:p>
@@ -75,7 +75,7 @@
           <w:color w:val="142850"/>
           <w:sz w:val="24"/>
         </w:rPr>
-        <w:t>表 12-1-1 系統角色身分選擇入口介面操作說明</w:t>
+        <w:t>表 12-1-1 角色選擇入口</w:t>
       </w:r>
     </w:p>
     <w:tbl>
@@ -99,77 +99,15 @@
       </w:tblGrid>
       <w:tr>
         <w:trPr>
-          <w:tblHeader/>
           <w:cantSplit/>
         </w:trPr>
         <w:tc>
           <w:tcPr>
-            <w:tcW w:type="dxa" w:w="2160"/>
+            <w:tcW w:type="dxa" w:w="1728"/>
             <w:vAlign w:val="center"/>
             <w:tcMar>
-              <w:top w:w="50" w:type="dxa"/>
-              <w:bottom w:w="50" w:type="dxa"/>
-              <w:left w:w="80" w:type="dxa"/>
-              <w:right w:w="80" w:type="dxa"/>
-            </w:tcMar>
-            <w:shd w:fill="D9E1F2"/>
-          </w:tcPr>
-          <w:p>
-            <w:pPr>
-              <w:spacing w:before="0" w:after="0" w:lineRule="exact" w:line="360"/>
-              <w:jc w:val="center"/>
-            </w:pPr>
-            <w:r>
-              <w:rPr>
-                <w:rFonts w:ascii="Times New Roman" w:hAnsi="Times New Roman" w:eastAsia="標楷體"/>
-                <w:b/>
-                <w:color w:val="142850"/>
-                <w:sz w:val="24"/>
-              </w:rPr>
-              <w:t>項目</w:t>
-            </w:r>
-          </w:p>
-        </w:tc>
-        <w:tc>
-          <w:tcPr>
-            <w:tcW w:type="dxa" w:w="7200"/>
-            <w:vAlign w:val="center"/>
-            <w:tcMar>
-              <w:top w:w="50" w:type="dxa"/>
-              <w:bottom w:w="50" w:type="dxa"/>
-              <w:left w:w="80" w:type="dxa"/>
-              <w:right w:w="80" w:type="dxa"/>
-            </w:tcMar>
-            <w:shd w:fill="D9E1F2"/>
-          </w:tcPr>
-          <w:p>
-            <w:pPr>
-              <w:spacing w:before="0" w:after="0" w:lineRule="exact" w:line="360"/>
-              <w:jc w:val="center"/>
-            </w:pPr>
-            <w:r>
-              <w:rPr>
-                <w:rFonts w:ascii="Times New Roman" w:hAnsi="Times New Roman" w:eastAsia="標楷體"/>
-                <w:b/>
-                <w:color w:val="142850"/>
-                <w:sz w:val="24"/>
-              </w:rPr>
-              <w:t>系統規格與操作詳細說明</w:t>
-            </w:r>
-          </w:p>
-        </w:tc>
-      </w:tr>
-      <w:tr>
-        <w:trPr>
-          <w:cantSplit/>
-        </w:trPr>
-        <w:tc>
-          <w:tcPr>
-            <w:tcW w:type="dxa" w:w="2160"/>
-            <w:vAlign w:val="center"/>
-            <w:tcMar>
-              <w:top w:w="50" w:type="dxa"/>
-              <w:bottom w:w="50" w:type="dxa"/>
+              <w:top w:w="60" w:type="dxa"/>
+              <w:bottom w:w="60" w:type="dxa"/>
               <w:left w:w="80" w:type="dxa"/>
               <w:right w:w="80" w:type="dxa"/>
             </w:tcMar>
@@ -193,11 +131,11 @@
         </w:tc>
         <w:tc>
           <w:tcPr>
-            <w:tcW w:type="dxa" w:w="7200"/>
+            <w:tcW w:type="dxa" w:w="7632"/>
             <w:vAlign w:val="center"/>
             <w:tcMar>
-              <w:top w:w="50" w:type="dxa"/>
-              <w:bottom w:w="50" w:type="dxa"/>
+              <w:top w:w="60" w:type="dxa"/>
+              <w:bottom w:w="60" w:type="dxa"/>
               <w:left w:w="80" w:type="dxa"/>
               <w:right w:w="80" w:type="dxa"/>
             </w:tcMar>
@@ -215,7 +153,7 @@
                 <w:color w:val="141414"/>
                 <w:sz w:val="24"/>
               </w:rPr>
-              <w:t>角色識別選擇入口</w:t>
+              <w:t>角色選擇入口</w:t>
             </w:r>
           </w:p>
         </w:tc>
@@ -226,11 +164,11 @@
         </w:trPr>
         <w:tc>
           <w:tcPr>
-            <w:tcW w:type="dxa" w:w="2160"/>
+            <w:tcW w:type="dxa" w:w="1728"/>
             <w:vAlign w:val="center"/>
             <w:tcMar>
-              <w:top w:w="50" w:type="dxa"/>
-              <w:bottom w:w="50" w:type="dxa"/>
+              <w:top w:w="60" w:type="dxa"/>
+              <w:bottom w:w="60" w:type="dxa"/>
               <w:left w:w="80" w:type="dxa"/>
               <w:right w:w="80" w:type="dxa"/>
             </w:tcMar>
@@ -248,17 +186,17 @@
                 <w:color w:val="142850"/>
                 <w:sz w:val="24"/>
               </w:rPr>
-              <w:t>適用角色</w:t>
+              <w:t>說明</w:t>
             </w:r>
           </w:p>
         </w:tc>
         <w:tc>
           <w:tcPr>
-            <w:tcW w:type="dxa" w:w="7200"/>
+            <w:tcW w:type="dxa" w:w="7632"/>
             <w:vAlign w:val="center"/>
             <w:tcMar>
-              <w:top w:w="50" w:type="dxa"/>
-              <w:bottom w:w="50" w:type="dxa"/>
+              <w:top w:w="60" w:type="dxa"/>
+              <w:bottom w:w="60" w:type="dxa"/>
               <w:left w:w="80" w:type="dxa"/>
               <w:right w:w="80" w:type="dxa"/>
             </w:tcMar>
@@ -276,204 +214,7 @@
                 <w:color w:val="141414"/>
                 <w:sz w:val="24"/>
               </w:rPr>
-              <w:t>全體使用者（長者、家屬照護者、居家監控機）</w:t>
-            </w:r>
-          </w:p>
-        </w:tc>
-      </w:tr>
-      <w:tr>
-        <w:trPr>
-          <w:cantSplit/>
-        </w:trPr>
-        <w:tc>
-          <w:tcPr>
-            <w:tcW w:type="dxa" w:w="2160"/>
-            <w:vAlign w:val="center"/>
-            <w:tcMar>
-              <w:top w:w="50" w:type="dxa"/>
-              <w:bottom w:w="50" w:type="dxa"/>
-              <w:left w:w="80" w:type="dxa"/>
-              <w:right w:w="80" w:type="dxa"/>
-            </w:tcMar>
-            <w:shd w:fill="EBF1F5"/>
-          </w:tcPr>
-          <w:p>
-            <w:pPr>
-              <w:spacing w:before="0" w:after="0" w:lineRule="exact" w:line="360"/>
-              <w:jc w:val="center"/>
-            </w:pPr>
-            <w:r>
-              <w:rPr>
-                <w:rFonts w:ascii="Times New Roman" w:hAnsi="Times New Roman" w:eastAsia="標楷體"/>
-                <w:b/>
-                <w:color w:val="142850"/>
-                <w:sz w:val="24"/>
-              </w:rPr>
-              <w:t>核心功能</w:t>
-            </w:r>
-          </w:p>
-        </w:tc>
-        <w:tc>
-          <w:tcPr>
-            <w:tcW w:type="dxa" w:w="7200"/>
-            <w:vAlign w:val="center"/>
-            <w:tcMar>
-              <w:top w:w="50" w:type="dxa"/>
-              <w:bottom w:w="50" w:type="dxa"/>
-              <w:left w:w="80" w:type="dxa"/>
-              <w:right w:w="80" w:type="dxa"/>
-            </w:tcMar>
-            <w:shd w:fill="FFFFFF"/>
-          </w:tcPr>
-          <w:p>
-            <w:pPr>
-              <w:spacing w:before="0" w:after="0" w:lineRule="exact" w:line="360"/>
-              <w:jc w:val="left"/>
-            </w:pPr>
-            <w:r>
-              <w:rPr>
-                <w:rFonts w:ascii="Times New Roman" w:hAnsi="Times New Roman" w:eastAsia="標楷體"/>
-                <w:b w:val="0"/>
-                <w:color w:val="141414"/>
-                <w:sz w:val="24"/>
-              </w:rPr>
-              <w:t>1. 三大角色獨立入口：提供「我是長者」、「我是家屬 / 照護者」、「我是監控設備」三大卡片式按鈕。</w:t>
-            </w:r>
-          </w:p>
-          <w:p>
-            <w:pPr>
-              <w:spacing w:before="0" w:after="0" w:lineRule="exact" w:line="360"/>
-              <w:jc w:val="left"/>
-            </w:pPr>
-            <w:r>
-              <w:rPr>
-                <w:rFonts w:ascii="Times New Roman" w:hAnsi="Times New Roman" w:eastAsia="標楷體"/>
-                <w:b w:val="0"/>
-                <w:color w:val="141414"/>
-                <w:sz w:val="24"/>
-              </w:rPr>
-              <w:t>2. 智慧狀態路由：自動檢測本機儲存之工作階段，若已完成綁定則自動跳轉至對應專屬介面。</w:t>
-            </w:r>
-          </w:p>
-          <w:p>
-            <w:pPr>
-              <w:spacing w:before="0" w:after="0" w:lineRule="exact" w:line="360"/>
-              <w:jc w:val="left"/>
-            </w:pPr>
-            <w:r>
-              <w:rPr>
-                <w:rFonts w:ascii="Times New Roman" w:hAnsi="Times New Roman" w:eastAsia="標楷體"/>
-                <w:b w:val="0"/>
-                <w:color w:val="141414"/>
-                <w:sz w:val="24"/>
-              </w:rPr>
-              <w:t>3. 乾淨會話清理機制：點擊重新選擇身分時，系統自動釋放前次暫存之通訊通道與金鑰，避免來電通知與推播狀態錯置。</w:t>
-            </w:r>
-          </w:p>
-        </w:tc>
-      </w:tr>
-      <w:tr>
-        <w:trPr>
-          <w:cantSplit/>
-        </w:trPr>
-        <w:tc>
-          <w:tcPr>
-            <w:tcW w:type="dxa" w:w="2160"/>
-            <w:vAlign w:val="center"/>
-            <w:tcMar>
-              <w:top w:w="50" w:type="dxa"/>
-              <w:bottom w:w="50" w:type="dxa"/>
-              <w:left w:w="80" w:type="dxa"/>
-              <w:right w:w="80" w:type="dxa"/>
-            </w:tcMar>
-            <w:shd w:fill="EBF1F5"/>
-          </w:tcPr>
-          <w:p>
-            <w:pPr>
-              <w:spacing w:before="0" w:after="0" w:lineRule="exact" w:line="360"/>
-              <w:jc w:val="center"/>
-            </w:pPr>
-            <w:r>
-              <w:rPr>
-                <w:rFonts w:ascii="Times New Roman" w:hAnsi="Times New Roman" w:eastAsia="標楷體"/>
-                <w:b/>
-                <w:color w:val="142850"/>
-                <w:sz w:val="24"/>
-              </w:rPr>
-              <w:t>操作步驟</w:t>
-            </w:r>
-          </w:p>
-        </w:tc>
-        <w:tc>
-          <w:tcPr>
-            <w:tcW w:type="dxa" w:w="7200"/>
-            <w:vAlign w:val="center"/>
-            <w:tcMar>
-              <w:top w:w="50" w:type="dxa"/>
-              <w:bottom w:w="50" w:type="dxa"/>
-              <w:left w:w="80" w:type="dxa"/>
-              <w:right w:w="80" w:type="dxa"/>
-            </w:tcMar>
-            <w:shd w:fill="FFFFFF"/>
-          </w:tcPr>
-          <w:p>
-            <w:pPr>
-              <w:spacing w:before="0" w:after="0" w:lineRule="exact" w:line="360"/>
-              <w:jc w:val="left"/>
-            </w:pPr>
-            <w:r>
-              <w:rPr>
-                <w:rFonts w:ascii="Times New Roman" w:hAnsi="Times New Roman" w:eastAsia="標楷體"/>
-                <w:b w:val="0"/>
-                <w:color w:val="141414"/>
-                <w:sz w:val="24"/>
-              </w:rPr>
-              <w:t>1. 開啟 Uban 應用程式，系統於未登入狀態下自動呈現「誰在使用？」角色選擇畫面。</w:t>
-            </w:r>
-          </w:p>
-          <w:p>
-            <w:pPr>
-              <w:spacing w:before="0" w:after="0" w:lineRule="exact" w:line="360"/>
-              <w:jc w:val="left"/>
-            </w:pPr>
-            <w:r>
-              <w:rPr>
-                <w:rFonts w:ascii="Times New Roman" w:hAnsi="Times New Roman" w:eastAsia="標楷體"/>
-                <w:b w:val="0"/>
-                <w:color w:val="141414"/>
-                <w:sz w:val="24"/>
-              </w:rPr>
-              <w:t>2. 若長輩使用平板或手機，點擊上方「我是長者」卡片，系統立即切換為大字體之長者模式並呈現專屬配對碼。</w:t>
-            </w:r>
-          </w:p>
-          <w:p>
-            <w:pPr>
-              <w:spacing w:before="0" w:after="0" w:lineRule="exact" w:line="360"/>
-              <w:jc w:val="left"/>
-            </w:pPr>
-            <w:r>
-              <w:rPr>
-                <w:rFonts w:ascii="Times New Roman" w:hAnsi="Times New Roman" w:eastAsia="標楷體"/>
-                <w:b w:val="0"/>
-                <w:color w:val="141414"/>
-                <w:sz w:val="24"/>
-              </w:rPr>
-              <w:t>3. 若子女或家庭照護者使用手機，點擊「我是家屬 / 照護者」卡片，進入家屬帳號登入與驗證介面。</w:t>
-            </w:r>
-          </w:p>
-          <w:p>
-            <w:pPr>
-              <w:spacing w:before="0" w:after="0" w:lineRule="exact" w:line="360"/>
-              <w:jc w:val="left"/>
-            </w:pPr>
-            <w:r>
-              <w:rPr>
-                <w:rFonts w:ascii="Times New Roman" w:hAnsi="Times New Roman" w:eastAsia="標楷體"/>
-                <w:b w:val="0"/>
-                <w:color w:val="141414"/>
-                <w:sz w:val="24"/>
-              </w:rPr>
-              <w:t>4. 若作為固定於客廳之監控鏡頭裝置，點擊「我是監控設備」進入攝影機串流待命模式。</w:t>
+              <w:t>使用者開啟 Uban 應用程式後，系統提供「我是長者」、「我是家屬 / 照護者」及「我是監控設備」三大直覺入口。長輩點擊後即進入專屬大字模式並展示配對碼；家屬點選後進入登入與綁定流程；監控設備點選後則進入客廳守護鏡頭待命模式。</w:t>
             </w:r>
           </w:p>
         </w:tc>
@@ -533,7 +274,7 @@
           <w:color w:val="142850"/>
           <w:sz w:val="24"/>
         </w:rPr>
-        <w:t>圖 12-1-1 系統角色身分選擇入口介面</w:t>
+        <w:t>圖 12-1-1 角色選擇入口</w:t>
       </w:r>
     </w:p>
     <w:p>
@@ -549,7 +290,7 @@
           <w:color w:val="142850"/>
           <w:sz w:val="24"/>
         </w:rPr>
-        <w:t>表 12-1-2 家屬帳號登入與身分驗證介面操作說明</w:t>
+        <w:t>表 12-1-2 家屬登入</w:t>
       </w:r>
     </w:p>
     <w:tbl>
@@ -573,77 +314,15 @@
       </w:tblGrid>
       <w:tr>
         <w:trPr>
-          <w:tblHeader/>
           <w:cantSplit/>
         </w:trPr>
         <w:tc>
           <w:tcPr>
-            <w:tcW w:type="dxa" w:w="2160"/>
+            <w:tcW w:type="dxa" w:w="1728"/>
             <w:vAlign w:val="center"/>
             <w:tcMar>
-              <w:top w:w="50" w:type="dxa"/>
-              <w:bottom w:w="50" w:type="dxa"/>
-              <w:left w:w="80" w:type="dxa"/>
-              <w:right w:w="80" w:type="dxa"/>
-            </w:tcMar>
-            <w:shd w:fill="D9E1F2"/>
-          </w:tcPr>
-          <w:p>
-            <w:pPr>
-              <w:spacing w:before="0" w:after="0" w:lineRule="exact" w:line="360"/>
-              <w:jc w:val="center"/>
-            </w:pPr>
-            <w:r>
-              <w:rPr>
-                <w:rFonts w:ascii="Times New Roman" w:hAnsi="Times New Roman" w:eastAsia="標楷體"/>
-                <w:b/>
-                <w:color w:val="142850"/>
-                <w:sz w:val="24"/>
-              </w:rPr>
-              <w:t>項目</w:t>
-            </w:r>
-          </w:p>
-        </w:tc>
-        <w:tc>
-          <w:tcPr>
-            <w:tcW w:type="dxa" w:w="7200"/>
-            <w:vAlign w:val="center"/>
-            <w:tcMar>
-              <w:top w:w="50" w:type="dxa"/>
-              <w:bottom w:w="50" w:type="dxa"/>
-              <w:left w:w="80" w:type="dxa"/>
-              <w:right w:w="80" w:type="dxa"/>
-            </w:tcMar>
-            <w:shd w:fill="D9E1F2"/>
-          </w:tcPr>
-          <w:p>
-            <w:pPr>
-              <w:spacing w:before="0" w:after="0" w:lineRule="exact" w:line="360"/>
-              <w:jc w:val="center"/>
-            </w:pPr>
-            <w:r>
-              <w:rPr>
-                <w:rFonts w:ascii="Times New Roman" w:hAnsi="Times New Roman" w:eastAsia="標楷體"/>
-                <w:b/>
-                <w:color w:val="142850"/>
-                <w:sz w:val="24"/>
-              </w:rPr>
-              <w:t>系統規格與操作詳細說明</w:t>
-            </w:r>
-          </w:p>
-        </w:tc>
-      </w:tr>
-      <w:tr>
-        <w:trPr>
-          <w:cantSplit/>
-        </w:trPr>
-        <w:tc>
-          <w:tcPr>
-            <w:tcW w:type="dxa" w:w="2160"/>
-            <w:vAlign w:val="center"/>
-            <w:tcMar>
-              <w:top w:w="50" w:type="dxa"/>
-              <w:bottom w:w="50" w:type="dxa"/>
+              <w:top w:w="60" w:type="dxa"/>
+              <w:bottom w:w="60" w:type="dxa"/>
               <w:left w:w="80" w:type="dxa"/>
               <w:right w:w="80" w:type="dxa"/>
             </w:tcMar>
@@ -667,11 +346,11 @@
         </w:tc>
         <w:tc>
           <w:tcPr>
-            <w:tcW w:type="dxa" w:w="7200"/>
+            <w:tcW w:type="dxa" w:w="7632"/>
             <w:vAlign w:val="center"/>
             <w:tcMar>
-              <w:top w:w="50" w:type="dxa"/>
-              <w:bottom w:w="50" w:type="dxa"/>
+              <w:top w:w="60" w:type="dxa"/>
+              <w:bottom w:w="60" w:type="dxa"/>
               <w:left w:w="80" w:type="dxa"/>
               <w:right w:w="80" w:type="dxa"/>
             </w:tcMar>
@@ -689,7 +368,7 @@
                 <w:color w:val="141414"/>
                 <w:sz w:val="24"/>
               </w:rPr>
-              <w:t>家屬登入驗證介面</w:t>
+              <w:t>家屬登入</w:t>
             </w:r>
           </w:p>
         </w:tc>
@@ -700,11 +379,11 @@
         </w:trPr>
         <w:tc>
           <w:tcPr>
-            <w:tcW w:type="dxa" w:w="2160"/>
+            <w:tcW w:type="dxa" w:w="1728"/>
             <w:vAlign w:val="center"/>
             <w:tcMar>
-              <w:top w:w="50" w:type="dxa"/>
-              <w:bottom w:w="50" w:type="dxa"/>
+              <w:top w:w="60" w:type="dxa"/>
+              <w:bottom w:w="60" w:type="dxa"/>
               <w:left w:w="80" w:type="dxa"/>
               <w:right w:w="80" w:type="dxa"/>
             </w:tcMar>
@@ -722,17 +401,17 @@
                 <w:color w:val="142850"/>
                 <w:sz w:val="24"/>
               </w:rPr>
-              <w:t>適用角色</w:t>
+              <w:t>說明</w:t>
             </w:r>
           </w:p>
         </w:tc>
         <w:tc>
           <w:tcPr>
-            <w:tcW w:type="dxa" w:w="7200"/>
+            <w:tcW w:type="dxa" w:w="7632"/>
             <w:vAlign w:val="center"/>
             <w:tcMar>
-              <w:top w:w="50" w:type="dxa"/>
-              <w:bottom w:w="50" w:type="dxa"/>
+              <w:top w:w="60" w:type="dxa"/>
+              <w:bottom w:w="60" w:type="dxa"/>
               <w:left w:w="80" w:type="dxa"/>
               <w:right w:w="80" w:type="dxa"/>
             </w:tcMar>
@@ -750,219 +429,7 @@
                 <w:color w:val="141414"/>
                 <w:sz w:val="24"/>
               </w:rPr>
-              <w:t>家屬照護者</w:t>
-            </w:r>
-          </w:p>
-        </w:tc>
-      </w:tr>
-      <w:tr>
-        <w:trPr>
-          <w:cantSplit/>
-        </w:trPr>
-        <w:tc>
-          <w:tcPr>
-            <w:tcW w:type="dxa" w:w="2160"/>
-            <w:vAlign w:val="center"/>
-            <w:tcMar>
-              <w:top w:w="50" w:type="dxa"/>
-              <w:bottom w:w="50" w:type="dxa"/>
-              <w:left w:w="80" w:type="dxa"/>
-              <w:right w:w="80" w:type="dxa"/>
-            </w:tcMar>
-            <w:shd w:fill="EBF1F5"/>
-          </w:tcPr>
-          <w:p>
-            <w:pPr>
-              <w:spacing w:before="0" w:after="0" w:lineRule="exact" w:line="360"/>
-              <w:jc w:val="center"/>
-            </w:pPr>
-            <w:r>
-              <w:rPr>
-                <w:rFonts w:ascii="Times New Roman" w:hAnsi="Times New Roman" w:eastAsia="標楷體"/>
-                <w:b/>
-                <w:color w:val="142850"/>
-                <w:sz w:val="24"/>
-              </w:rPr>
-              <w:t>核心功能</w:t>
-            </w:r>
-          </w:p>
-        </w:tc>
-        <w:tc>
-          <w:tcPr>
-            <w:tcW w:type="dxa" w:w="7200"/>
-            <w:vAlign w:val="center"/>
-            <w:tcMar>
-              <w:top w:w="50" w:type="dxa"/>
-              <w:bottom w:w="50" w:type="dxa"/>
-              <w:left w:w="80" w:type="dxa"/>
-              <w:right w:w="80" w:type="dxa"/>
-            </w:tcMar>
-            <w:shd w:fill="FFFFFF"/>
-          </w:tcPr>
-          <w:p>
-            <w:pPr>
-              <w:spacing w:before="0" w:after="0" w:lineRule="exact" w:line="360"/>
-              <w:jc w:val="left"/>
-            </w:pPr>
-            <w:r>
-              <w:rPr>
-                <w:rFonts w:ascii="Times New Roman" w:hAnsi="Times New Roman" w:eastAsia="標楷體"/>
-                <w:b w:val="0"/>
-                <w:color w:val="141414"/>
-                <w:sz w:val="24"/>
-              </w:rPr>
-              <w:t>1. 帳號密碼安全驗證：支援電子信箱或手機號碼搭配安全雜湊密碼之身分驗證。</w:t>
-            </w:r>
-          </w:p>
-          <w:p>
-            <w:pPr>
-              <w:spacing w:before="0" w:after="0" w:lineRule="exact" w:line="360"/>
-              <w:jc w:val="left"/>
-            </w:pPr>
-            <w:r>
-              <w:rPr>
-                <w:rFonts w:ascii="Times New Roman" w:hAnsi="Times New Roman" w:eastAsia="標楷體"/>
-                <w:b w:val="0"/>
-                <w:color w:val="141414"/>
-                <w:sz w:val="24"/>
-              </w:rPr>
-              <w:t>2. 密碼明暗切換：提供眼睛圖示切換按鈕，防止使用者在公共場所輸入密碼時遭窺探。</w:t>
-            </w:r>
-          </w:p>
-          <w:p>
-            <w:pPr>
-              <w:spacing w:before="0" w:after="0" w:lineRule="exact" w:line="360"/>
-              <w:jc w:val="left"/>
-            </w:pPr>
-            <w:r>
-              <w:rPr>
-                <w:rFonts w:ascii="Times New Roman" w:hAnsi="Times New Roman" w:eastAsia="標楷體"/>
-                <w:b w:val="0"/>
-                <w:color w:val="141414"/>
-                <w:sz w:val="24"/>
-              </w:rPr>
-              <w:t>3. 快速通道與開發者診斷：內建快速登入通道與通訊伺服器連線狀態指示燈，便於家庭成員即時確認網路。</w:t>
-            </w:r>
-          </w:p>
-          <w:p>
-            <w:pPr>
-              <w:spacing w:before="0" w:after="0" w:lineRule="exact" w:line="360"/>
-              <w:jc w:val="left"/>
-            </w:pPr>
-            <w:r>
-              <w:rPr>
-                <w:rFonts w:ascii="Times New Roman" w:hAnsi="Times New Roman" w:eastAsia="標楷體"/>
-                <w:b w:val="0"/>
-                <w:color w:val="141414"/>
-                <w:sz w:val="24"/>
-              </w:rPr>
-              <w:t>4. 新戶註冊引導：介面下方提供「立即註冊」快捷連結，方便初次加入之家庭成員建立個人帳號。</w:t>
-            </w:r>
-          </w:p>
-        </w:tc>
-      </w:tr>
-      <w:tr>
-        <w:trPr>
-          <w:cantSplit/>
-        </w:trPr>
-        <w:tc>
-          <w:tcPr>
-            <w:tcW w:type="dxa" w:w="2160"/>
-            <w:vAlign w:val="center"/>
-            <w:tcMar>
-              <w:top w:w="50" w:type="dxa"/>
-              <w:bottom w:w="50" w:type="dxa"/>
-              <w:left w:w="80" w:type="dxa"/>
-              <w:right w:w="80" w:type="dxa"/>
-            </w:tcMar>
-            <w:shd w:fill="EBF1F5"/>
-          </w:tcPr>
-          <w:p>
-            <w:pPr>
-              <w:spacing w:before="0" w:after="0" w:lineRule="exact" w:line="360"/>
-              <w:jc w:val="center"/>
-            </w:pPr>
-            <w:r>
-              <w:rPr>
-                <w:rFonts w:ascii="Times New Roman" w:hAnsi="Times New Roman" w:eastAsia="標楷體"/>
-                <w:b/>
-                <w:color w:val="142850"/>
-                <w:sz w:val="24"/>
-              </w:rPr>
-              <w:t>操作步驟</w:t>
-            </w:r>
-          </w:p>
-        </w:tc>
-        <w:tc>
-          <w:tcPr>
-            <w:tcW w:type="dxa" w:w="7200"/>
-            <w:vAlign w:val="center"/>
-            <w:tcMar>
-              <w:top w:w="50" w:type="dxa"/>
-              <w:bottom w:w="50" w:type="dxa"/>
-              <w:left w:w="80" w:type="dxa"/>
-              <w:right w:w="80" w:type="dxa"/>
-            </w:tcMar>
-            <w:shd w:fill="FFFFFF"/>
-          </w:tcPr>
-          <w:p>
-            <w:pPr>
-              <w:spacing w:before="0" w:after="0" w:lineRule="exact" w:line="360"/>
-              <w:jc w:val="left"/>
-            </w:pPr>
-            <w:r>
-              <w:rPr>
-                <w:rFonts w:ascii="Times New Roman" w:hAnsi="Times New Roman" w:eastAsia="標楷體"/>
-                <w:b w:val="0"/>
-                <w:color w:val="141414"/>
-                <w:sz w:val="24"/>
-              </w:rPr>
-              <w:t>1. 於「Email / 手機號碼」欄位輸入已註冊之帳號資料。</w:t>
-            </w:r>
-          </w:p>
-          <w:p>
-            <w:pPr>
-              <w:spacing w:before="0" w:after="0" w:lineRule="exact" w:line="360"/>
-              <w:jc w:val="left"/>
-            </w:pPr>
-            <w:r>
-              <w:rPr>
-                <w:rFonts w:ascii="Times New Roman" w:hAnsi="Times New Roman" w:eastAsia="標楷體"/>
-                <w:b w:val="0"/>
-                <w:color w:val="141414"/>
-                <w:sz w:val="24"/>
-              </w:rPr>
-              <w:t>2. 於「密碼」欄位輸入密碼，可點擊右側眼睛圖示確認字元輸入無誤。</w:t>
-            </w:r>
-          </w:p>
-          <w:p>
-            <w:pPr>
-              <w:spacing w:before="0" w:after="0" w:lineRule="exact" w:line="360"/>
-              <w:jc w:val="left"/>
-            </w:pPr>
-            <w:r>
-              <w:rPr>
-                <w:rFonts w:ascii="Times New Roman" w:hAnsi="Times New Roman" w:eastAsia="標楷體"/>
-                <w:b w:val="0"/>
-                <w:color w:val="141414"/>
-                <w:sz w:val="24"/>
-              </w:rPr>
-              <w:t>3. 點擊橘色「登入」按鈕，系統向後端伺服器發送驗證請求，通過後自動載入長輩守護主頁。</w:t>
-            </w:r>
-          </w:p>
-          <w:p>
-            <w:pPr>
-              <w:spacing w:before="0" w:after="0" w:lineRule="exact" w:line="360"/>
-              <w:jc w:val="left"/>
-            </w:pPr>
-            <w:r>
-              <w:rPr>
-                <w:rFonts w:ascii="Times New Roman" w:hAnsi="Times New Roman" w:eastAsia="標楷體"/>
-                <w:b w:val="0"/>
-                <w:color w:val="141414"/>
-                <w:sz w:val="24"/>
-              </w:rPr>
-              <w:t>4. 初次使用尚未建立帳號之家屬，可點選下方「立即註冊」依循引導填寫基本資料。</w:t>
+              <w:t>家屬照護者於電子信箱欄位輸入帳號（例如 Boyo@uban.com），於密碼欄位輸入密碼（例如 robert20040924），可點擊右側眼睛圖示檢視字元。確認無誤後點擊「登入」按鈕，驗證成功即進入守護儀表板。新使用者亦可點擊下方「立即註冊」建立帳號。</w:t>
             </w:r>
           </w:p>
         </w:tc>
@@ -1022,7 +489,7 @@
           <w:color w:val="142850"/>
           <w:sz w:val="24"/>
         </w:rPr>
-        <w:t>圖 12-1-2 家屬帳號登入與身分驗證介面</w:t>
+        <w:t>圖 12-1-2 家屬登入</w:t>
       </w:r>
     </w:p>
     <w:p>
@@ -1038,7 +505,7 @@
           <w:color w:val="142850"/>
           <w:sz w:val="24"/>
         </w:rPr>
-        <w:t>表 12-1-3 長者初次個人檔案資料設置介面操作說明</w:t>
+        <w:t>表 12-1-3 長者初次資料設置</w:t>
       </w:r>
     </w:p>
     <w:tbl>
@@ -1062,77 +529,15 @@
       </w:tblGrid>
       <w:tr>
         <w:trPr>
-          <w:tblHeader/>
           <w:cantSplit/>
         </w:trPr>
         <w:tc>
           <w:tcPr>
-            <w:tcW w:type="dxa" w:w="2160"/>
+            <w:tcW w:type="dxa" w:w="1728"/>
             <w:vAlign w:val="center"/>
             <w:tcMar>
-              <w:top w:w="50" w:type="dxa"/>
-              <w:bottom w:w="50" w:type="dxa"/>
-              <w:left w:w="80" w:type="dxa"/>
-              <w:right w:w="80" w:type="dxa"/>
-            </w:tcMar>
-            <w:shd w:fill="D9E1F2"/>
-          </w:tcPr>
-          <w:p>
-            <w:pPr>
-              <w:spacing w:before="0" w:after="0" w:lineRule="exact" w:line="360"/>
-              <w:jc w:val="center"/>
-            </w:pPr>
-            <w:r>
-              <w:rPr>
-                <w:rFonts w:ascii="Times New Roman" w:hAnsi="Times New Roman" w:eastAsia="標楷體"/>
-                <w:b/>
-                <w:color w:val="142850"/>
-                <w:sz w:val="24"/>
-              </w:rPr>
-              <w:t>項目</w:t>
-            </w:r>
-          </w:p>
-        </w:tc>
-        <w:tc>
-          <w:tcPr>
-            <w:tcW w:type="dxa" w:w="7200"/>
-            <w:vAlign w:val="center"/>
-            <w:tcMar>
-              <w:top w:w="50" w:type="dxa"/>
-              <w:bottom w:w="50" w:type="dxa"/>
-              <w:left w:w="80" w:type="dxa"/>
-              <w:right w:w="80" w:type="dxa"/>
-            </w:tcMar>
-            <w:shd w:fill="D9E1F2"/>
-          </w:tcPr>
-          <w:p>
-            <w:pPr>
-              <w:spacing w:before="0" w:after="0" w:lineRule="exact" w:line="360"/>
-              <w:jc w:val="center"/>
-            </w:pPr>
-            <w:r>
-              <w:rPr>
-                <w:rFonts w:ascii="Times New Roman" w:hAnsi="Times New Roman" w:eastAsia="標楷體"/>
-                <w:b/>
-                <w:color w:val="142850"/>
-                <w:sz w:val="24"/>
-              </w:rPr>
-              <w:t>系統規格與操作詳細說明</w:t>
-            </w:r>
-          </w:p>
-        </w:tc>
-      </w:tr>
-      <w:tr>
-        <w:trPr>
-          <w:cantSplit/>
-        </w:trPr>
-        <w:tc>
-          <w:tcPr>
-            <w:tcW w:type="dxa" w:w="2160"/>
-            <w:vAlign w:val="center"/>
-            <w:tcMar>
-              <w:top w:w="50" w:type="dxa"/>
-              <w:bottom w:w="50" w:type="dxa"/>
+              <w:top w:w="60" w:type="dxa"/>
+              <w:bottom w:w="60" w:type="dxa"/>
               <w:left w:w="80" w:type="dxa"/>
               <w:right w:w="80" w:type="dxa"/>
             </w:tcMar>
@@ -1156,11 +561,11 @@
         </w:tc>
         <w:tc>
           <w:tcPr>
-            <w:tcW w:type="dxa" w:w="7200"/>
+            <w:tcW w:type="dxa" w:w="7632"/>
             <w:vAlign w:val="center"/>
             <w:tcMar>
-              <w:top w:w="50" w:type="dxa"/>
-              <w:bottom w:w="50" w:type="dxa"/>
+              <w:top w:w="60" w:type="dxa"/>
+              <w:bottom w:w="60" w:type="dxa"/>
               <w:left w:w="80" w:type="dxa"/>
               <w:right w:w="80" w:type="dxa"/>
             </w:tcMar>
@@ -1178,7 +583,7 @@
                 <w:color w:val="141414"/>
                 <w:sz w:val="24"/>
               </w:rPr>
-              <w:t>長者身分初次設置介面</w:t>
+              <w:t>長者初次資料設置</w:t>
             </w:r>
           </w:p>
         </w:tc>
@@ -1189,11 +594,11 @@
         </w:trPr>
         <w:tc>
           <w:tcPr>
-            <w:tcW w:type="dxa" w:w="2160"/>
+            <w:tcW w:type="dxa" w:w="1728"/>
             <w:vAlign w:val="center"/>
             <w:tcMar>
-              <w:top w:w="50" w:type="dxa"/>
-              <w:bottom w:w="50" w:type="dxa"/>
+              <w:top w:w="60" w:type="dxa"/>
+              <w:bottom w:w="60" w:type="dxa"/>
               <w:left w:w="80" w:type="dxa"/>
               <w:right w:w="80" w:type="dxa"/>
             </w:tcMar>
@@ -1211,17 +616,17 @@
                 <w:color w:val="142850"/>
                 <w:sz w:val="24"/>
               </w:rPr>
-              <w:t>適用角色</w:t>
+              <w:t>說明</w:t>
             </w:r>
           </w:p>
         </w:tc>
         <w:tc>
           <w:tcPr>
-            <w:tcW w:type="dxa" w:w="7200"/>
+            <w:tcW w:type="dxa" w:w="7632"/>
             <w:vAlign w:val="center"/>
             <w:tcMar>
-              <w:top w:w="50" w:type="dxa"/>
-              <w:bottom w:w="50" w:type="dxa"/>
+              <w:top w:w="60" w:type="dxa"/>
+              <w:bottom w:w="60" w:type="dxa"/>
               <w:left w:w="80" w:type="dxa"/>
               <w:right w:w="80" w:type="dxa"/>
             </w:tcMar>
@@ -1239,219 +644,7 @@
                 <w:color w:val="141414"/>
                 <w:sz w:val="24"/>
               </w:rPr>
-              <w:t>長者本人或協助設定之家屬</w:t>
-            </w:r>
-          </w:p>
-        </w:tc>
-      </w:tr>
-      <w:tr>
-        <w:trPr>
-          <w:cantSplit/>
-        </w:trPr>
-        <w:tc>
-          <w:tcPr>
-            <w:tcW w:type="dxa" w:w="2160"/>
-            <w:vAlign w:val="center"/>
-            <w:tcMar>
-              <w:top w:w="50" w:type="dxa"/>
-              <w:bottom w:w="50" w:type="dxa"/>
-              <w:left w:w="80" w:type="dxa"/>
-              <w:right w:w="80" w:type="dxa"/>
-            </w:tcMar>
-            <w:shd w:fill="EBF1F5"/>
-          </w:tcPr>
-          <w:p>
-            <w:pPr>
-              <w:spacing w:before="0" w:after="0" w:lineRule="exact" w:line="360"/>
-              <w:jc w:val="center"/>
-            </w:pPr>
-            <w:r>
-              <w:rPr>
-                <w:rFonts w:ascii="Times New Roman" w:hAnsi="Times New Roman" w:eastAsia="標楷體"/>
-                <w:b/>
-                <w:color w:val="142850"/>
-                <w:sz w:val="24"/>
-              </w:rPr>
-              <w:t>核心功能</w:t>
-            </w:r>
-          </w:p>
-        </w:tc>
-        <w:tc>
-          <w:tcPr>
-            <w:tcW w:type="dxa" w:w="7200"/>
-            <w:vAlign w:val="center"/>
-            <w:tcMar>
-              <w:top w:w="50" w:type="dxa"/>
-              <w:bottom w:w="50" w:type="dxa"/>
-              <w:left w:w="80" w:type="dxa"/>
-              <w:right w:w="80" w:type="dxa"/>
-            </w:tcMar>
-            <w:shd w:fill="FFFFFF"/>
-          </w:tcPr>
-          <w:p>
-            <w:pPr>
-              <w:spacing w:before="0" w:after="0" w:lineRule="exact" w:line="360"/>
-              <w:jc w:val="left"/>
-            </w:pPr>
-            <w:r>
-              <w:rPr>
-                <w:rFonts w:ascii="Times New Roman" w:hAnsi="Times New Roman" w:eastAsia="標楷體"/>
-                <w:b w:val="0"/>
-                <w:color w:val="141414"/>
-                <w:sz w:val="24"/>
-              </w:rPr>
-              <w:t>1. 直覺年齡步進器：提供大字體之加減步進按鈕，方便長輩輕鬆選定正確年齡，避免鍵盤誤觸。</w:t>
-            </w:r>
-          </w:p>
-          <w:p>
-            <w:pPr>
-              <w:spacing w:before="0" w:after="0" w:lineRule="exact" w:line="360"/>
-              <w:jc w:val="left"/>
-            </w:pPr>
-            <w:r>
-              <w:rPr>
-                <w:rFonts w:ascii="Times New Roman" w:hAnsi="Times New Roman" w:eastAsia="標楷體"/>
-                <w:b w:val="0"/>
-                <w:color w:val="141414"/>
-                <w:sz w:val="24"/>
-              </w:rPr>
-              <w:t>2. 縣市行政區聯動選單：內建台灣全島縣市與鄉鎮市區二級聯動選單，設定長輩主要居住地理區域。</w:t>
-            </w:r>
-          </w:p>
-          <w:p>
-            <w:pPr>
-              <w:spacing w:before="0" w:after="0" w:lineRule="exact" w:line="360"/>
-              <w:jc w:val="left"/>
-            </w:pPr>
-            <w:r>
-              <w:rPr>
-                <w:rFonts w:ascii="Times New Roman" w:hAnsi="Times New Roman" w:eastAsia="標楷體"/>
-                <w:b w:val="0"/>
-                <w:color w:val="141414"/>
-                <w:sz w:val="24"/>
-              </w:rPr>
-              <w:t>3. 天氣與在地化資訊連動：居住地點設定完成後，首頁將自動串接該行政區之即時氣溫與生活氣象資訊。</w:t>
-            </w:r>
-          </w:p>
-        </w:tc>
-      </w:tr>
-      <w:tr>
-        <w:trPr>
-          <w:cantSplit/>
-        </w:trPr>
-        <w:tc>
-          <w:tcPr>
-            <w:tcW w:type="dxa" w:w="2160"/>
-            <w:vAlign w:val="center"/>
-            <w:tcMar>
-              <w:top w:w="50" w:type="dxa"/>
-              <w:bottom w:w="50" w:type="dxa"/>
-              <w:left w:w="80" w:type="dxa"/>
-              <w:right w:w="80" w:type="dxa"/>
-            </w:tcMar>
-            <w:shd w:fill="EBF1F5"/>
-          </w:tcPr>
-          <w:p>
-            <w:pPr>
-              <w:spacing w:before="0" w:after="0" w:lineRule="exact" w:line="360"/>
-              <w:jc w:val="center"/>
-            </w:pPr>
-            <w:r>
-              <w:rPr>
-                <w:rFonts w:ascii="Times New Roman" w:hAnsi="Times New Roman" w:eastAsia="標楷體"/>
-                <w:b/>
-                <w:color w:val="142850"/>
-                <w:sz w:val="24"/>
-              </w:rPr>
-              <w:t>操作步驟</w:t>
-            </w:r>
-          </w:p>
-        </w:tc>
-        <w:tc>
-          <w:tcPr>
-            <w:tcW w:type="dxa" w:w="7200"/>
-            <w:vAlign w:val="center"/>
-            <w:tcMar>
-              <w:top w:w="50" w:type="dxa"/>
-              <w:bottom w:w="50" w:type="dxa"/>
-              <w:left w:w="80" w:type="dxa"/>
-              <w:right w:w="80" w:type="dxa"/>
-            </w:tcMar>
-            <w:shd w:fill="FFFFFF"/>
-          </w:tcPr>
-          <w:p>
-            <w:pPr>
-              <w:spacing w:before="0" w:after="0" w:lineRule="exact" w:line="360"/>
-              <w:jc w:val="left"/>
-            </w:pPr>
-            <w:r>
-              <w:rPr>
-                <w:rFonts w:ascii="Times New Roman" w:hAnsi="Times New Roman" w:eastAsia="標楷體"/>
-                <w:b w:val="0"/>
-                <w:color w:val="141414"/>
-                <w:sz w:val="24"/>
-              </w:rPr>
-              <w:t>1. 長者端首次啟動時，系統自動引導進入個人基本資料填寫畫面。</w:t>
-            </w:r>
-          </w:p>
-          <w:p>
-            <w:pPr>
-              <w:spacing w:before="0" w:after="0" w:lineRule="exact" w:line="360"/>
-              <w:jc w:val="left"/>
-            </w:pPr>
-            <w:r>
-              <w:rPr>
-                <w:rFonts w:ascii="Times New Roman" w:hAnsi="Times New Roman" w:eastAsia="標楷體"/>
-                <w:b w:val="0"/>
-                <w:color w:val="141414"/>
-                <w:sz w:val="24"/>
-              </w:rPr>
-              <w:t>2. 點選「性別」區塊選取生理性別（男 / 女）。</w:t>
-            </w:r>
-          </w:p>
-          <w:p>
-            <w:pPr>
-              <w:spacing w:before="0" w:after="0" w:lineRule="exact" w:line="360"/>
-              <w:jc w:val="left"/>
-            </w:pPr>
-            <w:r>
-              <w:rPr>
-                <w:rFonts w:ascii="Times New Roman" w:hAnsi="Times New Roman" w:eastAsia="標楷體"/>
-                <w:b w:val="0"/>
-                <w:color w:val="141414"/>
-                <w:sz w:val="24"/>
-              </w:rPr>
-              <w:t>3. 透過「年齡」欄位兩側之「＋」與「－」大型按鈕，調整為長輩之實際歲數。</w:t>
-            </w:r>
-          </w:p>
-          <w:p>
-            <w:pPr>
-              <w:spacing w:before="0" w:after="0" w:lineRule="exact" w:line="360"/>
-              <w:jc w:val="left"/>
-            </w:pPr>
-            <w:r>
-              <w:rPr>
-                <w:rFonts w:ascii="Times New Roman" w:hAnsi="Times New Roman" w:eastAsia="標楷體"/>
-                <w:b w:val="0"/>
-                <w:color w:val="141414"/>
-                <w:sz w:val="24"/>
-              </w:rPr>
-              <w:t>4. 於下拉式選單選取目前居住之「縣市」與「行政區」（例如：台北市中正區）。</w:t>
-            </w:r>
-          </w:p>
-          <w:p>
-            <w:pPr>
-              <w:spacing w:before="0" w:after="0" w:lineRule="exact" w:line="360"/>
-              <w:jc w:val="left"/>
-            </w:pPr>
-            <w:r>
-              <w:rPr>
-                <w:rFonts w:ascii="Times New Roman" w:hAnsi="Times New Roman" w:eastAsia="標楷體"/>
-                <w:b w:val="0"/>
-                <w:color w:val="141414"/>
-                <w:sz w:val="24"/>
-              </w:rPr>
-              <w:t>5. 確認資料無誤後，點擊「完成並開始使用」按鈕，進入長者生活主畫面。</w:t>
+              <w:t>長者端首次啟用時，系統自動引導建立基本檔案。長輩或協助設定之家屬選取性別、透過「＋」「－」按鈕設定長者年齡，並於下拉選單選取長輩實際居住之縣市與行政區。點擊「完成並開始使用」後，系統將自動連動在地氣溫與生活氣象資訊。</w:t>
             </w:r>
           </w:p>
         </w:tc>
@@ -1511,7 +704,7 @@
           <w:color w:val="142850"/>
           <w:sz w:val="24"/>
         </w:rPr>
-        <w:t>圖 12-1-3 長者初次個人檔案資料設置介面</w:t>
+        <w:t>圖 12-1-3 長者初次資料設置</w:t>
       </w:r>
     </w:p>
     <w:p>
@@ -1536,7 +729,7 @@
           <w:color w:val="143C6E"/>
           <w:sz w:val="28"/>
         </w:rPr>
-        <w:t>12-2 長者端使用手冊</w:t>
+        <w:t>12-2 長者專用端使用手冊</w:t>
       </w:r>
     </w:p>
     <w:p>
@@ -1551,7 +744,7 @@
           <w:color w:val="1E1E1E"/>
           <w:sz w:val="24"/>
         </w:rPr>
-        <w:t>長者端介面專為銀髮長輩量身設計，全方位落實無障礙人機互動準則。畫面全面採用特大字體、高對比柔和色彩、直覺圖像卡片與全域無阻礙導覽設計，徹底去除繁雜之深層選單。功能涵蓋長者生活最核心之生活儀表板、節氣農民曆、語音新聞朗讀、親友大頭像快捷撥號、生活圈祝福互動、雙語 AI 語音陪伴小助理、手繪萌寵小豬互動舞台與步數能量兌換、阿公阿嬤全域安心救生圈、一鍵 SOS 緊急通報、雙向高畫質視訊通話以及專屬安全配對碼展示，讓長輩在無壓力的科技環境中享受全天候陪伴與守護。</w:t>
+        <w:t>長者專用端介面專為銀髮長輩量身設計，全方位落實無障礙人機互動準則。畫面全面採用特大字體、高對比柔和色彩、直覺圖像卡片與全域無阻礙導覽設計，徹底去除繁雜之深層選單。功能涵蓋長者生活儀表板、節氣養生農民曆、語音聽新聞與好文、親友大頭像快捷通話、熟齡生活圈與親友動態、雙語 AI 語音生活陪伴、手繪萌寵小豬互動舞台與個人步數、阿公阿嬤全域安心救生圈、一鍵 SOS 緊急求援、雙向高畫質視訊通話以及專屬安全配對碼展示，讓長輩在無壓力的科技環境中享受全天候陪伴與守護。</w:t>
       </w:r>
     </w:p>
     <w:p>
@@ -1567,7 +760,7 @@
           <w:color w:val="142850"/>
           <w:sz w:val="24"/>
         </w:rPr>
-        <w:t>表 12-2-1 長者生活儀表板首頁介面操作說明</w:t>
+        <w:t>表 12-2-1 長者生活主畫面</w:t>
       </w:r>
     </w:p>
     <w:tbl>
@@ -1591,77 +784,15 @@
       </w:tblGrid>
       <w:tr>
         <w:trPr>
-          <w:tblHeader/>
           <w:cantSplit/>
         </w:trPr>
         <w:tc>
           <w:tcPr>
-            <w:tcW w:type="dxa" w:w="2160"/>
+            <w:tcW w:type="dxa" w:w="1728"/>
             <w:vAlign w:val="center"/>
             <w:tcMar>
-              <w:top w:w="50" w:type="dxa"/>
-              <w:bottom w:w="50" w:type="dxa"/>
-              <w:left w:w="80" w:type="dxa"/>
-              <w:right w:w="80" w:type="dxa"/>
-            </w:tcMar>
-            <w:shd w:fill="D9E1F2"/>
-          </w:tcPr>
-          <w:p>
-            <w:pPr>
-              <w:spacing w:before="0" w:after="0" w:lineRule="exact" w:line="360"/>
-              <w:jc w:val="center"/>
-            </w:pPr>
-            <w:r>
-              <w:rPr>
-                <w:rFonts w:ascii="Times New Roman" w:hAnsi="Times New Roman" w:eastAsia="標楷體"/>
-                <w:b/>
-                <w:color w:val="142850"/>
-                <w:sz w:val="24"/>
-              </w:rPr>
-              <w:t>項目</w:t>
-            </w:r>
-          </w:p>
-        </w:tc>
-        <w:tc>
-          <w:tcPr>
-            <w:tcW w:type="dxa" w:w="7200"/>
-            <w:vAlign w:val="center"/>
-            <w:tcMar>
-              <w:top w:w="50" w:type="dxa"/>
-              <w:bottom w:w="50" w:type="dxa"/>
-              <w:left w:w="80" w:type="dxa"/>
-              <w:right w:w="80" w:type="dxa"/>
-            </w:tcMar>
-            <w:shd w:fill="D9E1F2"/>
-          </w:tcPr>
-          <w:p>
-            <w:pPr>
-              <w:spacing w:before="0" w:after="0" w:lineRule="exact" w:line="360"/>
-              <w:jc w:val="center"/>
-            </w:pPr>
-            <w:r>
-              <w:rPr>
-                <w:rFonts w:ascii="Times New Roman" w:hAnsi="Times New Roman" w:eastAsia="標楷體"/>
-                <w:b/>
-                <w:color w:val="142850"/>
-                <w:sz w:val="24"/>
-              </w:rPr>
-              <w:t>系統規格與操作詳細說明</w:t>
-            </w:r>
-          </w:p>
-        </w:tc>
-      </w:tr>
-      <w:tr>
-        <w:trPr>
-          <w:cantSplit/>
-        </w:trPr>
-        <w:tc>
-          <w:tcPr>
-            <w:tcW w:type="dxa" w:w="2160"/>
-            <w:vAlign w:val="center"/>
-            <w:tcMar>
-              <w:top w:w="50" w:type="dxa"/>
-              <w:bottom w:w="50" w:type="dxa"/>
+              <w:top w:w="60" w:type="dxa"/>
+              <w:bottom w:w="60" w:type="dxa"/>
               <w:left w:w="80" w:type="dxa"/>
               <w:right w:w="80" w:type="dxa"/>
             </w:tcMar>
@@ -1685,11 +816,11 @@
         </w:tc>
         <w:tc>
           <w:tcPr>
-            <w:tcW w:type="dxa" w:w="7200"/>
+            <w:tcW w:type="dxa" w:w="7632"/>
             <w:vAlign w:val="center"/>
             <w:tcMar>
-              <w:top w:w="50" w:type="dxa"/>
-              <w:bottom w:w="50" w:type="dxa"/>
+              <w:top w:w="60" w:type="dxa"/>
+              <w:bottom w:w="60" w:type="dxa"/>
               <w:left w:w="80" w:type="dxa"/>
               <w:right w:w="80" w:type="dxa"/>
             </w:tcMar>
@@ -1707,7 +838,7 @@
                 <w:color w:val="141414"/>
                 <w:sz w:val="24"/>
               </w:rPr>
-              <w:t>長者大字生活儀表板</w:t>
+              <w:t>長者生活主畫面</w:t>
             </w:r>
           </w:p>
         </w:tc>
@@ -1718,11 +849,11 @@
         </w:trPr>
         <w:tc>
           <w:tcPr>
-            <w:tcW w:type="dxa" w:w="2160"/>
+            <w:tcW w:type="dxa" w:w="1728"/>
             <w:vAlign w:val="center"/>
             <w:tcMar>
-              <w:top w:w="50" w:type="dxa"/>
-              <w:bottom w:w="50" w:type="dxa"/>
+              <w:top w:w="60" w:type="dxa"/>
+              <w:bottom w:w="60" w:type="dxa"/>
               <w:left w:w="80" w:type="dxa"/>
               <w:right w:w="80" w:type="dxa"/>
             </w:tcMar>
@@ -1740,17 +871,17 @@
                 <w:color w:val="142850"/>
                 <w:sz w:val="24"/>
               </w:rPr>
-              <w:t>適用角色</w:t>
+              <w:t>說明</w:t>
             </w:r>
           </w:p>
         </w:tc>
         <w:tc>
           <w:tcPr>
-            <w:tcW w:type="dxa" w:w="7200"/>
+            <w:tcW w:type="dxa" w:w="7632"/>
             <w:vAlign w:val="center"/>
             <w:tcMar>
-              <w:top w:w="50" w:type="dxa"/>
-              <w:bottom w:w="50" w:type="dxa"/>
+              <w:top w:w="60" w:type="dxa"/>
+              <w:bottom w:w="60" w:type="dxa"/>
               <w:left w:w="80" w:type="dxa"/>
               <w:right w:w="80" w:type="dxa"/>
             </w:tcMar>
@@ -1768,219 +899,7 @@
                 <w:color w:val="141414"/>
                 <w:sz w:val="24"/>
               </w:rPr>
-              <w:t>長者</w:t>
-            </w:r>
-          </w:p>
-        </w:tc>
-      </w:tr>
-      <w:tr>
-        <w:trPr>
-          <w:cantSplit/>
-        </w:trPr>
-        <w:tc>
-          <w:tcPr>
-            <w:tcW w:type="dxa" w:w="2160"/>
-            <w:vAlign w:val="center"/>
-            <w:tcMar>
-              <w:top w:w="50" w:type="dxa"/>
-              <w:bottom w:w="50" w:type="dxa"/>
-              <w:left w:w="80" w:type="dxa"/>
-              <w:right w:w="80" w:type="dxa"/>
-            </w:tcMar>
-            <w:shd w:fill="EBF1F5"/>
-          </w:tcPr>
-          <w:p>
-            <w:pPr>
-              <w:spacing w:before="0" w:after="0" w:lineRule="exact" w:line="360"/>
-              <w:jc w:val="center"/>
-            </w:pPr>
-            <w:r>
-              <w:rPr>
-                <w:rFonts w:ascii="Times New Roman" w:hAnsi="Times New Roman" w:eastAsia="標楷體"/>
-                <w:b/>
-                <w:color w:val="142850"/>
-                <w:sz w:val="24"/>
-              </w:rPr>
-              <w:t>核心功能</w:t>
-            </w:r>
-          </w:p>
-        </w:tc>
-        <w:tc>
-          <w:tcPr>
-            <w:tcW w:type="dxa" w:w="7200"/>
-            <w:vAlign w:val="center"/>
-            <w:tcMar>
-              <w:top w:w="50" w:type="dxa"/>
-              <w:bottom w:w="50" w:type="dxa"/>
-              <w:left w:w="80" w:type="dxa"/>
-              <w:right w:w="80" w:type="dxa"/>
-            </w:tcMar>
-            <w:shd w:fill="FFFFFF"/>
-          </w:tcPr>
-          <w:p>
-            <w:pPr>
-              <w:spacing w:before="0" w:after="0" w:lineRule="exact" w:line="360"/>
-              <w:jc w:val="left"/>
-            </w:pPr>
-            <w:r>
-              <w:rPr>
-                <w:rFonts w:ascii="Times New Roman" w:hAnsi="Times New Roman" w:eastAsia="標楷體"/>
-                <w:b w:val="0"/>
-                <w:color w:val="141414"/>
-                <w:sz w:val="24"/>
-              </w:rPr>
-              <w:t>1. 國曆農曆即時同步：以超大清晰字體呈現當前日期、星期、時間與傳統農曆干支節氣。</w:t>
-            </w:r>
-          </w:p>
-          <w:p>
-            <w:pPr>
-              <w:spacing w:before="0" w:after="0" w:lineRule="exact" w:line="360"/>
-              <w:jc w:val="left"/>
-            </w:pPr>
-            <w:r>
-              <w:rPr>
-                <w:rFonts w:ascii="Times New Roman" w:hAnsi="Times New Roman" w:eastAsia="標楷體"/>
-                <w:b w:val="0"/>
-                <w:color w:val="141414"/>
-                <w:sz w:val="24"/>
-              </w:rPr>
-              <w:t>2. 智慧天氣狀態卡：顯示目前居住地之即時氣溫、降雨機率與出門穿著叮嚀。</w:t>
-            </w:r>
-          </w:p>
-          <w:p>
-            <w:pPr>
-              <w:spacing w:before="0" w:after="0" w:lineRule="exact" w:line="360"/>
-              <w:jc w:val="left"/>
-            </w:pPr>
-            <w:r>
-              <w:rPr>
-                <w:rFonts w:ascii="Times New Roman" w:hAnsi="Times New Roman" w:eastAsia="標楷體"/>
-                <w:b w:val="0"/>
-                <w:color w:val="141414"/>
-                <w:sz w:val="24"/>
-              </w:rPr>
-              <w:t>3. 語音頭條新聞預覽：即時推播當日精選要聞，點擊即可由 AI 語音為長輩全文朗讀。</w:t>
-            </w:r>
-          </w:p>
-          <w:p>
-            <w:pPr>
-              <w:spacing w:before="0" w:after="0" w:lineRule="exact" w:line="360"/>
-              <w:jc w:val="left"/>
-            </w:pPr>
-            <w:r>
-              <w:rPr>
-                <w:rFonts w:ascii="Times New Roman" w:hAnsi="Times New Roman" w:eastAsia="標楷體"/>
-                <w:b w:val="0"/>
-                <w:color w:val="141414"/>
-                <w:sz w:val="24"/>
-              </w:rPr>
-              <w:t>4. 節氣農民曆快捷卡片：提供傳統農事節令、每日吉凶宜忌資訊之快捷入口。</w:t>
-            </w:r>
-          </w:p>
-        </w:tc>
-      </w:tr>
-      <w:tr>
-        <w:trPr>
-          <w:cantSplit/>
-        </w:trPr>
-        <w:tc>
-          <w:tcPr>
-            <w:tcW w:type="dxa" w:w="2160"/>
-            <w:vAlign w:val="center"/>
-            <w:tcMar>
-              <w:top w:w="50" w:type="dxa"/>
-              <w:bottom w:w="50" w:type="dxa"/>
-              <w:left w:w="80" w:type="dxa"/>
-              <w:right w:w="80" w:type="dxa"/>
-            </w:tcMar>
-            <w:shd w:fill="EBF1F5"/>
-          </w:tcPr>
-          <w:p>
-            <w:pPr>
-              <w:spacing w:before="0" w:after="0" w:lineRule="exact" w:line="360"/>
-              <w:jc w:val="center"/>
-            </w:pPr>
-            <w:r>
-              <w:rPr>
-                <w:rFonts w:ascii="Times New Roman" w:hAnsi="Times New Roman" w:eastAsia="標楷體"/>
-                <w:b/>
-                <w:color w:val="142850"/>
-                <w:sz w:val="24"/>
-              </w:rPr>
-              <w:t>操作步驟</w:t>
-            </w:r>
-          </w:p>
-        </w:tc>
-        <w:tc>
-          <w:tcPr>
-            <w:tcW w:type="dxa" w:w="7200"/>
-            <w:vAlign w:val="center"/>
-            <w:tcMar>
-              <w:top w:w="50" w:type="dxa"/>
-              <w:bottom w:w="50" w:type="dxa"/>
-              <w:left w:w="80" w:type="dxa"/>
-              <w:right w:w="80" w:type="dxa"/>
-            </w:tcMar>
-            <w:shd w:fill="FFFFFF"/>
-          </w:tcPr>
-          <w:p>
-            <w:pPr>
-              <w:spacing w:before="0" w:after="0" w:lineRule="exact" w:line="360"/>
-              <w:jc w:val="left"/>
-            </w:pPr>
-            <w:r>
-              <w:rPr>
-                <w:rFonts w:ascii="Times New Roman" w:hAnsi="Times New Roman" w:eastAsia="標楷體"/>
-                <w:b w:val="0"/>
-                <w:color w:val="141414"/>
-                <w:sz w:val="24"/>
-              </w:rPr>
-              <w:t>1. 開啟長者端，底部預設停留在第一個首頁圖示（房屋符號）。</w:t>
-            </w:r>
-          </w:p>
-          <w:p>
-            <w:pPr>
-              <w:spacing w:before="0" w:after="0" w:lineRule="exact" w:line="360"/>
-              <w:jc w:val="left"/>
-            </w:pPr>
-            <w:r>
-              <w:rPr>
-                <w:rFonts w:ascii="Times New Roman" w:hAnsi="Times New Roman" w:eastAsia="標楷體"/>
-                <w:b w:val="0"/>
-                <w:color w:val="141414"/>
-                <w:sz w:val="24"/>
-              </w:rPr>
-              <w:t>2. 長輩可於畫面頂部一眼看清當天之幾月幾日與農曆吉日。</w:t>
-            </w:r>
-          </w:p>
-          <w:p>
-            <w:pPr>
-              <w:spacing w:before="0" w:after="0" w:lineRule="exact" w:line="360"/>
-              <w:jc w:val="left"/>
-            </w:pPr>
-            <w:r>
-              <w:rPr>
-                <w:rFonts w:ascii="Times New Roman" w:hAnsi="Times New Roman" w:eastAsia="標楷體"/>
-                <w:b w:val="0"/>
-                <w:color w:val="141414"/>
-                <w:sz w:val="24"/>
-              </w:rPr>
-              <w:t>3. 檢視中間之氣候卡片了解今日氣溫，點選「今日新聞」卡片即可啟動朗讀播放器聆聽新聞。</w:t>
-            </w:r>
-          </w:p>
-          <w:p>
-            <w:pPr>
-              <w:spacing w:before="0" w:after="0" w:lineRule="exact" w:line="360"/>
-              <w:jc w:val="left"/>
-            </w:pPr>
-            <w:r>
-              <w:rPr>
-                <w:rFonts w:ascii="Times New Roman" w:hAnsi="Times New Roman" w:eastAsia="標楷體"/>
-                <w:b w:val="0"/>
-                <w:color w:val="141414"/>
-                <w:sz w:val="24"/>
-              </w:rPr>
-              <w:t>4. 點選「農民曆」卡片可查看今日黃曆宜忌與生肖運勢解說。</w:t>
+              <w:t>長者端首頁頂部以超大字體呈現今日國曆、農曆日期、星期與即時時間。畫面上方提供居住地即時氣溫與生活氣象叮嚀，中間為精選頭條新聞卡片，點擊即可由 AI 語音為長輩全文朗讀。點擊下方「節氣農民曆」卡片即可查看今日吉凶宜忌與養生指引。</w:t>
             </w:r>
           </w:p>
         </w:tc>
@@ -2040,7 +959,7 @@
           <w:color w:val="142850"/>
           <w:sz w:val="24"/>
         </w:rPr>
-        <w:t>圖 12-2-1 長者生活儀表板首頁介面</w:t>
+        <w:t>圖 12-2-1 長者生活主畫面</w:t>
       </w:r>
     </w:p>
     <w:p>
@@ -2056,7 +975,7 @@
           <w:color w:val="142850"/>
           <w:sz w:val="24"/>
         </w:rPr>
-        <w:t>表 12-2-2 長者農民曆與節氣日常指引介面操作說明</w:t>
+        <w:t>表 12-2-2 節氣養生農民曆</w:t>
       </w:r>
     </w:p>
     <w:tbl>
@@ -2080,77 +999,15 @@
       </w:tblGrid>
       <w:tr>
         <w:trPr>
-          <w:tblHeader/>
           <w:cantSplit/>
         </w:trPr>
         <w:tc>
           <w:tcPr>
-            <w:tcW w:type="dxa" w:w="2160"/>
+            <w:tcW w:type="dxa" w:w="1728"/>
             <w:vAlign w:val="center"/>
             <w:tcMar>
-              <w:top w:w="50" w:type="dxa"/>
-              <w:bottom w:w="50" w:type="dxa"/>
-              <w:left w:w="80" w:type="dxa"/>
-              <w:right w:w="80" w:type="dxa"/>
-            </w:tcMar>
-            <w:shd w:fill="D9E1F2"/>
-          </w:tcPr>
-          <w:p>
-            <w:pPr>
-              <w:spacing w:before="0" w:after="0" w:lineRule="exact" w:line="360"/>
-              <w:jc w:val="center"/>
-            </w:pPr>
-            <w:r>
-              <w:rPr>
-                <w:rFonts w:ascii="Times New Roman" w:hAnsi="Times New Roman" w:eastAsia="標楷體"/>
-                <w:b/>
-                <w:color w:val="142850"/>
-                <w:sz w:val="24"/>
-              </w:rPr>
-              <w:t>項目</w:t>
-            </w:r>
-          </w:p>
-        </w:tc>
-        <w:tc>
-          <w:tcPr>
-            <w:tcW w:type="dxa" w:w="7200"/>
-            <w:vAlign w:val="center"/>
-            <w:tcMar>
-              <w:top w:w="50" w:type="dxa"/>
-              <w:bottom w:w="50" w:type="dxa"/>
-              <w:left w:w="80" w:type="dxa"/>
-              <w:right w:w="80" w:type="dxa"/>
-            </w:tcMar>
-            <w:shd w:fill="D9E1F2"/>
-          </w:tcPr>
-          <w:p>
-            <w:pPr>
-              <w:spacing w:before="0" w:after="0" w:lineRule="exact" w:line="360"/>
-              <w:jc w:val="center"/>
-            </w:pPr>
-            <w:r>
-              <w:rPr>
-                <w:rFonts w:ascii="Times New Roman" w:hAnsi="Times New Roman" w:eastAsia="標楷體"/>
-                <w:b/>
-                <w:color w:val="142850"/>
-                <w:sz w:val="24"/>
-              </w:rPr>
-              <w:t>系統規格與操作詳細說明</w:t>
-            </w:r>
-          </w:p>
-        </w:tc>
-      </w:tr>
-      <w:tr>
-        <w:trPr>
-          <w:cantSplit/>
-        </w:trPr>
-        <w:tc>
-          <w:tcPr>
-            <w:tcW w:type="dxa" w:w="2160"/>
-            <w:vAlign w:val="center"/>
-            <w:tcMar>
-              <w:top w:w="50" w:type="dxa"/>
-              <w:bottom w:w="50" w:type="dxa"/>
+              <w:top w:w="60" w:type="dxa"/>
+              <w:bottom w:w="60" w:type="dxa"/>
               <w:left w:w="80" w:type="dxa"/>
               <w:right w:w="80" w:type="dxa"/>
             </w:tcMar>
@@ -2174,11 +1031,11 @@
         </w:tc>
         <w:tc>
           <w:tcPr>
-            <w:tcW w:type="dxa" w:w="7200"/>
+            <w:tcW w:type="dxa" w:w="7632"/>
             <w:vAlign w:val="center"/>
             <w:tcMar>
-              <w:top w:w="50" w:type="dxa"/>
-              <w:bottom w:w="50" w:type="dxa"/>
+              <w:top w:w="60" w:type="dxa"/>
+              <w:bottom w:w="60" w:type="dxa"/>
               <w:left w:w="80" w:type="dxa"/>
               <w:right w:w="80" w:type="dxa"/>
             </w:tcMar>
@@ -2196,7 +1053,7 @@
                 <w:color w:val="141414"/>
                 <w:sz w:val="24"/>
               </w:rPr>
-              <w:t>節氣農民曆專頁</w:t>
+              <w:t>節氣養生農民曆</w:t>
             </w:r>
           </w:p>
         </w:tc>
@@ -2207,11 +1064,11 @@
         </w:trPr>
         <w:tc>
           <w:tcPr>
-            <w:tcW w:type="dxa" w:w="2160"/>
+            <w:tcW w:type="dxa" w:w="1728"/>
             <w:vAlign w:val="center"/>
             <w:tcMar>
-              <w:top w:w="50" w:type="dxa"/>
-              <w:bottom w:w="50" w:type="dxa"/>
+              <w:top w:w="60" w:type="dxa"/>
+              <w:bottom w:w="60" w:type="dxa"/>
               <w:left w:w="80" w:type="dxa"/>
               <w:right w:w="80" w:type="dxa"/>
             </w:tcMar>
@@ -2229,17 +1086,17 @@
                 <w:color w:val="142850"/>
                 <w:sz w:val="24"/>
               </w:rPr>
-              <w:t>適用角色</w:t>
+              <w:t>說明</w:t>
             </w:r>
           </w:p>
         </w:tc>
         <w:tc>
           <w:tcPr>
-            <w:tcW w:type="dxa" w:w="7200"/>
+            <w:tcW w:type="dxa" w:w="7632"/>
             <w:vAlign w:val="center"/>
             <w:tcMar>
-              <w:top w:w="50" w:type="dxa"/>
-              <w:bottom w:w="50" w:type="dxa"/>
+              <w:top w:w="60" w:type="dxa"/>
+              <w:bottom w:w="60" w:type="dxa"/>
               <w:left w:w="80" w:type="dxa"/>
               <w:right w:w="80" w:type="dxa"/>
             </w:tcMar>
@@ -2257,219 +1114,7 @@
                 <w:color w:val="141414"/>
                 <w:sz w:val="24"/>
               </w:rPr>
-              <w:t>長者</w:t>
-            </w:r>
-          </w:p>
-        </w:tc>
-      </w:tr>
-      <w:tr>
-        <w:trPr>
-          <w:cantSplit/>
-        </w:trPr>
-        <w:tc>
-          <w:tcPr>
-            <w:tcW w:type="dxa" w:w="2160"/>
-            <w:vAlign w:val="center"/>
-            <w:tcMar>
-              <w:top w:w="50" w:type="dxa"/>
-              <w:bottom w:w="50" w:type="dxa"/>
-              <w:left w:w="80" w:type="dxa"/>
-              <w:right w:w="80" w:type="dxa"/>
-            </w:tcMar>
-            <w:shd w:fill="EBF1F5"/>
-          </w:tcPr>
-          <w:p>
-            <w:pPr>
-              <w:spacing w:before="0" w:after="0" w:lineRule="exact" w:line="360"/>
-              <w:jc w:val="center"/>
-            </w:pPr>
-            <w:r>
-              <w:rPr>
-                <w:rFonts w:ascii="Times New Roman" w:hAnsi="Times New Roman" w:eastAsia="標楷體"/>
-                <w:b/>
-                <w:color w:val="142850"/>
-                <w:sz w:val="24"/>
-              </w:rPr>
-              <w:t>核心功能</w:t>
-            </w:r>
-          </w:p>
-        </w:tc>
-        <w:tc>
-          <w:tcPr>
-            <w:tcW w:type="dxa" w:w="7200"/>
-            <w:vAlign w:val="center"/>
-            <w:tcMar>
-              <w:top w:w="50" w:type="dxa"/>
-              <w:bottom w:w="50" w:type="dxa"/>
-              <w:left w:w="80" w:type="dxa"/>
-              <w:right w:w="80" w:type="dxa"/>
-            </w:tcMar>
-            <w:shd w:fill="FFFFFF"/>
-          </w:tcPr>
-          <w:p>
-            <w:pPr>
-              <w:spacing w:before="0" w:after="0" w:lineRule="exact" w:line="360"/>
-              <w:jc w:val="left"/>
-            </w:pPr>
-            <w:r>
-              <w:rPr>
-                <w:rFonts w:ascii="Times New Roman" w:hAnsi="Times New Roman" w:eastAsia="標楷體"/>
-                <w:b w:val="0"/>
-                <w:color w:val="141414"/>
-                <w:sz w:val="24"/>
-              </w:rPr>
-              <w:t>1. 每日干支吉凶解說：呈現當日天干地支、五行納音、吉神方位（財神、喜神）。</w:t>
-            </w:r>
-          </w:p>
-          <w:p>
-            <w:pPr>
-              <w:spacing w:before="0" w:after="0" w:lineRule="exact" w:line="360"/>
-              <w:jc w:val="left"/>
-            </w:pPr>
-            <w:r>
-              <w:rPr>
-                <w:rFonts w:ascii="Times New Roman" w:hAnsi="Times New Roman" w:eastAsia="標楷體"/>
-                <w:b w:val="0"/>
-                <w:color w:val="141414"/>
-                <w:sz w:val="24"/>
-              </w:rPr>
-              <w:t>2. 傳統生活宜忌看板：以高對比紅綠標籤列出每日「宜」（出行、納財）與「忌」（動土、安葬）。</w:t>
-            </w:r>
-          </w:p>
-          <w:p>
-            <w:pPr>
-              <w:spacing w:before="0" w:after="0" w:lineRule="exact" w:line="360"/>
-              <w:jc w:val="left"/>
-            </w:pPr>
-            <w:r>
-              <w:rPr>
-                <w:rFonts w:ascii="Times New Roman" w:hAnsi="Times New Roman" w:eastAsia="標楷體"/>
-                <w:b w:val="0"/>
-                <w:color w:val="141414"/>
-                <w:sz w:val="24"/>
-              </w:rPr>
-              <w:t>3. 二十四節氣養生提示：根據當季節氣（如秋分、寒露）提供對應之銀髮養生飲食與生活指引。</w:t>
-            </w:r>
-          </w:p>
-          <w:p>
-            <w:pPr>
-              <w:spacing w:before="0" w:after="0" w:lineRule="exact" w:line="360"/>
-              <w:jc w:val="left"/>
-            </w:pPr>
-            <w:r>
-              <w:rPr>
-                <w:rFonts w:ascii="Times New Roman" w:hAnsi="Times New Roman" w:eastAsia="標楷體"/>
-                <w:b w:val="0"/>
-                <w:color w:val="141414"/>
-                <w:sz w:val="24"/>
-              </w:rPr>
-              <w:t>4. 語音朗讀輔助：提供喇叭按鈕，長輩可點擊讓系統語音朗讀今日農民曆內容。</w:t>
-            </w:r>
-          </w:p>
-        </w:tc>
-      </w:tr>
-      <w:tr>
-        <w:trPr>
-          <w:cantSplit/>
-        </w:trPr>
-        <w:tc>
-          <w:tcPr>
-            <w:tcW w:type="dxa" w:w="2160"/>
-            <w:vAlign w:val="center"/>
-            <w:tcMar>
-              <w:top w:w="50" w:type="dxa"/>
-              <w:bottom w:w="50" w:type="dxa"/>
-              <w:left w:w="80" w:type="dxa"/>
-              <w:right w:w="80" w:type="dxa"/>
-            </w:tcMar>
-            <w:shd w:fill="EBF1F5"/>
-          </w:tcPr>
-          <w:p>
-            <w:pPr>
-              <w:spacing w:before="0" w:after="0" w:lineRule="exact" w:line="360"/>
-              <w:jc w:val="center"/>
-            </w:pPr>
-            <w:r>
-              <w:rPr>
-                <w:rFonts w:ascii="Times New Roman" w:hAnsi="Times New Roman" w:eastAsia="標楷體"/>
-                <w:b/>
-                <w:color w:val="142850"/>
-                <w:sz w:val="24"/>
-              </w:rPr>
-              <w:t>操作步驟</w:t>
-            </w:r>
-          </w:p>
-        </w:tc>
-        <w:tc>
-          <w:tcPr>
-            <w:tcW w:type="dxa" w:w="7200"/>
-            <w:vAlign w:val="center"/>
-            <w:tcMar>
-              <w:top w:w="50" w:type="dxa"/>
-              <w:bottom w:w="50" w:type="dxa"/>
-              <w:left w:w="80" w:type="dxa"/>
-              <w:right w:w="80" w:type="dxa"/>
-            </w:tcMar>
-            <w:shd w:fill="FFFFFF"/>
-          </w:tcPr>
-          <w:p>
-            <w:pPr>
-              <w:spacing w:before="0" w:after="0" w:lineRule="exact" w:line="360"/>
-              <w:jc w:val="left"/>
-            </w:pPr>
-            <w:r>
-              <w:rPr>
-                <w:rFonts w:ascii="Times New Roman" w:hAnsi="Times New Roman" w:eastAsia="標楷體"/>
-                <w:b w:val="0"/>
-                <w:color w:val="141414"/>
-                <w:sz w:val="24"/>
-              </w:rPr>
-              <w:t>1. 於長者首頁點選「節氣農民曆」卡片進入專頁。</w:t>
-            </w:r>
-          </w:p>
-          <w:p>
-            <w:pPr>
-              <w:spacing w:before="0" w:after="0" w:lineRule="exact" w:line="360"/>
-              <w:jc w:val="left"/>
-            </w:pPr>
-            <w:r>
-              <w:rPr>
-                <w:rFonts w:ascii="Times New Roman" w:hAnsi="Times New Roman" w:eastAsia="標楷體"/>
-                <w:b w:val="0"/>
-                <w:color w:val="141414"/>
-                <w:sz w:val="24"/>
-              </w:rPr>
-              <w:t>2. 瀏覽今日之宜忌事項與沖煞生肖提示。</w:t>
-            </w:r>
-          </w:p>
-          <w:p>
-            <w:pPr>
-              <w:spacing w:before="0" w:after="0" w:lineRule="exact" w:line="360"/>
-              <w:jc w:val="left"/>
-            </w:pPr>
-            <w:r>
-              <w:rPr>
-                <w:rFonts w:ascii="Times New Roman" w:hAnsi="Times New Roman" w:eastAsia="標楷體"/>
-                <w:b w:val="0"/>
-                <w:color w:val="141414"/>
-                <w:sz w:val="24"/>
-              </w:rPr>
-              <w:t>3. 若視覺閱讀吃力，點擊右上角「語音播報」按鈕，系統將自動以語音唸出農民曆精華。</w:t>
-            </w:r>
-          </w:p>
-          <w:p>
-            <w:pPr>
-              <w:spacing w:before="0" w:after="0" w:lineRule="exact" w:line="360"/>
-              <w:jc w:val="left"/>
-            </w:pPr>
-            <w:r>
-              <w:rPr>
-                <w:rFonts w:ascii="Times New Roman" w:hAnsi="Times New Roman" w:eastAsia="標楷體"/>
-                <w:b w:val="0"/>
-                <w:color w:val="141414"/>
-                <w:sz w:val="24"/>
-              </w:rPr>
-              <w:t>4. 點擊頂部返回箭頭即可返回長者首頁。</w:t>
+              <w:t>於長者首頁點選「節氣農民曆」卡片進入專頁，長輩可清楚瀏覽當今天干地支、五行納音、吉神方位與生肖沖煞資訊。畫面以高對比紅綠標籤展示每日生活「宜」與「忌」事項，並提供節氣養生飲食建議。長輩亦可點選右上角喇叭圖示聆聽語音朗讀。</w:t>
             </w:r>
           </w:p>
         </w:tc>
@@ -2529,7 +1174,7 @@
           <w:color w:val="142850"/>
           <w:sz w:val="24"/>
         </w:rPr>
-        <w:t>圖 12-2-2 長者農民曆與節氣日常指引介面</w:t>
+        <w:t>圖 12-2-2 節氣養生農民曆</w:t>
       </w:r>
     </w:p>
     <w:p>
@@ -2545,7 +1190,7 @@
           <w:color w:val="142850"/>
           <w:sz w:val="24"/>
         </w:rPr>
-        <w:t>表 12-2-3 長者語音新聞朗讀播放器介面操作說明</w:t>
+        <w:t>表 12-2-3 語音聽新聞與好文</w:t>
       </w:r>
     </w:p>
     <w:tbl>
@@ -2569,77 +1214,15 @@
       </w:tblGrid>
       <w:tr>
         <w:trPr>
-          <w:tblHeader/>
           <w:cantSplit/>
         </w:trPr>
         <w:tc>
           <w:tcPr>
-            <w:tcW w:type="dxa" w:w="2160"/>
+            <w:tcW w:type="dxa" w:w="1728"/>
             <w:vAlign w:val="center"/>
             <w:tcMar>
-              <w:top w:w="50" w:type="dxa"/>
-              <w:bottom w:w="50" w:type="dxa"/>
-              <w:left w:w="80" w:type="dxa"/>
-              <w:right w:w="80" w:type="dxa"/>
-            </w:tcMar>
-            <w:shd w:fill="D9E1F2"/>
-          </w:tcPr>
-          <w:p>
-            <w:pPr>
-              <w:spacing w:before="0" w:after="0" w:lineRule="exact" w:line="360"/>
-              <w:jc w:val="center"/>
-            </w:pPr>
-            <w:r>
-              <w:rPr>
-                <w:rFonts w:ascii="Times New Roman" w:hAnsi="Times New Roman" w:eastAsia="標楷體"/>
-                <w:b/>
-                <w:color w:val="142850"/>
-                <w:sz w:val="24"/>
-              </w:rPr>
-              <w:t>項目</w:t>
-            </w:r>
-          </w:p>
-        </w:tc>
-        <w:tc>
-          <w:tcPr>
-            <w:tcW w:type="dxa" w:w="7200"/>
-            <w:vAlign w:val="center"/>
-            <w:tcMar>
-              <w:top w:w="50" w:type="dxa"/>
-              <w:bottom w:w="50" w:type="dxa"/>
-              <w:left w:w="80" w:type="dxa"/>
-              <w:right w:w="80" w:type="dxa"/>
-            </w:tcMar>
-            <w:shd w:fill="D9E1F2"/>
-          </w:tcPr>
-          <w:p>
-            <w:pPr>
-              <w:spacing w:before="0" w:after="0" w:lineRule="exact" w:line="360"/>
-              <w:jc w:val="center"/>
-            </w:pPr>
-            <w:r>
-              <w:rPr>
-                <w:rFonts w:ascii="Times New Roman" w:hAnsi="Times New Roman" w:eastAsia="標楷體"/>
-                <w:b/>
-                <w:color w:val="142850"/>
-                <w:sz w:val="24"/>
-              </w:rPr>
-              <w:t>系統規格與操作詳細說明</w:t>
-            </w:r>
-          </w:p>
-        </w:tc>
-      </w:tr>
-      <w:tr>
-        <w:trPr>
-          <w:cantSplit/>
-        </w:trPr>
-        <w:tc>
-          <w:tcPr>
-            <w:tcW w:type="dxa" w:w="2160"/>
-            <w:vAlign w:val="center"/>
-            <w:tcMar>
-              <w:top w:w="50" w:type="dxa"/>
-              <w:bottom w:w="50" w:type="dxa"/>
+              <w:top w:w="60" w:type="dxa"/>
+              <w:bottom w:w="60" w:type="dxa"/>
               <w:left w:w="80" w:type="dxa"/>
               <w:right w:w="80" w:type="dxa"/>
             </w:tcMar>
@@ -2663,11 +1246,11 @@
         </w:tc>
         <w:tc>
           <w:tcPr>
-            <w:tcW w:type="dxa" w:w="7200"/>
+            <w:tcW w:type="dxa" w:w="7632"/>
             <w:vAlign w:val="center"/>
             <w:tcMar>
-              <w:top w:w="50" w:type="dxa"/>
-              <w:bottom w:w="50" w:type="dxa"/>
+              <w:top w:w="60" w:type="dxa"/>
+              <w:bottom w:w="60" w:type="dxa"/>
               <w:left w:w="80" w:type="dxa"/>
               <w:right w:w="80" w:type="dxa"/>
             </w:tcMar>
@@ -2685,7 +1268,7 @@
                 <w:color w:val="141414"/>
                 <w:sz w:val="24"/>
               </w:rPr>
-              <w:t>語音新聞播放器</w:t>
+              <w:t>語音聽新聞與好文</w:t>
             </w:r>
           </w:p>
         </w:tc>
@@ -2696,11 +1279,11 @@
         </w:trPr>
         <w:tc>
           <w:tcPr>
-            <w:tcW w:type="dxa" w:w="2160"/>
+            <w:tcW w:type="dxa" w:w="1728"/>
             <w:vAlign w:val="center"/>
             <w:tcMar>
-              <w:top w:w="50" w:type="dxa"/>
-              <w:bottom w:w="50" w:type="dxa"/>
+              <w:top w:w="60" w:type="dxa"/>
+              <w:bottom w:w="60" w:type="dxa"/>
               <w:left w:w="80" w:type="dxa"/>
               <w:right w:w="80" w:type="dxa"/>
             </w:tcMar>
@@ -2718,17 +1301,17 @@
                 <w:color w:val="142850"/>
                 <w:sz w:val="24"/>
               </w:rPr>
-              <w:t>適用角色</w:t>
+              <w:t>說明</w:t>
             </w:r>
           </w:p>
         </w:tc>
         <w:tc>
           <w:tcPr>
-            <w:tcW w:type="dxa" w:w="7200"/>
+            <w:tcW w:type="dxa" w:w="7632"/>
             <w:vAlign w:val="center"/>
             <w:tcMar>
-              <w:top w:w="50" w:type="dxa"/>
-              <w:bottom w:w="50" w:type="dxa"/>
+              <w:top w:w="60" w:type="dxa"/>
+              <w:bottom w:w="60" w:type="dxa"/>
               <w:left w:w="80" w:type="dxa"/>
               <w:right w:w="80" w:type="dxa"/>
             </w:tcMar>
@@ -2746,219 +1329,7 @@
                 <w:color w:val="141414"/>
                 <w:sz w:val="24"/>
               </w:rPr>
-              <w:t>長者</w:t>
-            </w:r>
-          </w:p>
-        </w:tc>
-      </w:tr>
-      <w:tr>
-        <w:trPr>
-          <w:cantSplit/>
-        </w:trPr>
-        <w:tc>
-          <w:tcPr>
-            <w:tcW w:type="dxa" w:w="2160"/>
-            <w:vAlign w:val="center"/>
-            <w:tcMar>
-              <w:top w:w="50" w:type="dxa"/>
-              <w:bottom w:w="50" w:type="dxa"/>
-              <w:left w:w="80" w:type="dxa"/>
-              <w:right w:w="80" w:type="dxa"/>
-            </w:tcMar>
-            <w:shd w:fill="EBF1F5"/>
-          </w:tcPr>
-          <w:p>
-            <w:pPr>
-              <w:spacing w:before="0" w:after="0" w:lineRule="exact" w:line="360"/>
-              <w:jc w:val="center"/>
-            </w:pPr>
-            <w:r>
-              <w:rPr>
-                <w:rFonts w:ascii="Times New Roman" w:hAnsi="Times New Roman" w:eastAsia="標楷體"/>
-                <w:b/>
-                <w:color w:val="142850"/>
-                <w:sz w:val="24"/>
-              </w:rPr>
-              <w:t>核心功能</w:t>
-            </w:r>
-          </w:p>
-        </w:tc>
-        <w:tc>
-          <w:tcPr>
-            <w:tcW w:type="dxa" w:w="7200"/>
-            <w:vAlign w:val="center"/>
-            <w:tcMar>
-              <w:top w:w="50" w:type="dxa"/>
-              <w:bottom w:w="50" w:type="dxa"/>
-              <w:left w:w="80" w:type="dxa"/>
-              <w:right w:w="80" w:type="dxa"/>
-            </w:tcMar>
-            <w:shd w:fill="FFFFFF"/>
-          </w:tcPr>
-          <w:p>
-            <w:pPr>
-              <w:spacing w:before="0" w:after="0" w:lineRule="exact" w:line="360"/>
-              <w:jc w:val="left"/>
-            </w:pPr>
-            <w:r>
-              <w:rPr>
-                <w:rFonts w:ascii="Times New Roman" w:hAnsi="Times New Roman" w:eastAsia="標楷體"/>
-                <w:b w:val="0"/>
-                <w:color w:val="141414"/>
-                <w:sz w:val="24"/>
-              </w:rPr>
-              <w:t>1. 大字體新聞圖文排版：呈現高清新聞主題圖片、大標題與簡潔內文段落。</w:t>
-            </w:r>
-          </w:p>
-          <w:p>
-            <w:pPr>
-              <w:spacing w:before="0" w:after="0" w:lineRule="exact" w:line="360"/>
-              <w:jc w:val="left"/>
-            </w:pPr>
-            <w:r>
-              <w:rPr>
-                <w:rFonts w:ascii="Times New Roman" w:hAnsi="Times New Roman" w:eastAsia="標楷體"/>
-                <w:b w:val="0"/>
-                <w:color w:val="141414"/>
-                <w:sz w:val="24"/>
-              </w:rPr>
-              <w:t>2. 原生智慧語音合成：將當日要聞轉換為清晰柔和之國語語音連續播報。</w:t>
-            </w:r>
-          </w:p>
-          <w:p>
-            <w:pPr>
-              <w:spacing w:before="0" w:after="0" w:lineRule="exact" w:line="360"/>
-              <w:jc w:val="left"/>
-            </w:pPr>
-            <w:r>
-              <w:rPr>
-                <w:rFonts w:ascii="Times New Roman" w:hAnsi="Times New Roman" w:eastAsia="標楷體"/>
-                <w:b w:val="0"/>
-                <w:color w:val="141414"/>
-                <w:sz w:val="24"/>
-              </w:rPr>
-              <w:t>3. 播放控制中樞：提供上一則、播放/暫停、下一則超大觸控按鈕，並支援倍速調節。</w:t>
-            </w:r>
-          </w:p>
-          <w:p>
-            <w:pPr>
-              <w:spacing w:before="0" w:after="0" w:lineRule="exact" w:line="360"/>
-              <w:jc w:val="left"/>
-            </w:pPr>
-            <w:r>
-              <w:rPr>
-                <w:rFonts w:ascii="Times New Roman" w:hAnsi="Times New Roman" w:eastAsia="標楷體"/>
-                <w:b w:val="0"/>
-                <w:color w:val="141414"/>
-                <w:sz w:val="24"/>
-              </w:rPr>
-              <w:t>4. 播放清單滾動切換：長輩可輕鬆上下滑動切換感興趣之時事話題。</w:t>
-            </w:r>
-          </w:p>
-        </w:tc>
-      </w:tr>
-      <w:tr>
-        <w:trPr>
-          <w:cantSplit/>
-        </w:trPr>
-        <w:tc>
-          <w:tcPr>
-            <w:tcW w:type="dxa" w:w="2160"/>
-            <w:vAlign w:val="center"/>
-            <w:tcMar>
-              <w:top w:w="50" w:type="dxa"/>
-              <w:bottom w:w="50" w:type="dxa"/>
-              <w:left w:w="80" w:type="dxa"/>
-              <w:right w:w="80" w:type="dxa"/>
-            </w:tcMar>
-            <w:shd w:fill="EBF1F5"/>
-          </w:tcPr>
-          <w:p>
-            <w:pPr>
-              <w:spacing w:before="0" w:after="0" w:lineRule="exact" w:line="360"/>
-              <w:jc w:val="center"/>
-            </w:pPr>
-            <w:r>
-              <w:rPr>
-                <w:rFonts w:ascii="Times New Roman" w:hAnsi="Times New Roman" w:eastAsia="標楷體"/>
-                <w:b/>
-                <w:color w:val="142850"/>
-                <w:sz w:val="24"/>
-              </w:rPr>
-              <w:t>操作步驟</w:t>
-            </w:r>
-          </w:p>
-        </w:tc>
-        <w:tc>
-          <w:tcPr>
-            <w:tcW w:type="dxa" w:w="7200"/>
-            <w:vAlign w:val="center"/>
-            <w:tcMar>
-              <w:top w:w="50" w:type="dxa"/>
-              <w:bottom w:w="50" w:type="dxa"/>
-              <w:left w:w="80" w:type="dxa"/>
-              <w:right w:w="80" w:type="dxa"/>
-            </w:tcMar>
-            <w:shd w:fill="FFFFFF"/>
-          </w:tcPr>
-          <w:p>
-            <w:pPr>
-              <w:spacing w:before="0" w:after="0" w:lineRule="exact" w:line="360"/>
-              <w:jc w:val="left"/>
-            </w:pPr>
-            <w:r>
-              <w:rPr>
-                <w:rFonts w:ascii="Times New Roman" w:hAnsi="Times New Roman" w:eastAsia="標楷體"/>
-                <w:b w:val="0"/>
-                <w:color w:val="141414"/>
-                <w:sz w:val="24"/>
-              </w:rPr>
-              <w:t>1. 於長者首頁點擊「聽新聞」卡片，自動開啟全螢幕播放介面。</w:t>
-            </w:r>
-          </w:p>
-          <w:p>
-            <w:pPr>
-              <w:spacing w:before="0" w:after="0" w:lineRule="exact" w:line="360"/>
-              <w:jc w:val="left"/>
-            </w:pPr>
-            <w:r>
-              <w:rPr>
-                <w:rFonts w:ascii="Times New Roman" w:hAnsi="Times New Roman" w:eastAsia="標楷體"/>
-                <w:b w:val="0"/>
-                <w:color w:val="141414"/>
-                <w:sz w:val="24"/>
-              </w:rPr>
-              <w:t>2. 進入介面後系統自動開始朗讀當前新聞內容。</w:t>
-            </w:r>
-          </w:p>
-          <w:p>
-            <w:pPr>
-              <w:spacing w:before="0" w:after="0" w:lineRule="exact" w:line="360"/>
-              <w:jc w:val="left"/>
-            </w:pPr>
-            <w:r>
-              <w:rPr>
-                <w:rFonts w:ascii="Times New Roman" w:hAnsi="Times New Roman" w:eastAsia="標楷體"/>
-                <w:b w:val="0"/>
-                <w:color w:val="141414"/>
-                <w:sz w:val="24"/>
-              </w:rPr>
-              <w:t>3. 點擊畫面中央橘色「暫停/播放」圓形按鈕可隨時中斷或繼續聆聽。</w:t>
-            </w:r>
-          </w:p>
-          <w:p>
-            <w:pPr>
-              <w:spacing w:before="0" w:after="0" w:lineRule="exact" w:line="360"/>
-              <w:jc w:val="left"/>
-            </w:pPr>
-            <w:r>
-              <w:rPr>
-                <w:rFonts w:ascii="Times New Roman" w:hAnsi="Times New Roman" w:eastAsia="標楷體"/>
-                <w:b w:val="0"/>
-                <w:color w:val="141414"/>
-                <w:sz w:val="24"/>
-              </w:rPr>
-              <w:t>4. 點擊「上一則」或「下一則」按鈕切換不同新聞話題，點選左上角叉叉按鈕返回主頁。</w:t>
+              <w:t>長者於首頁點選「聽新聞」卡片進入播放器，系統自動以清晰自然之語音朗讀時事要聞與健康好文。長輩可點選畫面中央的大型圓形按鈕控制播放與暫停，點選左右兩側按鈕切換上一則與下一則新聞，輕鬆掌握社會脈動。</w:t>
             </w:r>
           </w:p>
         </w:tc>
@@ -3018,7 +1389,7 @@
           <w:color w:val="142850"/>
           <w:sz w:val="24"/>
         </w:rPr>
-        <w:t>圖 12-2-3 長者語音新聞朗讀播放器介面</w:t>
+        <w:t>圖 12-2-3 語音聽新聞與好文</w:t>
       </w:r>
     </w:p>
     <w:p>
@@ -3034,7 +1405,7 @@
           <w:color w:val="142850"/>
           <w:sz w:val="24"/>
         </w:rPr>
-        <w:t>表 12-2-4 親友大頭像快捷通話與親情名冊介面操作說明</w:t>
+        <w:t>表 12-2-4 親友大頭像快捷通話</w:t>
       </w:r>
     </w:p>
     <w:tbl>
@@ -3058,77 +1429,15 @@
       </w:tblGrid>
       <w:tr>
         <w:trPr>
-          <w:tblHeader/>
           <w:cantSplit/>
         </w:trPr>
         <w:tc>
           <w:tcPr>
-            <w:tcW w:type="dxa" w:w="2160"/>
+            <w:tcW w:type="dxa" w:w="1728"/>
             <w:vAlign w:val="center"/>
             <w:tcMar>
-              <w:top w:w="50" w:type="dxa"/>
-              <w:bottom w:w="50" w:type="dxa"/>
-              <w:left w:w="80" w:type="dxa"/>
-              <w:right w:w="80" w:type="dxa"/>
-            </w:tcMar>
-            <w:shd w:fill="D9E1F2"/>
-          </w:tcPr>
-          <w:p>
-            <w:pPr>
-              <w:spacing w:before="0" w:after="0" w:lineRule="exact" w:line="360"/>
-              <w:jc w:val="center"/>
-            </w:pPr>
-            <w:r>
-              <w:rPr>
-                <w:rFonts w:ascii="Times New Roman" w:hAnsi="Times New Roman" w:eastAsia="標楷體"/>
-                <w:b/>
-                <w:color w:val="142850"/>
-                <w:sz w:val="24"/>
-              </w:rPr>
-              <w:t>項目</w:t>
-            </w:r>
-          </w:p>
-        </w:tc>
-        <w:tc>
-          <w:tcPr>
-            <w:tcW w:type="dxa" w:w="7200"/>
-            <w:vAlign w:val="center"/>
-            <w:tcMar>
-              <w:top w:w="50" w:type="dxa"/>
-              <w:bottom w:w="50" w:type="dxa"/>
-              <w:left w:w="80" w:type="dxa"/>
-              <w:right w:w="80" w:type="dxa"/>
-            </w:tcMar>
-            <w:shd w:fill="D9E1F2"/>
-          </w:tcPr>
-          <w:p>
-            <w:pPr>
-              <w:spacing w:before="0" w:after="0" w:lineRule="exact" w:line="360"/>
-              <w:jc w:val="center"/>
-            </w:pPr>
-            <w:r>
-              <w:rPr>
-                <w:rFonts w:ascii="Times New Roman" w:hAnsi="Times New Roman" w:eastAsia="標楷體"/>
-                <w:b/>
-                <w:color w:val="142850"/>
-                <w:sz w:val="24"/>
-              </w:rPr>
-              <w:t>系統規格與操作詳細說明</w:t>
-            </w:r>
-          </w:p>
-        </w:tc>
-      </w:tr>
-      <w:tr>
-        <w:trPr>
-          <w:cantSplit/>
-        </w:trPr>
-        <w:tc>
-          <w:tcPr>
-            <w:tcW w:type="dxa" w:w="2160"/>
-            <w:vAlign w:val="center"/>
-            <w:tcMar>
-              <w:top w:w="50" w:type="dxa"/>
-              <w:bottom w:w="50" w:type="dxa"/>
+              <w:top w:w="60" w:type="dxa"/>
+              <w:bottom w:w="60" w:type="dxa"/>
               <w:left w:w="80" w:type="dxa"/>
               <w:right w:w="80" w:type="dxa"/>
             </w:tcMar>
@@ -3152,11 +1461,11 @@
         </w:tc>
         <w:tc>
           <w:tcPr>
-            <w:tcW w:type="dxa" w:w="7200"/>
+            <w:tcW w:type="dxa" w:w="7632"/>
             <w:vAlign w:val="center"/>
             <w:tcMar>
-              <w:top w:w="50" w:type="dxa"/>
-              <w:bottom w:w="50" w:type="dxa"/>
+              <w:top w:w="60" w:type="dxa"/>
+              <w:bottom w:w="60" w:type="dxa"/>
               <w:left w:w="80" w:type="dxa"/>
               <w:right w:w="80" w:type="dxa"/>
             </w:tcMar>
@@ -3174,7 +1483,7 @@
                 <w:color w:val="141414"/>
                 <w:sz w:val="24"/>
               </w:rPr>
-              <w:t>親情通訊分頁</w:t>
+              <w:t>親友大頭像快捷通話</w:t>
             </w:r>
           </w:p>
         </w:tc>
@@ -3185,11 +1494,11 @@
         </w:trPr>
         <w:tc>
           <w:tcPr>
-            <w:tcW w:type="dxa" w:w="2160"/>
+            <w:tcW w:type="dxa" w:w="1728"/>
             <w:vAlign w:val="center"/>
             <w:tcMar>
-              <w:top w:w="50" w:type="dxa"/>
-              <w:bottom w:w="50" w:type="dxa"/>
+              <w:top w:w="60" w:type="dxa"/>
+              <w:bottom w:w="60" w:type="dxa"/>
               <w:left w:w="80" w:type="dxa"/>
               <w:right w:w="80" w:type="dxa"/>
             </w:tcMar>
@@ -3207,17 +1516,17 @@
                 <w:color w:val="142850"/>
                 <w:sz w:val="24"/>
               </w:rPr>
-              <w:t>適用角色</w:t>
+              <w:t>說明</w:t>
             </w:r>
           </w:p>
         </w:tc>
         <w:tc>
           <w:tcPr>
-            <w:tcW w:type="dxa" w:w="7200"/>
+            <w:tcW w:type="dxa" w:w="7632"/>
             <w:vAlign w:val="center"/>
             <w:tcMar>
-              <w:top w:w="50" w:type="dxa"/>
-              <w:bottom w:w="50" w:type="dxa"/>
+              <w:top w:w="60" w:type="dxa"/>
+              <w:bottom w:w="60" w:type="dxa"/>
               <w:left w:w="80" w:type="dxa"/>
               <w:right w:w="80" w:type="dxa"/>
             </w:tcMar>
@@ -3235,219 +1544,7 @@
                 <w:color w:val="141414"/>
                 <w:sz w:val="24"/>
               </w:rPr>
-              <w:t>長者</w:t>
-            </w:r>
-          </w:p>
-        </w:tc>
-      </w:tr>
-      <w:tr>
-        <w:trPr>
-          <w:cantSplit/>
-        </w:trPr>
-        <w:tc>
-          <w:tcPr>
-            <w:tcW w:type="dxa" w:w="2160"/>
-            <w:vAlign w:val="center"/>
-            <w:tcMar>
-              <w:top w:w="50" w:type="dxa"/>
-              <w:bottom w:w="50" w:type="dxa"/>
-              <w:left w:w="80" w:type="dxa"/>
-              <w:right w:w="80" w:type="dxa"/>
-            </w:tcMar>
-            <w:shd w:fill="EBF1F5"/>
-          </w:tcPr>
-          <w:p>
-            <w:pPr>
-              <w:spacing w:before="0" w:after="0" w:lineRule="exact" w:line="360"/>
-              <w:jc w:val="center"/>
-            </w:pPr>
-            <w:r>
-              <w:rPr>
-                <w:rFonts w:ascii="Times New Roman" w:hAnsi="Times New Roman" w:eastAsia="標楷體"/>
-                <w:b/>
-                <w:color w:val="142850"/>
-                <w:sz w:val="24"/>
-              </w:rPr>
-              <w:t>核心功能</w:t>
-            </w:r>
-          </w:p>
-        </w:tc>
-        <w:tc>
-          <w:tcPr>
-            <w:tcW w:type="dxa" w:w="7200"/>
-            <w:vAlign w:val="center"/>
-            <w:tcMar>
-              <w:top w:w="50" w:type="dxa"/>
-              <w:bottom w:w="50" w:type="dxa"/>
-              <w:left w:w="80" w:type="dxa"/>
-              <w:right w:w="80" w:type="dxa"/>
-            </w:tcMar>
-            <w:shd w:fill="FFFFFF"/>
-          </w:tcPr>
-          <w:p>
-            <w:pPr>
-              <w:spacing w:before="0" w:after="0" w:lineRule="exact" w:line="360"/>
-              <w:jc w:val="left"/>
-            </w:pPr>
-            <w:r>
-              <w:rPr>
-                <w:rFonts w:ascii="Times New Roman" w:hAnsi="Times New Roman" w:eastAsia="標楷體"/>
-                <w:b w:val="0"/>
-                <w:color w:val="141414"/>
-                <w:sz w:val="24"/>
-              </w:rPr>
-              <w:t>1. 親友大頭像聯絡清單：以特大圓形彩色頭像展示綁定之兒女與家屬親友。</w:t>
-            </w:r>
-          </w:p>
-          <w:p>
-            <w:pPr>
-              <w:spacing w:before="0" w:after="0" w:lineRule="exact" w:line="360"/>
-              <w:jc w:val="left"/>
-            </w:pPr>
-            <w:r>
-              <w:rPr>
-                <w:rFonts w:ascii="Times New Roman" w:hAnsi="Times New Roman" w:eastAsia="標楷體"/>
-                <w:b w:val="0"/>
-                <w:color w:val="141414"/>
-                <w:sz w:val="24"/>
-              </w:rPr>
-              <w:t>2. 一鍵直撥語音與視訊：每個親友卡片旁具備顯眼之綠色電話與攝影機通話鍵，免去記號碼困擾。</w:t>
-            </w:r>
-          </w:p>
-          <w:p>
-            <w:pPr>
-              <w:spacing w:before="0" w:after="0" w:lineRule="exact" w:line="360"/>
-              <w:jc w:val="left"/>
-            </w:pPr>
-            <w:r>
-              <w:rPr>
-                <w:rFonts w:ascii="Times New Roman" w:hAnsi="Times New Roman" w:eastAsia="標楷體"/>
-                <w:b w:val="0"/>
-                <w:color w:val="141414"/>
-                <w:sz w:val="24"/>
-              </w:rPr>
-              <w:t>3. 親情稱謂與在線狀態：標註「大兒子」、「小女兒」等親切稱謂及即時上線燈號。</w:t>
-            </w:r>
-          </w:p>
-          <w:p>
-            <w:pPr>
-              <w:spacing w:before="0" w:after="0" w:lineRule="exact" w:line="360"/>
-              <w:jc w:val="left"/>
-            </w:pPr>
-            <w:r>
-              <w:rPr>
-                <w:rFonts w:ascii="Times New Roman" w:hAnsi="Times New Roman" w:eastAsia="標楷體"/>
-                <w:b w:val="0"/>
-                <w:color w:val="141414"/>
-                <w:sz w:val="24"/>
-              </w:rPr>
-              <w:t>4. 最近通話紀錄回溯：列出最近與親友之通話時間與未接來電提示。</w:t>
-            </w:r>
-          </w:p>
-        </w:tc>
-      </w:tr>
-      <w:tr>
-        <w:trPr>
-          <w:cantSplit/>
-        </w:trPr>
-        <w:tc>
-          <w:tcPr>
-            <w:tcW w:type="dxa" w:w="2160"/>
-            <w:vAlign w:val="center"/>
-            <w:tcMar>
-              <w:top w:w="50" w:type="dxa"/>
-              <w:bottom w:w="50" w:type="dxa"/>
-              <w:left w:w="80" w:type="dxa"/>
-              <w:right w:w="80" w:type="dxa"/>
-            </w:tcMar>
-            <w:shd w:fill="EBF1F5"/>
-          </w:tcPr>
-          <w:p>
-            <w:pPr>
-              <w:spacing w:before="0" w:after="0" w:lineRule="exact" w:line="360"/>
-              <w:jc w:val="center"/>
-            </w:pPr>
-            <w:r>
-              <w:rPr>
-                <w:rFonts w:ascii="Times New Roman" w:hAnsi="Times New Roman" w:eastAsia="標楷體"/>
-                <w:b/>
-                <w:color w:val="142850"/>
-                <w:sz w:val="24"/>
-              </w:rPr>
-              <w:t>操作步驟</w:t>
-            </w:r>
-          </w:p>
-        </w:tc>
-        <w:tc>
-          <w:tcPr>
-            <w:tcW w:type="dxa" w:w="7200"/>
-            <w:vAlign w:val="center"/>
-            <w:tcMar>
-              <w:top w:w="50" w:type="dxa"/>
-              <w:bottom w:w="50" w:type="dxa"/>
-              <w:left w:w="80" w:type="dxa"/>
-              <w:right w:w="80" w:type="dxa"/>
-            </w:tcMar>
-            <w:shd w:fill="FFFFFF"/>
-          </w:tcPr>
-          <w:p>
-            <w:pPr>
-              <w:spacing w:before="0" w:after="0" w:lineRule="exact" w:line="360"/>
-              <w:jc w:val="left"/>
-            </w:pPr>
-            <w:r>
-              <w:rPr>
-                <w:rFonts w:ascii="Times New Roman" w:hAnsi="Times New Roman" w:eastAsia="標楷體"/>
-                <w:b w:val="0"/>
-                <w:color w:val="141414"/>
-                <w:sz w:val="24"/>
-              </w:rPr>
-              <w:t>1. 點擊底部導覽列第二個圖示（愛心與電話符號）切換至親情名冊。</w:t>
-            </w:r>
-          </w:p>
-          <w:p>
-            <w:pPr>
-              <w:spacing w:before="0" w:after="0" w:lineRule="exact" w:line="360"/>
-              <w:jc w:val="left"/>
-            </w:pPr>
-            <w:r>
-              <w:rPr>
-                <w:rFonts w:ascii="Times New Roman" w:hAnsi="Times New Roman" w:eastAsia="標楷體"/>
-                <w:b w:val="0"/>
-                <w:color w:val="141414"/>
-                <w:sz w:val="24"/>
-              </w:rPr>
-              <w:t>2. 找到想要通話的家屬頭像（例如：大兒子 王大明）。</w:t>
-            </w:r>
-          </w:p>
-          <w:p>
-            <w:pPr>
-              <w:spacing w:before="0" w:after="0" w:lineRule="exact" w:line="360"/>
-              <w:jc w:val="left"/>
-            </w:pPr>
-            <w:r>
-              <w:rPr>
-                <w:rFonts w:ascii="Times New Roman" w:hAnsi="Times New Roman" w:eastAsia="標楷體"/>
-                <w:b w:val="0"/>
-                <w:color w:val="141414"/>
-                <w:sz w:val="24"/>
-              </w:rPr>
-              <w:t>3. 點擊右側綠色「撥號」按鈕發起語音通話，或點擊攝影機按鈕發起高畫質視訊連線。</w:t>
-            </w:r>
-          </w:p>
-          <w:p>
-            <w:pPr>
-              <w:spacing w:before="0" w:after="0" w:lineRule="exact" w:line="360"/>
-              <w:jc w:val="left"/>
-            </w:pPr>
-            <w:r>
-              <w:rPr>
-                <w:rFonts w:ascii="Times New Roman" w:hAnsi="Times New Roman" w:eastAsia="標楷體"/>
-                <w:b w:val="0"/>
-                <w:color w:val="141414"/>
-                <w:sz w:val="24"/>
-              </w:rPr>
-              <w:t>4. 通話完畢後系統自動將紀錄寫入清單，長輩亦可直接點選紀錄進行回撥。</w:t>
+              <w:t>點選底部導覽列第二個「通話」分頁，畫面以特大彩色大頭照列出已綁定之家屬親友清單。長輩無須背誦電話號碼，點擊綠色電話鍵即可立即發起語音通話，點擊攝影機按鈕即可啟動高畫質視訊連線，畫面亦自動記錄最近通話時間。</w:t>
             </w:r>
           </w:p>
         </w:tc>
@@ -3507,7 +1604,7 @@
           <w:color w:val="142850"/>
           <w:sz w:val="24"/>
         </w:rPr>
-        <w:t>圖 12-2-4 親友大頭像快捷通話與親情名冊介面</w:t>
+        <w:t>圖 12-2-4 親友大頭像快捷通話</w:t>
       </w:r>
     </w:p>
     <w:p>
@@ -3523,7 +1620,7 @@
           <w:color w:val="142850"/>
           <w:sz w:val="24"/>
         </w:rPr>
-        <w:t>表 12-2-5 長輩祝福圖生活圈社群互動介面操作說明</w:t>
+        <w:t>表 12-2-5 熟齡生活圈與親友動態</w:t>
       </w:r>
     </w:p>
     <w:tbl>
@@ -3547,77 +1644,15 @@
       </w:tblGrid>
       <w:tr>
         <w:trPr>
-          <w:tblHeader/>
           <w:cantSplit/>
         </w:trPr>
         <w:tc>
           <w:tcPr>
-            <w:tcW w:type="dxa" w:w="2160"/>
+            <w:tcW w:type="dxa" w:w="1728"/>
             <w:vAlign w:val="center"/>
             <w:tcMar>
-              <w:top w:w="50" w:type="dxa"/>
-              <w:bottom w:w="50" w:type="dxa"/>
-              <w:left w:w="80" w:type="dxa"/>
-              <w:right w:w="80" w:type="dxa"/>
-            </w:tcMar>
-            <w:shd w:fill="D9E1F2"/>
-          </w:tcPr>
-          <w:p>
-            <w:pPr>
-              <w:spacing w:before="0" w:after="0" w:lineRule="exact" w:line="360"/>
-              <w:jc w:val="center"/>
-            </w:pPr>
-            <w:r>
-              <w:rPr>
-                <w:rFonts w:ascii="Times New Roman" w:hAnsi="Times New Roman" w:eastAsia="標楷體"/>
-                <w:b/>
-                <w:color w:val="142850"/>
-                <w:sz w:val="24"/>
-              </w:rPr>
-              <w:t>項目</w:t>
-            </w:r>
-          </w:p>
-        </w:tc>
-        <w:tc>
-          <w:tcPr>
-            <w:tcW w:type="dxa" w:w="7200"/>
-            <w:vAlign w:val="center"/>
-            <w:tcMar>
-              <w:top w:w="50" w:type="dxa"/>
-              <w:bottom w:w="50" w:type="dxa"/>
-              <w:left w:w="80" w:type="dxa"/>
-              <w:right w:w="80" w:type="dxa"/>
-            </w:tcMar>
-            <w:shd w:fill="D9E1F2"/>
-          </w:tcPr>
-          <w:p>
-            <w:pPr>
-              <w:spacing w:before="0" w:after="0" w:lineRule="exact" w:line="360"/>
-              <w:jc w:val="center"/>
-            </w:pPr>
-            <w:r>
-              <w:rPr>
-                <w:rFonts w:ascii="Times New Roman" w:hAnsi="Times New Roman" w:eastAsia="標楷體"/>
-                <w:b/>
-                <w:color w:val="142850"/>
-                <w:sz w:val="24"/>
-              </w:rPr>
-              <w:t>系統規格與操作詳細說明</w:t>
-            </w:r>
-          </w:p>
-        </w:tc>
-      </w:tr>
-      <w:tr>
-        <w:trPr>
-          <w:cantSplit/>
-        </w:trPr>
-        <w:tc>
-          <w:tcPr>
-            <w:tcW w:type="dxa" w:w="2160"/>
-            <w:vAlign w:val="center"/>
-            <w:tcMar>
-              <w:top w:w="50" w:type="dxa"/>
-              <w:bottom w:w="50" w:type="dxa"/>
+              <w:top w:w="60" w:type="dxa"/>
+              <w:bottom w:w="60" w:type="dxa"/>
               <w:left w:w="80" w:type="dxa"/>
               <w:right w:w="80" w:type="dxa"/>
             </w:tcMar>
@@ -3641,11 +1676,11 @@
         </w:tc>
         <w:tc>
           <w:tcPr>
-            <w:tcW w:type="dxa" w:w="7200"/>
+            <w:tcW w:type="dxa" w:w="7632"/>
             <w:vAlign w:val="center"/>
             <w:tcMar>
-              <w:top w:w="50" w:type="dxa"/>
-              <w:bottom w:w="50" w:type="dxa"/>
+              <w:top w:w="60" w:type="dxa"/>
+              <w:bottom w:w="60" w:type="dxa"/>
               <w:left w:w="80" w:type="dxa"/>
               <w:right w:w="80" w:type="dxa"/>
             </w:tcMar>
@@ -3663,7 +1698,7 @@
                 <w:color w:val="141414"/>
                 <w:sz w:val="24"/>
               </w:rPr>
-              <w:t>長者社群生活圈</w:t>
+              <w:t>熟齡生活圈與親友動態</w:t>
             </w:r>
           </w:p>
         </w:tc>
@@ -3674,11 +1709,11 @@
         </w:trPr>
         <w:tc>
           <w:tcPr>
-            <w:tcW w:type="dxa" w:w="2160"/>
+            <w:tcW w:type="dxa" w:w="1728"/>
             <w:vAlign w:val="center"/>
             <w:tcMar>
-              <w:top w:w="50" w:type="dxa"/>
-              <w:bottom w:w="50" w:type="dxa"/>
+              <w:top w:w="60" w:type="dxa"/>
+              <w:bottom w:w="60" w:type="dxa"/>
               <w:left w:w="80" w:type="dxa"/>
               <w:right w:w="80" w:type="dxa"/>
             </w:tcMar>
@@ -3696,17 +1731,17 @@
                 <w:color w:val="142850"/>
                 <w:sz w:val="24"/>
               </w:rPr>
-              <w:t>適用角色</w:t>
+              <w:t>說明</w:t>
             </w:r>
           </w:p>
         </w:tc>
         <w:tc>
           <w:tcPr>
-            <w:tcW w:type="dxa" w:w="7200"/>
+            <w:tcW w:type="dxa" w:w="7632"/>
             <w:vAlign w:val="center"/>
             <w:tcMar>
-              <w:top w:w="50" w:type="dxa"/>
-              <w:bottom w:w="50" w:type="dxa"/>
+              <w:top w:w="60" w:type="dxa"/>
+              <w:bottom w:w="60" w:type="dxa"/>
               <w:left w:w="80" w:type="dxa"/>
               <w:right w:w="80" w:type="dxa"/>
             </w:tcMar>
@@ -3724,219 +1759,7 @@
                 <w:color w:val="141414"/>
                 <w:sz w:val="24"/>
               </w:rPr>
-              <w:t>長者</w:t>
-            </w:r>
-          </w:p>
-        </w:tc>
-      </w:tr>
-      <w:tr>
-        <w:trPr>
-          <w:cantSplit/>
-        </w:trPr>
-        <w:tc>
-          <w:tcPr>
-            <w:tcW w:type="dxa" w:w="2160"/>
-            <w:vAlign w:val="center"/>
-            <w:tcMar>
-              <w:top w:w="50" w:type="dxa"/>
-              <w:bottom w:w="50" w:type="dxa"/>
-              <w:left w:w="80" w:type="dxa"/>
-              <w:right w:w="80" w:type="dxa"/>
-            </w:tcMar>
-            <w:shd w:fill="EBF1F5"/>
-          </w:tcPr>
-          <w:p>
-            <w:pPr>
-              <w:spacing w:before="0" w:after="0" w:lineRule="exact" w:line="360"/>
-              <w:jc w:val="center"/>
-            </w:pPr>
-            <w:r>
-              <w:rPr>
-                <w:rFonts w:ascii="Times New Roman" w:hAnsi="Times New Roman" w:eastAsia="標楷體"/>
-                <w:b/>
-                <w:color w:val="142850"/>
-                <w:sz w:val="24"/>
-              </w:rPr>
-              <w:t>核心功能</w:t>
-            </w:r>
-          </w:p>
-        </w:tc>
-        <w:tc>
-          <w:tcPr>
-            <w:tcW w:type="dxa" w:w="7200"/>
-            <w:vAlign w:val="center"/>
-            <w:tcMar>
-              <w:top w:w="50" w:type="dxa"/>
-              <w:bottom w:w="50" w:type="dxa"/>
-              <w:left w:w="80" w:type="dxa"/>
-              <w:right w:w="80" w:type="dxa"/>
-            </w:tcMar>
-            <w:shd w:fill="FFFFFF"/>
-          </w:tcPr>
-          <w:p>
-            <w:pPr>
-              <w:spacing w:before="0" w:after="0" w:lineRule="exact" w:line="360"/>
-              <w:jc w:val="left"/>
-            </w:pPr>
-            <w:r>
-              <w:rPr>
-                <w:rFonts w:ascii="Times New Roman" w:hAnsi="Times New Roman" w:eastAsia="標楷體"/>
-                <w:b w:val="0"/>
-                <w:color w:val="141414"/>
-                <w:sz w:val="24"/>
-              </w:rPr>
-              <w:t>1. 溫馨長輩祝福圖發布：內建多款早安圖、平安順心、節慶問候之精美高畫質圖卡。</w:t>
-            </w:r>
-          </w:p>
-          <w:p>
-            <w:pPr>
-              <w:spacing w:before="0" w:after="0" w:lineRule="exact" w:line="360"/>
-              <w:jc w:val="left"/>
-            </w:pPr>
-            <w:r>
-              <w:rPr>
-                <w:rFonts w:ascii="Times New Roman" w:hAnsi="Times New Roman" w:eastAsia="標楷體"/>
-                <w:b w:val="0"/>
-                <w:color w:val="141414"/>
-                <w:sz w:val="24"/>
-              </w:rPr>
-              <w:t>2. 親友生活動態牆：瀏覽好友與兒女分享之生活照片與近況貼文。</w:t>
-            </w:r>
-          </w:p>
-          <w:p>
-            <w:pPr>
-              <w:spacing w:before="0" w:after="0" w:lineRule="exact" w:line="360"/>
-              <w:jc w:val="left"/>
-            </w:pPr>
-            <w:r>
-              <w:rPr>
-                <w:rFonts w:ascii="Times New Roman" w:hAnsi="Times New Roman" w:eastAsia="標楷體"/>
-                <w:b w:val="0"/>
-                <w:color w:val="141414"/>
-                <w:sz w:val="24"/>
-              </w:rPr>
-              <w:t>3. 一鍵按讚與愛心祝福：提供超大按鈕，讓長輩零壓力送出祝福花朵與愛心點讚。</w:t>
-            </w:r>
-          </w:p>
-          <w:p>
-            <w:pPr>
-              <w:spacing w:before="0" w:after="0" w:lineRule="exact" w:line="360"/>
-              <w:jc w:val="left"/>
-            </w:pPr>
-            <w:r>
-              <w:rPr>
-                <w:rFonts w:ascii="Times New Roman" w:hAnsi="Times New Roman" w:eastAsia="標楷體"/>
-                <w:b w:val="0"/>
-                <w:color w:val="141414"/>
-                <w:sz w:val="24"/>
-              </w:rPr>
-              <w:t>4. 語音留言互動：長輩可按下麥克風按鈕直接錄製簡短問候語音進行回覆。</w:t>
-            </w:r>
-          </w:p>
-        </w:tc>
-      </w:tr>
-      <w:tr>
-        <w:trPr>
-          <w:cantSplit/>
-        </w:trPr>
-        <w:tc>
-          <w:tcPr>
-            <w:tcW w:type="dxa" w:w="2160"/>
-            <w:vAlign w:val="center"/>
-            <w:tcMar>
-              <w:top w:w="50" w:type="dxa"/>
-              <w:bottom w:w="50" w:type="dxa"/>
-              <w:left w:w="80" w:type="dxa"/>
-              <w:right w:w="80" w:type="dxa"/>
-            </w:tcMar>
-            <w:shd w:fill="EBF1F5"/>
-          </w:tcPr>
-          <w:p>
-            <w:pPr>
-              <w:spacing w:before="0" w:after="0" w:lineRule="exact" w:line="360"/>
-              <w:jc w:val="center"/>
-            </w:pPr>
-            <w:r>
-              <w:rPr>
-                <w:rFonts w:ascii="Times New Roman" w:hAnsi="Times New Roman" w:eastAsia="標楷體"/>
-                <w:b/>
-                <w:color w:val="142850"/>
-                <w:sz w:val="24"/>
-              </w:rPr>
-              <w:t>操作步驟</w:t>
-            </w:r>
-          </w:p>
-        </w:tc>
-        <w:tc>
-          <w:tcPr>
-            <w:tcW w:type="dxa" w:w="7200"/>
-            <w:vAlign w:val="center"/>
-            <w:tcMar>
-              <w:top w:w="50" w:type="dxa"/>
-              <w:bottom w:w="50" w:type="dxa"/>
-              <w:left w:w="80" w:type="dxa"/>
-              <w:right w:w="80" w:type="dxa"/>
-            </w:tcMar>
-            <w:shd w:fill="FFFFFF"/>
-          </w:tcPr>
-          <w:p>
-            <w:pPr>
-              <w:spacing w:before="0" w:after="0" w:lineRule="exact" w:line="360"/>
-              <w:jc w:val="left"/>
-            </w:pPr>
-            <w:r>
-              <w:rPr>
-                <w:rFonts w:ascii="Times New Roman" w:hAnsi="Times New Roman" w:eastAsia="標楷體"/>
-                <w:b w:val="0"/>
-                <w:color w:val="141414"/>
-                <w:sz w:val="24"/>
-              </w:rPr>
-              <w:t>1. 點擊長者主頁之「社群動態」按鈕進入生活圈介面。</w:t>
-            </w:r>
-          </w:p>
-          <w:p>
-            <w:pPr>
-              <w:spacing w:before="0" w:after="0" w:lineRule="exact" w:line="360"/>
-              <w:jc w:val="left"/>
-            </w:pPr>
-            <w:r>
-              <w:rPr>
-                <w:rFonts w:ascii="Times New Roman" w:hAnsi="Times New Roman" w:eastAsia="標楷體"/>
-                <w:b w:val="0"/>
-                <w:color w:val="141414"/>
-                <w:sz w:val="24"/>
-              </w:rPr>
-              <w:t>2. 上下滑動瀏覽親友與鄰里好友所發布之生活近況與祝福圖卡。</w:t>
-            </w:r>
-          </w:p>
-          <w:p>
-            <w:pPr>
-              <w:spacing w:before="0" w:after="0" w:lineRule="exact" w:line="360"/>
-              <w:jc w:val="left"/>
-            </w:pPr>
-            <w:r>
-              <w:rPr>
-                <w:rFonts w:ascii="Times New Roman" w:hAnsi="Times New Roman" w:eastAsia="標楷體"/>
-                <w:b w:val="0"/>
-                <w:color w:val="141414"/>
-                <w:sz w:val="24"/>
-              </w:rPr>
-              <w:t>3. 點擊貼文下方之大愛心按鈕為親友按讚加持。</w:t>
-            </w:r>
-          </w:p>
-          <w:p>
-            <w:pPr>
-              <w:spacing w:before="0" w:after="0" w:lineRule="exact" w:line="360"/>
-              <w:jc w:val="left"/>
-            </w:pPr>
-            <w:r>
-              <w:rPr>
-                <w:rFonts w:ascii="Times New Roman" w:hAnsi="Times New Roman" w:eastAsia="標楷體"/>
-                <w:b w:val="0"/>
-                <w:color w:val="141414"/>
-                <w:sz w:val="24"/>
-              </w:rPr>
-              <w:t>4. 點擊「送出問候」可選取早安祝福圖發布至生活圈，分享健康好心情。</w:t>
+              <w:t>點選「生活圈」進入熟齡社群專頁，長輩可滑動瀏覽兒女親友分享之家庭生活相片與動態貼文。畫面提供直覺的一鍵點讚愛心按鈕與溫馨長輩祝福圖送出功能，長輩亦可按下麥克風按鈕直接語音留言互動，增進親情凝聚。</w:t>
             </w:r>
           </w:p>
         </w:tc>
@@ -3996,7 +1819,7 @@
           <w:color w:val="142850"/>
           <w:sz w:val="24"/>
         </w:rPr>
-        <w:t>圖 12-2-5 長輩祝福圖生活圈社群互動介面</w:t>
+        <w:t>圖 12-2-5 熟齡生活圈與親友動態</w:t>
       </w:r>
     </w:p>
     <w:p>
@@ -4012,7 +1835,7 @@
           <w:color w:val="142850"/>
           <w:sz w:val="24"/>
         </w:rPr>
-        <w:t>表 12-2-6 雙語 AI 語音陪伴小助理對話介面操作說明</w:t>
+        <w:t>表 12-2-6 雙語AI語音生活陪伴</w:t>
       </w:r>
     </w:p>
     <w:tbl>
@@ -4036,77 +1859,15 @@
       </w:tblGrid>
       <w:tr>
         <w:trPr>
-          <w:tblHeader/>
           <w:cantSplit/>
         </w:trPr>
         <w:tc>
           <w:tcPr>
-            <w:tcW w:type="dxa" w:w="2160"/>
+            <w:tcW w:type="dxa" w:w="1728"/>
             <w:vAlign w:val="center"/>
             <w:tcMar>
-              <w:top w:w="50" w:type="dxa"/>
-              <w:bottom w:w="50" w:type="dxa"/>
-              <w:left w:w="80" w:type="dxa"/>
-              <w:right w:w="80" w:type="dxa"/>
-            </w:tcMar>
-            <w:shd w:fill="D9E1F2"/>
-          </w:tcPr>
-          <w:p>
-            <w:pPr>
-              <w:spacing w:before="0" w:after="0" w:lineRule="exact" w:line="360"/>
-              <w:jc w:val="center"/>
-            </w:pPr>
-            <w:r>
-              <w:rPr>
-                <w:rFonts w:ascii="Times New Roman" w:hAnsi="Times New Roman" w:eastAsia="標楷體"/>
-                <w:b/>
-                <w:color w:val="142850"/>
-                <w:sz w:val="24"/>
-              </w:rPr>
-              <w:t>項目</w:t>
-            </w:r>
-          </w:p>
-        </w:tc>
-        <w:tc>
-          <w:tcPr>
-            <w:tcW w:type="dxa" w:w="7200"/>
-            <w:vAlign w:val="center"/>
-            <w:tcMar>
-              <w:top w:w="50" w:type="dxa"/>
-              <w:bottom w:w="50" w:type="dxa"/>
-              <w:left w:w="80" w:type="dxa"/>
-              <w:right w:w="80" w:type="dxa"/>
-            </w:tcMar>
-            <w:shd w:fill="D9E1F2"/>
-          </w:tcPr>
-          <w:p>
-            <w:pPr>
-              <w:spacing w:before="0" w:after="0" w:lineRule="exact" w:line="360"/>
-              <w:jc w:val="center"/>
-            </w:pPr>
-            <w:r>
-              <w:rPr>
-                <w:rFonts w:ascii="Times New Roman" w:hAnsi="Times New Roman" w:eastAsia="標楷體"/>
-                <w:b/>
-                <w:color w:val="142850"/>
-                <w:sz w:val="24"/>
-              </w:rPr>
-              <w:t>系統規格與操作詳細說明</w:t>
-            </w:r>
-          </w:p>
-        </w:tc>
-      </w:tr>
-      <w:tr>
-        <w:trPr>
-          <w:cantSplit/>
-        </w:trPr>
-        <w:tc>
-          <w:tcPr>
-            <w:tcW w:type="dxa" w:w="2160"/>
-            <w:vAlign w:val="center"/>
-            <w:tcMar>
-              <w:top w:w="50" w:type="dxa"/>
-              <w:bottom w:w="50" w:type="dxa"/>
+              <w:top w:w="60" w:type="dxa"/>
+              <w:bottom w:w="60" w:type="dxa"/>
               <w:left w:w="80" w:type="dxa"/>
               <w:right w:w="80" w:type="dxa"/>
             </w:tcMar>
@@ -4130,11 +1891,11 @@
         </w:tc>
         <w:tc>
           <w:tcPr>
-            <w:tcW w:type="dxa" w:w="7200"/>
+            <w:tcW w:type="dxa" w:w="7632"/>
             <w:vAlign w:val="center"/>
             <w:tcMar>
-              <w:top w:w="50" w:type="dxa"/>
-              <w:bottom w:w="50" w:type="dxa"/>
+              <w:top w:w="60" w:type="dxa"/>
+              <w:bottom w:w="60" w:type="dxa"/>
               <w:left w:w="80" w:type="dxa"/>
               <w:right w:w="80" w:type="dxa"/>
             </w:tcMar>
@@ -4152,7 +1913,7 @@
                 <w:color w:val="141414"/>
                 <w:sz w:val="24"/>
               </w:rPr>
-              <w:t>AI 陪伴對話分頁</w:t>
+              <w:t>雙語AI語音生活陪伴</w:t>
             </w:r>
           </w:p>
         </w:tc>
@@ -4163,11 +1924,11 @@
         </w:trPr>
         <w:tc>
           <w:tcPr>
-            <w:tcW w:type="dxa" w:w="2160"/>
+            <w:tcW w:type="dxa" w:w="1728"/>
             <w:vAlign w:val="center"/>
             <w:tcMar>
-              <w:top w:w="50" w:type="dxa"/>
-              <w:bottom w:w="50" w:type="dxa"/>
+              <w:top w:w="60" w:type="dxa"/>
+              <w:bottom w:w="60" w:type="dxa"/>
               <w:left w:w="80" w:type="dxa"/>
               <w:right w:w="80" w:type="dxa"/>
             </w:tcMar>
@@ -4185,17 +1946,17 @@
                 <w:color w:val="142850"/>
                 <w:sz w:val="24"/>
               </w:rPr>
-              <w:t>適用角色</w:t>
+              <w:t>說明</w:t>
             </w:r>
           </w:p>
         </w:tc>
         <w:tc>
           <w:tcPr>
-            <w:tcW w:type="dxa" w:w="7200"/>
+            <w:tcW w:type="dxa" w:w="7632"/>
             <w:vAlign w:val="center"/>
             <w:tcMar>
-              <w:top w:w="50" w:type="dxa"/>
-              <w:bottom w:w="50" w:type="dxa"/>
+              <w:top w:w="60" w:type="dxa"/>
+              <w:bottom w:w="60" w:type="dxa"/>
               <w:left w:w="80" w:type="dxa"/>
               <w:right w:w="80" w:type="dxa"/>
             </w:tcMar>
@@ -4213,219 +1974,7 @@
                 <w:color w:val="141414"/>
                 <w:sz w:val="24"/>
               </w:rPr>
-              <w:t>長者</w:t>
-            </w:r>
-          </w:p>
-        </w:tc>
-      </w:tr>
-      <w:tr>
-        <w:trPr>
-          <w:cantSplit/>
-        </w:trPr>
-        <w:tc>
-          <w:tcPr>
-            <w:tcW w:type="dxa" w:w="2160"/>
-            <w:vAlign w:val="center"/>
-            <w:tcMar>
-              <w:top w:w="50" w:type="dxa"/>
-              <w:bottom w:w="50" w:type="dxa"/>
-              <w:left w:w="80" w:type="dxa"/>
-              <w:right w:w="80" w:type="dxa"/>
-            </w:tcMar>
-            <w:shd w:fill="EBF1F5"/>
-          </w:tcPr>
-          <w:p>
-            <w:pPr>
-              <w:spacing w:before="0" w:after="0" w:lineRule="exact" w:line="360"/>
-              <w:jc w:val="center"/>
-            </w:pPr>
-            <w:r>
-              <w:rPr>
-                <w:rFonts w:ascii="Times New Roman" w:hAnsi="Times New Roman" w:eastAsia="標楷體"/>
-                <w:b/>
-                <w:color w:val="142850"/>
-                <w:sz w:val="24"/>
-              </w:rPr>
-              <w:t>核心功能</w:t>
-            </w:r>
-          </w:p>
-        </w:tc>
-        <w:tc>
-          <w:tcPr>
-            <w:tcW w:type="dxa" w:w="7200"/>
-            <w:vAlign w:val="center"/>
-            <w:tcMar>
-              <w:top w:w="50" w:type="dxa"/>
-              <w:bottom w:w="50" w:type="dxa"/>
-              <w:left w:w="80" w:type="dxa"/>
-              <w:right w:w="80" w:type="dxa"/>
-            </w:tcMar>
-            <w:shd w:fill="FFFFFF"/>
-          </w:tcPr>
-          <w:p>
-            <w:pPr>
-              <w:spacing w:before="0" w:after="0" w:lineRule="exact" w:line="360"/>
-              <w:jc w:val="left"/>
-            </w:pPr>
-            <w:r>
-              <w:rPr>
-                <w:rFonts w:ascii="Times New Roman" w:hAnsi="Times New Roman" w:eastAsia="標楷體"/>
-                <w:b w:val="0"/>
-                <w:color w:val="141414"/>
-                <w:sz w:val="24"/>
-              </w:rPr>
-              <w:t>1. 國台雙語自然語言理解：搭載先進語音辨識模型，能靈敏聽懂長輩之台灣國語與道地台語發音。</w:t>
-            </w:r>
-          </w:p>
-          <w:p>
-            <w:pPr>
-              <w:spacing w:before="0" w:after="0" w:lineRule="exact" w:line="360"/>
-              <w:jc w:val="left"/>
-            </w:pPr>
-            <w:r>
-              <w:rPr>
-                <w:rFonts w:ascii="Times New Roman" w:hAnsi="Times New Roman" w:eastAsia="標楷體"/>
-                <w:b w:val="0"/>
-                <w:color w:val="141414"/>
-                <w:sz w:val="24"/>
-              </w:rPr>
-              <w:t>2. Google Gemini 情感陪伴大腦：提供具同理心之日常閒聊、生活關懷、老歌回憶與心情開導。</w:t>
-            </w:r>
-          </w:p>
-          <w:p>
-            <w:pPr>
-              <w:spacing w:before="0" w:after="0" w:lineRule="exact" w:line="360"/>
-              <w:jc w:val="left"/>
-            </w:pPr>
-            <w:r>
-              <w:rPr>
-                <w:rFonts w:ascii="Times New Roman" w:hAnsi="Times New Roman" w:eastAsia="標楷體"/>
-                <w:b w:val="0"/>
-                <w:color w:val="141414"/>
-                <w:sz w:val="24"/>
-              </w:rPr>
-              <w:t>3. 聲波動態視覺回饋：聆聽長輩說話時呈現柔和漣漪波紋，給予直覺的傾聽視覺反饋。</w:t>
-            </w:r>
-          </w:p>
-          <w:p>
-            <w:pPr>
-              <w:spacing w:before="0" w:after="0" w:lineRule="exact" w:line="360"/>
-              <w:jc w:val="left"/>
-            </w:pPr>
-            <w:r>
-              <w:rPr>
-                <w:rFonts w:ascii="Times New Roman" w:hAnsi="Times New Roman" w:eastAsia="標楷體"/>
-                <w:b w:val="0"/>
-                <w:color w:val="141414"/>
-                <w:sz w:val="24"/>
-              </w:rPr>
-              <w:t>4. 雙模式輸入切換：支援持續點擊麥克風語音對話，亦支援大字體鍵盤文字輸入。</w:t>
-            </w:r>
-          </w:p>
-        </w:tc>
-      </w:tr>
-      <w:tr>
-        <w:trPr>
-          <w:cantSplit/>
-        </w:trPr>
-        <w:tc>
-          <w:tcPr>
-            <w:tcW w:type="dxa" w:w="2160"/>
-            <w:vAlign w:val="center"/>
-            <w:tcMar>
-              <w:top w:w="50" w:type="dxa"/>
-              <w:bottom w:w="50" w:type="dxa"/>
-              <w:left w:w="80" w:type="dxa"/>
-              <w:right w:w="80" w:type="dxa"/>
-            </w:tcMar>
-            <w:shd w:fill="EBF1F5"/>
-          </w:tcPr>
-          <w:p>
-            <w:pPr>
-              <w:spacing w:before="0" w:after="0" w:lineRule="exact" w:line="360"/>
-              <w:jc w:val="center"/>
-            </w:pPr>
-            <w:r>
-              <w:rPr>
-                <w:rFonts w:ascii="Times New Roman" w:hAnsi="Times New Roman" w:eastAsia="標楷體"/>
-                <w:b/>
-                <w:color w:val="142850"/>
-                <w:sz w:val="24"/>
-              </w:rPr>
-              <w:t>操作步驟</w:t>
-            </w:r>
-          </w:p>
-        </w:tc>
-        <w:tc>
-          <w:tcPr>
-            <w:tcW w:type="dxa" w:w="7200"/>
-            <w:vAlign w:val="center"/>
-            <w:tcMar>
-              <w:top w:w="50" w:type="dxa"/>
-              <w:bottom w:w="50" w:type="dxa"/>
-              <w:left w:w="80" w:type="dxa"/>
-              <w:right w:w="80" w:type="dxa"/>
-            </w:tcMar>
-            <w:shd w:fill="FFFFFF"/>
-          </w:tcPr>
-          <w:p>
-            <w:pPr>
-              <w:spacing w:before="0" w:after="0" w:lineRule="exact" w:line="360"/>
-              <w:jc w:val="left"/>
-            </w:pPr>
-            <w:r>
-              <w:rPr>
-                <w:rFonts w:ascii="Times New Roman" w:hAnsi="Times New Roman" w:eastAsia="標楷體"/>
-                <w:b w:val="0"/>
-                <w:color w:val="141414"/>
-                <w:sz w:val="24"/>
-              </w:rPr>
-              <w:t>1. 點擊底部導覽列第三個圖示（對話氣泡符號）進入陪伴對話分頁。</w:t>
-            </w:r>
-          </w:p>
-          <w:p>
-            <w:pPr>
-              <w:spacing w:before="0" w:after="0" w:lineRule="exact" w:line="360"/>
-              <w:jc w:val="left"/>
-            </w:pPr>
-            <w:r>
-              <w:rPr>
-                <w:rFonts w:ascii="Times New Roman" w:hAnsi="Times New Roman" w:eastAsia="標楷體"/>
-                <w:b w:val="0"/>
-                <w:color w:val="141414"/>
-                <w:sz w:val="24"/>
-              </w:rPr>
-              <w:t>2. 介面中央呈現可愛的小豬陪伴助理「小嘎」造型卡片。</w:t>
-            </w:r>
-          </w:p>
-          <w:p>
-            <w:pPr>
-              <w:spacing w:before="0" w:after="0" w:lineRule="exact" w:line="360"/>
-              <w:jc w:val="left"/>
-            </w:pPr>
-            <w:r>
-              <w:rPr>
-                <w:rFonts w:ascii="Times New Roman" w:hAnsi="Times New Roman" w:eastAsia="標楷體"/>
-                <w:b w:val="0"/>
-                <w:color w:val="141414"/>
-                <w:sz w:val="24"/>
-              </w:rPr>
-              <w:t>3. 點擊下方大型圓形麥克風按鈕，發出叮咚聲後即可對手機自然說話（如：「今天天氣如何？」）。</w:t>
-            </w:r>
-          </w:p>
-          <w:p>
-            <w:pPr>
-              <w:spacing w:before="0" w:after="0" w:lineRule="exact" w:line="360"/>
-              <w:jc w:val="left"/>
-            </w:pPr>
-            <w:r>
-              <w:rPr>
-                <w:rFonts w:ascii="Times New Roman" w:hAnsi="Times New Roman" w:eastAsia="標楷體"/>
-                <w:b w:val="0"/>
-                <w:color w:val="141414"/>
-                <w:sz w:val="24"/>
-              </w:rPr>
-              <w:t>4. 說完後放開按鈕，AI 小助理即以親切柔和的真人語音回覆長輩並呈現對話文字。</w:t>
+              <w:t>點選底部導覽列「陪伴」分頁，長輩可透過國語或台語與 AI 虛擬助理自由閒聊。長輩按下麥克風按鈕說出想聊的話題、生活趣事或健康諮詢，AI 即以親切溫暖的合成語音回應，並在畫面上同步呈現大字體字幕對話紀錄。</w:t>
             </w:r>
           </w:p>
         </w:tc>
@@ -4485,7 +2034,7 @@
           <w:color w:val="142850"/>
           <w:sz w:val="24"/>
         </w:rPr>
-        <w:t>圖 12-2-6 雙語 AI 語音陪伴小助理對話介面</w:t>
+        <w:t>圖 12-2-6 雙語AI語音生活陪伴</w:t>
       </w:r>
     </w:p>
     <w:p>
@@ -4501,7 +2050,7 @@
           <w:color w:val="142850"/>
           <w:sz w:val="24"/>
         </w:rPr>
-        <w:t>表 12-2-7 手繪萌寵小豬舞台與步數能量兌換介面操作說明</w:t>
+        <w:t>表 12-2-7 萌寵小豬舞台與個人步數</w:t>
       </w:r>
     </w:p>
     <w:tbl>
@@ -4525,77 +2074,15 @@
       </w:tblGrid>
       <w:tr>
         <w:trPr>
-          <w:tblHeader/>
           <w:cantSplit/>
         </w:trPr>
         <w:tc>
           <w:tcPr>
-            <w:tcW w:type="dxa" w:w="2160"/>
+            <w:tcW w:type="dxa" w:w="1728"/>
             <w:vAlign w:val="center"/>
             <w:tcMar>
-              <w:top w:w="50" w:type="dxa"/>
-              <w:bottom w:w="50" w:type="dxa"/>
-              <w:left w:w="80" w:type="dxa"/>
-              <w:right w:w="80" w:type="dxa"/>
-            </w:tcMar>
-            <w:shd w:fill="D9E1F2"/>
-          </w:tcPr>
-          <w:p>
-            <w:pPr>
-              <w:spacing w:before="0" w:after="0" w:lineRule="exact" w:line="360"/>
-              <w:jc w:val="center"/>
-            </w:pPr>
-            <w:r>
-              <w:rPr>
-                <w:rFonts w:ascii="Times New Roman" w:hAnsi="Times New Roman" w:eastAsia="標楷體"/>
-                <w:b/>
-                <w:color w:val="142850"/>
-                <w:sz w:val="24"/>
-              </w:rPr>
-              <w:t>項目</w:t>
-            </w:r>
-          </w:p>
-        </w:tc>
-        <w:tc>
-          <w:tcPr>
-            <w:tcW w:type="dxa" w:w="7200"/>
-            <w:vAlign w:val="center"/>
-            <w:tcMar>
-              <w:top w:w="50" w:type="dxa"/>
-              <w:bottom w:w="50" w:type="dxa"/>
-              <w:left w:w="80" w:type="dxa"/>
-              <w:right w:w="80" w:type="dxa"/>
-            </w:tcMar>
-            <w:shd w:fill="D9E1F2"/>
-          </w:tcPr>
-          <w:p>
-            <w:pPr>
-              <w:spacing w:before="0" w:after="0" w:lineRule="exact" w:line="360"/>
-              <w:jc w:val="center"/>
-            </w:pPr>
-            <w:r>
-              <w:rPr>
-                <w:rFonts w:ascii="Times New Roman" w:hAnsi="Times New Roman" w:eastAsia="標楷體"/>
-                <w:b/>
-                <w:color w:val="142850"/>
-                <w:sz w:val="24"/>
-              </w:rPr>
-              <w:t>系統規格與操作詳細說明</w:t>
-            </w:r>
-          </w:p>
-        </w:tc>
-      </w:tr>
-      <w:tr>
-        <w:trPr>
-          <w:cantSplit/>
-        </w:trPr>
-        <w:tc>
-          <w:tcPr>
-            <w:tcW w:type="dxa" w:w="2160"/>
-            <w:vAlign w:val="center"/>
-            <w:tcMar>
-              <w:top w:w="50" w:type="dxa"/>
-              <w:bottom w:w="50" w:type="dxa"/>
+              <w:top w:w="60" w:type="dxa"/>
+              <w:bottom w:w="60" w:type="dxa"/>
               <w:left w:w="80" w:type="dxa"/>
               <w:right w:w="80" w:type="dxa"/>
             </w:tcMar>
@@ -4619,11 +2106,11 @@
         </w:tc>
         <w:tc>
           <w:tcPr>
-            <w:tcW w:type="dxa" w:w="7200"/>
+            <w:tcW w:type="dxa" w:w="7632"/>
             <w:vAlign w:val="center"/>
             <w:tcMar>
-              <w:top w:w="50" w:type="dxa"/>
-              <w:bottom w:w="50" w:type="dxa"/>
+              <w:top w:w="60" w:type="dxa"/>
+              <w:bottom w:w="60" w:type="dxa"/>
               <w:left w:w="80" w:type="dxa"/>
               <w:right w:w="80" w:type="dxa"/>
             </w:tcMar>
@@ -4641,7 +2128,7 @@
                 <w:color w:val="141414"/>
                 <w:sz w:val="24"/>
               </w:rPr>
-              <w:t>個人檔案與萌寵舞台</w:t>
+              <w:t>萌寵小豬舞台與個人步數</w:t>
             </w:r>
           </w:p>
         </w:tc>
@@ -4652,11 +2139,11 @@
         </w:trPr>
         <w:tc>
           <w:tcPr>
-            <w:tcW w:type="dxa" w:w="2160"/>
+            <w:tcW w:type="dxa" w:w="1728"/>
             <w:vAlign w:val="center"/>
             <w:tcMar>
-              <w:top w:w="50" w:type="dxa"/>
-              <w:bottom w:w="50" w:type="dxa"/>
+              <w:top w:w="60" w:type="dxa"/>
+              <w:bottom w:w="60" w:type="dxa"/>
               <w:left w:w="80" w:type="dxa"/>
               <w:right w:w="80" w:type="dxa"/>
             </w:tcMar>
@@ -4674,17 +2161,17 @@
                 <w:color w:val="142850"/>
                 <w:sz w:val="24"/>
               </w:rPr>
-              <w:t>適用角色</w:t>
+              <w:t>說明</w:t>
             </w:r>
           </w:p>
         </w:tc>
         <w:tc>
           <w:tcPr>
-            <w:tcW w:type="dxa" w:w="7200"/>
+            <w:tcW w:type="dxa" w:w="7632"/>
             <w:vAlign w:val="center"/>
             <w:tcMar>
-              <w:top w:w="50" w:type="dxa"/>
-              <w:bottom w:w="50" w:type="dxa"/>
+              <w:top w:w="60" w:type="dxa"/>
+              <w:bottom w:w="60" w:type="dxa"/>
               <w:left w:w="80" w:type="dxa"/>
               <w:right w:w="80" w:type="dxa"/>
             </w:tcMar>
@@ -4702,219 +2189,7 @@
                 <w:color w:val="141414"/>
                 <w:sz w:val="24"/>
               </w:rPr>
-              <w:t>長者</w:t>
-            </w:r>
-          </w:p>
-        </w:tc>
-      </w:tr>
-      <w:tr>
-        <w:trPr>
-          <w:cantSplit/>
-        </w:trPr>
-        <w:tc>
-          <w:tcPr>
-            <w:tcW w:type="dxa" w:w="2160"/>
-            <w:vAlign w:val="center"/>
-            <w:tcMar>
-              <w:top w:w="50" w:type="dxa"/>
-              <w:bottom w:w="50" w:type="dxa"/>
-              <w:left w:w="80" w:type="dxa"/>
-              <w:right w:w="80" w:type="dxa"/>
-            </w:tcMar>
-            <w:shd w:fill="EBF1F5"/>
-          </w:tcPr>
-          <w:p>
-            <w:pPr>
-              <w:spacing w:before="0" w:after="0" w:lineRule="exact" w:line="360"/>
-              <w:jc w:val="center"/>
-            </w:pPr>
-            <w:r>
-              <w:rPr>
-                <w:rFonts w:ascii="Times New Roman" w:hAnsi="Times New Roman" w:eastAsia="標楷體"/>
-                <w:b/>
-                <w:color w:val="142850"/>
-                <w:sz w:val="24"/>
-              </w:rPr>
-              <w:t>核心功能</w:t>
-            </w:r>
-          </w:p>
-        </w:tc>
-        <w:tc>
-          <w:tcPr>
-            <w:tcW w:type="dxa" w:w="7200"/>
-            <w:vAlign w:val="center"/>
-            <w:tcMar>
-              <w:top w:w="50" w:type="dxa"/>
-              <w:bottom w:w="50" w:type="dxa"/>
-              <w:left w:w="80" w:type="dxa"/>
-              <w:right w:w="80" w:type="dxa"/>
-            </w:tcMar>
-            <w:shd w:fill="FFFFFF"/>
-          </w:tcPr>
-          <w:p>
-            <w:pPr>
-              <w:spacing w:before="0" w:after="0" w:lineRule="exact" w:line="360"/>
-              <w:jc w:val="left"/>
-            </w:pPr>
-            <w:r>
-              <w:rPr>
-                <w:rFonts w:ascii="Times New Roman" w:hAnsi="Times New Roman" w:eastAsia="標楷體"/>
-                <w:b w:val="0"/>
-                <w:color w:val="141414"/>
-                <w:sz w:val="24"/>
-              </w:rPr>
-              <w:t>1. 手繪小豬互動舞台：呈現活潑可愛的養成虛擬夥伴小豬，伴隨餵食、歡呼與入睡動畫。</w:t>
-            </w:r>
-          </w:p>
-          <w:p>
-            <w:pPr>
-              <w:spacing w:before="0" w:after="0" w:lineRule="exact" w:line="360"/>
-              <w:jc w:val="left"/>
-            </w:pPr>
-            <w:r>
-              <w:rPr>
-                <w:rFonts w:ascii="Times New Roman" w:hAnsi="Times New Roman" w:eastAsia="標楷體"/>
-                <w:b w:val="0"/>
-                <w:color w:val="141414"/>
-                <w:sz w:val="24"/>
-              </w:rPr>
-              <w:t>2. 步數轉能量健康機制：自動串接手機計步感測器，將長輩日常走路步數換算為活力點數。</w:t>
-            </w:r>
-          </w:p>
-          <w:p>
-            <w:pPr>
-              <w:spacing w:before="0" w:after="0" w:lineRule="exact" w:line="360"/>
-              <w:jc w:val="left"/>
-            </w:pPr>
-            <w:r>
-              <w:rPr>
-                <w:rFonts w:ascii="Times New Roman" w:hAnsi="Times New Roman" w:eastAsia="標楷體"/>
-                <w:b w:val="0"/>
-                <w:color w:val="141414"/>
-                <w:sz w:val="24"/>
-              </w:rPr>
-              <w:t>3. 投餵食物與心情提升：提供西瓜、包子、紅蘿蔔等互動道具，投餵後小豬會開心地跳躍並提升親密度。</w:t>
-            </w:r>
-          </w:p>
-          <w:p>
-            <w:pPr>
-              <w:spacing w:before="0" w:after="0" w:lineRule="exact" w:line="360"/>
-              <w:jc w:val="left"/>
-            </w:pPr>
-            <w:r>
-              <w:rPr>
-                <w:rFonts w:ascii="Times New Roman" w:hAnsi="Times New Roman" w:eastAsia="標楷體"/>
-                <w:b w:val="0"/>
-                <w:color w:val="141414"/>
-                <w:sz w:val="24"/>
-              </w:rPr>
-              <w:t>4. 今日任務打卡清單：提示今日喝水、散步、聽新聞等健康生活小目標。</w:t>
-            </w:r>
-          </w:p>
-        </w:tc>
-      </w:tr>
-      <w:tr>
-        <w:trPr>
-          <w:cantSplit/>
-        </w:trPr>
-        <w:tc>
-          <w:tcPr>
-            <w:tcW w:type="dxa" w:w="2160"/>
-            <w:vAlign w:val="center"/>
-            <w:tcMar>
-              <w:top w:w="50" w:type="dxa"/>
-              <w:bottom w:w="50" w:type="dxa"/>
-              <w:left w:w="80" w:type="dxa"/>
-              <w:right w:w="80" w:type="dxa"/>
-            </w:tcMar>
-            <w:shd w:fill="EBF1F5"/>
-          </w:tcPr>
-          <w:p>
-            <w:pPr>
-              <w:spacing w:before="0" w:after="0" w:lineRule="exact" w:line="360"/>
-              <w:jc w:val="center"/>
-            </w:pPr>
-            <w:r>
-              <w:rPr>
-                <w:rFonts w:ascii="Times New Roman" w:hAnsi="Times New Roman" w:eastAsia="標楷體"/>
-                <w:b/>
-                <w:color w:val="142850"/>
-                <w:sz w:val="24"/>
-              </w:rPr>
-              <w:t>操作步驟</w:t>
-            </w:r>
-          </w:p>
-        </w:tc>
-        <w:tc>
-          <w:tcPr>
-            <w:tcW w:type="dxa" w:w="7200"/>
-            <w:vAlign w:val="center"/>
-            <w:tcMar>
-              <w:top w:w="50" w:type="dxa"/>
-              <w:bottom w:w="50" w:type="dxa"/>
-              <w:left w:w="80" w:type="dxa"/>
-              <w:right w:w="80" w:type="dxa"/>
-            </w:tcMar>
-            <w:shd w:fill="FFFFFF"/>
-          </w:tcPr>
-          <w:p>
-            <w:pPr>
-              <w:spacing w:before="0" w:after="0" w:lineRule="exact" w:line="360"/>
-              <w:jc w:val="left"/>
-            </w:pPr>
-            <w:r>
-              <w:rPr>
-                <w:rFonts w:ascii="Times New Roman" w:hAnsi="Times New Roman" w:eastAsia="標楷體"/>
-                <w:b w:val="0"/>
-                <w:color w:val="141414"/>
-                <w:sz w:val="24"/>
-              </w:rPr>
-              <w:t>1. 點擊底部導覽列第四個圖示（個人頭像符號）進入個人檔案與萌寵專區。</w:t>
-            </w:r>
-          </w:p>
-          <w:p>
-            <w:pPr>
-              <w:spacing w:before="0" w:after="0" w:lineRule="exact" w:line="360"/>
-              <w:jc w:val="left"/>
-            </w:pPr>
-            <w:r>
-              <w:rPr>
-                <w:rFonts w:ascii="Times New Roman" w:hAnsi="Times New Roman" w:eastAsia="標楷體"/>
-                <w:b w:val="0"/>
-                <w:color w:val="141414"/>
-                <w:sz w:val="24"/>
-              </w:rPr>
-              <w:t>2. 檢視小豬舞台當前等級、飽食度與今日運動步數。</w:t>
-            </w:r>
-          </w:p>
-          <w:p>
-            <w:pPr>
-              <w:spacing w:before="0" w:after="0" w:lineRule="exact" w:line="360"/>
-              <w:jc w:val="left"/>
-            </w:pPr>
-            <w:r>
-              <w:rPr>
-                <w:rFonts w:ascii="Times New Roman" w:hAnsi="Times New Roman" w:eastAsia="標楷體"/>
-                <w:b w:val="0"/>
-                <w:color w:val="141414"/>
-                <w:sz w:val="24"/>
-              </w:rPr>
-              <w:t>3. 點擊下方食物欄位的「西瓜」或「包子」，小豬將做出開心的咀嚼動作並獲得經驗值。</w:t>
-            </w:r>
-          </w:p>
-          <w:p>
-            <w:pPr>
-              <w:spacing w:before="0" w:after="0" w:lineRule="exact" w:line="360"/>
-              <w:jc w:val="left"/>
-            </w:pPr>
-            <w:r>
-              <w:rPr>
-                <w:rFonts w:ascii="Times New Roman" w:hAnsi="Times New Roman" w:eastAsia="標楷體"/>
-                <w:b w:val="0"/>
-                <w:color w:val="141414"/>
-                <w:sz w:val="24"/>
-              </w:rPr>
-              <w:t>4. 完成下方「今日任務」如散步達到 3000 步，點擊領取能量獎勵。</w:t>
+              <w:t>點選底部導覽列「個人」分頁，長輩可進入萌寵小豬互動養成舞台。系統每日自動感測長者活動步數並統計日常消耗，長輩點擊「兌換能量」可將步數轉化為飼料餵養小豬，並可為小豬換裝與完成每日趣味任務，鼓勵長輩維持良好日常活動習慣。</w:t>
             </w:r>
           </w:p>
         </w:tc>
@@ -4974,7 +2249,7 @@
           <w:color w:val="142850"/>
           <w:sz w:val="24"/>
         </w:rPr>
-        <w:t>圖 12-2-7 手繪萌寵小豬舞台與步數能量兌換介面</w:t>
+        <w:t>圖 12-2-7 萌寵小豬舞台與個人步數</w:t>
       </w:r>
     </w:p>
     <w:p>
@@ -4990,7 +2265,7 @@
           <w:color w:val="142850"/>
           <w:sz w:val="24"/>
         </w:rPr>
-        <w:t>表 12-2-8 阿公阿嬤安心救生圈全域導引介面操作說明</w:t>
+        <w:t>表 12-2-8 阿公阿嬤全域安心救生圈</w:t>
       </w:r>
     </w:p>
     <w:tbl>
@@ -5014,77 +2289,15 @@
       </w:tblGrid>
       <w:tr>
         <w:trPr>
-          <w:tblHeader/>
           <w:cantSplit/>
         </w:trPr>
         <w:tc>
           <w:tcPr>
-            <w:tcW w:type="dxa" w:w="2160"/>
+            <w:tcW w:type="dxa" w:w="1728"/>
             <w:vAlign w:val="center"/>
             <w:tcMar>
-              <w:top w:w="50" w:type="dxa"/>
-              <w:bottom w:w="50" w:type="dxa"/>
-              <w:left w:w="80" w:type="dxa"/>
-              <w:right w:w="80" w:type="dxa"/>
-            </w:tcMar>
-            <w:shd w:fill="D9E1F2"/>
-          </w:tcPr>
-          <w:p>
-            <w:pPr>
-              <w:spacing w:before="0" w:after="0" w:lineRule="exact" w:line="360"/>
-              <w:jc w:val="center"/>
-            </w:pPr>
-            <w:r>
-              <w:rPr>
-                <w:rFonts w:ascii="Times New Roman" w:hAnsi="Times New Roman" w:eastAsia="標楷體"/>
-                <w:b/>
-                <w:color w:val="142850"/>
-                <w:sz w:val="24"/>
-              </w:rPr>
-              <w:t>項目</w:t>
-            </w:r>
-          </w:p>
-        </w:tc>
-        <w:tc>
-          <w:tcPr>
-            <w:tcW w:type="dxa" w:w="7200"/>
-            <w:vAlign w:val="center"/>
-            <w:tcMar>
-              <w:top w:w="50" w:type="dxa"/>
-              <w:bottom w:w="50" w:type="dxa"/>
-              <w:left w:w="80" w:type="dxa"/>
-              <w:right w:w="80" w:type="dxa"/>
-            </w:tcMar>
-            <w:shd w:fill="D9E1F2"/>
-          </w:tcPr>
-          <w:p>
-            <w:pPr>
-              <w:spacing w:before="0" w:after="0" w:lineRule="exact" w:line="360"/>
-              <w:jc w:val="center"/>
-            </w:pPr>
-            <w:r>
-              <w:rPr>
-                <w:rFonts w:ascii="Times New Roman" w:hAnsi="Times New Roman" w:eastAsia="標楷體"/>
-                <w:b/>
-                <w:color w:val="142850"/>
-                <w:sz w:val="24"/>
-              </w:rPr>
-              <w:t>系統規格與操作詳細說明</w:t>
-            </w:r>
-          </w:p>
-        </w:tc>
-      </w:tr>
-      <w:tr>
-        <w:trPr>
-          <w:cantSplit/>
-        </w:trPr>
-        <w:tc>
-          <w:tcPr>
-            <w:tcW w:type="dxa" w:w="2160"/>
-            <w:vAlign w:val="center"/>
-            <w:tcMar>
-              <w:top w:w="50" w:type="dxa"/>
-              <w:bottom w:w="50" w:type="dxa"/>
+              <w:top w:w="60" w:type="dxa"/>
+              <w:bottom w:w="60" w:type="dxa"/>
               <w:left w:w="80" w:type="dxa"/>
               <w:right w:w="80" w:type="dxa"/>
             </w:tcMar>
@@ -5108,11 +2321,11 @@
         </w:tc>
         <w:tc>
           <w:tcPr>
-            <w:tcW w:type="dxa" w:w="7200"/>
+            <w:tcW w:type="dxa" w:w="7632"/>
             <w:vAlign w:val="center"/>
             <w:tcMar>
-              <w:top w:w="50" w:type="dxa"/>
-              <w:bottom w:w="50" w:type="dxa"/>
+              <w:top w:w="60" w:type="dxa"/>
+              <w:bottom w:w="60" w:type="dxa"/>
               <w:left w:w="80" w:type="dxa"/>
               <w:right w:w="80" w:type="dxa"/>
             </w:tcMar>
@@ -5130,7 +2343,7 @@
                 <w:color w:val="141414"/>
                 <w:sz w:val="24"/>
               </w:rPr>
-              <w:t>全域安心助理引導面板</w:t>
+              <w:t>阿公阿嬤全域安心救生圈</w:t>
             </w:r>
           </w:p>
         </w:tc>
@@ -5141,11 +2354,11 @@
         </w:trPr>
         <w:tc>
           <w:tcPr>
-            <w:tcW w:type="dxa" w:w="2160"/>
+            <w:tcW w:type="dxa" w:w="1728"/>
             <w:vAlign w:val="center"/>
             <w:tcMar>
-              <w:top w:w="50" w:type="dxa"/>
-              <w:bottom w:w="50" w:type="dxa"/>
+              <w:top w:w="60" w:type="dxa"/>
+              <w:bottom w:w="60" w:type="dxa"/>
               <w:left w:w="80" w:type="dxa"/>
               <w:right w:w="80" w:type="dxa"/>
             </w:tcMar>
@@ -5163,17 +2376,17 @@
                 <w:color w:val="142850"/>
                 <w:sz w:val="24"/>
               </w:rPr>
-              <w:t>適用角色</w:t>
+              <w:t>說明</w:t>
             </w:r>
           </w:p>
         </w:tc>
         <w:tc>
           <w:tcPr>
-            <w:tcW w:type="dxa" w:w="7200"/>
+            <w:tcW w:type="dxa" w:w="7632"/>
             <w:vAlign w:val="center"/>
             <w:tcMar>
-              <w:top w:w="50" w:type="dxa"/>
-              <w:bottom w:w="50" w:type="dxa"/>
+              <w:top w:w="60" w:type="dxa"/>
+              <w:bottom w:w="60" w:type="dxa"/>
               <w:left w:w="80" w:type="dxa"/>
               <w:right w:w="80" w:type="dxa"/>
             </w:tcMar>
@@ -5191,219 +2404,7 @@
                 <w:color w:val="141414"/>
                 <w:sz w:val="24"/>
               </w:rPr>
-              <w:t>長者</w:t>
-            </w:r>
-          </w:p>
-        </w:tc>
-      </w:tr>
-      <w:tr>
-        <w:trPr>
-          <w:cantSplit/>
-        </w:trPr>
-        <w:tc>
-          <w:tcPr>
-            <w:tcW w:type="dxa" w:w="2160"/>
-            <w:vAlign w:val="center"/>
-            <w:tcMar>
-              <w:top w:w="50" w:type="dxa"/>
-              <w:bottom w:w="50" w:type="dxa"/>
-              <w:left w:w="80" w:type="dxa"/>
-              <w:right w:w="80" w:type="dxa"/>
-            </w:tcMar>
-            <w:shd w:fill="EBF1F5"/>
-          </w:tcPr>
-          <w:p>
-            <w:pPr>
-              <w:spacing w:before="0" w:after="0" w:lineRule="exact" w:line="360"/>
-              <w:jc w:val="center"/>
-            </w:pPr>
-            <w:r>
-              <w:rPr>
-                <w:rFonts w:ascii="Times New Roman" w:hAnsi="Times New Roman" w:eastAsia="標楷體"/>
-                <w:b/>
-                <w:color w:val="142850"/>
-                <w:sz w:val="24"/>
-              </w:rPr>
-              <w:t>核心功能</w:t>
-            </w:r>
-          </w:p>
-        </w:tc>
-        <w:tc>
-          <w:tcPr>
-            <w:tcW w:type="dxa" w:w="7200"/>
-            <w:vAlign w:val="center"/>
-            <w:tcMar>
-              <w:top w:w="50" w:type="dxa"/>
-              <w:bottom w:w="50" w:type="dxa"/>
-              <w:left w:w="80" w:type="dxa"/>
-              <w:right w:w="80" w:type="dxa"/>
-            </w:tcMar>
-            <w:shd w:fill="FFFFFF"/>
-          </w:tcPr>
-          <w:p>
-            <w:pPr>
-              <w:spacing w:before="0" w:after="0" w:lineRule="exact" w:line="360"/>
-              <w:jc w:val="left"/>
-            </w:pPr>
-            <w:r>
-              <w:rPr>
-                <w:rFonts w:ascii="Times New Roman" w:hAnsi="Times New Roman" w:eastAsia="標楷體"/>
-                <w:b w:val="0"/>
-                <w:color w:val="141414"/>
-                <w:sz w:val="24"/>
-              </w:rPr>
-              <w:t>1. 全域懸浮常駐按鈕：在長者端任何頁面右下角常駐呈現救生圈造形之「安心助理」按鈕，迷路時隨時點擊。</w:t>
-            </w:r>
-          </w:p>
-          <w:p>
-            <w:pPr>
-              <w:spacing w:before="0" w:after="0" w:lineRule="exact" w:line="360"/>
-              <w:jc w:val="left"/>
-            </w:pPr>
-            <w:r>
-              <w:rPr>
-                <w:rFonts w:ascii="Times New Roman" w:hAnsi="Times New Roman" w:eastAsia="標楷體"/>
-                <w:b w:val="0"/>
-                <w:color w:val="141414"/>
-                <w:sz w:val="24"/>
-              </w:rPr>
-              <w:t>2. 語音操作步驟高光導覽：以高光遮罩標明畫面當前操作重點，引導長輩下一步動作。</w:t>
-            </w:r>
-          </w:p>
-          <w:p>
-            <w:pPr>
-              <w:spacing w:before="0" w:after="0" w:lineRule="exact" w:line="360"/>
-              <w:jc w:val="left"/>
-            </w:pPr>
-            <w:r>
-              <w:rPr>
-                <w:rFonts w:ascii="Times New Roman" w:hAnsi="Times New Roman" w:eastAsia="標楷體"/>
-                <w:b w:val="0"/>
-                <w:color w:val="141414"/>
-                <w:sz w:val="24"/>
-              </w:rPr>
-              <w:t>3. 語音辨識即時校正覆蓋層：在語音輸入時彈出超大確認視窗，避免聽錯指令。</w:t>
-            </w:r>
-          </w:p>
-          <w:p>
-            <w:pPr>
-              <w:spacing w:before="0" w:after="0" w:lineRule="exact" w:line="360"/>
-              <w:jc w:val="left"/>
-            </w:pPr>
-            <w:r>
-              <w:rPr>
-                <w:rFonts w:ascii="Times New Roman" w:hAnsi="Times New Roman" w:eastAsia="標楷體"/>
-                <w:b w:val="0"/>
-                <w:color w:val="141414"/>
-                <w:sz w:val="24"/>
-              </w:rPr>
-              <w:t>4. 智慧求助選單：提供「帶我回首頁」、「找人幫我」、「教我怎麼用」三大快捷求救按鈕。</w:t>
-            </w:r>
-          </w:p>
-        </w:tc>
-      </w:tr>
-      <w:tr>
-        <w:trPr>
-          <w:cantSplit/>
-        </w:trPr>
-        <w:tc>
-          <w:tcPr>
-            <w:tcW w:type="dxa" w:w="2160"/>
-            <w:vAlign w:val="center"/>
-            <w:tcMar>
-              <w:top w:w="50" w:type="dxa"/>
-              <w:bottom w:w="50" w:type="dxa"/>
-              <w:left w:w="80" w:type="dxa"/>
-              <w:right w:w="80" w:type="dxa"/>
-            </w:tcMar>
-            <w:shd w:fill="EBF1F5"/>
-          </w:tcPr>
-          <w:p>
-            <w:pPr>
-              <w:spacing w:before="0" w:after="0" w:lineRule="exact" w:line="360"/>
-              <w:jc w:val="center"/>
-            </w:pPr>
-            <w:r>
-              <w:rPr>
-                <w:rFonts w:ascii="Times New Roman" w:hAnsi="Times New Roman" w:eastAsia="標楷體"/>
-                <w:b/>
-                <w:color w:val="142850"/>
-                <w:sz w:val="24"/>
-              </w:rPr>
-              <w:t>操作步驟</w:t>
-            </w:r>
-          </w:p>
-        </w:tc>
-        <w:tc>
-          <w:tcPr>
-            <w:tcW w:type="dxa" w:w="7200"/>
-            <w:vAlign w:val="center"/>
-            <w:tcMar>
-              <w:top w:w="50" w:type="dxa"/>
-              <w:bottom w:w="50" w:type="dxa"/>
-              <w:left w:w="80" w:type="dxa"/>
-              <w:right w:w="80" w:type="dxa"/>
-            </w:tcMar>
-            <w:shd w:fill="FFFFFF"/>
-          </w:tcPr>
-          <w:p>
-            <w:pPr>
-              <w:spacing w:before="0" w:after="0" w:lineRule="exact" w:line="360"/>
-              <w:jc w:val="left"/>
-            </w:pPr>
-            <w:r>
-              <w:rPr>
-                <w:rFonts w:ascii="Times New Roman" w:hAnsi="Times New Roman" w:eastAsia="標楷體"/>
-                <w:b w:val="0"/>
-                <w:color w:val="141414"/>
-                <w:sz w:val="24"/>
-              </w:rPr>
-              <w:t>1. 在長者端任何操作過程中若感到困惑或找不到按鈕，點擊右下角紅色「安心助理」懸浮按鈕。</w:t>
-            </w:r>
-          </w:p>
-          <w:p>
-            <w:pPr>
-              <w:spacing w:before="0" w:after="0" w:lineRule="exact" w:line="360"/>
-              <w:jc w:val="left"/>
-            </w:pPr>
-            <w:r>
-              <w:rPr>
-                <w:rFonts w:ascii="Times New Roman" w:hAnsi="Times New Roman" w:eastAsia="標楷體"/>
-                <w:b w:val="0"/>
-                <w:color w:val="141414"/>
-                <w:sz w:val="24"/>
-              </w:rPr>
-              <w:t>2. 畫面彈出大字體之引導彈窗，列出三大救援選項。</w:t>
-            </w:r>
-          </w:p>
-          <w:p>
-            <w:pPr>
-              <w:spacing w:before="0" w:after="0" w:lineRule="exact" w:line="360"/>
-              <w:jc w:val="left"/>
-            </w:pPr>
-            <w:r>
-              <w:rPr>
-                <w:rFonts w:ascii="Times New Roman" w:hAnsi="Times New Roman" w:eastAsia="標楷體"/>
-                <w:b w:val="0"/>
-                <w:color w:val="141414"/>
-                <w:sz w:val="24"/>
-              </w:rPr>
-              <w:t>3. 點選「回首頁」即可立刻回到最熟悉的第一頁生活儀表板。</w:t>
-            </w:r>
-          </w:p>
-          <w:p>
-            <w:pPr>
-              <w:spacing w:before="0" w:after="0" w:lineRule="exact" w:line="360"/>
-              <w:jc w:val="left"/>
-            </w:pPr>
-            <w:r>
-              <w:rPr>
-                <w:rFonts w:ascii="Times New Roman" w:hAnsi="Times New Roman" w:eastAsia="標楷體"/>
-                <w:b w:val="0"/>
-                <w:color w:val="141414"/>
-                <w:sz w:val="24"/>
-              </w:rPr>
-              <w:t>4. 點選「聽我說」可直接對語音助理表達需求，系統將自動定位功能畫面。</w:t>
+              <w:t>長輩在應用程式任何畫面中若找不到功能或操作遇阻，點選畫面右下方常駐之「安心救生圈」浮動圖示，系統即刻跳出大字體語音求助引導視窗，提供直覺的大按鈕協助撥打主要照顧者電話或專人客服，讓長輩使用無後顧之憂。</w:t>
             </w:r>
           </w:p>
         </w:tc>
@@ -5463,7 +2464,7 @@
           <w:color w:val="142850"/>
           <w:sz w:val="24"/>
         </w:rPr>
-        <w:t>圖 12-2-8 阿公阿嬤安心救生圈全域導引介面</w:t>
+        <w:t>圖 12-2-8 阿公阿嬤全域安心救生圈</w:t>
       </w:r>
     </w:p>
     <w:p>
@@ -5479,7 +2480,7 @@
           <w:color w:val="142850"/>
           <w:sz w:val="24"/>
         </w:rPr>
-        <w:t>表 12-2-9 長者一鍵 SOS 緊急求助警報介面操作說明</w:t>
+        <w:t>表 12-2-9 一鍵SOS緊急求援</w:t>
       </w:r>
     </w:p>
     <w:tbl>
@@ -5503,77 +2504,15 @@
       </w:tblGrid>
       <w:tr>
         <w:trPr>
-          <w:tblHeader/>
           <w:cantSplit/>
         </w:trPr>
         <w:tc>
           <w:tcPr>
-            <w:tcW w:type="dxa" w:w="2160"/>
+            <w:tcW w:type="dxa" w:w="1728"/>
             <w:vAlign w:val="center"/>
             <w:tcMar>
-              <w:top w:w="50" w:type="dxa"/>
-              <w:bottom w:w="50" w:type="dxa"/>
-              <w:left w:w="80" w:type="dxa"/>
-              <w:right w:w="80" w:type="dxa"/>
-            </w:tcMar>
-            <w:shd w:fill="D9E1F2"/>
-          </w:tcPr>
-          <w:p>
-            <w:pPr>
-              <w:spacing w:before="0" w:after="0" w:lineRule="exact" w:line="360"/>
-              <w:jc w:val="center"/>
-            </w:pPr>
-            <w:r>
-              <w:rPr>
-                <w:rFonts w:ascii="Times New Roman" w:hAnsi="Times New Roman" w:eastAsia="標楷體"/>
-                <w:b/>
-                <w:color w:val="142850"/>
-                <w:sz w:val="24"/>
-              </w:rPr>
-              <w:t>項目</w:t>
-            </w:r>
-          </w:p>
-        </w:tc>
-        <w:tc>
-          <w:tcPr>
-            <w:tcW w:type="dxa" w:w="7200"/>
-            <w:vAlign w:val="center"/>
-            <w:tcMar>
-              <w:top w:w="50" w:type="dxa"/>
-              <w:bottom w:w="50" w:type="dxa"/>
-              <w:left w:w="80" w:type="dxa"/>
-              <w:right w:w="80" w:type="dxa"/>
-            </w:tcMar>
-            <w:shd w:fill="D9E1F2"/>
-          </w:tcPr>
-          <w:p>
-            <w:pPr>
-              <w:spacing w:before="0" w:after="0" w:lineRule="exact" w:line="360"/>
-              <w:jc w:val="center"/>
-            </w:pPr>
-            <w:r>
-              <w:rPr>
-                <w:rFonts w:ascii="Times New Roman" w:hAnsi="Times New Roman" w:eastAsia="標楷體"/>
-                <w:b/>
-                <w:color w:val="142850"/>
-                <w:sz w:val="24"/>
-              </w:rPr>
-              <w:t>系統規格與操作詳細說明</w:t>
-            </w:r>
-          </w:p>
-        </w:tc>
-      </w:tr>
-      <w:tr>
-        <w:trPr>
-          <w:cantSplit/>
-        </w:trPr>
-        <w:tc>
-          <w:tcPr>
-            <w:tcW w:type="dxa" w:w="2160"/>
-            <w:vAlign w:val="center"/>
-            <w:tcMar>
-              <w:top w:w="50" w:type="dxa"/>
-              <w:bottom w:w="50" w:type="dxa"/>
+              <w:top w:w="60" w:type="dxa"/>
+              <w:bottom w:w="60" w:type="dxa"/>
               <w:left w:w="80" w:type="dxa"/>
               <w:right w:w="80" w:type="dxa"/>
             </w:tcMar>
@@ -5597,11 +2536,11 @@
         </w:tc>
         <w:tc>
           <w:tcPr>
-            <w:tcW w:type="dxa" w:w="7200"/>
+            <w:tcW w:type="dxa" w:w="7632"/>
             <w:vAlign w:val="center"/>
             <w:tcMar>
-              <w:top w:w="50" w:type="dxa"/>
-              <w:bottom w:w="50" w:type="dxa"/>
+              <w:top w:w="60" w:type="dxa"/>
+              <w:bottom w:w="60" w:type="dxa"/>
               <w:left w:w="80" w:type="dxa"/>
               <w:right w:w="80" w:type="dxa"/>
             </w:tcMar>
@@ -5619,7 +2558,7 @@
                 <w:color w:val="141414"/>
                 <w:sz w:val="24"/>
               </w:rPr>
-              <w:t>一鍵 SOS 緊急求助介面</w:t>
+              <w:t>一鍵SOS緊急求援</w:t>
             </w:r>
           </w:p>
         </w:tc>
@@ -5630,11 +2569,11 @@
         </w:trPr>
         <w:tc>
           <w:tcPr>
-            <w:tcW w:type="dxa" w:w="2160"/>
+            <w:tcW w:type="dxa" w:w="1728"/>
             <w:vAlign w:val="center"/>
             <w:tcMar>
-              <w:top w:w="50" w:type="dxa"/>
-              <w:bottom w:w="50" w:type="dxa"/>
+              <w:top w:w="60" w:type="dxa"/>
+              <w:bottom w:w="60" w:type="dxa"/>
               <w:left w:w="80" w:type="dxa"/>
               <w:right w:w="80" w:type="dxa"/>
             </w:tcMar>
@@ -5652,17 +2591,17 @@
                 <w:color w:val="142850"/>
                 <w:sz w:val="24"/>
               </w:rPr>
-              <w:t>適用角色</w:t>
+              <w:t>說明</w:t>
             </w:r>
           </w:p>
         </w:tc>
         <w:tc>
           <w:tcPr>
-            <w:tcW w:type="dxa" w:w="7200"/>
+            <w:tcW w:type="dxa" w:w="7632"/>
             <w:vAlign w:val="center"/>
             <w:tcMar>
-              <w:top w:w="50" w:type="dxa"/>
-              <w:bottom w:w="50" w:type="dxa"/>
+              <w:top w:w="60" w:type="dxa"/>
+              <w:bottom w:w="60" w:type="dxa"/>
               <w:left w:w="80" w:type="dxa"/>
               <w:right w:w="80" w:type="dxa"/>
             </w:tcMar>
@@ -5680,219 +2619,7 @@
                 <w:color w:val="141414"/>
                 <w:sz w:val="24"/>
               </w:rPr>
-              <w:t>長者</w:t>
-            </w:r>
-          </w:p>
-        </w:tc>
-      </w:tr>
-      <w:tr>
-        <w:trPr>
-          <w:cantSplit/>
-        </w:trPr>
-        <w:tc>
-          <w:tcPr>
-            <w:tcW w:type="dxa" w:w="2160"/>
-            <w:vAlign w:val="center"/>
-            <w:tcMar>
-              <w:top w:w="50" w:type="dxa"/>
-              <w:bottom w:w="50" w:type="dxa"/>
-              <w:left w:w="80" w:type="dxa"/>
-              <w:right w:w="80" w:type="dxa"/>
-            </w:tcMar>
-            <w:shd w:fill="EBF1F5"/>
-          </w:tcPr>
-          <w:p>
-            <w:pPr>
-              <w:spacing w:before="0" w:after="0" w:lineRule="exact" w:line="360"/>
-              <w:jc w:val="center"/>
-            </w:pPr>
-            <w:r>
-              <w:rPr>
-                <w:rFonts w:ascii="Times New Roman" w:hAnsi="Times New Roman" w:eastAsia="標楷體"/>
-                <w:b/>
-                <w:color w:val="142850"/>
-                <w:sz w:val="24"/>
-              </w:rPr>
-              <w:t>核心功能</w:t>
-            </w:r>
-          </w:p>
-        </w:tc>
-        <w:tc>
-          <w:tcPr>
-            <w:tcW w:type="dxa" w:w="7200"/>
-            <w:vAlign w:val="center"/>
-            <w:tcMar>
-              <w:top w:w="50" w:type="dxa"/>
-              <w:bottom w:w="50" w:type="dxa"/>
-              <w:left w:w="80" w:type="dxa"/>
-              <w:right w:w="80" w:type="dxa"/>
-            </w:tcMar>
-            <w:shd w:fill="FFFFFF"/>
-          </w:tcPr>
-          <w:p>
-            <w:pPr>
-              <w:spacing w:before="0" w:after="0" w:lineRule="exact" w:line="360"/>
-              <w:jc w:val="left"/>
-            </w:pPr>
-            <w:r>
-              <w:rPr>
-                <w:rFonts w:ascii="Times New Roman" w:hAnsi="Times New Roman" w:eastAsia="標楷體"/>
-                <w:b w:val="0"/>
-                <w:color w:val="141414"/>
-                <w:sz w:val="24"/>
-              </w:rPr>
-              <w:t>1. 超大紅色發光 SOS 觸控鈕：在長者端首頁或全域選單設置高辨識度之紅色求救按鈕。</w:t>
-            </w:r>
-          </w:p>
-          <w:p>
-            <w:pPr>
-              <w:spacing w:before="0" w:after="0" w:lineRule="exact" w:line="360"/>
-              <w:jc w:val="left"/>
-            </w:pPr>
-            <w:r>
-              <w:rPr>
-                <w:rFonts w:ascii="Times New Roman" w:hAnsi="Times New Roman" w:eastAsia="標楷體"/>
-                <w:b w:val="0"/>
-                <w:color w:val="141414"/>
-                <w:sz w:val="24"/>
-              </w:rPr>
-              <w:t>2. 防誤觸 3 秒倒數計時：按下後介面啟動 3 秒倒數音效與同心圓波紋，長輩若不小心誤觸可隨時取消。</w:t>
-            </w:r>
-          </w:p>
-          <w:p>
-            <w:pPr>
-              <w:spacing w:before="0" w:after="0" w:lineRule="exact" w:line="360"/>
-              <w:jc w:val="left"/>
-            </w:pPr>
-            <w:r>
-              <w:rPr>
-                <w:rFonts w:ascii="Times New Roman" w:hAnsi="Times New Roman" w:eastAsia="標楷體"/>
-                <w:b w:val="0"/>
-                <w:color w:val="141414"/>
-                <w:sz w:val="24"/>
-              </w:rPr>
-              <w:t>3. 救護車雙音警示蜂鳴器：啟動時以高分貝雙音警示音提醒現場周遭人員注意。</w:t>
-            </w:r>
-          </w:p>
-          <w:p>
-            <w:pPr>
-              <w:spacing w:before="0" w:after="0" w:lineRule="exact" w:line="360"/>
-              <w:jc w:val="left"/>
-            </w:pPr>
-            <w:r>
-              <w:rPr>
-                <w:rFonts w:ascii="Times New Roman" w:hAnsi="Times New Roman" w:eastAsia="標楷體"/>
-                <w:b w:val="0"/>
-                <w:color w:val="141414"/>
-                <w:sz w:val="24"/>
-              </w:rPr>
-              <w:t>4. 多重推播與直撥連動：倒數結束立即向全體家屬手機發送最高優先級推播通知並自動啟動緊急視訊通話。</w:t>
-            </w:r>
-          </w:p>
-        </w:tc>
-      </w:tr>
-      <w:tr>
-        <w:trPr>
-          <w:cantSplit/>
-        </w:trPr>
-        <w:tc>
-          <w:tcPr>
-            <w:tcW w:type="dxa" w:w="2160"/>
-            <w:vAlign w:val="center"/>
-            <w:tcMar>
-              <w:top w:w="50" w:type="dxa"/>
-              <w:bottom w:w="50" w:type="dxa"/>
-              <w:left w:w="80" w:type="dxa"/>
-              <w:right w:w="80" w:type="dxa"/>
-            </w:tcMar>
-            <w:shd w:fill="EBF1F5"/>
-          </w:tcPr>
-          <w:p>
-            <w:pPr>
-              <w:spacing w:before="0" w:after="0" w:lineRule="exact" w:line="360"/>
-              <w:jc w:val="center"/>
-            </w:pPr>
-            <w:r>
-              <w:rPr>
-                <w:rFonts w:ascii="Times New Roman" w:hAnsi="Times New Roman" w:eastAsia="標楷體"/>
-                <w:b/>
-                <w:color w:val="142850"/>
-                <w:sz w:val="24"/>
-              </w:rPr>
-              <w:t>操作步驟</w:t>
-            </w:r>
-          </w:p>
-        </w:tc>
-        <w:tc>
-          <w:tcPr>
-            <w:tcW w:type="dxa" w:w="7200"/>
-            <w:vAlign w:val="center"/>
-            <w:tcMar>
-              <w:top w:w="50" w:type="dxa"/>
-              <w:bottom w:w="50" w:type="dxa"/>
-              <w:left w:w="80" w:type="dxa"/>
-              <w:right w:w="80" w:type="dxa"/>
-            </w:tcMar>
-            <w:shd w:fill="FFFFFF"/>
-          </w:tcPr>
-          <w:p>
-            <w:pPr>
-              <w:spacing w:before="0" w:after="0" w:lineRule="exact" w:line="360"/>
-              <w:jc w:val="left"/>
-            </w:pPr>
-            <w:r>
-              <w:rPr>
-                <w:rFonts w:ascii="Times New Roman" w:hAnsi="Times New Roman" w:eastAsia="標楷體"/>
-                <w:b w:val="0"/>
-                <w:color w:val="141414"/>
-                <w:sz w:val="24"/>
-              </w:rPr>
-              <w:t>1. 長者發生跌倒、急性身體不適或遇到突發危險時，按下畫面頂部顯眼的「SOS」紅色圓鈕。</w:t>
-            </w:r>
-          </w:p>
-          <w:p>
-            <w:pPr>
-              <w:spacing w:before="0" w:after="0" w:lineRule="exact" w:line="360"/>
-              <w:jc w:val="left"/>
-            </w:pPr>
-            <w:r>
-              <w:rPr>
-                <w:rFonts w:ascii="Times New Roman" w:hAnsi="Times New Roman" w:eastAsia="標楷體"/>
-                <w:b w:val="0"/>
-                <w:color w:val="141414"/>
-                <w:sz w:val="24"/>
-              </w:rPr>
-              <w:t>2. 畫面進入全螢幕緊急警戒狀態，開始 3 秒鐘緊急倒數計時。</w:t>
-            </w:r>
-          </w:p>
-          <w:p>
-            <w:pPr>
-              <w:spacing w:before="0" w:after="0" w:lineRule="exact" w:line="360"/>
-              <w:jc w:val="left"/>
-            </w:pPr>
-            <w:r>
-              <w:rPr>
-                <w:rFonts w:ascii="Times New Roman" w:hAnsi="Times New Roman" w:eastAsia="標楷體"/>
-                <w:b w:val="0"/>
-                <w:color w:val="141414"/>
-                <w:sz w:val="24"/>
-              </w:rPr>
-              <w:t>3. 若為不小心誤按，於 3 秒內按下畫面下方「取消通報」即可解除警報。</w:t>
-            </w:r>
-          </w:p>
-          <w:p>
-            <w:pPr>
-              <w:spacing w:before="0" w:after="0" w:lineRule="exact" w:line="360"/>
-              <w:jc w:val="left"/>
-            </w:pPr>
-            <w:r>
-              <w:rPr>
-                <w:rFonts w:ascii="Times New Roman" w:hAnsi="Times New Roman" w:eastAsia="標楷體"/>
-                <w:b w:val="0"/>
-                <w:color w:val="141414"/>
-                <w:sz w:val="24"/>
-              </w:rPr>
-              <w:t>4. 倒數完畢後，系統自動將當前 GPS 座標發送給所有家屬，並立即撥通緊急視訊連線。</w:t>
+              <w:t>當長輩突感身體不適或遭遇意外時，按下醒目的紅色 SOS 求援按鈕，系統立即展開 5 秒倒數求援程序。倒數結束後，系統即刻發出高音量蜂鳴警報，並同步向所有綁定家屬發送高優先級緊急通報與長輩即時 GPS 座標，防範危急情況延誤。</w:t>
             </w:r>
           </w:p>
         </w:tc>
@@ -5952,7 +2679,7 @@
           <w:color w:val="142850"/>
           <w:sz w:val="24"/>
         </w:rPr>
-        <w:t>圖 12-2-9 長者一鍵 SOS 緊急求助警報介面</w:t>
+        <w:t>圖 12-2-9 一鍵SOS緊急求援</w:t>
       </w:r>
     </w:p>
     <w:p>
@@ -5968,7 +2695,7 @@
           <w:color w:val="142850"/>
           <w:sz w:val="24"/>
         </w:rPr>
-        <w:t>表 12-2-10 雙向全螢幕視訊守護通話介面操作說明</w:t>
+        <w:t>表 12-2-10 雙向高畫質視訊通話</w:t>
       </w:r>
     </w:p>
     <w:tbl>
@@ -5992,77 +2719,15 @@
       </w:tblGrid>
       <w:tr>
         <w:trPr>
-          <w:tblHeader/>
           <w:cantSplit/>
         </w:trPr>
         <w:tc>
           <w:tcPr>
-            <w:tcW w:type="dxa" w:w="2160"/>
+            <w:tcW w:type="dxa" w:w="1728"/>
             <w:vAlign w:val="center"/>
             <w:tcMar>
-              <w:top w:w="50" w:type="dxa"/>
-              <w:bottom w:w="50" w:type="dxa"/>
-              <w:left w:w="80" w:type="dxa"/>
-              <w:right w:w="80" w:type="dxa"/>
-            </w:tcMar>
-            <w:shd w:fill="D9E1F2"/>
-          </w:tcPr>
-          <w:p>
-            <w:pPr>
-              <w:spacing w:before="0" w:after="0" w:lineRule="exact" w:line="360"/>
-              <w:jc w:val="center"/>
-            </w:pPr>
-            <w:r>
-              <w:rPr>
-                <w:rFonts w:ascii="Times New Roman" w:hAnsi="Times New Roman" w:eastAsia="標楷體"/>
-                <w:b/>
-                <w:color w:val="142850"/>
-                <w:sz w:val="24"/>
-              </w:rPr>
-              <w:t>項目</w:t>
-            </w:r>
-          </w:p>
-        </w:tc>
-        <w:tc>
-          <w:tcPr>
-            <w:tcW w:type="dxa" w:w="7200"/>
-            <w:vAlign w:val="center"/>
-            <w:tcMar>
-              <w:top w:w="50" w:type="dxa"/>
-              <w:bottom w:w="50" w:type="dxa"/>
-              <w:left w:w="80" w:type="dxa"/>
-              <w:right w:w="80" w:type="dxa"/>
-            </w:tcMar>
-            <w:shd w:fill="D9E1F2"/>
-          </w:tcPr>
-          <w:p>
-            <w:pPr>
-              <w:spacing w:before="0" w:after="0" w:lineRule="exact" w:line="360"/>
-              <w:jc w:val="center"/>
-            </w:pPr>
-            <w:r>
-              <w:rPr>
-                <w:rFonts w:ascii="Times New Roman" w:hAnsi="Times New Roman" w:eastAsia="標楷體"/>
-                <w:b/>
-                <w:color w:val="142850"/>
-                <w:sz w:val="24"/>
-              </w:rPr>
-              <w:t>系統規格與操作詳細說明</w:t>
-            </w:r>
-          </w:p>
-        </w:tc>
-      </w:tr>
-      <w:tr>
-        <w:trPr>
-          <w:cantSplit/>
-        </w:trPr>
-        <w:tc>
-          <w:tcPr>
-            <w:tcW w:type="dxa" w:w="2160"/>
-            <w:vAlign w:val="center"/>
-            <w:tcMar>
-              <w:top w:w="50" w:type="dxa"/>
-              <w:bottom w:w="50" w:type="dxa"/>
+              <w:top w:w="60" w:type="dxa"/>
+              <w:bottom w:w="60" w:type="dxa"/>
               <w:left w:w="80" w:type="dxa"/>
               <w:right w:w="80" w:type="dxa"/>
             </w:tcMar>
@@ -6086,11 +2751,11 @@
         </w:tc>
         <w:tc>
           <w:tcPr>
-            <w:tcW w:type="dxa" w:w="7200"/>
+            <w:tcW w:type="dxa" w:w="7632"/>
             <w:vAlign w:val="center"/>
             <w:tcMar>
-              <w:top w:w="50" w:type="dxa"/>
-              <w:bottom w:w="50" w:type="dxa"/>
+              <w:top w:w="60" w:type="dxa"/>
+              <w:bottom w:w="60" w:type="dxa"/>
               <w:left w:w="80" w:type="dxa"/>
               <w:right w:w="80" w:type="dxa"/>
             </w:tcMar>
@@ -6108,7 +2773,7 @@
                 <w:color w:val="141414"/>
                 <w:sz w:val="24"/>
               </w:rPr>
-              <w:t>雙向高畫質視訊連線</w:t>
+              <w:t>雙向高畫質視訊通話</w:t>
             </w:r>
           </w:p>
         </w:tc>
@@ -6119,11 +2784,11 @@
         </w:trPr>
         <w:tc>
           <w:tcPr>
-            <w:tcW w:type="dxa" w:w="2160"/>
+            <w:tcW w:type="dxa" w:w="1728"/>
             <w:vAlign w:val="center"/>
             <w:tcMar>
-              <w:top w:w="50" w:type="dxa"/>
-              <w:bottom w:w="50" w:type="dxa"/>
+              <w:top w:w="60" w:type="dxa"/>
+              <w:bottom w:w="60" w:type="dxa"/>
               <w:left w:w="80" w:type="dxa"/>
               <w:right w:w="80" w:type="dxa"/>
             </w:tcMar>
@@ -6141,17 +2806,17 @@
                 <w:color w:val="142850"/>
                 <w:sz w:val="24"/>
               </w:rPr>
-              <w:t>適用角色</w:t>
+              <w:t>說明</w:t>
             </w:r>
           </w:p>
         </w:tc>
         <w:tc>
           <w:tcPr>
-            <w:tcW w:type="dxa" w:w="7200"/>
+            <w:tcW w:type="dxa" w:w="7632"/>
             <w:vAlign w:val="center"/>
             <w:tcMar>
-              <w:top w:w="50" w:type="dxa"/>
-              <w:bottom w:w="50" w:type="dxa"/>
+              <w:top w:w="60" w:type="dxa"/>
+              <w:bottom w:w="60" w:type="dxa"/>
               <w:left w:w="80" w:type="dxa"/>
               <w:right w:w="80" w:type="dxa"/>
             </w:tcMar>
@@ -6169,219 +2834,7 @@
                 <w:color w:val="141414"/>
                 <w:sz w:val="24"/>
               </w:rPr>
-              <w:t>長者與家屬</w:t>
-            </w:r>
-          </w:p>
-        </w:tc>
-      </w:tr>
-      <w:tr>
-        <w:trPr>
-          <w:cantSplit/>
-        </w:trPr>
-        <w:tc>
-          <w:tcPr>
-            <w:tcW w:type="dxa" w:w="2160"/>
-            <w:vAlign w:val="center"/>
-            <w:tcMar>
-              <w:top w:w="50" w:type="dxa"/>
-              <w:bottom w:w="50" w:type="dxa"/>
-              <w:left w:w="80" w:type="dxa"/>
-              <w:right w:w="80" w:type="dxa"/>
-            </w:tcMar>
-            <w:shd w:fill="EBF1F5"/>
-          </w:tcPr>
-          <w:p>
-            <w:pPr>
-              <w:spacing w:before="0" w:after="0" w:lineRule="exact" w:line="360"/>
-              <w:jc w:val="center"/>
-            </w:pPr>
-            <w:r>
-              <w:rPr>
-                <w:rFonts w:ascii="Times New Roman" w:hAnsi="Times New Roman" w:eastAsia="標楷體"/>
-                <w:b/>
-                <w:color w:val="142850"/>
-                <w:sz w:val="24"/>
-              </w:rPr>
-              <w:t>核心功能</w:t>
-            </w:r>
-          </w:p>
-        </w:tc>
-        <w:tc>
-          <w:tcPr>
-            <w:tcW w:type="dxa" w:w="7200"/>
-            <w:vAlign w:val="center"/>
-            <w:tcMar>
-              <w:top w:w="50" w:type="dxa"/>
-              <w:bottom w:w="50" w:type="dxa"/>
-              <w:left w:w="80" w:type="dxa"/>
-              <w:right w:w="80" w:type="dxa"/>
-            </w:tcMar>
-            <w:shd w:fill="FFFFFF"/>
-          </w:tcPr>
-          <w:p>
-            <w:pPr>
-              <w:spacing w:before="0" w:after="0" w:lineRule="exact" w:line="360"/>
-              <w:jc w:val="left"/>
-            </w:pPr>
-            <w:r>
-              <w:rPr>
-                <w:rFonts w:ascii="Times New Roman" w:hAnsi="Times New Roman" w:eastAsia="標楷體"/>
-                <w:b w:val="0"/>
-                <w:color w:val="141414"/>
-                <w:sz w:val="24"/>
-              </w:rPr>
-              <w:t>1. WebRTC 低延遲硬體編碼通話：採用點對點直連技術，確保影音即時同步且清晰流暢。</w:t>
-            </w:r>
-          </w:p>
-          <w:p>
-            <w:pPr>
-              <w:spacing w:before="0" w:after="0" w:lineRule="exact" w:line="360"/>
-              <w:jc w:val="left"/>
-            </w:pPr>
-            <w:r>
-              <w:rPr>
-                <w:rFonts w:ascii="Times New Roman" w:hAnsi="Times New Roman" w:eastAsia="標楷體"/>
-                <w:b w:val="0"/>
-                <w:color w:val="141414"/>
-                <w:sz w:val="24"/>
-              </w:rPr>
-              <w:t>2. 全螢幕大影像與浮動子畫面：長輩端預設顯示家屬全螢幕親切面容，右上角為本機鏡頭小視窗。</w:t>
-            </w:r>
-          </w:p>
-          <w:p>
-            <w:pPr>
-              <w:spacing w:before="0" w:after="0" w:lineRule="exact" w:line="360"/>
-              <w:jc w:val="left"/>
-            </w:pPr>
-            <w:r>
-              <w:rPr>
-                <w:rFonts w:ascii="Times New Roman" w:hAnsi="Times New Roman" w:eastAsia="標楷體"/>
-                <w:b w:val="0"/>
-                <w:color w:val="141414"/>
-                <w:sz w:val="24"/>
-              </w:rPr>
-              <w:t>3. 防鎖屏與前台喚醒保護：支援螢幕常亮與覆蓋鎖屏介面接聽，防止通話意外中斷。</w:t>
-            </w:r>
-          </w:p>
-          <w:p>
-            <w:pPr>
-              <w:spacing w:before="0" w:after="0" w:lineRule="exact" w:line="360"/>
-              <w:jc w:val="left"/>
-            </w:pPr>
-            <w:r>
-              <w:rPr>
-                <w:rFonts w:ascii="Times New Roman" w:hAnsi="Times New Roman" w:eastAsia="標楷體"/>
-                <w:b w:val="0"/>
-                <w:color w:val="141414"/>
-                <w:sz w:val="24"/>
-              </w:rPr>
-              <w:t>4. 簡明控制按鈕：底部僅保留「靜音」、「鏡頭切換」與「紅色掛斷」三大按鈕，操作毫無難度。</w:t>
-            </w:r>
-          </w:p>
-        </w:tc>
-      </w:tr>
-      <w:tr>
-        <w:trPr>
-          <w:cantSplit/>
-        </w:trPr>
-        <w:tc>
-          <w:tcPr>
-            <w:tcW w:type="dxa" w:w="2160"/>
-            <w:vAlign w:val="center"/>
-            <w:tcMar>
-              <w:top w:w="50" w:type="dxa"/>
-              <w:bottom w:w="50" w:type="dxa"/>
-              <w:left w:w="80" w:type="dxa"/>
-              <w:right w:w="80" w:type="dxa"/>
-            </w:tcMar>
-            <w:shd w:fill="EBF1F5"/>
-          </w:tcPr>
-          <w:p>
-            <w:pPr>
-              <w:spacing w:before="0" w:after="0" w:lineRule="exact" w:line="360"/>
-              <w:jc w:val="center"/>
-            </w:pPr>
-            <w:r>
-              <w:rPr>
-                <w:rFonts w:ascii="Times New Roman" w:hAnsi="Times New Roman" w:eastAsia="標楷體"/>
-                <w:b/>
-                <w:color w:val="142850"/>
-                <w:sz w:val="24"/>
-              </w:rPr>
-              <w:t>操作步驟</w:t>
-            </w:r>
-          </w:p>
-        </w:tc>
-        <w:tc>
-          <w:tcPr>
-            <w:tcW w:type="dxa" w:w="7200"/>
-            <w:vAlign w:val="center"/>
-            <w:tcMar>
-              <w:top w:w="50" w:type="dxa"/>
-              <w:bottom w:w="50" w:type="dxa"/>
-              <w:left w:w="80" w:type="dxa"/>
-              <w:right w:w="80" w:type="dxa"/>
-            </w:tcMar>
-            <w:shd w:fill="FFFFFF"/>
-          </w:tcPr>
-          <w:p>
-            <w:pPr>
-              <w:spacing w:before="0" w:after="0" w:lineRule="exact" w:line="360"/>
-              <w:jc w:val="left"/>
-            </w:pPr>
-            <w:r>
-              <w:rPr>
-                <w:rFonts w:ascii="Times New Roman" w:hAnsi="Times New Roman" w:eastAsia="標楷體"/>
-                <w:b w:val="0"/>
-                <w:color w:val="141414"/>
-                <w:sz w:val="24"/>
-              </w:rPr>
-              <w:t>1. 當家屬來電時，長者螢幕響起溫馨來電鈴聲，點擊綠色大按鈕接聽。</w:t>
-            </w:r>
-          </w:p>
-          <w:p>
-            <w:pPr>
-              <w:spacing w:before="0" w:after="0" w:lineRule="exact" w:line="360"/>
-              <w:jc w:val="left"/>
-            </w:pPr>
-            <w:r>
-              <w:rPr>
-                <w:rFonts w:ascii="Times New Roman" w:hAnsi="Times New Roman" w:eastAsia="標楷體"/>
-                <w:b w:val="0"/>
-                <w:color w:val="141414"/>
-                <w:sz w:val="24"/>
-              </w:rPr>
-              <w:t>2. 畫面自動進入全螢幕雙向視訊連線，長輩可看見兒女清晰畫面並直接交談。</w:t>
-            </w:r>
-          </w:p>
-          <w:p>
-            <w:pPr>
-              <w:spacing w:before="0" w:after="0" w:lineRule="exact" w:line="360"/>
-              <w:jc w:val="left"/>
-            </w:pPr>
-            <w:r>
-              <w:rPr>
-                <w:rFonts w:ascii="Times New Roman" w:hAnsi="Times New Roman" w:eastAsia="標楷體"/>
-                <w:b w:val="0"/>
-                <w:color w:val="141414"/>
-                <w:sz w:val="24"/>
-              </w:rPr>
-              <w:t>3. 點擊左下方麥克風可切換靜音，點選中間按鈕可切換前/後置鏡頭。</w:t>
-            </w:r>
-          </w:p>
-          <w:p>
-            <w:pPr>
-              <w:spacing w:before="0" w:after="0" w:lineRule="exact" w:line="360"/>
-              <w:jc w:val="left"/>
-            </w:pPr>
-            <w:r>
-              <w:rPr>
-                <w:rFonts w:ascii="Times New Roman" w:hAnsi="Times New Roman" w:eastAsia="標楷體"/>
-                <w:b w:val="0"/>
-                <w:color w:val="141414"/>
-                <w:sz w:val="24"/>
-              </w:rPr>
-              <w:t>4. 聊完天後點擊中間顯眼的紅色圓形按鈕即可掛斷電話。</w:t>
+              <w:t>長者發起或接聽家屬通話時進入全螢幕雙向視訊連線介面，畫面中央清楚顯示兒女即時影像與通話時長。長輩可點選下方特大圖示切換擴音或關閉麥克風，通話結束後點選醒目的紅色按鈕即可掛斷，連線過程穩定流暢。</w:t>
             </w:r>
           </w:p>
         </w:tc>
@@ -6441,7 +2894,7 @@
           <w:color w:val="142850"/>
           <w:sz w:val="24"/>
         </w:rPr>
-        <w:t>圖 12-2-10 雙向全螢幕視訊守護通話介面</w:t>
+        <w:t>圖 12-2-10 雙向高畫質視訊通話</w:t>
       </w:r>
     </w:p>
     <w:p>
@@ -6457,7 +2910,7 @@
           <w:color w:val="142850"/>
           <w:sz w:val="24"/>
         </w:rPr>
-        <w:t>表 12-2-11 長者專屬安全配對碼展示介面操作說明</w:t>
+        <w:t>表 12-2-11 專屬長者安全配對碼</w:t>
       </w:r>
     </w:p>
     <w:tbl>
@@ -6481,77 +2934,15 @@
       </w:tblGrid>
       <w:tr>
         <w:trPr>
-          <w:tblHeader/>
           <w:cantSplit/>
         </w:trPr>
         <w:tc>
           <w:tcPr>
-            <w:tcW w:type="dxa" w:w="2160"/>
+            <w:tcW w:type="dxa" w:w="1728"/>
             <w:vAlign w:val="center"/>
             <w:tcMar>
-              <w:top w:w="50" w:type="dxa"/>
-              <w:bottom w:w="50" w:type="dxa"/>
-              <w:left w:w="80" w:type="dxa"/>
-              <w:right w:w="80" w:type="dxa"/>
-            </w:tcMar>
-            <w:shd w:fill="D9E1F2"/>
-          </w:tcPr>
-          <w:p>
-            <w:pPr>
-              <w:spacing w:before="0" w:after="0" w:lineRule="exact" w:line="360"/>
-              <w:jc w:val="center"/>
-            </w:pPr>
-            <w:r>
-              <w:rPr>
-                <w:rFonts w:ascii="Times New Roman" w:hAnsi="Times New Roman" w:eastAsia="標楷體"/>
-                <w:b/>
-                <w:color w:val="142850"/>
-                <w:sz w:val="24"/>
-              </w:rPr>
-              <w:t>項目</w:t>
-            </w:r>
-          </w:p>
-        </w:tc>
-        <w:tc>
-          <w:tcPr>
-            <w:tcW w:type="dxa" w:w="7200"/>
-            <w:vAlign w:val="center"/>
-            <w:tcMar>
-              <w:top w:w="50" w:type="dxa"/>
-              <w:bottom w:w="50" w:type="dxa"/>
-              <w:left w:w="80" w:type="dxa"/>
-              <w:right w:w="80" w:type="dxa"/>
-            </w:tcMar>
-            <w:shd w:fill="D9E1F2"/>
-          </w:tcPr>
-          <w:p>
-            <w:pPr>
-              <w:spacing w:before="0" w:after="0" w:lineRule="exact" w:line="360"/>
-              <w:jc w:val="center"/>
-            </w:pPr>
-            <w:r>
-              <w:rPr>
-                <w:rFonts w:ascii="Times New Roman" w:hAnsi="Times New Roman" w:eastAsia="標楷體"/>
-                <w:b/>
-                <w:color w:val="142850"/>
-                <w:sz w:val="24"/>
-              </w:rPr>
-              <w:t>系統規格與操作詳細說明</w:t>
-            </w:r>
-          </w:p>
-        </w:tc>
-      </w:tr>
-      <w:tr>
-        <w:trPr>
-          <w:cantSplit/>
-        </w:trPr>
-        <w:tc>
-          <w:tcPr>
-            <w:tcW w:type="dxa" w:w="2160"/>
-            <w:vAlign w:val="center"/>
-            <w:tcMar>
-              <w:top w:w="50" w:type="dxa"/>
-              <w:bottom w:w="50" w:type="dxa"/>
+              <w:top w:w="60" w:type="dxa"/>
+              <w:bottom w:w="60" w:type="dxa"/>
               <w:left w:w="80" w:type="dxa"/>
               <w:right w:w="80" w:type="dxa"/>
             </w:tcMar>
@@ -6575,11 +2966,11 @@
         </w:tc>
         <w:tc>
           <w:tcPr>
-            <w:tcW w:type="dxa" w:w="7200"/>
+            <w:tcW w:type="dxa" w:w="7632"/>
             <w:vAlign w:val="center"/>
             <w:tcMar>
-              <w:top w:w="50" w:type="dxa"/>
-              <w:bottom w:w="50" w:type="dxa"/>
+              <w:top w:w="60" w:type="dxa"/>
+              <w:bottom w:w="60" w:type="dxa"/>
               <w:left w:w="80" w:type="dxa"/>
               <w:right w:w="80" w:type="dxa"/>
             </w:tcMar>
@@ -6597,7 +2988,7 @@
                 <w:color w:val="141414"/>
                 <w:sz w:val="24"/>
               </w:rPr>
-              <w:t>長者安全配對碼展示介面</w:t>
+              <w:t>專屬長者安全配對碼</w:t>
             </w:r>
           </w:p>
         </w:tc>
@@ -6608,11 +2999,11 @@
         </w:trPr>
         <w:tc>
           <w:tcPr>
-            <w:tcW w:type="dxa" w:w="2160"/>
+            <w:tcW w:type="dxa" w:w="1728"/>
             <w:vAlign w:val="center"/>
             <w:tcMar>
-              <w:top w:w="50" w:type="dxa"/>
-              <w:bottom w:w="50" w:type="dxa"/>
+              <w:top w:w="60" w:type="dxa"/>
+              <w:bottom w:w="60" w:type="dxa"/>
               <w:left w:w="80" w:type="dxa"/>
               <w:right w:w="80" w:type="dxa"/>
             </w:tcMar>
@@ -6630,17 +3021,17 @@
                 <w:color w:val="142850"/>
                 <w:sz w:val="24"/>
               </w:rPr>
-              <w:t>適用角色</w:t>
+              <w:t>說明</w:t>
             </w:r>
           </w:p>
         </w:tc>
         <w:tc>
           <w:tcPr>
-            <w:tcW w:type="dxa" w:w="7200"/>
+            <w:tcW w:type="dxa" w:w="7632"/>
             <w:vAlign w:val="center"/>
             <w:tcMar>
-              <w:top w:w="50" w:type="dxa"/>
-              <w:bottom w:w="50" w:type="dxa"/>
+              <w:top w:w="60" w:type="dxa"/>
+              <w:bottom w:w="60" w:type="dxa"/>
               <w:left w:w="80" w:type="dxa"/>
               <w:right w:w="80" w:type="dxa"/>
             </w:tcMar>
@@ -6658,219 +3049,7 @@
                 <w:color w:val="141414"/>
                 <w:sz w:val="24"/>
               </w:rPr>
-              <w:t>長者（供家屬現場或遠端查看）</w:t>
-            </w:r>
-          </w:p>
-        </w:tc>
-      </w:tr>
-      <w:tr>
-        <w:trPr>
-          <w:cantSplit/>
-        </w:trPr>
-        <w:tc>
-          <w:tcPr>
-            <w:tcW w:type="dxa" w:w="2160"/>
-            <w:vAlign w:val="center"/>
-            <w:tcMar>
-              <w:top w:w="50" w:type="dxa"/>
-              <w:bottom w:w="50" w:type="dxa"/>
-              <w:left w:w="80" w:type="dxa"/>
-              <w:right w:w="80" w:type="dxa"/>
-            </w:tcMar>
-            <w:shd w:fill="EBF1F5"/>
-          </w:tcPr>
-          <w:p>
-            <w:pPr>
-              <w:spacing w:before="0" w:after="0" w:lineRule="exact" w:line="360"/>
-              <w:jc w:val="center"/>
-            </w:pPr>
-            <w:r>
-              <w:rPr>
-                <w:rFonts w:ascii="Times New Roman" w:hAnsi="Times New Roman" w:eastAsia="標楷體"/>
-                <w:b/>
-                <w:color w:val="142850"/>
-                <w:sz w:val="24"/>
-              </w:rPr>
-              <w:t>核心功能</w:t>
-            </w:r>
-          </w:p>
-        </w:tc>
-        <w:tc>
-          <w:tcPr>
-            <w:tcW w:type="dxa" w:w="7200"/>
-            <w:vAlign w:val="center"/>
-            <w:tcMar>
-              <w:top w:w="50" w:type="dxa"/>
-              <w:bottom w:w="50" w:type="dxa"/>
-              <w:left w:w="80" w:type="dxa"/>
-              <w:right w:w="80" w:type="dxa"/>
-            </w:tcMar>
-            <w:shd w:fill="FFFFFF"/>
-          </w:tcPr>
-          <w:p>
-            <w:pPr>
-              <w:spacing w:before="0" w:after="0" w:lineRule="exact" w:line="360"/>
-              <w:jc w:val="left"/>
-            </w:pPr>
-            <w:r>
-              <w:rPr>
-                <w:rFonts w:ascii="Times New Roman" w:hAnsi="Times New Roman" w:eastAsia="標楷體"/>
-                <w:b w:val="0"/>
-                <w:color w:val="141414"/>
-                <w:sz w:val="24"/>
-              </w:rPr>
-              <w:t>1. 4 位數專屬配對碼展示：以超大醒目字體呈現系統指派之專屬 4 位數字配對安全碼（如：8888）。</w:t>
-            </w:r>
-          </w:p>
-          <w:p>
-            <w:pPr>
-              <w:spacing w:before="0" w:after="0" w:lineRule="exact" w:line="360"/>
-              <w:jc w:val="left"/>
-            </w:pPr>
-            <w:r>
-              <w:rPr>
-                <w:rFonts w:ascii="Times New Roman" w:hAnsi="Times New Roman" w:eastAsia="標楷體"/>
-                <w:b w:val="0"/>
-                <w:color w:val="141414"/>
-                <w:sz w:val="24"/>
-              </w:rPr>
-              <w:t>2. 雙向配對 QR Code：同時生成對應之動態 QR Code，家屬可使用手機相機掃描快速綁定。</w:t>
-            </w:r>
-          </w:p>
-          <w:p>
-            <w:pPr>
-              <w:spacing w:before="0" w:after="0" w:lineRule="exact" w:line="360"/>
-              <w:jc w:val="left"/>
-            </w:pPr>
-            <w:r>
-              <w:rPr>
-                <w:rFonts w:ascii="Times New Roman" w:hAnsi="Times New Roman" w:eastAsia="標楷體"/>
-                <w:b w:val="0"/>
-                <w:color w:val="141414"/>
-                <w:sz w:val="24"/>
-              </w:rPr>
-              <w:t>3. 伺服器即時同步監聽：透過 Socket.IO 長連線監聽綁定成功事件，家屬一完成配對長者端自動跳轉首頁。</w:t>
-            </w:r>
-          </w:p>
-          <w:p>
-            <w:pPr>
-              <w:spacing w:before="0" w:after="0" w:lineRule="exact" w:line="360"/>
-              <w:jc w:val="left"/>
-            </w:pPr>
-            <w:r>
-              <w:rPr>
-                <w:rFonts w:ascii="Times New Roman" w:hAnsi="Times New Roman" w:eastAsia="標楷體"/>
-                <w:b w:val="0"/>
-                <w:color w:val="141414"/>
-                <w:sz w:val="24"/>
-              </w:rPr>
-              <w:t>4. 快速重新登回記憶：提供一鍵還原前次登入者機制，長輩設備重啟亦可瞬間恢復守護狀態。</w:t>
-            </w:r>
-          </w:p>
-        </w:tc>
-      </w:tr>
-      <w:tr>
-        <w:trPr>
-          <w:cantSplit/>
-        </w:trPr>
-        <w:tc>
-          <w:tcPr>
-            <w:tcW w:type="dxa" w:w="2160"/>
-            <w:vAlign w:val="center"/>
-            <w:tcMar>
-              <w:top w:w="50" w:type="dxa"/>
-              <w:bottom w:w="50" w:type="dxa"/>
-              <w:left w:w="80" w:type="dxa"/>
-              <w:right w:w="80" w:type="dxa"/>
-            </w:tcMar>
-            <w:shd w:fill="EBF1F5"/>
-          </w:tcPr>
-          <w:p>
-            <w:pPr>
-              <w:spacing w:before="0" w:after="0" w:lineRule="exact" w:line="360"/>
-              <w:jc w:val="center"/>
-            </w:pPr>
-            <w:r>
-              <w:rPr>
-                <w:rFonts w:ascii="Times New Roman" w:hAnsi="Times New Roman" w:eastAsia="標楷體"/>
-                <w:b/>
-                <w:color w:val="142850"/>
-                <w:sz w:val="24"/>
-              </w:rPr>
-              <w:t>操作步驟</w:t>
-            </w:r>
-          </w:p>
-        </w:tc>
-        <w:tc>
-          <w:tcPr>
-            <w:tcW w:type="dxa" w:w="7200"/>
-            <w:vAlign w:val="center"/>
-            <w:tcMar>
-              <w:top w:w="50" w:type="dxa"/>
-              <w:bottom w:w="50" w:type="dxa"/>
-              <w:left w:w="80" w:type="dxa"/>
-              <w:right w:w="80" w:type="dxa"/>
-            </w:tcMar>
-            <w:shd w:fill="FFFFFF"/>
-          </w:tcPr>
-          <w:p>
-            <w:pPr>
-              <w:spacing w:before="0" w:after="0" w:lineRule="exact" w:line="360"/>
-              <w:jc w:val="left"/>
-            </w:pPr>
-            <w:r>
-              <w:rPr>
-                <w:rFonts w:ascii="Times New Roman" w:hAnsi="Times New Roman" w:eastAsia="標楷體"/>
-                <w:b w:val="0"/>
-                <w:color w:val="141414"/>
-                <w:sz w:val="24"/>
-              </w:rPr>
-              <w:t>1. 新設備切換為長者模式後，系統於未綁定狀態下呈現專屬配對代碼畫面。</w:t>
-            </w:r>
-          </w:p>
-          <w:p>
-            <w:pPr>
-              <w:spacing w:before="0" w:after="0" w:lineRule="exact" w:line="360"/>
-              <w:jc w:val="left"/>
-            </w:pPr>
-            <w:r>
-              <w:rPr>
-                <w:rFonts w:ascii="Times New Roman" w:hAnsi="Times New Roman" w:eastAsia="標楷體"/>
-                <w:b w:val="0"/>
-                <w:color w:val="141414"/>
-                <w:sz w:val="24"/>
-              </w:rPr>
-              <w:t>2. 畫面中央清晰顯示 4 位數字代碼與 QR Code 圖形。</w:t>
-            </w:r>
-          </w:p>
-          <w:p>
-            <w:pPr>
-              <w:spacing w:before="0" w:after="0" w:lineRule="exact" w:line="360"/>
-              <w:jc w:val="left"/>
-            </w:pPr>
-            <w:r>
-              <w:rPr>
-                <w:rFonts w:ascii="Times New Roman" w:hAnsi="Times New Roman" w:eastAsia="標楷體"/>
-                <w:b w:val="0"/>
-                <w:color w:val="141414"/>
-                <w:sz w:val="24"/>
-              </w:rPr>
-              <w:t>3. 長輩只需向家屬念出此 4 位數數字，或讓家屬拿手機掃描螢幕上之 QR Code。</w:t>
-            </w:r>
-          </w:p>
-          <w:p>
-            <w:pPr>
-              <w:spacing w:before="0" w:after="0" w:lineRule="exact" w:line="360"/>
-              <w:jc w:val="left"/>
-            </w:pPr>
-            <w:r>
-              <w:rPr>
-                <w:rFonts w:ascii="Times New Roman" w:hAnsi="Times New Roman" w:eastAsia="標楷體"/>
-                <w:b w:val="0"/>
-                <w:color w:val="141414"/>
-                <w:sz w:val="24"/>
-              </w:rPr>
-              <w:t>4. 後端驗證成功後，長輩端螢幕立即自動進入生活主畫面，無須手動輸入任何文字。</w:t>
+              <w:t>長者端點選「配對資訊」即可進入配對碼展示畫面。系統以特大字體呈現專屬 6 碼數字配對碼（例如 589 214）及專屬 QR Code，家屬只需開啟手機 App 輸入該組配對碼或掃描條碼，即可快速完成家庭安全防護綁定。</w:t>
             </w:r>
           </w:p>
         </w:tc>
@@ -6930,7 +3109,7 @@
           <w:color w:val="142850"/>
           <w:sz w:val="24"/>
         </w:rPr>
-        <w:t>圖 12-2-11 長者專屬安全配對碼展示介面</w:t>
+        <w:t>圖 12-2-11 專屬長者安全配對碼</w:t>
       </w:r>
     </w:p>
     <w:p>
@@ -6970,7 +3149,7 @@
           <w:color w:val="1E1E1E"/>
           <w:sz w:val="24"/>
         </w:rPr>
-        <w:t>家屬守護端是專為子女與家庭照顧成員打造的遠端關懷中樞。透過現代化極光風格儀表板，將長者之在線狀態、室內區域定位、今日心情雷達、最新安全警報以及戶外 GPS 移動軌跡融於一爐。家屬可在此一鍵發起高畫質視訊、透過 AI 照護副駕駛獲取溫馨話題建議、檢視居家 CCTV 串流、排定日常用藥作息、共編數位回憶錄，並運用智慧警報中心精準守護長輩安全，化解遠距照護的焦慮。</w:t>
+        <w:t>家屬守護端介面專為出門在外的子女與家庭照護者設計，提供全面而細緻的遠距居家安全防護與親情連結。功能涵蓋首頁守護儀表板、長者即時 GPS 定位與安全電子圍籬、家屬 AI 照護副駕駛、互動中樞、家庭生活時光牆、客廳 AI 守護鏡頭即時串流、異常警示中心、用藥作息健康提醒、人生故事記憶迴廊、長者設備綁定配對，以及照護設定與情緒健康總覽，讓子女隨時隨地掌握長輩生活現況。</w:t>
       </w:r>
     </w:p>
     <w:p>
@@ -6986,7 +3165,7 @@
           <w:color w:val="142850"/>
           <w:sz w:val="24"/>
         </w:rPr>
-        <w:t>表 12-3-1 家屬守護首頁極光儀表板與狀態中樞介面操作說明</w:t>
+        <w:t>表 12-3-1 家屬守護首頁儀表板</w:t>
       </w:r>
     </w:p>
     <w:tbl>
@@ -7010,77 +3189,15 @@
       </w:tblGrid>
       <w:tr>
         <w:trPr>
-          <w:tblHeader/>
           <w:cantSplit/>
         </w:trPr>
         <w:tc>
           <w:tcPr>
-            <w:tcW w:type="dxa" w:w="2160"/>
+            <w:tcW w:type="dxa" w:w="1728"/>
             <w:vAlign w:val="center"/>
             <w:tcMar>
-              <w:top w:w="50" w:type="dxa"/>
-              <w:bottom w:w="50" w:type="dxa"/>
-              <w:left w:w="80" w:type="dxa"/>
-              <w:right w:w="80" w:type="dxa"/>
-            </w:tcMar>
-            <w:shd w:fill="D9E1F2"/>
-          </w:tcPr>
-          <w:p>
-            <w:pPr>
-              <w:spacing w:before="0" w:after="0" w:lineRule="exact" w:line="360"/>
-              <w:jc w:val="center"/>
-            </w:pPr>
-            <w:r>
-              <w:rPr>
-                <w:rFonts w:ascii="Times New Roman" w:hAnsi="Times New Roman" w:eastAsia="標楷體"/>
-                <w:b/>
-                <w:color w:val="142850"/>
-                <w:sz w:val="24"/>
-              </w:rPr>
-              <w:t>項目</w:t>
-            </w:r>
-          </w:p>
-        </w:tc>
-        <w:tc>
-          <w:tcPr>
-            <w:tcW w:type="dxa" w:w="7200"/>
-            <w:vAlign w:val="center"/>
-            <w:tcMar>
-              <w:top w:w="50" w:type="dxa"/>
-              <w:bottom w:w="50" w:type="dxa"/>
-              <w:left w:w="80" w:type="dxa"/>
-              <w:right w:w="80" w:type="dxa"/>
-            </w:tcMar>
-            <w:shd w:fill="D9E1F2"/>
-          </w:tcPr>
-          <w:p>
-            <w:pPr>
-              <w:spacing w:before="0" w:after="0" w:lineRule="exact" w:line="360"/>
-              <w:jc w:val="center"/>
-            </w:pPr>
-            <w:r>
-              <w:rPr>
-                <w:rFonts w:ascii="Times New Roman" w:hAnsi="Times New Roman" w:eastAsia="標楷體"/>
-                <w:b/>
-                <w:color w:val="142850"/>
-                <w:sz w:val="24"/>
-              </w:rPr>
-              <w:t>系統規格與操作詳細說明</w:t>
-            </w:r>
-          </w:p>
-        </w:tc>
-      </w:tr>
-      <w:tr>
-        <w:trPr>
-          <w:cantSplit/>
-        </w:trPr>
-        <w:tc>
-          <w:tcPr>
-            <w:tcW w:type="dxa" w:w="2160"/>
-            <w:vAlign w:val="center"/>
-            <w:tcMar>
-              <w:top w:w="50" w:type="dxa"/>
-              <w:bottom w:w="50" w:type="dxa"/>
+              <w:top w:w="60" w:type="dxa"/>
+              <w:bottom w:w="60" w:type="dxa"/>
               <w:left w:w="80" w:type="dxa"/>
               <w:right w:w="80" w:type="dxa"/>
             </w:tcMar>
@@ -7104,11 +3221,11 @@
         </w:tc>
         <w:tc>
           <w:tcPr>
-            <w:tcW w:type="dxa" w:w="7200"/>
+            <w:tcW w:type="dxa" w:w="7632"/>
             <w:vAlign w:val="center"/>
             <w:tcMar>
-              <w:top w:w="50" w:type="dxa"/>
-              <w:bottom w:w="50" w:type="dxa"/>
+              <w:top w:w="60" w:type="dxa"/>
+              <w:bottom w:w="60" w:type="dxa"/>
               <w:left w:w="80" w:type="dxa"/>
               <w:right w:w="80" w:type="dxa"/>
             </w:tcMar>
@@ -7126,7 +3243,7 @@
                 <w:color w:val="141414"/>
                 <w:sz w:val="24"/>
               </w:rPr>
-              <w:t>家屬首頁中樞</w:t>
+              <w:t>家屬守護首頁儀表板</w:t>
             </w:r>
           </w:p>
         </w:tc>
@@ -7137,11 +3254,11 @@
         </w:trPr>
         <w:tc>
           <w:tcPr>
-            <w:tcW w:type="dxa" w:w="2160"/>
+            <w:tcW w:type="dxa" w:w="1728"/>
             <w:vAlign w:val="center"/>
             <w:tcMar>
-              <w:top w:w="50" w:type="dxa"/>
-              <w:bottom w:w="50" w:type="dxa"/>
+              <w:top w:w="60" w:type="dxa"/>
+              <w:bottom w:w="60" w:type="dxa"/>
               <w:left w:w="80" w:type="dxa"/>
               <w:right w:w="80" w:type="dxa"/>
             </w:tcMar>
@@ -7159,17 +3276,17 @@
                 <w:color w:val="142850"/>
                 <w:sz w:val="24"/>
               </w:rPr>
-              <w:t>適用角色</w:t>
+              <w:t>說明</w:t>
             </w:r>
           </w:p>
         </w:tc>
         <w:tc>
           <w:tcPr>
-            <w:tcW w:type="dxa" w:w="7200"/>
+            <w:tcW w:type="dxa" w:w="7632"/>
             <w:vAlign w:val="center"/>
             <w:tcMar>
-              <w:top w:w="50" w:type="dxa"/>
-              <w:bottom w:w="50" w:type="dxa"/>
+              <w:top w:w="60" w:type="dxa"/>
+              <w:bottom w:w="60" w:type="dxa"/>
               <w:left w:w="80" w:type="dxa"/>
               <w:right w:w="80" w:type="dxa"/>
             </w:tcMar>
@@ -7187,219 +3304,7 @@
                 <w:color w:val="141414"/>
                 <w:sz w:val="24"/>
               </w:rPr>
-              <w:t>家屬照護者</w:t>
-            </w:r>
-          </w:p>
-        </w:tc>
-      </w:tr>
-      <w:tr>
-        <w:trPr>
-          <w:cantSplit/>
-        </w:trPr>
-        <w:tc>
-          <w:tcPr>
-            <w:tcW w:type="dxa" w:w="2160"/>
-            <w:vAlign w:val="center"/>
-            <w:tcMar>
-              <w:top w:w="50" w:type="dxa"/>
-              <w:bottom w:w="50" w:type="dxa"/>
-              <w:left w:w="80" w:type="dxa"/>
-              <w:right w:w="80" w:type="dxa"/>
-            </w:tcMar>
-            <w:shd w:fill="EBF1F5"/>
-          </w:tcPr>
-          <w:p>
-            <w:pPr>
-              <w:spacing w:before="0" w:after="0" w:lineRule="exact" w:line="360"/>
-              <w:jc w:val="center"/>
-            </w:pPr>
-            <w:r>
-              <w:rPr>
-                <w:rFonts w:ascii="Times New Roman" w:hAnsi="Times New Roman" w:eastAsia="標楷體"/>
-                <w:b/>
-                <w:color w:val="142850"/>
-                <w:sz w:val="24"/>
-              </w:rPr>
-              <w:t>核心功能</w:t>
-            </w:r>
-          </w:p>
-        </w:tc>
-        <w:tc>
-          <w:tcPr>
-            <w:tcW w:type="dxa" w:w="7200"/>
-            <w:vAlign w:val="center"/>
-            <w:tcMar>
-              <w:top w:w="50" w:type="dxa"/>
-              <w:bottom w:w="50" w:type="dxa"/>
-              <w:left w:w="80" w:type="dxa"/>
-              <w:right w:w="80" w:type="dxa"/>
-            </w:tcMar>
-            <w:shd w:fill="FFFFFF"/>
-          </w:tcPr>
-          <w:p>
-            <w:pPr>
-              <w:spacing w:before="0" w:after="0" w:lineRule="exact" w:line="360"/>
-              <w:jc w:val="left"/>
-            </w:pPr>
-            <w:r>
-              <w:rPr>
-                <w:rFonts w:ascii="Times New Roman" w:hAnsi="Times New Roman" w:eastAsia="標楷體"/>
-                <w:b w:val="0"/>
-                <w:color w:val="141414"/>
-                <w:sz w:val="24"/>
-              </w:rPr>
-              <w:t>1. 長者在線極光卡片：以漸層極光卡片呈現長輩頭像、年齡、稱謂與即時在線連線狀態。</w:t>
-            </w:r>
-          </w:p>
-          <w:p>
-            <w:pPr>
-              <w:spacing w:before="0" w:after="0" w:lineRule="exact" w:line="360"/>
-              <w:jc w:val="left"/>
-            </w:pPr>
-            <w:r>
-              <w:rPr>
-                <w:rFonts w:ascii="Times New Roman" w:hAnsi="Times New Roman" w:eastAsia="標楷體"/>
-                <w:b w:val="0"/>
-                <w:color w:val="141414"/>
-                <w:sz w:val="24"/>
-              </w:rPr>
-              <w:t>2. 室內區域幾何定位：串接 YOLOv8 邊界幾何空間辨識，顯示長輩目前在「客廳」或「臥室」。</w:t>
-            </w:r>
-          </w:p>
-          <w:p>
-            <w:pPr>
-              <w:spacing w:before="0" w:after="0" w:lineRule="exact" w:line="360"/>
-              <w:jc w:val="left"/>
-            </w:pPr>
-            <w:r>
-              <w:rPr>
-                <w:rFonts w:ascii="Times New Roman" w:hAnsi="Times New Roman" w:eastAsia="標楷體"/>
-                <w:b w:val="0"/>
-                <w:color w:val="141414"/>
-                <w:sz w:val="24"/>
-              </w:rPr>
-              <w:t>3. 今日心情雷達卡：分析長輩語音互動情緒，視覺化呈現今日開心情緒指數與照護叮嚀。</w:t>
-            </w:r>
-          </w:p>
-          <w:p>
-            <w:pPr>
-              <w:spacing w:before="0" w:after="0" w:lineRule="exact" w:line="360"/>
-              <w:jc w:val="left"/>
-            </w:pPr>
-            <w:r>
-              <w:rPr>
-                <w:rFonts w:ascii="Times New Roman" w:hAnsi="Times New Roman" w:eastAsia="標楷體"/>
-                <w:b w:val="0"/>
-                <w:color w:val="141414"/>
-                <w:sz w:val="24"/>
-              </w:rPr>
-              <w:t>4. 警報與戶外軌跡預覽：首頁即時收錄最新安全警報（如跌倒偵測）與戶外移動軌跡卡片。</w:t>
-            </w:r>
-          </w:p>
-        </w:tc>
-      </w:tr>
-      <w:tr>
-        <w:trPr>
-          <w:cantSplit/>
-        </w:trPr>
-        <w:tc>
-          <w:tcPr>
-            <w:tcW w:type="dxa" w:w="2160"/>
-            <w:vAlign w:val="center"/>
-            <w:tcMar>
-              <w:top w:w="50" w:type="dxa"/>
-              <w:bottom w:w="50" w:type="dxa"/>
-              <w:left w:w="80" w:type="dxa"/>
-              <w:right w:w="80" w:type="dxa"/>
-            </w:tcMar>
-            <w:shd w:fill="EBF1F5"/>
-          </w:tcPr>
-          <w:p>
-            <w:pPr>
-              <w:spacing w:before="0" w:after="0" w:lineRule="exact" w:line="360"/>
-              <w:jc w:val="center"/>
-            </w:pPr>
-            <w:r>
-              <w:rPr>
-                <w:rFonts w:ascii="Times New Roman" w:hAnsi="Times New Roman" w:eastAsia="標楷體"/>
-                <w:b/>
-                <w:color w:val="142850"/>
-                <w:sz w:val="24"/>
-              </w:rPr>
-              <w:t>操作步驟</w:t>
-            </w:r>
-          </w:p>
-        </w:tc>
-        <w:tc>
-          <w:tcPr>
-            <w:tcW w:type="dxa" w:w="7200"/>
-            <w:vAlign w:val="center"/>
-            <w:tcMar>
-              <w:top w:w="50" w:type="dxa"/>
-              <w:bottom w:w="50" w:type="dxa"/>
-              <w:left w:w="80" w:type="dxa"/>
-              <w:right w:w="80" w:type="dxa"/>
-            </w:tcMar>
-            <w:shd w:fill="FFFFFF"/>
-          </w:tcPr>
-          <w:p>
-            <w:pPr>
-              <w:spacing w:before="0" w:after="0" w:lineRule="exact" w:line="360"/>
-              <w:jc w:val="left"/>
-            </w:pPr>
-            <w:r>
-              <w:rPr>
-                <w:rFonts w:ascii="Times New Roman" w:hAnsi="Times New Roman" w:eastAsia="標楷體"/>
-                <w:b w:val="0"/>
-                <w:color w:val="141414"/>
-                <w:sz w:val="24"/>
-              </w:rPr>
-              <w:t>1. 家屬登入後預設停留在底部第一項「首頁」分頁。</w:t>
-            </w:r>
-          </w:p>
-          <w:p>
-            <w:pPr>
-              <w:spacing w:before="0" w:after="0" w:lineRule="exact" w:line="360"/>
-              <w:jc w:val="left"/>
-            </w:pPr>
-            <w:r>
-              <w:rPr>
-                <w:rFonts w:ascii="Times New Roman" w:hAnsi="Times New Roman" w:eastAsia="標楷體"/>
-                <w:b w:val="0"/>
-                <w:color w:val="141414"/>
-                <w:sz w:val="24"/>
-              </w:rPr>
-              <w:t>2. 瀏覽頂部極光卡片確認長輩目前裝置是否在線連線。</w:t>
-            </w:r>
-          </w:p>
-          <w:p>
-            <w:pPr>
-              <w:spacing w:before="0" w:after="0" w:lineRule="exact" w:line="360"/>
-              <w:jc w:val="left"/>
-            </w:pPr>
-            <w:r>
-              <w:rPr>
-                <w:rFonts w:ascii="Times New Roman" w:hAnsi="Times New Roman" w:eastAsia="標楷體"/>
-                <w:b w:val="0"/>
-                <w:color w:val="141414"/>
-                <w:sz w:val="24"/>
-              </w:rPr>
-              <w:t>3. 檢視「目前所在區域」卡片確認長輩在屋內哪個房間活動。</w:t>
-            </w:r>
-          </w:p>
-          <w:p>
-            <w:pPr>
-              <w:spacing w:before="0" w:after="0" w:lineRule="exact" w:line="360"/>
-              <w:jc w:val="left"/>
-            </w:pPr>
-            <w:r>
-              <w:rPr>
-                <w:rFonts w:ascii="Times New Roman" w:hAnsi="Times New Roman" w:eastAsia="標楷體"/>
-                <w:b w:val="0"/>
-                <w:color w:val="141414"/>
-                <w:sz w:val="24"/>
-              </w:rPr>
-              <w:t>4. 檢視「今日心晴指數」了解長輩心情，點擊「撥打電話聊聊」可直接發起語音通話關心。</w:t>
+              <w:t>家屬登入後即進入守護首頁，頂部清楚呈現受關照長輩之在線狀態、即時所在居家區域（如客廳）與今日活動步數。中間區域展示最新安全警報事件與安全狀態快捷卡片，家屬可一目了然掌握長輩全天候的作息與健康指標。</w:t>
             </w:r>
           </w:p>
         </w:tc>
@@ -7459,7 +3364,7 @@
           <w:color w:val="142850"/>
           <w:sz w:val="24"/>
         </w:rPr>
-        <w:t>圖 12-3-1 家屬守護首頁極光儀表板與狀態中樞介面</w:t>
+        <w:t>圖 12-3-1 家屬守護首頁儀表板</w:t>
       </w:r>
     </w:p>
     <w:p>
@@ -7475,7 +3380,7 @@
           <w:color w:val="142850"/>
           <w:sz w:val="24"/>
         </w:rPr>
-        <w:t>表 12-3-2 長者戶外 GPS 移動軌跡與停留點回溯地圖介面操作說明</w:t>
+        <w:t>表 12-3-2 長者即時定位與電子圍籬</w:t>
       </w:r>
     </w:p>
     <w:tbl>
@@ -7499,77 +3404,15 @@
       </w:tblGrid>
       <w:tr>
         <w:trPr>
-          <w:tblHeader/>
           <w:cantSplit/>
         </w:trPr>
         <w:tc>
           <w:tcPr>
-            <w:tcW w:type="dxa" w:w="2160"/>
+            <w:tcW w:type="dxa" w:w="1728"/>
             <w:vAlign w:val="center"/>
             <w:tcMar>
-              <w:top w:w="50" w:type="dxa"/>
-              <w:bottom w:w="50" w:type="dxa"/>
-              <w:left w:w="80" w:type="dxa"/>
-              <w:right w:w="80" w:type="dxa"/>
-            </w:tcMar>
-            <w:shd w:fill="D9E1F2"/>
-          </w:tcPr>
-          <w:p>
-            <w:pPr>
-              <w:spacing w:before="0" w:after="0" w:lineRule="exact" w:line="360"/>
-              <w:jc w:val="center"/>
-            </w:pPr>
-            <w:r>
-              <w:rPr>
-                <w:rFonts w:ascii="Times New Roman" w:hAnsi="Times New Roman" w:eastAsia="標楷體"/>
-                <w:b/>
-                <w:color w:val="142850"/>
-                <w:sz w:val="24"/>
-              </w:rPr>
-              <w:t>項目</w:t>
-            </w:r>
-          </w:p>
-        </w:tc>
-        <w:tc>
-          <w:tcPr>
-            <w:tcW w:type="dxa" w:w="7200"/>
-            <w:vAlign w:val="center"/>
-            <w:tcMar>
-              <w:top w:w="50" w:type="dxa"/>
-              <w:bottom w:w="50" w:type="dxa"/>
-              <w:left w:w="80" w:type="dxa"/>
-              <w:right w:w="80" w:type="dxa"/>
-            </w:tcMar>
-            <w:shd w:fill="D9E1F2"/>
-          </w:tcPr>
-          <w:p>
-            <w:pPr>
-              <w:spacing w:before="0" w:after="0" w:lineRule="exact" w:line="360"/>
-              <w:jc w:val="center"/>
-            </w:pPr>
-            <w:r>
-              <w:rPr>
-                <w:rFonts w:ascii="Times New Roman" w:hAnsi="Times New Roman" w:eastAsia="標楷體"/>
-                <w:b/>
-                <w:color w:val="142850"/>
-                <w:sz w:val="24"/>
-              </w:rPr>
-              <w:t>系統規格與操作詳細說明</w:t>
-            </w:r>
-          </w:p>
-        </w:tc>
-      </w:tr>
-      <w:tr>
-        <w:trPr>
-          <w:cantSplit/>
-        </w:trPr>
-        <w:tc>
-          <w:tcPr>
-            <w:tcW w:type="dxa" w:w="2160"/>
-            <w:vAlign w:val="center"/>
-            <w:tcMar>
-              <w:top w:w="50" w:type="dxa"/>
-              <w:bottom w:w="50" w:type="dxa"/>
+              <w:top w:w="60" w:type="dxa"/>
+              <w:bottom w:w="60" w:type="dxa"/>
               <w:left w:w="80" w:type="dxa"/>
               <w:right w:w="80" w:type="dxa"/>
             </w:tcMar>
@@ -7593,11 +3436,11 @@
         </w:tc>
         <w:tc>
           <w:tcPr>
-            <w:tcW w:type="dxa" w:w="7200"/>
+            <w:tcW w:type="dxa" w:w="7632"/>
             <w:vAlign w:val="center"/>
             <w:tcMar>
-              <w:top w:w="50" w:type="dxa"/>
-              <w:bottom w:w="50" w:type="dxa"/>
+              <w:top w:w="60" w:type="dxa"/>
+              <w:bottom w:w="60" w:type="dxa"/>
               <w:left w:w="80" w:type="dxa"/>
               <w:right w:w="80" w:type="dxa"/>
             </w:tcMar>
@@ -7615,7 +3458,7 @@
                 <w:color w:val="141414"/>
                 <w:sz w:val="24"/>
               </w:rPr>
-              <w:t>戶外定位軌跡地圖</w:t>
+              <w:t>長者即時定位與電子圍籬</w:t>
             </w:r>
           </w:p>
         </w:tc>
@@ -7626,11 +3469,11 @@
         </w:trPr>
         <w:tc>
           <w:tcPr>
-            <w:tcW w:type="dxa" w:w="2160"/>
+            <w:tcW w:type="dxa" w:w="1728"/>
             <w:vAlign w:val="center"/>
             <w:tcMar>
-              <w:top w:w="50" w:type="dxa"/>
-              <w:bottom w:w="50" w:type="dxa"/>
+              <w:top w:w="60" w:type="dxa"/>
+              <w:bottom w:w="60" w:type="dxa"/>
               <w:left w:w="80" w:type="dxa"/>
               <w:right w:w="80" w:type="dxa"/>
             </w:tcMar>
@@ -7648,17 +3491,17 @@
                 <w:color w:val="142850"/>
                 <w:sz w:val="24"/>
               </w:rPr>
-              <w:t>適用角色</w:t>
+              <w:t>說明</w:t>
             </w:r>
           </w:p>
         </w:tc>
         <w:tc>
           <w:tcPr>
-            <w:tcW w:type="dxa" w:w="7200"/>
+            <w:tcW w:type="dxa" w:w="7632"/>
             <w:vAlign w:val="center"/>
             <w:tcMar>
-              <w:top w:w="50" w:type="dxa"/>
-              <w:bottom w:w="50" w:type="dxa"/>
+              <w:top w:w="60" w:type="dxa"/>
+              <w:bottom w:w="60" w:type="dxa"/>
               <w:left w:w="80" w:type="dxa"/>
               <w:right w:w="80" w:type="dxa"/>
             </w:tcMar>
@@ -7676,219 +3519,7 @@
                 <w:color w:val="141414"/>
                 <w:sz w:val="24"/>
               </w:rPr>
-              <w:t>家屬照護者</w:t>
-            </w:r>
-          </w:p>
-        </w:tc>
-      </w:tr>
-      <w:tr>
-        <w:trPr>
-          <w:cantSplit/>
-        </w:trPr>
-        <w:tc>
-          <w:tcPr>
-            <w:tcW w:type="dxa" w:w="2160"/>
-            <w:vAlign w:val="center"/>
-            <w:tcMar>
-              <w:top w:w="50" w:type="dxa"/>
-              <w:bottom w:w="50" w:type="dxa"/>
-              <w:left w:w="80" w:type="dxa"/>
-              <w:right w:w="80" w:type="dxa"/>
-            </w:tcMar>
-            <w:shd w:fill="EBF1F5"/>
-          </w:tcPr>
-          <w:p>
-            <w:pPr>
-              <w:spacing w:before="0" w:after="0" w:lineRule="exact" w:line="360"/>
-              <w:jc w:val="center"/>
-            </w:pPr>
-            <w:r>
-              <w:rPr>
-                <w:rFonts w:ascii="Times New Roman" w:hAnsi="Times New Roman" w:eastAsia="標楷體"/>
-                <w:b/>
-                <w:color w:val="142850"/>
-                <w:sz w:val="24"/>
-              </w:rPr>
-              <w:t>核心功能</w:t>
-            </w:r>
-          </w:p>
-        </w:tc>
-        <w:tc>
-          <w:tcPr>
-            <w:tcW w:type="dxa" w:w="7200"/>
-            <w:vAlign w:val="center"/>
-            <w:tcMar>
-              <w:top w:w="50" w:type="dxa"/>
-              <w:bottom w:w="50" w:type="dxa"/>
-              <w:left w:w="80" w:type="dxa"/>
-              <w:right w:w="80" w:type="dxa"/>
-            </w:tcMar>
-            <w:shd w:fill="FFFFFF"/>
-          </w:tcPr>
-          <w:p>
-            <w:pPr>
-              <w:spacing w:before="0" w:after="0" w:lineRule="exact" w:line="360"/>
-              <w:jc w:val="left"/>
-            </w:pPr>
-            <w:r>
-              <w:rPr>
-                <w:rFonts w:ascii="Times New Roman" w:hAnsi="Times New Roman" w:eastAsia="標楷體"/>
-                <w:b w:val="0"/>
-                <w:color w:val="141414"/>
-                <w:sz w:val="24"/>
-              </w:rPr>
-              <w:t>1. 即時經緯度座標標記：於 OpenStreetMap 地圖精確標示長者當前即時定位點與更新時間戳記。</w:t>
-            </w:r>
-          </w:p>
-          <w:p>
-            <w:pPr>
-              <w:spacing w:before="0" w:after="0" w:lineRule="exact" w:line="360"/>
-              <w:jc w:val="left"/>
-            </w:pPr>
-            <w:r>
-              <w:rPr>
-                <w:rFonts w:ascii="Times New Roman" w:hAnsi="Times New Roman" w:eastAsia="標楷體"/>
-                <w:b w:val="0"/>
-                <w:color w:val="141414"/>
-                <w:sz w:val="24"/>
-              </w:rPr>
-              <w:t>2. 全日移動路徑連線：以高對比色軌跡折線回溯長者一整天之戶外移動動向。</w:t>
-            </w:r>
-          </w:p>
-          <w:p>
-            <w:pPr>
-              <w:spacing w:before="0" w:after="0" w:lineRule="exact" w:line="360"/>
-              <w:jc w:val="left"/>
-            </w:pPr>
-            <w:r>
-              <w:rPr>
-                <w:rFonts w:ascii="Times New Roman" w:hAnsi="Times New Roman" w:eastAsia="標楷體"/>
-                <w:b w:val="0"/>
-                <w:color w:val="141414"/>
-                <w:sz w:val="24"/>
-              </w:rPr>
-              <w:t>3. 智慧停留點聚類辨識：標註長輩在公園、菜市場或便利商店之停留時長與抵達時間。</w:t>
-            </w:r>
-          </w:p>
-          <w:p>
-            <w:pPr>
-              <w:spacing w:before="0" w:after="0" w:lineRule="exact" w:line="360"/>
-              <w:jc w:val="left"/>
-            </w:pPr>
-            <w:r>
-              <w:rPr>
-                <w:rFonts w:ascii="Times New Roman" w:hAnsi="Times New Roman" w:eastAsia="標楷體"/>
-                <w:b w:val="0"/>
-                <w:color w:val="141414"/>
-                <w:sz w:val="24"/>
-              </w:rPr>
-              <w:t>4. 日期回溯選擇器：支援切換至昨日或特定歷史日期，回顧長者過去之行動路線。</w:t>
-            </w:r>
-          </w:p>
-        </w:tc>
-      </w:tr>
-      <w:tr>
-        <w:trPr>
-          <w:cantSplit/>
-        </w:trPr>
-        <w:tc>
-          <w:tcPr>
-            <w:tcW w:type="dxa" w:w="2160"/>
-            <w:vAlign w:val="center"/>
-            <w:tcMar>
-              <w:top w:w="50" w:type="dxa"/>
-              <w:bottom w:w="50" w:type="dxa"/>
-              <w:left w:w="80" w:type="dxa"/>
-              <w:right w:w="80" w:type="dxa"/>
-            </w:tcMar>
-            <w:shd w:fill="EBF1F5"/>
-          </w:tcPr>
-          <w:p>
-            <w:pPr>
-              <w:spacing w:before="0" w:after="0" w:lineRule="exact" w:line="360"/>
-              <w:jc w:val="center"/>
-            </w:pPr>
-            <w:r>
-              <w:rPr>
-                <w:rFonts w:ascii="Times New Roman" w:hAnsi="Times New Roman" w:eastAsia="標楷體"/>
-                <w:b/>
-                <w:color w:val="142850"/>
-                <w:sz w:val="24"/>
-              </w:rPr>
-              <w:t>操作步驟</w:t>
-            </w:r>
-          </w:p>
-        </w:tc>
-        <w:tc>
-          <w:tcPr>
-            <w:tcW w:type="dxa" w:w="7200"/>
-            <w:vAlign w:val="center"/>
-            <w:tcMar>
-              <w:top w:w="50" w:type="dxa"/>
-              <w:bottom w:w="50" w:type="dxa"/>
-              <w:left w:w="80" w:type="dxa"/>
-              <w:right w:w="80" w:type="dxa"/>
-            </w:tcMar>
-            <w:shd w:fill="FFFFFF"/>
-          </w:tcPr>
-          <w:p>
-            <w:pPr>
-              <w:spacing w:before="0" w:after="0" w:lineRule="exact" w:line="360"/>
-              <w:jc w:val="left"/>
-            </w:pPr>
-            <w:r>
-              <w:rPr>
-                <w:rFonts w:ascii="Times New Roman" w:hAnsi="Times New Roman" w:eastAsia="標楷體"/>
-                <w:b w:val="0"/>
-                <w:color w:val="141414"/>
-                <w:sz w:val="24"/>
-              </w:rPr>
-              <w:t>1. 於家屬首頁點選「戶外移動軌跡」卡片，進入全螢幕地圖追蹤介面。</w:t>
-            </w:r>
-          </w:p>
-          <w:p>
-            <w:pPr>
-              <w:spacing w:before="0" w:after="0" w:lineRule="exact" w:line="360"/>
-              <w:jc w:val="left"/>
-            </w:pPr>
-            <w:r>
-              <w:rPr>
-                <w:rFonts w:ascii="Times New Roman" w:hAnsi="Times New Roman" w:eastAsia="標楷體"/>
-                <w:b w:val="0"/>
-                <w:color w:val="141414"/>
-                <w:sz w:val="24"/>
-              </w:rPr>
-              <w:t>2. 地圖中央藍色圖標即為長者目前所在地點，點擊可查看地址名稱。</w:t>
-            </w:r>
-          </w:p>
-          <w:p>
-            <w:pPr>
-              <w:spacing w:before="0" w:after="0" w:lineRule="exact" w:line="360"/>
-              <w:jc w:val="left"/>
-            </w:pPr>
-            <w:r>
-              <w:rPr>
-                <w:rFonts w:ascii="Times New Roman" w:hAnsi="Times New Roman" w:eastAsia="標楷體"/>
-                <w:b w:val="0"/>
-                <w:color w:val="141414"/>
-                <w:sz w:val="24"/>
-              </w:rPr>
-              <w:t>3. 點選地圖上任一綠色「停留點」圓圈，查看長輩在該處之停留時間（例如：停留 35 分鐘）。</w:t>
-            </w:r>
-          </w:p>
-          <w:p>
-            <w:pPr>
-              <w:spacing w:before="0" w:after="0" w:lineRule="exact" w:line="360"/>
-              <w:jc w:val="left"/>
-            </w:pPr>
-            <w:r>
-              <w:rPr>
-                <w:rFonts w:ascii="Times New Roman" w:hAnsi="Times New Roman" w:eastAsia="標楷體"/>
-                <w:b w:val="0"/>
-                <w:color w:val="141414"/>
-                <w:sz w:val="24"/>
-              </w:rPr>
-              <w:t>4. 點擊頂部日曆圖示可選擇過去日期查看歷史移動足跡。</w:t>
+              <w:t>點選首頁長輩位置卡片進入地圖專頁，畫面在地圖上標記長輩當前 GPS 座標、今日移動藍色軌跡線與綠色安全電子圍籬半徑。下方資訊卡顯示長輩詳細停留地址與更新時間，當長輩外出超出安全圍籬時系統將立即推播通知家屬。</w:t>
             </w:r>
           </w:p>
         </w:tc>
@@ -7948,7 +3579,7 @@
           <w:color w:val="142850"/>
           <w:sz w:val="24"/>
         </w:rPr>
-        <w:t>圖 12-3-2 長者戶外 GPS 移動軌跡與停留點回溯地圖介面</w:t>
+        <w:t>圖 12-3-2 長者即時定位與電子圍籬</w:t>
       </w:r>
     </w:p>
     <w:p>
@@ -7964,7 +3595,7 @@
           <w:color w:val="142850"/>
           <w:sz w:val="24"/>
         </w:rPr>
-        <w:t>表 12-3-3 家屬端 AI 照護副駕駛互動介面操作說明</w:t>
+        <w:t>表 12-3-3 家屬AI智慧照護副駕駛</w:t>
       </w:r>
     </w:p>
     <w:tbl>
@@ -7988,77 +3619,15 @@
       </w:tblGrid>
       <w:tr>
         <w:trPr>
-          <w:tblHeader/>
           <w:cantSplit/>
         </w:trPr>
         <w:tc>
           <w:tcPr>
-            <w:tcW w:type="dxa" w:w="2160"/>
+            <w:tcW w:type="dxa" w:w="1728"/>
             <w:vAlign w:val="center"/>
             <w:tcMar>
-              <w:top w:w="50" w:type="dxa"/>
-              <w:bottom w:w="50" w:type="dxa"/>
-              <w:left w:w="80" w:type="dxa"/>
-              <w:right w:w="80" w:type="dxa"/>
-            </w:tcMar>
-            <w:shd w:fill="D9E1F2"/>
-          </w:tcPr>
-          <w:p>
-            <w:pPr>
-              <w:spacing w:before="0" w:after="0" w:lineRule="exact" w:line="360"/>
-              <w:jc w:val="center"/>
-            </w:pPr>
-            <w:r>
-              <w:rPr>
-                <w:rFonts w:ascii="Times New Roman" w:hAnsi="Times New Roman" w:eastAsia="標楷體"/>
-                <w:b/>
-                <w:color w:val="142850"/>
-                <w:sz w:val="24"/>
-              </w:rPr>
-              <w:t>項目</w:t>
-            </w:r>
-          </w:p>
-        </w:tc>
-        <w:tc>
-          <w:tcPr>
-            <w:tcW w:type="dxa" w:w="7200"/>
-            <w:vAlign w:val="center"/>
-            <w:tcMar>
-              <w:top w:w="50" w:type="dxa"/>
-              <w:bottom w:w="50" w:type="dxa"/>
-              <w:left w:w="80" w:type="dxa"/>
-              <w:right w:w="80" w:type="dxa"/>
-            </w:tcMar>
-            <w:shd w:fill="D9E1F2"/>
-          </w:tcPr>
-          <w:p>
-            <w:pPr>
-              <w:spacing w:before="0" w:after="0" w:lineRule="exact" w:line="360"/>
-              <w:jc w:val="center"/>
-            </w:pPr>
-            <w:r>
-              <w:rPr>
-                <w:rFonts w:ascii="Times New Roman" w:hAnsi="Times New Roman" w:eastAsia="標楷體"/>
-                <w:b/>
-                <w:color w:val="142850"/>
-                <w:sz w:val="24"/>
-              </w:rPr>
-              <w:t>系統規格與操作詳細說明</w:t>
-            </w:r>
-          </w:p>
-        </w:tc>
-      </w:tr>
-      <w:tr>
-        <w:trPr>
-          <w:cantSplit/>
-        </w:trPr>
-        <w:tc>
-          <w:tcPr>
-            <w:tcW w:type="dxa" w:w="2160"/>
-            <w:vAlign w:val="center"/>
-            <w:tcMar>
-              <w:top w:w="50" w:type="dxa"/>
-              <w:bottom w:w="50" w:type="dxa"/>
+              <w:top w:w="60" w:type="dxa"/>
+              <w:bottom w:w="60" w:type="dxa"/>
               <w:left w:w="80" w:type="dxa"/>
               <w:right w:w="80" w:type="dxa"/>
             </w:tcMar>
@@ -8082,11 +3651,11 @@
         </w:tc>
         <w:tc>
           <w:tcPr>
-            <w:tcW w:type="dxa" w:w="7200"/>
+            <w:tcW w:type="dxa" w:w="7632"/>
             <w:vAlign w:val="center"/>
             <w:tcMar>
-              <w:top w:w="50" w:type="dxa"/>
-              <w:bottom w:w="50" w:type="dxa"/>
+              <w:top w:w="60" w:type="dxa"/>
+              <w:bottom w:w="60" w:type="dxa"/>
               <w:left w:w="80" w:type="dxa"/>
               <w:right w:w="80" w:type="dxa"/>
             </w:tcMar>
@@ -8104,7 +3673,7 @@
                 <w:color w:val="141414"/>
                 <w:sz w:val="24"/>
               </w:rPr>
-              <w:t>AI 照護副駕駛對話介面</w:t>
+              <w:t>家屬AI智慧照護副駕駛</w:t>
             </w:r>
           </w:p>
         </w:tc>
@@ -8115,11 +3684,11 @@
         </w:trPr>
         <w:tc>
           <w:tcPr>
-            <w:tcW w:type="dxa" w:w="2160"/>
+            <w:tcW w:type="dxa" w:w="1728"/>
             <w:vAlign w:val="center"/>
             <w:tcMar>
-              <w:top w:w="50" w:type="dxa"/>
-              <w:bottom w:w="50" w:type="dxa"/>
+              <w:top w:w="60" w:type="dxa"/>
+              <w:bottom w:w="60" w:type="dxa"/>
               <w:left w:w="80" w:type="dxa"/>
               <w:right w:w="80" w:type="dxa"/>
             </w:tcMar>
@@ -8137,17 +3706,17 @@
                 <w:color w:val="142850"/>
                 <w:sz w:val="24"/>
               </w:rPr>
-              <w:t>適用角色</w:t>
+              <w:t>說明</w:t>
             </w:r>
           </w:p>
         </w:tc>
         <w:tc>
           <w:tcPr>
-            <w:tcW w:type="dxa" w:w="7200"/>
+            <w:tcW w:type="dxa" w:w="7632"/>
             <w:vAlign w:val="center"/>
             <w:tcMar>
-              <w:top w:w="50" w:type="dxa"/>
-              <w:bottom w:w="50" w:type="dxa"/>
+              <w:top w:w="60" w:type="dxa"/>
+              <w:bottom w:w="60" w:type="dxa"/>
               <w:left w:w="80" w:type="dxa"/>
               <w:right w:w="80" w:type="dxa"/>
             </w:tcMar>
@@ -8165,219 +3734,7 @@
                 <w:color w:val="141414"/>
                 <w:sz w:val="24"/>
               </w:rPr>
-              <w:t>家屬照護者</w:t>
-            </w:r>
-          </w:p>
-        </w:tc>
-      </w:tr>
-      <w:tr>
-        <w:trPr>
-          <w:cantSplit/>
-        </w:trPr>
-        <w:tc>
-          <w:tcPr>
-            <w:tcW w:type="dxa" w:w="2160"/>
-            <w:vAlign w:val="center"/>
-            <w:tcMar>
-              <w:top w:w="50" w:type="dxa"/>
-              <w:bottom w:w="50" w:type="dxa"/>
-              <w:left w:w="80" w:type="dxa"/>
-              <w:right w:w="80" w:type="dxa"/>
-            </w:tcMar>
-            <w:shd w:fill="EBF1F5"/>
-          </w:tcPr>
-          <w:p>
-            <w:pPr>
-              <w:spacing w:before="0" w:after="0" w:lineRule="exact" w:line="360"/>
-              <w:jc w:val="center"/>
-            </w:pPr>
-            <w:r>
-              <w:rPr>
-                <w:rFonts w:ascii="Times New Roman" w:hAnsi="Times New Roman" w:eastAsia="標楷體"/>
-                <w:b/>
-                <w:color w:val="142850"/>
-                <w:sz w:val="24"/>
-              </w:rPr>
-              <w:t>核心功能</w:t>
-            </w:r>
-          </w:p>
-        </w:tc>
-        <w:tc>
-          <w:tcPr>
-            <w:tcW w:type="dxa" w:w="7200"/>
-            <w:vAlign w:val="center"/>
-            <w:tcMar>
-              <w:top w:w="50" w:type="dxa"/>
-              <w:bottom w:w="50" w:type="dxa"/>
-              <w:left w:w="80" w:type="dxa"/>
-              <w:right w:w="80" w:type="dxa"/>
-            </w:tcMar>
-            <w:shd w:fill="FFFFFF"/>
-          </w:tcPr>
-          <w:p>
-            <w:pPr>
-              <w:spacing w:before="0" w:after="0" w:lineRule="exact" w:line="360"/>
-              <w:jc w:val="left"/>
-            </w:pPr>
-            <w:r>
-              <w:rPr>
-                <w:rFonts w:ascii="Times New Roman" w:hAnsi="Times New Roman" w:eastAsia="標楷體"/>
-                <w:b w:val="0"/>
-                <w:color w:val="141414"/>
-                <w:sz w:val="24"/>
-              </w:rPr>
-              <w:t>1. 智慧話題與破冰建議：分析長者近期生活作息與情緒狀態，為子女提供暖心聊天主題與貼心叮嚀。</w:t>
-            </w:r>
-          </w:p>
-          <w:p>
-            <w:pPr>
-              <w:spacing w:before="0" w:after="0" w:lineRule="exact" w:line="360"/>
-              <w:jc w:val="left"/>
-            </w:pPr>
-            <w:r>
-              <w:rPr>
-                <w:rFonts w:ascii="Times New Roman" w:hAnsi="Times New Roman" w:eastAsia="標楷體"/>
-                <w:b w:val="0"/>
-                <w:color w:val="141414"/>
-                <w:sz w:val="24"/>
-              </w:rPr>
-              <w:t>2. 自然語言用藥排程草擬：支援家屬以口語或文字指示（例如：每天早上八點提醒爸爸吃藥），由 AI 智慧解析並自動草擬排程。</w:t>
-            </w:r>
-          </w:p>
-          <w:p>
-            <w:pPr>
-              <w:spacing w:before="0" w:after="0" w:lineRule="exact" w:line="360"/>
-              <w:jc w:val="left"/>
-            </w:pPr>
-            <w:r>
-              <w:rPr>
-                <w:rFonts w:ascii="Times New Roman" w:hAnsi="Times New Roman" w:eastAsia="標楷體"/>
-                <w:b w:val="0"/>
-                <w:color w:val="141414"/>
-                <w:sz w:val="24"/>
-              </w:rPr>
-              <w:t>3. 雙向語音與文字輸入：整合語音轉文字與鍵盤輸入欄位，家屬可口說輸入後自行確認送出。</w:t>
-            </w:r>
-          </w:p>
-          <w:p>
-            <w:pPr>
-              <w:spacing w:before="0" w:after="0" w:lineRule="exact" w:line="360"/>
-              <w:jc w:val="left"/>
-            </w:pPr>
-            <w:r>
-              <w:rPr>
-                <w:rFonts w:ascii="Times New Roman" w:hAnsi="Times New Roman" w:eastAsia="標楷體"/>
-                <w:b w:val="0"/>
-                <w:color w:val="141414"/>
-                <w:sz w:val="24"/>
-              </w:rPr>
-              <w:t>4. 極光主題沉浸式體驗：採用高質感深藍金漸層介面，兼顧科技感與舒適視覺感受。</w:t>
-            </w:r>
-          </w:p>
-        </w:tc>
-      </w:tr>
-      <w:tr>
-        <w:trPr>
-          <w:cantSplit/>
-        </w:trPr>
-        <w:tc>
-          <w:tcPr>
-            <w:tcW w:type="dxa" w:w="2160"/>
-            <w:vAlign w:val="center"/>
-            <w:tcMar>
-              <w:top w:w="50" w:type="dxa"/>
-              <w:bottom w:w="50" w:type="dxa"/>
-              <w:left w:w="80" w:type="dxa"/>
-              <w:right w:w="80" w:type="dxa"/>
-            </w:tcMar>
-            <w:shd w:fill="EBF1F5"/>
-          </w:tcPr>
-          <w:p>
-            <w:pPr>
-              <w:spacing w:before="0" w:after="0" w:lineRule="exact" w:line="360"/>
-              <w:jc w:val="center"/>
-            </w:pPr>
-            <w:r>
-              <w:rPr>
-                <w:rFonts w:ascii="Times New Roman" w:hAnsi="Times New Roman" w:eastAsia="標楷體"/>
-                <w:b/>
-                <w:color w:val="142850"/>
-                <w:sz w:val="24"/>
-              </w:rPr>
-              <w:t>操作步驟</w:t>
-            </w:r>
-          </w:p>
-        </w:tc>
-        <w:tc>
-          <w:tcPr>
-            <w:tcW w:type="dxa" w:w="7200"/>
-            <w:vAlign w:val="center"/>
-            <w:tcMar>
-              <w:top w:w="50" w:type="dxa"/>
-              <w:bottom w:w="50" w:type="dxa"/>
-              <w:left w:w="80" w:type="dxa"/>
-              <w:right w:w="80" w:type="dxa"/>
-            </w:tcMar>
-            <w:shd w:fill="FFFFFF"/>
-          </w:tcPr>
-          <w:p>
-            <w:pPr>
-              <w:spacing w:before="0" w:after="0" w:lineRule="exact" w:line="360"/>
-              <w:jc w:val="left"/>
-            </w:pPr>
-            <w:r>
-              <w:rPr>
-                <w:rFonts w:ascii="Times New Roman" w:hAnsi="Times New Roman" w:eastAsia="標楷體"/>
-                <w:b w:val="0"/>
-                <w:color w:val="141414"/>
-                <w:sz w:val="24"/>
-              </w:rPr>
-              <w:t>1. 於家屬端點選「AI 照護副駕駛」卡片進入智慧對話介面。</w:t>
-            </w:r>
-          </w:p>
-          <w:p>
-            <w:pPr>
-              <w:spacing w:before="0" w:after="0" w:lineRule="exact" w:line="360"/>
-              <w:jc w:val="left"/>
-            </w:pPr>
-            <w:r>
-              <w:rPr>
-                <w:rFonts w:ascii="Times New Roman" w:hAnsi="Times New Roman" w:eastAsia="標楷體"/>
-                <w:b w:val="0"/>
-                <w:color w:val="141414"/>
-                <w:sz w:val="24"/>
-              </w:rPr>
-              <w:t>2. 閱讀助理主動推薦之破冰關懷提示（例如：詢問長輩今日散步狀況）。</w:t>
-            </w:r>
-          </w:p>
-          <w:p>
-            <w:pPr>
-              <w:spacing w:before="0" w:after="0" w:lineRule="exact" w:line="360"/>
-              <w:jc w:val="left"/>
-            </w:pPr>
-            <w:r>
-              <w:rPr>
-                <w:rFonts w:ascii="Times New Roman" w:hAnsi="Times New Roman" w:eastAsia="標楷體"/>
-                <w:b w:val="0"/>
-                <w:color w:val="141414"/>
-                <w:sz w:val="24"/>
-              </w:rPr>
-              <w:t>3. 點選底部麥克風圖示口說「每天早上 8 點提醒爸爸吃降血壓藥」，系統自動辨識並草擬用藥排程。</w:t>
-            </w:r>
-          </w:p>
-          <w:p>
-            <w:pPr>
-              <w:spacing w:before="0" w:after="0" w:lineRule="exact" w:line="360"/>
-              <w:jc w:val="left"/>
-            </w:pPr>
-            <w:r>
-              <w:rPr>
-                <w:rFonts w:ascii="Times New Roman" w:hAnsi="Times New Roman" w:eastAsia="標楷體"/>
-                <w:b w:val="0"/>
-                <w:color w:val="141414"/>
-                <w:sz w:val="24"/>
-              </w:rPr>
-              <w:t>4. 家屬確認內容無誤後點擊送出，排程即時同步至長者端設備。</w:t>
+              <w:t>家屬可隨時與 AI 照護副駕駛進行自然語言問答，詢問長輩近期活動作息規律、心理情緒起伏或日常飲食照護建議。AI 系統依據長輩真實生活與健康數據進行深度分析，提供富含同理心與專業依據的照護指引。</w:t>
             </w:r>
           </w:p>
         </w:tc>
@@ -8437,7 +3794,7 @@
           <w:color w:val="142850"/>
           <w:sz w:val="24"/>
         </w:rPr>
-        <w:t>圖 12-3-3 家屬端 AI 照護副駕駛互動介面</w:t>
+        <w:t>圖 12-3-3 家屬AI智慧照護副駕駛</w:t>
       </w:r>
     </w:p>
     <w:p>
@@ -8453,7 +3810,7 @@
           <w:color w:val="142850"/>
           <w:sz w:val="24"/>
         </w:rPr>
-        <w:t>表 12-3-4 家屬互動中樞與遠端通話發起介面操作說明</w:t>
+        <w:t>表 12-3-4 互動中樞與即時連線控制</w:t>
       </w:r>
     </w:p>
     <w:tbl>
@@ -8477,77 +3834,15 @@
       </w:tblGrid>
       <w:tr>
         <w:trPr>
-          <w:tblHeader/>
           <w:cantSplit/>
         </w:trPr>
         <w:tc>
           <w:tcPr>
-            <w:tcW w:type="dxa" w:w="2160"/>
+            <w:tcW w:type="dxa" w:w="1728"/>
             <w:vAlign w:val="center"/>
             <w:tcMar>
-              <w:top w:w="50" w:type="dxa"/>
-              <w:bottom w:w="50" w:type="dxa"/>
-              <w:left w:w="80" w:type="dxa"/>
-              <w:right w:w="80" w:type="dxa"/>
-            </w:tcMar>
-            <w:shd w:fill="D9E1F2"/>
-          </w:tcPr>
-          <w:p>
-            <w:pPr>
-              <w:spacing w:before="0" w:after="0" w:lineRule="exact" w:line="360"/>
-              <w:jc w:val="center"/>
-            </w:pPr>
-            <w:r>
-              <w:rPr>
-                <w:rFonts w:ascii="Times New Roman" w:hAnsi="Times New Roman" w:eastAsia="標楷體"/>
-                <w:b/>
-                <w:color w:val="142850"/>
-                <w:sz w:val="24"/>
-              </w:rPr>
-              <w:t>項目</w:t>
-            </w:r>
-          </w:p>
-        </w:tc>
-        <w:tc>
-          <w:tcPr>
-            <w:tcW w:type="dxa" w:w="7200"/>
-            <w:vAlign w:val="center"/>
-            <w:tcMar>
-              <w:top w:w="50" w:type="dxa"/>
-              <w:bottom w:w="50" w:type="dxa"/>
-              <w:left w:w="80" w:type="dxa"/>
-              <w:right w:w="80" w:type="dxa"/>
-            </w:tcMar>
-            <w:shd w:fill="D9E1F2"/>
-          </w:tcPr>
-          <w:p>
-            <w:pPr>
-              <w:spacing w:before="0" w:after="0" w:lineRule="exact" w:line="360"/>
-              <w:jc w:val="center"/>
-            </w:pPr>
-            <w:r>
-              <w:rPr>
-                <w:rFonts w:ascii="Times New Roman" w:hAnsi="Times New Roman" w:eastAsia="標楷體"/>
-                <w:b/>
-                <w:color w:val="142850"/>
-                <w:sz w:val="24"/>
-              </w:rPr>
-              <w:t>系統規格與操作詳細說明</w:t>
-            </w:r>
-          </w:p>
-        </w:tc>
-      </w:tr>
-      <w:tr>
-        <w:trPr>
-          <w:cantSplit/>
-        </w:trPr>
-        <w:tc>
-          <w:tcPr>
-            <w:tcW w:type="dxa" w:w="2160"/>
-            <w:vAlign w:val="center"/>
-            <w:tcMar>
-              <w:top w:w="50" w:type="dxa"/>
-              <w:bottom w:w="50" w:type="dxa"/>
+              <w:top w:w="60" w:type="dxa"/>
+              <w:bottom w:w="60" w:type="dxa"/>
               <w:left w:w="80" w:type="dxa"/>
               <w:right w:w="80" w:type="dxa"/>
             </w:tcMar>
@@ -8571,11 +3866,11 @@
         </w:tc>
         <w:tc>
           <w:tcPr>
-            <w:tcW w:type="dxa" w:w="7200"/>
+            <w:tcW w:type="dxa" w:w="7632"/>
             <w:vAlign w:val="center"/>
             <w:tcMar>
-              <w:top w:w="50" w:type="dxa"/>
-              <w:bottom w:w="50" w:type="dxa"/>
+              <w:top w:w="60" w:type="dxa"/>
+              <w:bottom w:w="60" w:type="dxa"/>
               <w:left w:w="80" w:type="dxa"/>
               <w:right w:w="80" w:type="dxa"/>
             </w:tcMar>
@@ -8593,7 +3888,7 @@
                 <w:color w:val="141414"/>
                 <w:sz w:val="24"/>
               </w:rPr>
-              <w:t>家屬互動分頁</w:t>
+              <w:t>互動中樞與即時連線控制</w:t>
             </w:r>
           </w:p>
         </w:tc>
@@ -8604,11 +3899,11 @@
         </w:trPr>
         <w:tc>
           <w:tcPr>
-            <w:tcW w:type="dxa" w:w="2160"/>
+            <w:tcW w:type="dxa" w:w="1728"/>
             <w:vAlign w:val="center"/>
             <w:tcMar>
-              <w:top w:w="50" w:type="dxa"/>
-              <w:bottom w:w="50" w:type="dxa"/>
+              <w:top w:w="60" w:type="dxa"/>
+              <w:bottom w:w="60" w:type="dxa"/>
               <w:left w:w="80" w:type="dxa"/>
               <w:right w:w="80" w:type="dxa"/>
             </w:tcMar>
@@ -8626,17 +3921,17 @@
                 <w:color w:val="142850"/>
                 <w:sz w:val="24"/>
               </w:rPr>
-              <w:t>適用角色</w:t>
+              <w:t>說明</w:t>
             </w:r>
           </w:p>
         </w:tc>
         <w:tc>
           <w:tcPr>
-            <w:tcW w:type="dxa" w:w="7200"/>
+            <w:tcW w:type="dxa" w:w="7632"/>
             <w:vAlign w:val="center"/>
             <w:tcMar>
-              <w:top w:w="50" w:type="dxa"/>
-              <w:bottom w:w="50" w:type="dxa"/>
+              <w:top w:w="60" w:type="dxa"/>
+              <w:bottom w:w="60" w:type="dxa"/>
               <w:left w:w="80" w:type="dxa"/>
               <w:right w:w="80" w:type="dxa"/>
             </w:tcMar>
@@ -8654,219 +3949,7 @@
                 <w:color w:val="141414"/>
                 <w:sz w:val="24"/>
               </w:rPr>
-              <w:t>家屬照護者</w:t>
-            </w:r>
-          </w:p>
-        </w:tc>
-      </w:tr>
-      <w:tr>
-        <w:trPr>
-          <w:cantSplit/>
-        </w:trPr>
-        <w:tc>
-          <w:tcPr>
-            <w:tcW w:type="dxa" w:w="2160"/>
-            <w:vAlign w:val="center"/>
-            <w:tcMar>
-              <w:top w:w="50" w:type="dxa"/>
-              <w:bottom w:w="50" w:type="dxa"/>
-              <w:left w:w="80" w:type="dxa"/>
-              <w:right w:w="80" w:type="dxa"/>
-            </w:tcMar>
-            <w:shd w:fill="EBF1F5"/>
-          </w:tcPr>
-          <w:p>
-            <w:pPr>
-              <w:spacing w:before="0" w:after="0" w:lineRule="exact" w:line="360"/>
-              <w:jc w:val="center"/>
-            </w:pPr>
-            <w:r>
-              <w:rPr>
-                <w:rFonts w:ascii="Times New Roman" w:hAnsi="Times New Roman" w:eastAsia="標楷體"/>
-                <w:b/>
-                <w:color w:val="142850"/>
-                <w:sz w:val="24"/>
-              </w:rPr>
-              <w:t>核心功能</w:t>
-            </w:r>
-          </w:p>
-        </w:tc>
-        <w:tc>
-          <w:tcPr>
-            <w:tcW w:type="dxa" w:w="7200"/>
-            <w:vAlign w:val="center"/>
-            <w:tcMar>
-              <w:top w:w="50" w:type="dxa"/>
-              <w:bottom w:w="50" w:type="dxa"/>
-              <w:left w:w="80" w:type="dxa"/>
-              <w:right w:w="80" w:type="dxa"/>
-            </w:tcMar>
-            <w:shd w:fill="FFFFFF"/>
-          </w:tcPr>
-          <w:p>
-            <w:pPr>
-              <w:spacing w:before="0" w:after="0" w:lineRule="exact" w:line="360"/>
-              <w:jc w:val="left"/>
-            </w:pPr>
-            <w:r>
-              <w:rPr>
-                <w:rFonts w:ascii="Times New Roman" w:hAnsi="Times New Roman" w:eastAsia="標楷體"/>
-                <w:b w:val="0"/>
-                <w:color w:val="141414"/>
-                <w:sz w:val="24"/>
-              </w:rPr>
-              <w:t>1. 快捷通話控制台：提供超大視訊通話與語音電話發起鍵，支援快速遠端呼叫長者端平板。</w:t>
-            </w:r>
-          </w:p>
-          <w:p>
-            <w:pPr>
-              <w:spacing w:before="0" w:after="0" w:lineRule="exact" w:line="360"/>
-              <w:jc w:val="left"/>
-            </w:pPr>
-            <w:r>
-              <w:rPr>
-                <w:rFonts w:ascii="Times New Roman" w:hAnsi="Times New Roman" w:eastAsia="標楷體"/>
-                <w:b w:val="0"/>
-                <w:color w:val="141414"/>
-                <w:sz w:val="24"/>
-              </w:rPr>
-              <w:t>2. AI 照護副駕駛：分析長者近期生活習慣與情緒波動，提供子女暖心話題建議。</w:t>
-            </w:r>
-          </w:p>
-          <w:p>
-            <w:pPr>
-              <w:spacing w:before="0" w:after="0" w:lineRule="exact" w:line="360"/>
-              <w:jc w:val="left"/>
-            </w:pPr>
-            <w:r>
-              <w:rPr>
-                <w:rFonts w:ascii="Times New Roman" w:hAnsi="Times New Roman" w:eastAsia="標楷體"/>
-                <w:b w:val="0"/>
-                <w:color w:val="141414"/>
-                <w:sz w:val="24"/>
-              </w:rPr>
-              <w:t>3. 居家監視串流入口：整合客廳與臥室監控鏡頭之即時畫面快速瀏覽通道。</w:t>
-            </w:r>
-          </w:p>
-          <w:p>
-            <w:pPr>
-              <w:spacing w:before="0" w:after="0" w:lineRule="exact" w:line="360"/>
-              <w:jc w:val="left"/>
-            </w:pPr>
-            <w:r>
-              <w:rPr>
-                <w:rFonts w:ascii="Times New Roman" w:hAnsi="Times New Roman" w:eastAsia="標楷體"/>
-                <w:b w:val="0"/>
-                <w:color w:val="141414"/>
-                <w:sz w:val="24"/>
-              </w:rPr>
-              <w:t>4. 生活時光牆快捷通道：瀏覽長輩今日在社群生活圈發布之祝福圖與互動動態。</w:t>
-            </w:r>
-          </w:p>
-        </w:tc>
-      </w:tr>
-      <w:tr>
-        <w:trPr>
-          <w:cantSplit/>
-        </w:trPr>
-        <w:tc>
-          <w:tcPr>
-            <w:tcW w:type="dxa" w:w="2160"/>
-            <w:vAlign w:val="center"/>
-            <w:tcMar>
-              <w:top w:w="50" w:type="dxa"/>
-              <w:bottom w:w="50" w:type="dxa"/>
-              <w:left w:w="80" w:type="dxa"/>
-              <w:right w:w="80" w:type="dxa"/>
-            </w:tcMar>
-            <w:shd w:fill="EBF1F5"/>
-          </w:tcPr>
-          <w:p>
-            <w:pPr>
-              <w:spacing w:before="0" w:after="0" w:lineRule="exact" w:line="360"/>
-              <w:jc w:val="center"/>
-            </w:pPr>
-            <w:r>
-              <w:rPr>
-                <w:rFonts w:ascii="Times New Roman" w:hAnsi="Times New Roman" w:eastAsia="標楷體"/>
-                <w:b/>
-                <w:color w:val="142850"/>
-                <w:sz w:val="24"/>
-              </w:rPr>
-              <w:t>操作步驟</w:t>
-            </w:r>
-          </w:p>
-        </w:tc>
-        <w:tc>
-          <w:tcPr>
-            <w:tcW w:type="dxa" w:w="7200"/>
-            <w:vAlign w:val="center"/>
-            <w:tcMar>
-              <w:top w:w="50" w:type="dxa"/>
-              <w:bottom w:w="50" w:type="dxa"/>
-              <w:left w:w="80" w:type="dxa"/>
-              <w:right w:w="80" w:type="dxa"/>
-            </w:tcMar>
-            <w:shd w:fill="FFFFFF"/>
-          </w:tcPr>
-          <w:p>
-            <w:pPr>
-              <w:spacing w:before="0" w:after="0" w:lineRule="exact" w:line="360"/>
-              <w:jc w:val="left"/>
-            </w:pPr>
-            <w:r>
-              <w:rPr>
-                <w:rFonts w:ascii="Times New Roman" w:hAnsi="Times New Roman" w:eastAsia="標楷體"/>
-                <w:b w:val="0"/>
-                <w:color w:val="141414"/>
-                <w:sz w:val="24"/>
-              </w:rPr>
-              <w:t>1. 點擊底部導覽列第二個圖示（愛心通話符號）切換至「互動」專區。</w:t>
-            </w:r>
-          </w:p>
-          <w:p>
-            <w:pPr>
-              <w:spacing w:before="0" w:after="0" w:lineRule="exact" w:line="360"/>
-              <w:jc w:val="left"/>
-            </w:pPr>
-            <w:r>
-              <w:rPr>
-                <w:rFonts w:ascii="Times New Roman" w:hAnsi="Times New Roman" w:eastAsia="標楷體"/>
-                <w:b w:val="0"/>
-                <w:color w:val="141414"/>
-                <w:sz w:val="24"/>
-              </w:rPr>
-              <w:t>2. 頂部提供「發起視訊」與「語音通話」快捷按鈕，點擊立即撥號給長輩。</w:t>
-            </w:r>
-          </w:p>
-          <w:p>
-            <w:pPr>
-              <w:spacing w:before="0" w:after="0" w:lineRule="exact" w:line="360"/>
-              <w:jc w:val="left"/>
-            </w:pPr>
-            <w:r>
-              <w:rPr>
-                <w:rFonts w:ascii="Times New Roman" w:hAnsi="Times New Roman" w:eastAsia="標楷體"/>
-                <w:b w:val="0"/>
-                <w:color w:val="141414"/>
-                <w:sz w:val="24"/>
-              </w:rPr>
-              <w:t>3. 點選「AI 照護副駕駛」卡片，查看系統為您推薦的今日聊天主題（如：提醒多喝水、聊聊老照片）。</w:t>
-            </w:r>
-          </w:p>
-          <w:p>
-            <w:pPr>
-              <w:spacing w:before="0" w:after="0" w:lineRule="exact" w:line="360"/>
-              <w:jc w:val="left"/>
-            </w:pPr>
-            <w:r>
-              <w:rPr>
-                <w:rFonts w:ascii="Times New Roman" w:hAnsi="Times New Roman" w:eastAsia="標楷體"/>
-                <w:b w:val="0"/>
-                <w:color w:val="141414"/>
-                <w:sz w:val="24"/>
-              </w:rPr>
-              <w:t>4. 點選「即時居家畫面」可快速跳轉至監控鏡頭進行即時守護巡視。</w:t>
+              <w:t>點選底部導覽列第二個「互動」分頁進入中樞介面，整合一鍵發起視訊連線、檢視客廳監控鏡頭、設定用藥提醒與發布動態四大卡片。家屬亦可於此查看長輩目前的語音與網路狀態，進行多元而便捷的雙向家庭互動。</w:t>
             </w:r>
           </w:p>
         </w:tc>
@@ -8926,7 +4009,7 @@
           <w:color w:val="142850"/>
           <w:sz w:val="24"/>
         </w:rPr>
-        <w:t>圖 12-3-4 家屬互動中樞與遠端通話發起介面</w:t>
+        <w:t>圖 12-3-4 互動中樞與即時連線控制</w:t>
       </w:r>
     </w:p>
     <w:p>
@@ -8942,7 +4025,7 @@
           <w:color w:val="142850"/>
           <w:sz w:val="24"/>
         </w:rPr>
-        <w:t>表 12-3-5 家庭生活時光牆與長者動態匯流介面操作說明</w:t>
+        <w:t>表 12-3-5 家庭生活時光牆</w:t>
       </w:r>
     </w:p>
     <w:tbl>
@@ -8966,77 +4049,15 @@
       </w:tblGrid>
       <w:tr>
         <w:trPr>
-          <w:tblHeader/>
           <w:cantSplit/>
         </w:trPr>
         <w:tc>
           <w:tcPr>
-            <w:tcW w:type="dxa" w:w="2160"/>
+            <w:tcW w:type="dxa" w:w="1728"/>
             <w:vAlign w:val="center"/>
             <w:tcMar>
-              <w:top w:w="50" w:type="dxa"/>
-              <w:bottom w:w="50" w:type="dxa"/>
-              <w:left w:w="80" w:type="dxa"/>
-              <w:right w:w="80" w:type="dxa"/>
-            </w:tcMar>
-            <w:shd w:fill="D9E1F2"/>
-          </w:tcPr>
-          <w:p>
-            <w:pPr>
-              <w:spacing w:before="0" w:after="0" w:lineRule="exact" w:line="360"/>
-              <w:jc w:val="center"/>
-            </w:pPr>
-            <w:r>
-              <w:rPr>
-                <w:rFonts w:ascii="Times New Roman" w:hAnsi="Times New Roman" w:eastAsia="標楷體"/>
-                <w:b/>
-                <w:color w:val="142850"/>
-                <w:sz w:val="24"/>
-              </w:rPr>
-              <w:t>項目</w:t>
-            </w:r>
-          </w:p>
-        </w:tc>
-        <w:tc>
-          <w:tcPr>
-            <w:tcW w:type="dxa" w:w="7200"/>
-            <w:vAlign w:val="center"/>
-            <w:tcMar>
-              <w:top w:w="50" w:type="dxa"/>
-              <w:bottom w:w="50" w:type="dxa"/>
-              <w:left w:w="80" w:type="dxa"/>
-              <w:right w:w="80" w:type="dxa"/>
-            </w:tcMar>
-            <w:shd w:fill="D9E1F2"/>
-          </w:tcPr>
-          <w:p>
-            <w:pPr>
-              <w:spacing w:before="0" w:after="0" w:lineRule="exact" w:line="360"/>
-              <w:jc w:val="center"/>
-            </w:pPr>
-            <w:r>
-              <w:rPr>
-                <w:rFonts w:ascii="Times New Roman" w:hAnsi="Times New Roman" w:eastAsia="標楷體"/>
-                <w:b/>
-                <w:color w:val="142850"/>
-                <w:sz w:val="24"/>
-              </w:rPr>
-              <w:t>系統規格與操作詳細說明</w:t>
-            </w:r>
-          </w:p>
-        </w:tc>
-      </w:tr>
-      <w:tr>
-        <w:trPr>
-          <w:cantSplit/>
-        </w:trPr>
-        <w:tc>
-          <w:tcPr>
-            <w:tcW w:type="dxa" w:w="2160"/>
-            <w:vAlign w:val="center"/>
-            <w:tcMar>
-              <w:top w:w="50" w:type="dxa"/>
-              <w:bottom w:w="50" w:type="dxa"/>
+              <w:top w:w="60" w:type="dxa"/>
+              <w:bottom w:w="60" w:type="dxa"/>
               <w:left w:w="80" w:type="dxa"/>
               <w:right w:w="80" w:type="dxa"/>
             </w:tcMar>
@@ -9060,11 +4081,11 @@
         </w:tc>
         <w:tc>
           <w:tcPr>
-            <w:tcW w:type="dxa" w:w="7200"/>
+            <w:tcW w:type="dxa" w:w="7632"/>
             <w:vAlign w:val="center"/>
             <w:tcMar>
-              <w:top w:w="50" w:type="dxa"/>
-              <w:bottom w:w="50" w:type="dxa"/>
+              <w:top w:w="60" w:type="dxa"/>
+              <w:bottom w:w="60" w:type="dxa"/>
               <w:left w:w="80" w:type="dxa"/>
               <w:right w:w="80" w:type="dxa"/>
             </w:tcMar>
@@ -9082,7 +4103,7 @@
                 <w:color w:val="141414"/>
                 <w:sz w:val="24"/>
               </w:rPr>
-              <w:t>家庭時光牆</w:t>
+              <w:t>家庭生活時光牆</w:t>
             </w:r>
           </w:p>
         </w:tc>
@@ -9093,11 +4114,11 @@
         </w:trPr>
         <w:tc>
           <w:tcPr>
-            <w:tcW w:type="dxa" w:w="2160"/>
+            <w:tcW w:type="dxa" w:w="1728"/>
             <w:vAlign w:val="center"/>
             <w:tcMar>
-              <w:top w:w="50" w:type="dxa"/>
-              <w:bottom w:w="50" w:type="dxa"/>
+              <w:top w:w="60" w:type="dxa"/>
+              <w:bottom w:w="60" w:type="dxa"/>
               <w:left w:w="80" w:type="dxa"/>
               <w:right w:w="80" w:type="dxa"/>
             </w:tcMar>
@@ -9115,17 +4136,17 @@
                 <w:color w:val="142850"/>
                 <w:sz w:val="24"/>
               </w:rPr>
-              <w:t>適用角色</w:t>
+              <w:t>說明</w:t>
             </w:r>
           </w:p>
         </w:tc>
         <w:tc>
           <w:tcPr>
-            <w:tcW w:type="dxa" w:w="7200"/>
+            <w:tcW w:type="dxa" w:w="7632"/>
             <w:vAlign w:val="center"/>
             <w:tcMar>
-              <w:top w:w="50" w:type="dxa"/>
-              <w:bottom w:w="50" w:type="dxa"/>
+              <w:top w:w="60" w:type="dxa"/>
+              <w:bottom w:w="60" w:type="dxa"/>
               <w:left w:w="80" w:type="dxa"/>
               <w:right w:w="80" w:type="dxa"/>
             </w:tcMar>
@@ -9143,219 +4164,7 @@
                 <w:color w:val="141414"/>
                 <w:sz w:val="24"/>
               </w:rPr>
-              <w:t>家屬照護者</w:t>
-            </w:r>
-          </w:p>
-        </w:tc>
-      </w:tr>
-      <w:tr>
-        <w:trPr>
-          <w:cantSplit/>
-        </w:trPr>
-        <w:tc>
-          <w:tcPr>
-            <w:tcW w:type="dxa" w:w="2160"/>
-            <w:vAlign w:val="center"/>
-            <w:tcMar>
-              <w:top w:w="50" w:type="dxa"/>
-              <w:bottom w:w="50" w:type="dxa"/>
-              <w:left w:w="80" w:type="dxa"/>
-              <w:right w:w="80" w:type="dxa"/>
-            </w:tcMar>
-            <w:shd w:fill="EBF1F5"/>
-          </w:tcPr>
-          <w:p>
-            <w:pPr>
-              <w:spacing w:before="0" w:after="0" w:lineRule="exact" w:line="360"/>
-              <w:jc w:val="center"/>
-            </w:pPr>
-            <w:r>
-              <w:rPr>
-                <w:rFonts w:ascii="Times New Roman" w:hAnsi="Times New Roman" w:eastAsia="標楷體"/>
-                <w:b/>
-                <w:color w:val="142850"/>
-                <w:sz w:val="24"/>
-              </w:rPr>
-              <w:t>核心功能</w:t>
-            </w:r>
-          </w:p>
-        </w:tc>
-        <w:tc>
-          <w:tcPr>
-            <w:tcW w:type="dxa" w:w="7200"/>
-            <w:vAlign w:val="center"/>
-            <w:tcMar>
-              <w:top w:w="50" w:type="dxa"/>
-              <w:bottom w:w="50" w:type="dxa"/>
-              <w:left w:w="80" w:type="dxa"/>
-              <w:right w:w="80" w:type="dxa"/>
-            </w:tcMar>
-            <w:shd w:fill="FFFFFF"/>
-          </w:tcPr>
-          <w:p>
-            <w:pPr>
-              <w:spacing w:before="0" w:after="0" w:lineRule="exact" w:line="360"/>
-              <w:jc w:val="left"/>
-            </w:pPr>
-            <w:r>
-              <w:rPr>
-                <w:rFonts w:ascii="Times New Roman" w:hAnsi="Times New Roman" w:eastAsia="標楷體"/>
-                <w:b w:val="0"/>
-                <w:color w:val="141414"/>
-                <w:sz w:val="24"/>
-              </w:rPr>
-              <w:t>1. 長者日常動態串流：匯整長者發布之早安圖卡、完成任務紀錄與活動打卡。</w:t>
-            </w:r>
-          </w:p>
-          <w:p>
-            <w:pPr>
-              <w:spacing w:before="0" w:after="0" w:lineRule="exact" w:line="360"/>
-              <w:jc w:val="left"/>
-            </w:pPr>
-            <w:r>
-              <w:rPr>
-                <w:rFonts w:ascii="Times New Roman" w:hAnsi="Times New Roman" w:eastAsia="標楷體"/>
-                <w:b w:val="0"/>
-                <w:color w:val="141414"/>
-                <w:sz w:val="24"/>
-              </w:rPr>
-              <w:t>2. 家庭成員溫馨留言板：子女與孫輩可上傳孫子生活照片、分享生活點滴給長輩觀看。</w:t>
-            </w:r>
-          </w:p>
-          <w:p>
-            <w:pPr>
-              <w:spacing w:before="0" w:after="0" w:lineRule="exact" w:line="360"/>
-              <w:jc w:val="left"/>
-            </w:pPr>
-            <w:r>
-              <w:rPr>
-                <w:rFonts w:ascii="Times New Roman" w:hAnsi="Times New Roman" w:eastAsia="標楷體"/>
-                <w:b w:val="0"/>
-                <w:color w:val="141414"/>
-                <w:sz w:val="24"/>
-              </w:rPr>
-              <w:t>3. 點讚與送暖心祝福：家屬可對長輩動態給予點讚與留言鼓勵，增進代際情感連結。</w:t>
-            </w:r>
-          </w:p>
-          <w:p>
-            <w:pPr>
-              <w:spacing w:before="0" w:after="0" w:lineRule="exact" w:line="360"/>
-              <w:jc w:val="left"/>
-            </w:pPr>
-            <w:r>
-              <w:rPr>
-                <w:rFonts w:ascii="Times New Roman" w:hAnsi="Times New Roman" w:eastAsia="標楷體"/>
-                <w:b w:val="0"/>
-                <w:color w:val="141414"/>
-                <w:sz w:val="24"/>
-              </w:rPr>
-              <w:t>4. 本機安全快取機制：具備離線快取支援，無網路環境亦能翻閱珍貴家庭時光。</w:t>
-            </w:r>
-          </w:p>
-        </w:tc>
-      </w:tr>
-      <w:tr>
-        <w:trPr>
-          <w:cantSplit/>
-        </w:trPr>
-        <w:tc>
-          <w:tcPr>
-            <w:tcW w:type="dxa" w:w="2160"/>
-            <w:vAlign w:val="center"/>
-            <w:tcMar>
-              <w:top w:w="50" w:type="dxa"/>
-              <w:bottom w:w="50" w:type="dxa"/>
-              <w:left w:w="80" w:type="dxa"/>
-              <w:right w:w="80" w:type="dxa"/>
-            </w:tcMar>
-            <w:shd w:fill="EBF1F5"/>
-          </w:tcPr>
-          <w:p>
-            <w:pPr>
-              <w:spacing w:before="0" w:after="0" w:lineRule="exact" w:line="360"/>
-              <w:jc w:val="center"/>
-            </w:pPr>
-            <w:r>
-              <w:rPr>
-                <w:rFonts w:ascii="Times New Roman" w:hAnsi="Times New Roman" w:eastAsia="標楷體"/>
-                <w:b/>
-                <w:color w:val="142850"/>
-                <w:sz w:val="24"/>
-              </w:rPr>
-              <w:t>操作步驟</w:t>
-            </w:r>
-          </w:p>
-        </w:tc>
-        <w:tc>
-          <w:tcPr>
-            <w:tcW w:type="dxa" w:w="7200"/>
-            <w:vAlign w:val="center"/>
-            <w:tcMar>
-              <w:top w:w="50" w:type="dxa"/>
-              <w:bottom w:w="50" w:type="dxa"/>
-              <w:left w:w="80" w:type="dxa"/>
-              <w:right w:w="80" w:type="dxa"/>
-            </w:tcMar>
-            <w:shd w:fill="FFFFFF"/>
-          </w:tcPr>
-          <w:p>
-            <w:pPr>
-              <w:spacing w:before="0" w:after="0" w:lineRule="exact" w:line="360"/>
-              <w:jc w:val="left"/>
-            </w:pPr>
-            <w:r>
-              <w:rPr>
-                <w:rFonts w:ascii="Times New Roman" w:hAnsi="Times New Roman" w:eastAsia="標楷體"/>
-                <w:b w:val="0"/>
-                <w:color w:val="141414"/>
-                <w:sz w:val="24"/>
-              </w:rPr>
-              <w:t>1. 於互動專區或首頁點選「生活時光牆」進入專屬動態流。</w:t>
-            </w:r>
-          </w:p>
-          <w:p>
-            <w:pPr>
-              <w:spacing w:before="0" w:after="0" w:lineRule="exact" w:line="360"/>
-              <w:jc w:val="left"/>
-            </w:pPr>
-            <w:r>
-              <w:rPr>
-                <w:rFonts w:ascii="Times New Roman" w:hAnsi="Times New Roman" w:eastAsia="標楷體"/>
-                <w:b w:val="0"/>
-                <w:color w:val="141414"/>
-                <w:sz w:val="24"/>
-              </w:rPr>
-              <w:t>2. 瀏覽長輩今日早晨送出的早安問候圖，點擊愛心圖示給長輩一個溫暖的讚。</w:t>
-            </w:r>
-          </w:p>
-          <w:p>
-            <w:pPr>
-              <w:spacing w:before="0" w:after="0" w:lineRule="exact" w:line="360"/>
-              <w:jc w:val="left"/>
-            </w:pPr>
-            <w:r>
-              <w:rPr>
-                <w:rFonts w:ascii="Times New Roman" w:hAnsi="Times New Roman" w:eastAsia="標楷體"/>
-                <w:b w:val="0"/>
-                <w:color w:val="141414"/>
-                <w:sz w:val="24"/>
-              </w:rPr>
-              <w:t>3. 點擊右下角「發布貼文」按鈕，選取孫子近期照片並附上「阿公我們週末回去看你」字樣送出。</w:t>
-            </w:r>
-          </w:p>
-          <w:p>
-            <w:pPr>
-              <w:spacing w:before="0" w:after="0" w:lineRule="exact" w:line="360"/>
-              <w:jc w:val="left"/>
-            </w:pPr>
-            <w:r>
-              <w:rPr>
-                <w:rFonts w:ascii="Times New Roman" w:hAnsi="Times New Roman" w:eastAsia="標楷體"/>
-                <w:b w:val="0"/>
-                <w:color w:val="141414"/>
-                <w:sz w:val="24"/>
-              </w:rPr>
-              <w:t>4. 貼文發布後，長者端平板將同步跳出溫馨通知並展示照片。</w:t>
+              <w:t>家屬點選「家庭時光牆」進入社群動態專區，可將生活旅遊照片、家庭溫馨問候貼文上傳分享至長輩專用端平板。家屬亦能即時查閱長輩對貼文的點讚與語音回覆，讓遠距家庭交流充滿親情暖意。</w:t>
             </w:r>
           </w:p>
         </w:tc>
@@ -9415,7 +4224,7 @@
           <w:color w:val="142850"/>
           <w:sz w:val="24"/>
         </w:rPr>
-        <w:t>圖 12-3-5 家庭生活時光牆與長者動態匯流介面</w:t>
+        <w:t>圖 12-3-5 家庭生活時光牆</w:t>
       </w:r>
     </w:p>
     <w:p>
@@ -9431,7 +4240,7 @@
           <w:color w:val="142850"/>
           <w:sz w:val="24"/>
         </w:rPr>
-        <w:t>表 12-3-6 居家 CCTV 即時監控串流畫面介面操作說明</w:t>
+        <w:t>表 12-3-6 客廳AI守護鏡頭即時監控</w:t>
       </w:r>
     </w:p>
     <w:tbl>
@@ -9455,77 +4264,15 @@
       </w:tblGrid>
       <w:tr>
         <w:trPr>
-          <w:tblHeader/>
           <w:cantSplit/>
         </w:trPr>
         <w:tc>
           <w:tcPr>
-            <w:tcW w:type="dxa" w:w="2160"/>
+            <w:tcW w:type="dxa" w:w="1728"/>
             <w:vAlign w:val="center"/>
             <w:tcMar>
-              <w:top w:w="50" w:type="dxa"/>
-              <w:bottom w:w="50" w:type="dxa"/>
-              <w:left w:w="80" w:type="dxa"/>
-              <w:right w:w="80" w:type="dxa"/>
-            </w:tcMar>
-            <w:shd w:fill="D9E1F2"/>
-          </w:tcPr>
-          <w:p>
-            <w:pPr>
-              <w:spacing w:before="0" w:after="0" w:lineRule="exact" w:line="360"/>
-              <w:jc w:val="center"/>
-            </w:pPr>
-            <w:r>
-              <w:rPr>
-                <w:rFonts w:ascii="Times New Roman" w:hAnsi="Times New Roman" w:eastAsia="標楷體"/>
-                <w:b/>
-                <w:color w:val="142850"/>
-                <w:sz w:val="24"/>
-              </w:rPr>
-              <w:t>項目</w:t>
-            </w:r>
-          </w:p>
-        </w:tc>
-        <w:tc>
-          <w:tcPr>
-            <w:tcW w:type="dxa" w:w="7200"/>
-            <w:vAlign w:val="center"/>
-            <w:tcMar>
-              <w:top w:w="50" w:type="dxa"/>
-              <w:bottom w:w="50" w:type="dxa"/>
-              <w:left w:w="80" w:type="dxa"/>
-              <w:right w:w="80" w:type="dxa"/>
-            </w:tcMar>
-            <w:shd w:fill="D9E1F2"/>
-          </w:tcPr>
-          <w:p>
-            <w:pPr>
-              <w:spacing w:before="0" w:after="0" w:lineRule="exact" w:line="360"/>
-              <w:jc w:val="center"/>
-            </w:pPr>
-            <w:r>
-              <w:rPr>
-                <w:rFonts w:ascii="Times New Roman" w:hAnsi="Times New Roman" w:eastAsia="標楷體"/>
-                <w:b/>
-                <w:color w:val="142850"/>
-                <w:sz w:val="24"/>
-              </w:rPr>
-              <w:t>系統規格與操作詳細說明</w:t>
-            </w:r>
-          </w:p>
-        </w:tc>
-      </w:tr>
-      <w:tr>
-        <w:trPr>
-          <w:cantSplit/>
-        </w:trPr>
-        <w:tc>
-          <w:tcPr>
-            <w:tcW w:type="dxa" w:w="2160"/>
-            <w:vAlign w:val="center"/>
-            <w:tcMar>
-              <w:top w:w="50" w:type="dxa"/>
-              <w:bottom w:w="50" w:type="dxa"/>
+              <w:top w:w="60" w:type="dxa"/>
+              <w:bottom w:w="60" w:type="dxa"/>
               <w:left w:w="80" w:type="dxa"/>
               <w:right w:w="80" w:type="dxa"/>
             </w:tcMar>
@@ -9549,11 +4296,11 @@
         </w:tc>
         <w:tc>
           <w:tcPr>
-            <w:tcW w:type="dxa" w:w="7200"/>
+            <w:tcW w:type="dxa" w:w="7632"/>
             <w:vAlign w:val="center"/>
             <w:tcMar>
-              <w:top w:w="50" w:type="dxa"/>
-              <w:bottom w:w="50" w:type="dxa"/>
+              <w:top w:w="60" w:type="dxa"/>
+              <w:bottom w:w="60" w:type="dxa"/>
               <w:left w:w="80" w:type="dxa"/>
               <w:right w:w="80" w:type="dxa"/>
             </w:tcMar>
@@ -9571,7 +4318,7 @@
                 <w:color w:val="141414"/>
                 <w:sz w:val="24"/>
               </w:rPr>
-              <w:t>即時安全監控串流</w:t>
+              <w:t>客廳AI守護鏡頭即時監控</w:t>
             </w:r>
           </w:p>
         </w:tc>
@@ -9582,11 +4329,11 @@
         </w:trPr>
         <w:tc>
           <w:tcPr>
-            <w:tcW w:type="dxa" w:w="2160"/>
+            <w:tcW w:type="dxa" w:w="1728"/>
             <w:vAlign w:val="center"/>
             <w:tcMar>
-              <w:top w:w="50" w:type="dxa"/>
-              <w:bottom w:w="50" w:type="dxa"/>
+              <w:top w:w="60" w:type="dxa"/>
+              <w:bottom w:w="60" w:type="dxa"/>
               <w:left w:w="80" w:type="dxa"/>
               <w:right w:w="80" w:type="dxa"/>
             </w:tcMar>
@@ -9604,17 +4351,17 @@
                 <w:color w:val="142850"/>
                 <w:sz w:val="24"/>
               </w:rPr>
-              <w:t>適用角色</w:t>
+              <w:t>說明</w:t>
             </w:r>
           </w:p>
         </w:tc>
         <w:tc>
           <w:tcPr>
-            <w:tcW w:type="dxa" w:w="7200"/>
+            <w:tcW w:type="dxa" w:w="7632"/>
             <w:vAlign w:val="center"/>
             <w:tcMar>
-              <w:top w:w="50" w:type="dxa"/>
-              <w:bottom w:w="50" w:type="dxa"/>
+              <w:top w:w="60" w:type="dxa"/>
+              <w:bottom w:w="60" w:type="dxa"/>
               <w:left w:w="80" w:type="dxa"/>
               <w:right w:w="80" w:type="dxa"/>
             </w:tcMar>
@@ -9632,219 +4379,7 @@
                 <w:color w:val="141414"/>
                 <w:sz w:val="24"/>
               </w:rPr>
-              <w:t>家屬照護者</w:t>
-            </w:r>
-          </w:p>
-        </w:tc>
-      </w:tr>
-      <w:tr>
-        <w:trPr>
-          <w:cantSplit/>
-        </w:trPr>
-        <w:tc>
-          <w:tcPr>
-            <w:tcW w:type="dxa" w:w="2160"/>
-            <w:vAlign w:val="center"/>
-            <w:tcMar>
-              <w:top w:w="50" w:type="dxa"/>
-              <w:bottom w:w="50" w:type="dxa"/>
-              <w:left w:w="80" w:type="dxa"/>
-              <w:right w:w="80" w:type="dxa"/>
-            </w:tcMar>
-            <w:shd w:fill="EBF1F5"/>
-          </w:tcPr>
-          <w:p>
-            <w:pPr>
-              <w:spacing w:before="0" w:after="0" w:lineRule="exact" w:line="360"/>
-              <w:jc w:val="center"/>
-            </w:pPr>
-            <w:r>
-              <w:rPr>
-                <w:rFonts w:ascii="Times New Roman" w:hAnsi="Times New Roman" w:eastAsia="標楷體"/>
-                <w:b/>
-                <w:color w:val="142850"/>
-                <w:sz w:val="24"/>
-              </w:rPr>
-              <w:t>核心功能</w:t>
-            </w:r>
-          </w:p>
-        </w:tc>
-        <w:tc>
-          <w:tcPr>
-            <w:tcW w:type="dxa" w:w="7200"/>
-            <w:vAlign w:val="center"/>
-            <w:tcMar>
-              <w:top w:w="50" w:type="dxa"/>
-              <w:bottom w:w="50" w:type="dxa"/>
-              <w:left w:w="80" w:type="dxa"/>
-              <w:right w:w="80" w:type="dxa"/>
-            </w:tcMar>
-            <w:shd w:fill="FFFFFF"/>
-          </w:tcPr>
-          <w:p>
-            <w:pPr>
-              <w:spacing w:before="0" w:after="0" w:lineRule="exact" w:line="360"/>
-              <w:jc w:val="left"/>
-            </w:pPr>
-            <w:r>
-              <w:rPr>
-                <w:rFonts w:ascii="Times New Roman" w:hAnsi="Times New Roman" w:eastAsia="標楷體"/>
-                <w:b w:val="0"/>
-                <w:color w:val="141414"/>
-                <w:sz w:val="24"/>
-              </w:rPr>
-              <w:t>1. WebRTC 低延遲影像直連串流：以秒級延遲呈現客廳或臥室監控設備之即時影像畫面。</w:t>
-            </w:r>
-          </w:p>
-          <w:p>
-            <w:pPr>
-              <w:spacing w:before="0" w:after="0" w:lineRule="exact" w:line="360"/>
-              <w:jc w:val="left"/>
-            </w:pPr>
-            <w:r>
-              <w:rPr>
-                <w:rFonts w:ascii="Times New Roman" w:hAnsi="Times New Roman" w:eastAsia="標楷體"/>
-                <w:b w:val="0"/>
-                <w:color w:val="141414"/>
-                <w:sz w:val="24"/>
-              </w:rPr>
-              <w:t>2. YOLOv8 AI 人體骨架跌倒檢測疊加：畫面自動繪製長者姿態骨架點，即時標記人體軀幹姿態變化。</w:t>
-            </w:r>
-          </w:p>
-          <w:p>
-            <w:pPr>
-              <w:spacing w:before="0" w:after="0" w:lineRule="exact" w:line="360"/>
-              <w:jc w:val="left"/>
-            </w:pPr>
-            <w:r>
-              <w:rPr>
-                <w:rFonts w:ascii="Times New Roman" w:hAnsi="Times New Roman" w:eastAsia="標楷體"/>
-                <w:b w:val="0"/>
-                <w:color w:val="141414"/>
-                <w:sz w:val="24"/>
-              </w:rPr>
-              <w:t>3. 多鏡頭多視角切換：支援在多個已綁定之室內監控鏡頭之間自由切換畫面。</w:t>
-            </w:r>
-          </w:p>
-          <w:p>
-            <w:pPr>
-              <w:spacing w:before="0" w:after="0" w:lineRule="exact" w:line="360"/>
-              <w:jc w:val="left"/>
-            </w:pPr>
-            <w:r>
-              <w:rPr>
-                <w:rFonts w:ascii="Times New Roman" w:hAnsi="Times New Roman" w:eastAsia="標楷體"/>
-                <w:b w:val="0"/>
-                <w:color w:val="141414"/>
-                <w:sz w:val="24"/>
-              </w:rPr>
-              <w:t>4. 遠端全雙工對話功能：可開啟鏡頭對講功能，家屬可直接透過手機向客廳鏡頭說話呼喚長輩。</w:t>
-            </w:r>
-          </w:p>
-        </w:tc>
-      </w:tr>
-      <w:tr>
-        <w:trPr>
-          <w:cantSplit/>
-        </w:trPr>
-        <w:tc>
-          <w:tcPr>
-            <w:tcW w:type="dxa" w:w="2160"/>
-            <w:vAlign w:val="center"/>
-            <w:tcMar>
-              <w:top w:w="50" w:type="dxa"/>
-              <w:bottom w:w="50" w:type="dxa"/>
-              <w:left w:w="80" w:type="dxa"/>
-              <w:right w:w="80" w:type="dxa"/>
-            </w:tcMar>
-            <w:shd w:fill="EBF1F5"/>
-          </w:tcPr>
-          <w:p>
-            <w:pPr>
-              <w:spacing w:before="0" w:after="0" w:lineRule="exact" w:line="360"/>
-              <w:jc w:val="center"/>
-            </w:pPr>
-            <w:r>
-              <w:rPr>
-                <w:rFonts w:ascii="Times New Roman" w:hAnsi="Times New Roman" w:eastAsia="標楷體"/>
-                <w:b/>
-                <w:color w:val="142850"/>
-                <w:sz w:val="24"/>
-              </w:rPr>
-              <w:t>操作步驟</w:t>
-            </w:r>
-          </w:p>
-        </w:tc>
-        <w:tc>
-          <w:tcPr>
-            <w:tcW w:type="dxa" w:w="7200"/>
-            <w:vAlign w:val="center"/>
-            <w:tcMar>
-              <w:top w:w="50" w:type="dxa"/>
-              <w:bottom w:w="50" w:type="dxa"/>
-              <w:left w:w="80" w:type="dxa"/>
-              <w:right w:w="80" w:type="dxa"/>
-            </w:tcMar>
-            <w:shd w:fill="FFFFFF"/>
-          </w:tcPr>
-          <w:p>
-            <w:pPr>
-              <w:spacing w:before="0" w:after="0" w:lineRule="exact" w:line="360"/>
-              <w:jc w:val="left"/>
-            </w:pPr>
-            <w:r>
-              <w:rPr>
-                <w:rFonts w:ascii="Times New Roman" w:hAnsi="Times New Roman" w:eastAsia="標楷體"/>
-                <w:b w:val="0"/>
-                <w:color w:val="141414"/>
-                <w:sz w:val="24"/>
-              </w:rPr>
-              <w:t>1. 於首頁或互動分頁點擊「客廳監控設備」卡片進入監控串流。</w:t>
-            </w:r>
-          </w:p>
-          <w:p>
-            <w:pPr>
-              <w:spacing w:before="0" w:after="0" w:lineRule="exact" w:line="360"/>
-              <w:jc w:val="left"/>
-            </w:pPr>
-            <w:r>
-              <w:rPr>
-                <w:rFonts w:ascii="Times New Roman" w:hAnsi="Times New Roman" w:eastAsia="標楷體"/>
-                <w:b w:val="0"/>
-                <w:color w:val="141414"/>
-                <w:sz w:val="24"/>
-              </w:rPr>
-              <w:t>2. 系統建立安全的 P2P 視訊連線，畫面載入客廳現場之即時彩色高畫質影像。</w:t>
-            </w:r>
-          </w:p>
-          <w:p>
-            <w:pPr>
-              <w:spacing w:before="0" w:after="0" w:lineRule="exact" w:line="360"/>
-              <w:jc w:val="left"/>
-            </w:pPr>
-            <w:r>
-              <w:rPr>
-                <w:rFonts w:ascii="Times New Roman" w:hAnsi="Times New Roman" w:eastAsia="標楷體"/>
-                <w:b w:val="0"/>
-                <w:color w:val="141414"/>
-                <w:sz w:val="24"/>
-              </w:rPr>
-              <w:t>3. 若需切換房間，點擊頂部下拉選單切換至「臥室監視鏡頭」。</w:t>
-            </w:r>
-          </w:p>
-          <w:p>
-            <w:pPr>
-              <w:spacing w:before="0" w:after="0" w:lineRule="exact" w:line="360"/>
-              <w:jc w:val="left"/>
-            </w:pPr>
-            <w:r>
-              <w:rPr>
-                <w:rFonts w:ascii="Times New Roman" w:hAnsi="Times New Roman" w:eastAsia="標楷體"/>
-                <w:b w:val="0"/>
-                <w:color w:val="141414"/>
-                <w:sz w:val="24"/>
-              </w:rPr>
-              <w:t>4. 點擊畫面下方「通話對講」按鈕即可直接發話，確認長輩在現場之活動狀況。</w:t>
+              <w:t>家屬點選監控鏡頭卡片進入 1080P 高畫質即時監控串流畫面。畫面整合邊緣 AI 人體姿態偵測框線與「長輩（信心度 98%）姿態正常」標籤，下方提供擴音監聽、語音對講、即時截圖與緊急呼叫功能鍵，守護長者居家安全。</w:t>
             </w:r>
           </w:p>
         </w:tc>
@@ -9904,7 +4439,7 @@
           <w:color w:val="142850"/>
           <w:sz w:val="24"/>
         </w:rPr>
-        <w:t>圖 12-3-6 居家 CCTV 即時監控串流畫面介面</w:t>
+        <w:t>圖 12-3-6 客廳AI守護鏡頭即時監控</w:t>
       </w:r>
     </w:p>
     <w:p>
@@ -9920,7 +4455,7 @@
           <w:color w:val="142850"/>
           <w:sz w:val="24"/>
         </w:rPr>
-        <w:t>表 12-3-7 智慧安全警報中心與跌倒事件檢視介面操作說明</w:t>
+        <w:t>表 12-3-7 異常警示中心與歷史紀錄</w:t>
       </w:r>
     </w:p>
     <w:tbl>
@@ -9944,77 +4479,15 @@
       </w:tblGrid>
       <w:tr>
         <w:trPr>
-          <w:tblHeader/>
           <w:cantSplit/>
         </w:trPr>
         <w:tc>
           <w:tcPr>
-            <w:tcW w:type="dxa" w:w="2160"/>
+            <w:tcW w:type="dxa" w:w="1728"/>
             <w:vAlign w:val="center"/>
             <w:tcMar>
-              <w:top w:w="50" w:type="dxa"/>
-              <w:bottom w:w="50" w:type="dxa"/>
-              <w:left w:w="80" w:type="dxa"/>
-              <w:right w:w="80" w:type="dxa"/>
-            </w:tcMar>
-            <w:shd w:fill="D9E1F2"/>
-          </w:tcPr>
-          <w:p>
-            <w:pPr>
-              <w:spacing w:before="0" w:after="0" w:lineRule="exact" w:line="360"/>
-              <w:jc w:val="center"/>
-            </w:pPr>
-            <w:r>
-              <w:rPr>
-                <w:rFonts w:ascii="Times New Roman" w:hAnsi="Times New Roman" w:eastAsia="標楷體"/>
-                <w:b/>
-                <w:color w:val="142850"/>
-                <w:sz w:val="24"/>
-              </w:rPr>
-              <w:t>項目</w:t>
-            </w:r>
-          </w:p>
-        </w:tc>
-        <w:tc>
-          <w:tcPr>
-            <w:tcW w:type="dxa" w:w="7200"/>
-            <w:vAlign w:val="center"/>
-            <w:tcMar>
-              <w:top w:w="50" w:type="dxa"/>
-              <w:bottom w:w="50" w:type="dxa"/>
-              <w:left w:w="80" w:type="dxa"/>
-              <w:right w:w="80" w:type="dxa"/>
-            </w:tcMar>
-            <w:shd w:fill="D9E1F2"/>
-          </w:tcPr>
-          <w:p>
-            <w:pPr>
-              <w:spacing w:before="0" w:after="0" w:lineRule="exact" w:line="360"/>
-              <w:jc w:val="center"/>
-            </w:pPr>
-            <w:r>
-              <w:rPr>
-                <w:rFonts w:ascii="Times New Roman" w:hAnsi="Times New Roman" w:eastAsia="標楷體"/>
-                <w:b/>
-                <w:color w:val="142850"/>
-                <w:sz w:val="24"/>
-              </w:rPr>
-              <w:t>系統規格與操作詳細說明</w:t>
-            </w:r>
-          </w:p>
-        </w:tc>
-      </w:tr>
-      <w:tr>
-        <w:trPr>
-          <w:cantSplit/>
-        </w:trPr>
-        <w:tc>
-          <w:tcPr>
-            <w:tcW w:type="dxa" w:w="2160"/>
-            <w:vAlign w:val="center"/>
-            <w:tcMar>
-              <w:top w:w="50" w:type="dxa"/>
-              <w:bottom w:w="50" w:type="dxa"/>
+              <w:top w:w="60" w:type="dxa"/>
+              <w:bottom w:w="60" w:type="dxa"/>
               <w:left w:w="80" w:type="dxa"/>
               <w:right w:w="80" w:type="dxa"/>
             </w:tcMar>
@@ -10038,11 +4511,11 @@
         </w:tc>
         <w:tc>
           <w:tcPr>
-            <w:tcW w:type="dxa" w:w="7200"/>
+            <w:tcW w:type="dxa" w:w="7632"/>
             <w:vAlign w:val="center"/>
             <w:tcMar>
-              <w:top w:w="50" w:type="dxa"/>
-              <w:bottom w:w="50" w:type="dxa"/>
+              <w:top w:w="60" w:type="dxa"/>
+              <w:bottom w:w="60" w:type="dxa"/>
               <w:left w:w="80" w:type="dxa"/>
               <w:right w:w="80" w:type="dxa"/>
             </w:tcMar>
@@ -10060,7 +4533,7 @@
                 <w:color w:val="141414"/>
                 <w:sz w:val="24"/>
               </w:rPr>
-              <w:t>智慧安全警報中心</w:t>
+              <w:t>異常警示中心與歷史紀錄</w:t>
             </w:r>
           </w:p>
         </w:tc>
@@ -10071,11 +4544,11 @@
         </w:trPr>
         <w:tc>
           <w:tcPr>
-            <w:tcW w:type="dxa" w:w="2160"/>
+            <w:tcW w:type="dxa" w:w="1728"/>
             <w:vAlign w:val="center"/>
             <w:tcMar>
-              <w:top w:w="50" w:type="dxa"/>
-              <w:bottom w:w="50" w:type="dxa"/>
+              <w:top w:w="60" w:type="dxa"/>
+              <w:bottom w:w="60" w:type="dxa"/>
               <w:left w:w="80" w:type="dxa"/>
               <w:right w:w="80" w:type="dxa"/>
             </w:tcMar>
@@ -10093,17 +4566,17 @@
                 <w:color w:val="142850"/>
                 <w:sz w:val="24"/>
               </w:rPr>
-              <w:t>適用角色</w:t>
+              <w:t>說明</w:t>
             </w:r>
           </w:p>
         </w:tc>
         <w:tc>
           <w:tcPr>
-            <w:tcW w:type="dxa" w:w="7200"/>
+            <w:tcW w:type="dxa" w:w="7632"/>
             <w:vAlign w:val="center"/>
             <w:tcMar>
-              <w:top w:w="50" w:type="dxa"/>
-              <w:bottom w:w="50" w:type="dxa"/>
+              <w:top w:w="60" w:type="dxa"/>
+              <w:bottom w:w="60" w:type="dxa"/>
               <w:left w:w="80" w:type="dxa"/>
               <w:right w:w="80" w:type="dxa"/>
             </w:tcMar>
@@ -10121,219 +4594,7 @@
                 <w:color w:val="141414"/>
                 <w:sz w:val="24"/>
               </w:rPr>
-              <w:t>家屬照護者</w:t>
-            </w:r>
-          </w:p>
-        </w:tc>
-      </w:tr>
-      <w:tr>
-        <w:trPr>
-          <w:cantSplit/>
-        </w:trPr>
-        <w:tc>
-          <w:tcPr>
-            <w:tcW w:type="dxa" w:w="2160"/>
-            <w:vAlign w:val="center"/>
-            <w:tcMar>
-              <w:top w:w="50" w:type="dxa"/>
-              <w:bottom w:w="50" w:type="dxa"/>
-              <w:left w:w="80" w:type="dxa"/>
-              <w:right w:w="80" w:type="dxa"/>
-            </w:tcMar>
-            <w:shd w:fill="EBF1F5"/>
-          </w:tcPr>
-          <w:p>
-            <w:pPr>
-              <w:spacing w:before="0" w:after="0" w:lineRule="exact" w:line="360"/>
-              <w:jc w:val="center"/>
-            </w:pPr>
-            <w:r>
-              <w:rPr>
-                <w:rFonts w:ascii="Times New Roman" w:hAnsi="Times New Roman" w:eastAsia="標楷體"/>
-                <w:b/>
-                <w:color w:val="142850"/>
-                <w:sz w:val="24"/>
-              </w:rPr>
-              <w:t>核心功能</w:t>
-            </w:r>
-          </w:p>
-        </w:tc>
-        <w:tc>
-          <w:tcPr>
-            <w:tcW w:type="dxa" w:w="7200"/>
-            <w:vAlign w:val="center"/>
-            <w:tcMar>
-              <w:top w:w="50" w:type="dxa"/>
-              <w:bottom w:w="50" w:type="dxa"/>
-              <w:left w:w="80" w:type="dxa"/>
-              <w:right w:w="80" w:type="dxa"/>
-            </w:tcMar>
-            <w:shd w:fill="FFFFFF"/>
-          </w:tcPr>
-          <w:p>
-            <w:pPr>
-              <w:spacing w:before="0" w:after="0" w:lineRule="exact" w:line="360"/>
-              <w:jc w:val="left"/>
-            </w:pPr>
-            <w:r>
-              <w:rPr>
-                <w:rFonts w:ascii="Times New Roman" w:hAnsi="Times New Roman" w:eastAsia="標楷體"/>
-                <w:b w:val="0"/>
-                <w:color w:val="141414"/>
-                <w:sz w:val="24"/>
-              </w:rPr>
-              <w:t>1. 警報事件分類分級：清楚區分「緊急跌倒事件」、「異常久坐滯留」與「長者一鍵 SOS」等警報類別。</w:t>
-            </w:r>
-          </w:p>
-          <w:p>
-            <w:pPr>
-              <w:spacing w:before="0" w:after="0" w:lineRule="exact" w:line="360"/>
-              <w:jc w:val="left"/>
-            </w:pPr>
-            <w:r>
-              <w:rPr>
-                <w:rFonts w:ascii="Times New Roman" w:hAnsi="Times New Roman" w:eastAsia="標楷體"/>
-                <w:b w:val="0"/>
-                <w:color w:val="141414"/>
-                <w:sz w:val="24"/>
-              </w:rPr>
-              <w:t>2. 警報狀態切換：具備「全部事件」、「未處理事件」與「已處理事件」分頁篩選。</w:t>
-            </w:r>
-          </w:p>
-          <w:p>
-            <w:pPr>
-              <w:spacing w:before="0" w:after="0" w:lineRule="exact" w:line="360"/>
-              <w:jc w:val="left"/>
-            </w:pPr>
-            <w:r>
-              <w:rPr>
-                <w:rFonts w:ascii="Times New Roman" w:hAnsi="Times New Roman" w:eastAsia="標楷體"/>
-                <w:b w:val="0"/>
-                <w:color w:val="141414"/>
-                <w:sz w:val="24"/>
-              </w:rPr>
-              <w:t>3. 歷史事件時間篩選：支援日曆日期選取器，可精確回溯特定日期之所有異常記錄。</w:t>
-            </w:r>
-          </w:p>
-          <w:p>
-            <w:pPr>
-              <w:spacing w:before="0" w:after="0" w:lineRule="exact" w:line="360"/>
-              <w:jc w:val="left"/>
-            </w:pPr>
-            <w:r>
-              <w:rPr>
-                <w:rFonts w:ascii="Times New Roman" w:hAnsi="Times New Roman" w:eastAsia="標楷體"/>
-                <w:b w:val="0"/>
-                <w:color w:val="141414"/>
-                <w:sz w:val="24"/>
-              </w:rPr>
-              <w:t>4. 警報詳情與佐證截圖：點擊警報卡片可檢視跌倒發生時間、觸發設備、事件描述與當下影像紀錄。</w:t>
-            </w:r>
-          </w:p>
-        </w:tc>
-      </w:tr>
-      <w:tr>
-        <w:trPr>
-          <w:cantSplit/>
-        </w:trPr>
-        <w:tc>
-          <w:tcPr>
-            <w:tcW w:type="dxa" w:w="2160"/>
-            <w:vAlign w:val="center"/>
-            <w:tcMar>
-              <w:top w:w="50" w:type="dxa"/>
-              <w:bottom w:w="50" w:type="dxa"/>
-              <w:left w:w="80" w:type="dxa"/>
-              <w:right w:w="80" w:type="dxa"/>
-            </w:tcMar>
-            <w:shd w:fill="EBF1F5"/>
-          </w:tcPr>
-          <w:p>
-            <w:pPr>
-              <w:spacing w:before="0" w:after="0" w:lineRule="exact" w:line="360"/>
-              <w:jc w:val="center"/>
-            </w:pPr>
-            <w:r>
-              <w:rPr>
-                <w:rFonts w:ascii="Times New Roman" w:hAnsi="Times New Roman" w:eastAsia="標楷體"/>
-                <w:b/>
-                <w:color w:val="142850"/>
-                <w:sz w:val="24"/>
-              </w:rPr>
-              <w:t>操作步驟</w:t>
-            </w:r>
-          </w:p>
-        </w:tc>
-        <w:tc>
-          <w:tcPr>
-            <w:tcW w:type="dxa" w:w="7200"/>
-            <w:vAlign w:val="center"/>
-            <w:tcMar>
-              <w:top w:w="50" w:type="dxa"/>
-              <w:bottom w:w="50" w:type="dxa"/>
-              <w:left w:w="80" w:type="dxa"/>
-              <w:right w:w="80" w:type="dxa"/>
-            </w:tcMar>
-            <w:shd w:fill="FFFFFF"/>
-          </w:tcPr>
-          <w:p>
-            <w:pPr>
-              <w:spacing w:before="0" w:after="0" w:lineRule="exact" w:line="360"/>
-              <w:jc w:val="left"/>
-            </w:pPr>
-            <w:r>
-              <w:rPr>
-                <w:rFonts w:ascii="Times New Roman" w:hAnsi="Times New Roman" w:eastAsia="標楷體"/>
-                <w:b w:val="0"/>
-                <w:color w:val="141414"/>
-                <w:sz w:val="24"/>
-              </w:rPr>
-              <w:t>1. 點擊底部導覽列第三個圖示（數據分頁）中的「安全警報中心」進入。</w:t>
-            </w:r>
-          </w:p>
-          <w:p>
-            <w:pPr>
-              <w:spacing w:before="0" w:after="0" w:lineRule="exact" w:line="360"/>
-              <w:jc w:val="left"/>
-            </w:pPr>
-            <w:r>
-              <w:rPr>
-                <w:rFonts w:ascii="Times New Roman" w:hAnsi="Times New Roman" w:eastAsia="標楷體"/>
-                <w:b w:val="0"/>
-                <w:color w:val="141414"/>
-                <w:sz w:val="24"/>
-              </w:rPr>
-              <w:t>2. 檢視未處理之紅色緊急事件（例如：客廳 10:15 疑似跌倒警報）。</w:t>
-            </w:r>
-          </w:p>
-          <w:p>
-            <w:pPr>
-              <w:spacing w:before="0" w:after="0" w:lineRule="exact" w:line="360"/>
-              <w:jc w:val="left"/>
-            </w:pPr>
-            <w:r>
-              <w:rPr>
-                <w:rFonts w:ascii="Times New Roman" w:hAnsi="Times New Roman" w:eastAsia="標楷體"/>
-                <w:b w:val="0"/>
-                <w:color w:val="141414"/>
-                <w:sz w:val="24"/>
-              </w:rPr>
-              <w:t>3. 點擊事件卡片查看詳細描述與當時畫面。</w:t>
-            </w:r>
-          </w:p>
-          <w:p>
-            <w:pPr>
-              <w:spacing w:before="0" w:after="0" w:lineRule="exact" w:line="360"/>
-              <w:jc w:val="left"/>
-            </w:pPr>
-            <w:r>
-              <w:rPr>
-                <w:rFonts w:ascii="Times New Roman" w:hAnsi="Times New Roman" w:eastAsia="標楷體"/>
-                <w:b w:val="0"/>
-                <w:color w:val="141414"/>
-                <w:sz w:val="24"/>
-              </w:rPr>
-              <w:t>4. 確認長輩安全無虞後，點擊「標記為已處理」按鈕，將事件更新為正常已確認狀態。</w:t>
+              <w:t>當系統偵測到長者疑似跌倒或異常久坐不動時，警示中心即刻以高對比紅色卡片列出未處理之緊急事件，標明發生時間、鏡頭位置與異常類型。家屬點擊事件卡片即可檢視現場錄影快照並一鍵撥號確認，保障長輩生命安全。</w:t>
             </w:r>
           </w:p>
         </w:tc>
@@ -10393,7 +4654,7 @@
           <w:color w:val="142850"/>
           <w:sz w:val="24"/>
         </w:rPr>
-        <w:t>圖 12-3-7 智慧安全警報中心與跌倒事件檢視介面</w:t>
+        <w:t>圖 12-3-7 異常警示中心與歷史紀錄</w:t>
       </w:r>
     </w:p>
     <w:p>
@@ -10409,7 +4670,7 @@
           <w:color w:val="142850"/>
           <w:sz w:val="24"/>
         </w:rPr>
-        <w:t>表 12-3-8 長者每日用藥排程與健康管理介面操作說明</w:t>
+        <w:t>表 12-3-8 用藥與作息健康提醒</w:t>
       </w:r>
     </w:p>
     <w:tbl>
@@ -10433,77 +4694,15 @@
       </w:tblGrid>
       <w:tr>
         <w:trPr>
-          <w:tblHeader/>
           <w:cantSplit/>
         </w:trPr>
         <w:tc>
           <w:tcPr>
-            <w:tcW w:type="dxa" w:w="2160"/>
+            <w:tcW w:type="dxa" w:w="1728"/>
             <w:vAlign w:val="center"/>
             <w:tcMar>
-              <w:top w:w="50" w:type="dxa"/>
-              <w:bottom w:w="50" w:type="dxa"/>
-              <w:left w:w="80" w:type="dxa"/>
-              <w:right w:w="80" w:type="dxa"/>
-            </w:tcMar>
-            <w:shd w:fill="D9E1F2"/>
-          </w:tcPr>
-          <w:p>
-            <w:pPr>
-              <w:spacing w:before="0" w:after="0" w:lineRule="exact" w:line="360"/>
-              <w:jc w:val="center"/>
-            </w:pPr>
-            <w:r>
-              <w:rPr>
-                <w:rFonts w:ascii="Times New Roman" w:hAnsi="Times New Roman" w:eastAsia="標楷體"/>
-                <w:b/>
-                <w:color w:val="142850"/>
-                <w:sz w:val="24"/>
-              </w:rPr>
-              <w:t>項目</w:t>
-            </w:r>
-          </w:p>
-        </w:tc>
-        <w:tc>
-          <w:tcPr>
-            <w:tcW w:type="dxa" w:w="7200"/>
-            <w:vAlign w:val="center"/>
-            <w:tcMar>
-              <w:top w:w="50" w:type="dxa"/>
-              <w:bottom w:w="50" w:type="dxa"/>
-              <w:left w:w="80" w:type="dxa"/>
-              <w:right w:w="80" w:type="dxa"/>
-            </w:tcMar>
-            <w:shd w:fill="D9E1F2"/>
-          </w:tcPr>
-          <w:p>
-            <w:pPr>
-              <w:spacing w:before="0" w:after="0" w:lineRule="exact" w:line="360"/>
-              <w:jc w:val="center"/>
-            </w:pPr>
-            <w:r>
-              <w:rPr>
-                <w:rFonts w:ascii="Times New Roman" w:hAnsi="Times New Roman" w:eastAsia="標楷體"/>
-                <w:b/>
-                <w:color w:val="142850"/>
-                <w:sz w:val="24"/>
-              </w:rPr>
-              <w:t>系統規格與操作詳細說明</w:t>
-            </w:r>
-          </w:p>
-        </w:tc>
-      </w:tr>
-      <w:tr>
-        <w:trPr>
-          <w:cantSplit/>
-        </w:trPr>
-        <w:tc>
-          <w:tcPr>
-            <w:tcW w:type="dxa" w:w="2160"/>
-            <w:vAlign w:val="center"/>
-            <w:tcMar>
-              <w:top w:w="50" w:type="dxa"/>
-              <w:bottom w:w="50" w:type="dxa"/>
+              <w:top w:w="60" w:type="dxa"/>
+              <w:bottom w:w="60" w:type="dxa"/>
               <w:left w:w="80" w:type="dxa"/>
               <w:right w:w="80" w:type="dxa"/>
             </w:tcMar>
@@ -10527,11 +4726,11 @@
         </w:tc>
         <w:tc>
           <w:tcPr>
-            <w:tcW w:type="dxa" w:w="7200"/>
+            <w:tcW w:type="dxa" w:w="7632"/>
             <w:vAlign w:val="center"/>
             <w:tcMar>
-              <w:top w:w="50" w:type="dxa"/>
-              <w:bottom w:w="50" w:type="dxa"/>
+              <w:top w:w="60" w:type="dxa"/>
+              <w:bottom w:w="60" w:type="dxa"/>
               <w:left w:w="80" w:type="dxa"/>
               <w:right w:w="80" w:type="dxa"/>
             </w:tcMar>
@@ -10549,7 +4748,7 @@
                 <w:color w:val="141414"/>
                 <w:sz w:val="24"/>
               </w:rPr>
-              <w:t>用藥與健康提醒中心</w:t>
+              <w:t>用藥與作息健康提醒</w:t>
             </w:r>
           </w:p>
         </w:tc>
@@ -10560,11 +4759,11 @@
         </w:trPr>
         <w:tc>
           <w:tcPr>
-            <w:tcW w:type="dxa" w:w="2160"/>
+            <w:tcW w:type="dxa" w:w="1728"/>
             <w:vAlign w:val="center"/>
             <w:tcMar>
-              <w:top w:w="50" w:type="dxa"/>
-              <w:bottom w:w="50" w:type="dxa"/>
+              <w:top w:w="60" w:type="dxa"/>
+              <w:bottom w:w="60" w:type="dxa"/>
               <w:left w:w="80" w:type="dxa"/>
               <w:right w:w="80" w:type="dxa"/>
             </w:tcMar>
@@ -10582,17 +4781,17 @@
                 <w:color w:val="142850"/>
                 <w:sz w:val="24"/>
               </w:rPr>
-              <w:t>適用角色</w:t>
+              <w:t>說明</w:t>
             </w:r>
           </w:p>
         </w:tc>
         <w:tc>
           <w:tcPr>
-            <w:tcW w:type="dxa" w:w="7200"/>
+            <w:tcW w:type="dxa" w:w="7632"/>
             <w:vAlign w:val="center"/>
             <w:tcMar>
-              <w:top w:w="50" w:type="dxa"/>
-              <w:bottom w:w="50" w:type="dxa"/>
+              <w:top w:w="60" w:type="dxa"/>
+              <w:bottom w:w="60" w:type="dxa"/>
               <w:left w:w="80" w:type="dxa"/>
               <w:right w:w="80" w:type="dxa"/>
             </w:tcMar>
@@ -10610,219 +4809,7 @@
                 <w:color w:val="141414"/>
                 <w:sz w:val="24"/>
               </w:rPr>
-              <w:t>家屬照護者</w:t>
-            </w:r>
-          </w:p>
-        </w:tc>
-      </w:tr>
-      <w:tr>
-        <w:trPr>
-          <w:cantSplit/>
-        </w:trPr>
-        <w:tc>
-          <w:tcPr>
-            <w:tcW w:type="dxa" w:w="2160"/>
-            <w:vAlign w:val="center"/>
-            <w:tcMar>
-              <w:top w:w="50" w:type="dxa"/>
-              <w:bottom w:w="50" w:type="dxa"/>
-              <w:left w:w="80" w:type="dxa"/>
-              <w:right w:w="80" w:type="dxa"/>
-            </w:tcMar>
-            <w:shd w:fill="EBF1F5"/>
-          </w:tcPr>
-          <w:p>
-            <w:pPr>
-              <w:spacing w:before="0" w:after="0" w:lineRule="exact" w:line="360"/>
-              <w:jc w:val="center"/>
-            </w:pPr>
-            <w:r>
-              <w:rPr>
-                <w:rFonts w:ascii="Times New Roman" w:hAnsi="Times New Roman" w:eastAsia="標楷體"/>
-                <w:b/>
-                <w:color w:val="142850"/>
-                <w:sz w:val="24"/>
-              </w:rPr>
-              <w:t>核心功能</w:t>
-            </w:r>
-          </w:p>
-        </w:tc>
-        <w:tc>
-          <w:tcPr>
-            <w:tcW w:type="dxa" w:w="7200"/>
-            <w:vAlign w:val="center"/>
-            <w:tcMar>
-              <w:top w:w="50" w:type="dxa"/>
-              <w:bottom w:w="50" w:type="dxa"/>
-              <w:left w:w="80" w:type="dxa"/>
-              <w:right w:w="80" w:type="dxa"/>
-            </w:tcMar>
-            <w:shd w:fill="FFFFFF"/>
-          </w:tcPr>
-          <w:p>
-            <w:pPr>
-              <w:spacing w:before="0" w:after="0" w:lineRule="exact" w:line="360"/>
-              <w:jc w:val="left"/>
-            </w:pPr>
-            <w:r>
-              <w:rPr>
-                <w:rFonts w:ascii="Times New Roman" w:hAnsi="Times New Roman" w:eastAsia="標楷體"/>
-                <w:b w:val="0"/>
-                <w:color w:val="141414"/>
-                <w:sz w:val="24"/>
-              </w:rPr>
-              <w:t>1. 週期性用藥時程設定：家屬可自訂長輩早、中、晚之服用藥物名稱、劑量與服用時間。</w:t>
-            </w:r>
-          </w:p>
-          <w:p>
-            <w:pPr>
-              <w:spacing w:before="0" w:after="0" w:lineRule="exact" w:line="360"/>
-              <w:jc w:val="left"/>
-            </w:pPr>
-            <w:r>
-              <w:rPr>
-                <w:rFonts w:ascii="Times New Roman" w:hAnsi="Times New Roman" w:eastAsia="標楷體"/>
-                <w:b w:val="0"/>
-                <w:color w:val="141414"/>
-                <w:sz w:val="24"/>
-              </w:rPr>
-              <w:t>2. 智慧語音提醒同步：設定之用藥時間到達時，長者端平板自動響起柔和提示並由語音朗讀提醒服藥。</w:t>
-            </w:r>
-          </w:p>
-          <w:p>
-            <w:pPr>
-              <w:spacing w:before="0" w:after="0" w:lineRule="exact" w:line="360"/>
-              <w:jc w:val="left"/>
-            </w:pPr>
-            <w:r>
-              <w:rPr>
-                <w:rFonts w:ascii="Times New Roman" w:hAnsi="Times New Roman" w:eastAsia="標楷體"/>
-                <w:b w:val="0"/>
-                <w:color w:val="141414"/>
-                <w:sz w:val="24"/>
-              </w:rPr>
-              <w:t>3. 服藥確認反饋回傳：長輩服藥後於平板按下「我吃過了」，家屬手機端同步更新綠色完成打勾標記。</w:t>
-            </w:r>
-          </w:p>
-          <w:p>
-            <w:pPr>
-              <w:spacing w:before="0" w:after="0" w:lineRule="exact" w:line="360"/>
-              <w:jc w:val="left"/>
-            </w:pPr>
-            <w:r>
-              <w:rPr>
-                <w:rFonts w:ascii="Times New Roman" w:hAnsi="Times New Roman" w:eastAsia="標楷體"/>
-                <w:b w:val="0"/>
-                <w:color w:val="141414"/>
-                <w:sz w:val="24"/>
-              </w:rPr>
-              <w:t>4. 健康趨勢分析連動：視覺化統計長輩本週服藥遵從率與作息規律指數。</w:t>
-            </w:r>
-          </w:p>
-        </w:tc>
-      </w:tr>
-      <w:tr>
-        <w:trPr>
-          <w:cantSplit/>
-        </w:trPr>
-        <w:tc>
-          <w:tcPr>
-            <w:tcW w:type="dxa" w:w="2160"/>
-            <w:vAlign w:val="center"/>
-            <w:tcMar>
-              <w:top w:w="50" w:type="dxa"/>
-              <w:bottom w:w="50" w:type="dxa"/>
-              <w:left w:w="80" w:type="dxa"/>
-              <w:right w:w="80" w:type="dxa"/>
-            </w:tcMar>
-            <w:shd w:fill="EBF1F5"/>
-          </w:tcPr>
-          <w:p>
-            <w:pPr>
-              <w:spacing w:before="0" w:after="0" w:lineRule="exact" w:line="360"/>
-              <w:jc w:val="center"/>
-            </w:pPr>
-            <w:r>
-              <w:rPr>
-                <w:rFonts w:ascii="Times New Roman" w:hAnsi="Times New Roman" w:eastAsia="標楷體"/>
-                <w:b/>
-                <w:color w:val="142850"/>
-                <w:sz w:val="24"/>
-              </w:rPr>
-              <w:t>操作步驟</w:t>
-            </w:r>
-          </w:p>
-        </w:tc>
-        <w:tc>
-          <w:tcPr>
-            <w:tcW w:type="dxa" w:w="7200"/>
-            <w:vAlign w:val="center"/>
-            <w:tcMar>
-              <w:top w:w="50" w:type="dxa"/>
-              <w:bottom w:w="50" w:type="dxa"/>
-              <w:left w:w="80" w:type="dxa"/>
-              <w:right w:w="80" w:type="dxa"/>
-            </w:tcMar>
-            <w:shd w:fill="FFFFFF"/>
-          </w:tcPr>
-          <w:p>
-            <w:pPr>
-              <w:spacing w:before="0" w:after="0" w:lineRule="exact" w:line="360"/>
-              <w:jc w:val="left"/>
-            </w:pPr>
-            <w:r>
-              <w:rPr>
-                <w:rFonts w:ascii="Times New Roman" w:hAnsi="Times New Roman" w:eastAsia="標楷體"/>
-                <w:b w:val="0"/>
-                <w:color w:val="141414"/>
-                <w:sz w:val="24"/>
-              </w:rPr>
-              <w:t>1. 於數據專區點選「用藥與健康管理」進入排程設定畫面。</w:t>
-            </w:r>
-          </w:p>
-          <w:p>
-            <w:pPr>
-              <w:spacing w:before="0" w:after="0" w:lineRule="exact" w:line="360"/>
-              <w:jc w:val="left"/>
-            </w:pPr>
-            <w:r>
-              <w:rPr>
-                <w:rFonts w:ascii="Times New Roman" w:hAnsi="Times New Roman" w:eastAsia="標楷體"/>
-                <w:b w:val="0"/>
-                <w:color w:val="141414"/>
-                <w:sz w:val="24"/>
-              </w:rPr>
-              <w:t>2. 檢視今日之用藥時程清單（例如：早餐後 08:30 降血壓藥物 1 顆）。</w:t>
-            </w:r>
-          </w:p>
-          <w:p>
-            <w:pPr>
-              <w:spacing w:before="0" w:after="0" w:lineRule="exact" w:line="360"/>
-              <w:jc w:val="left"/>
-            </w:pPr>
-            <w:r>
-              <w:rPr>
-                <w:rFonts w:ascii="Times New Roman" w:hAnsi="Times New Roman" w:eastAsia="標楷體"/>
-                <w:b w:val="0"/>
-                <w:color w:val="141414"/>
-                <w:sz w:val="24"/>
-              </w:rPr>
-              <w:t>3. 若需新增藥物，點擊右下角「＋」號輸入藥品名稱、時間與提醒備註後儲存。</w:t>
-            </w:r>
-          </w:p>
-          <w:p>
-            <w:pPr>
-              <w:spacing w:before="0" w:after="0" w:lineRule="exact" w:line="360"/>
-              <w:jc w:val="left"/>
-            </w:pPr>
-            <w:r>
-              <w:rPr>
-                <w:rFonts w:ascii="Times New Roman" w:hAnsi="Times New Roman" w:eastAsia="標楷體"/>
-                <w:b w:val="0"/>
-                <w:color w:val="141414"/>
-                <w:sz w:val="24"/>
-              </w:rPr>
-              <w:t>4. 每日可檢視長輩之打卡狀態，若長輩逾時未服用，系統自動向家屬發送溫馨提醒。</w:t>
+              <w:t>家屬可在此設定長者每日各時段之用藥名稱、服藥劑量、看診回診或多喝水排程。提醒時間一到，長者端平板即自動以全螢幕彈窗伴隨清晰語音朗讀提醒服藥，家屬亦可即時追蹤長輩是否已按下確認服藥按鈕。</w:t>
             </w:r>
           </w:p>
         </w:tc>
@@ -10882,7 +4869,7 @@
           <w:color w:val="142850"/>
           <w:sz w:val="24"/>
         </w:rPr>
-        <w:t>圖 12-3-8 長者每日用藥排程與健康管理介面</w:t>
+        <w:t>圖 12-3-8 用藥與作息健康提醒</w:t>
       </w:r>
     </w:p>
     <w:p>
@@ -10898,7 +4885,7 @@
           <w:color w:val="142850"/>
           <w:sz w:val="24"/>
         </w:rPr>
-        <w:t>表 12-3-9 長者數位人生回憶錄畫廊介面操作說明</w:t>
+        <w:t>表 12-3-9 人生故事記憶迴廊</w:t>
       </w:r>
     </w:p>
     <w:tbl>
@@ -10922,77 +4909,15 @@
       </w:tblGrid>
       <w:tr>
         <w:trPr>
-          <w:tblHeader/>
           <w:cantSplit/>
         </w:trPr>
         <w:tc>
           <w:tcPr>
-            <w:tcW w:type="dxa" w:w="2160"/>
+            <w:tcW w:type="dxa" w:w="1728"/>
             <w:vAlign w:val="center"/>
             <w:tcMar>
-              <w:top w:w="50" w:type="dxa"/>
-              <w:bottom w:w="50" w:type="dxa"/>
-              <w:left w:w="80" w:type="dxa"/>
-              <w:right w:w="80" w:type="dxa"/>
-            </w:tcMar>
-            <w:shd w:fill="D9E1F2"/>
-          </w:tcPr>
-          <w:p>
-            <w:pPr>
-              <w:spacing w:before="0" w:after="0" w:lineRule="exact" w:line="360"/>
-              <w:jc w:val="center"/>
-            </w:pPr>
-            <w:r>
-              <w:rPr>
-                <w:rFonts w:ascii="Times New Roman" w:hAnsi="Times New Roman" w:eastAsia="標楷體"/>
-                <w:b/>
-                <w:color w:val="142850"/>
-                <w:sz w:val="24"/>
-              </w:rPr>
-              <w:t>項目</w:t>
-            </w:r>
-          </w:p>
-        </w:tc>
-        <w:tc>
-          <w:tcPr>
-            <w:tcW w:type="dxa" w:w="7200"/>
-            <w:vAlign w:val="center"/>
-            <w:tcMar>
-              <w:top w:w="50" w:type="dxa"/>
-              <w:bottom w:w="50" w:type="dxa"/>
-              <w:left w:w="80" w:type="dxa"/>
-              <w:right w:w="80" w:type="dxa"/>
-            </w:tcMar>
-            <w:shd w:fill="D9E1F2"/>
-          </w:tcPr>
-          <w:p>
-            <w:pPr>
-              <w:spacing w:before="0" w:after="0" w:lineRule="exact" w:line="360"/>
-              <w:jc w:val="center"/>
-            </w:pPr>
-            <w:r>
-              <w:rPr>
-                <w:rFonts w:ascii="Times New Roman" w:hAnsi="Times New Roman" w:eastAsia="標楷體"/>
-                <w:b/>
-                <w:color w:val="142850"/>
-                <w:sz w:val="24"/>
-              </w:rPr>
-              <w:t>系統規格與操作詳細說明</w:t>
-            </w:r>
-          </w:p>
-        </w:tc>
-      </w:tr>
-      <w:tr>
-        <w:trPr>
-          <w:cantSplit/>
-        </w:trPr>
-        <w:tc>
-          <w:tcPr>
-            <w:tcW w:type="dxa" w:w="2160"/>
-            <w:vAlign w:val="center"/>
-            <w:tcMar>
-              <w:top w:w="50" w:type="dxa"/>
-              <w:bottom w:w="50" w:type="dxa"/>
+              <w:top w:w="60" w:type="dxa"/>
+              <w:bottom w:w="60" w:type="dxa"/>
               <w:left w:w="80" w:type="dxa"/>
               <w:right w:w="80" w:type="dxa"/>
             </w:tcMar>
@@ -11016,11 +4941,11 @@
         </w:tc>
         <w:tc>
           <w:tcPr>
-            <w:tcW w:type="dxa" w:w="7200"/>
+            <w:tcW w:type="dxa" w:w="7632"/>
             <w:vAlign w:val="center"/>
             <w:tcMar>
-              <w:top w:w="50" w:type="dxa"/>
-              <w:bottom w:w="50" w:type="dxa"/>
+              <w:top w:w="60" w:type="dxa"/>
+              <w:bottom w:w="60" w:type="dxa"/>
               <w:left w:w="80" w:type="dxa"/>
               <w:right w:w="80" w:type="dxa"/>
             </w:tcMar>
@@ -11038,7 +4963,7 @@
                 <w:color w:val="141414"/>
                 <w:sz w:val="24"/>
               </w:rPr>
-              <w:t>人生回憶錄畫廊</w:t>
+              <w:t>人生故事記憶迴廊</w:t>
             </w:r>
           </w:p>
         </w:tc>
@@ -11049,11 +4974,11 @@
         </w:trPr>
         <w:tc>
           <w:tcPr>
-            <w:tcW w:type="dxa" w:w="2160"/>
+            <w:tcW w:type="dxa" w:w="1728"/>
             <w:vAlign w:val="center"/>
             <w:tcMar>
-              <w:top w:w="50" w:type="dxa"/>
-              <w:bottom w:w="50" w:type="dxa"/>
+              <w:top w:w="60" w:type="dxa"/>
+              <w:bottom w:w="60" w:type="dxa"/>
               <w:left w:w="80" w:type="dxa"/>
               <w:right w:w="80" w:type="dxa"/>
             </w:tcMar>
@@ -11071,17 +4996,17 @@
                 <w:color w:val="142850"/>
                 <w:sz w:val="24"/>
               </w:rPr>
-              <w:t>適用角色</w:t>
+              <w:t>說明</w:t>
             </w:r>
           </w:p>
         </w:tc>
         <w:tc>
           <w:tcPr>
-            <w:tcW w:type="dxa" w:w="7200"/>
+            <w:tcW w:type="dxa" w:w="7632"/>
             <w:vAlign w:val="center"/>
             <w:tcMar>
-              <w:top w:w="50" w:type="dxa"/>
-              <w:bottom w:w="50" w:type="dxa"/>
+              <w:top w:w="60" w:type="dxa"/>
+              <w:bottom w:w="60" w:type="dxa"/>
               <w:left w:w="80" w:type="dxa"/>
               <w:right w:w="80" w:type="dxa"/>
             </w:tcMar>
@@ -11099,219 +5024,7 @@
                 <w:color w:val="141414"/>
                 <w:sz w:val="24"/>
               </w:rPr>
-              <w:t>家屬照護者</w:t>
-            </w:r>
-          </w:p>
-        </w:tc>
-      </w:tr>
-      <w:tr>
-        <w:trPr>
-          <w:cantSplit/>
-        </w:trPr>
-        <w:tc>
-          <w:tcPr>
-            <w:tcW w:type="dxa" w:w="2160"/>
-            <w:vAlign w:val="center"/>
-            <w:tcMar>
-              <w:top w:w="50" w:type="dxa"/>
-              <w:bottom w:w="50" w:type="dxa"/>
-              <w:left w:w="80" w:type="dxa"/>
-              <w:right w:w="80" w:type="dxa"/>
-            </w:tcMar>
-            <w:shd w:fill="EBF1F5"/>
-          </w:tcPr>
-          <w:p>
-            <w:pPr>
-              <w:spacing w:before="0" w:after="0" w:lineRule="exact" w:line="360"/>
-              <w:jc w:val="center"/>
-            </w:pPr>
-            <w:r>
-              <w:rPr>
-                <w:rFonts w:ascii="Times New Roman" w:hAnsi="Times New Roman" w:eastAsia="標楷體"/>
-                <w:b/>
-                <w:color w:val="142850"/>
-                <w:sz w:val="24"/>
-              </w:rPr>
-              <w:t>核心功能</w:t>
-            </w:r>
-          </w:p>
-        </w:tc>
-        <w:tc>
-          <w:tcPr>
-            <w:tcW w:type="dxa" w:w="7200"/>
-            <w:vAlign w:val="center"/>
-            <w:tcMar>
-              <w:top w:w="50" w:type="dxa"/>
-              <w:bottom w:w="50" w:type="dxa"/>
-              <w:left w:w="80" w:type="dxa"/>
-              <w:right w:w="80" w:type="dxa"/>
-            </w:tcMar>
-            <w:shd w:fill="FFFFFF"/>
-          </w:tcPr>
-          <w:p>
-            <w:pPr>
-              <w:spacing w:before="0" w:after="0" w:lineRule="exact" w:line="360"/>
-              <w:jc w:val="left"/>
-            </w:pPr>
-            <w:r>
-              <w:rPr>
-                <w:rFonts w:ascii="Times New Roman" w:hAnsi="Times New Roman" w:eastAsia="標楷體"/>
-                <w:b w:val="0"/>
-                <w:color w:val="141414"/>
-                <w:sz w:val="24"/>
-              </w:rPr>
-              <w:t>1. Google Gemini 陪伴自傳萃取：自動將長輩平時與 AI 閒聊中的童年往事、工作回憶整理為動人篇章。</w:t>
-            </w:r>
-          </w:p>
-          <w:p>
-            <w:pPr>
-              <w:spacing w:before="0" w:after="0" w:lineRule="exact" w:line="360"/>
-              <w:jc w:val="left"/>
-            </w:pPr>
-            <w:r>
-              <w:rPr>
-                <w:rFonts w:ascii="Times New Roman" w:hAnsi="Times New Roman" w:eastAsia="標楷體"/>
-                <w:b w:val="0"/>
-                <w:color w:val="141414"/>
-                <w:sz w:val="24"/>
-              </w:rPr>
-              <w:t>2. 年代故事卡片畫廊：依據主題（如「童年時光」、「青春歲月」、「成家立業」）精美卡片化展示。</w:t>
-            </w:r>
-          </w:p>
-          <w:p>
-            <w:pPr>
-              <w:spacing w:before="0" w:after="0" w:lineRule="exact" w:line="360"/>
-              <w:jc w:val="left"/>
-            </w:pPr>
-            <w:r>
-              <w:rPr>
-                <w:rFonts w:ascii="Times New Roman" w:hAnsi="Times New Roman" w:eastAsia="標楷體"/>
-                <w:b w:val="0"/>
-                <w:color w:val="141414"/>
-                <w:sz w:val="24"/>
-              </w:rPr>
-              <w:t>3. 老照片與語音珍藏：支援為各章節上傳泛黃珍貴老照片，並可重播長輩當初講述該段故事的珍貴原音。</w:t>
-            </w:r>
-          </w:p>
-          <w:p>
-            <w:pPr>
-              <w:spacing w:before="0" w:after="0" w:lineRule="exact" w:line="360"/>
-              <w:jc w:val="left"/>
-            </w:pPr>
-            <w:r>
-              <w:rPr>
-                <w:rFonts w:ascii="Times New Roman" w:hAnsi="Times New Roman" w:eastAsia="標楷體"/>
-                <w:b w:val="0"/>
-                <w:color w:val="141414"/>
-                <w:sz w:val="24"/>
-              </w:rPr>
-              <w:t>4. 世代傳承數位典藏：提供家庭成員共同閱讀與分享，成為最珍貴的家族記憶數位資產。</w:t>
-            </w:r>
-          </w:p>
-        </w:tc>
-      </w:tr>
-      <w:tr>
-        <w:trPr>
-          <w:cantSplit/>
-        </w:trPr>
-        <w:tc>
-          <w:tcPr>
-            <w:tcW w:type="dxa" w:w="2160"/>
-            <w:vAlign w:val="center"/>
-            <w:tcMar>
-              <w:top w:w="50" w:type="dxa"/>
-              <w:bottom w:w="50" w:type="dxa"/>
-              <w:left w:w="80" w:type="dxa"/>
-              <w:right w:w="80" w:type="dxa"/>
-            </w:tcMar>
-            <w:shd w:fill="EBF1F5"/>
-          </w:tcPr>
-          <w:p>
-            <w:pPr>
-              <w:spacing w:before="0" w:after="0" w:lineRule="exact" w:line="360"/>
-              <w:jc w:val="center"/>
-            </w:pPr>
-            <w:r>
-              <w:rPr>
-                <w:rFonts w:ascii="Times New Roman" w:hAnsi="Times New Roman" w:eastAsia="標楷體"/>
-                <w:b/>
-                <w:color w:val="142850"/>
-                <w:sz w:val="24"/>
-              </w:rPr>
-              <w:t>操作步驟</w:t>
-            </w:r>
-          </w:p>
-        </w:tc>
-        <w:tc>
-          <w:tcPr>
-            <w:tcW w:type="dxa" w:w="7200"/>
-            <w:vAlign w:val="center"/>
-            <w:tcMar>
-              <w:top w:w="50" w:type="dxa"/>
-              <w:bottom w:w="50" w:type="dxa"/>
-              <w:left w:w="80" w:type="dxa"/>
-              <w:right w:w="80" w:type="dxa"/>
-            </w:tcMar>
-            <w:shd w:fill="FFFFFF"/>
-          </w:tcPr>
-          <w:p>
-            <w:pPr>
-              <w:spacing w:before="0" w:after="0" w:lineRule="exact" w:line="360"/>
-              <w:jc w:val="left"/>
-            </w:pPr>
-            <w:r>
-              <w:rPr>
-                <w:rFonts w:ascii="Times New Roman" w:hAnsi="Times New Roman" w:eastAsia="標楷體"/>
-                <w:b w:val="0"/>
-                <w:color w:val="141414"/>
-                <w:sz w:val="24"/>
-              </w:rPr>
-              <w:t>1. 於家屬數據分頁點選「人生回憶錄」進入畫廊展示專頁。</w:t>
-            </w:r>
-          </w:p>
-          <w:p>
-            <w:pPr>
-              <w:spacing w:before="0" w:after="0" w:lineRule="exact" w:line="360"/>
-              <w:jc w:val="left"/>
-            </w:pPr>
-            <w:r>
-              <w:rPr>
-                <w:rFonts w:ascii="Times New Roman" w:hAnsi="Times New Roman" w:eastAsia="標楷體"/>
-                <w:b w:val="0"/>
-                <w:color w:val="141414"/>
-                <w:sz w:val="24"/>
-              </w:rPr>
-              <w:t>2. 瀏覽系統為長輩自動彙整之回憶錄故事卡片清單。</w:t>
-            </w:r>
-          </w:p>
-          <w:p>
-            <w:pPr>
-              <w:spacing w:before="0" w:after="0" w:lineRule="exact" w:line="360"/>
-              <w:jc w:val="left"/>
-            </w:pPr>
-            <w:r>
-              <w:rPr>
-                <w:rFonts w:ascii="Times New Roman" w:hAnsi="Times New Roman" w:eastAsia="標楷體"/>
-                <w:b w:val="0"/>
-                <w:color w:val="141414"/>
-                <w:sz w:val="24"/>
-              </w:rPr>
-              <w:t>3. 點選任一故事（例如：「民國 50 年的家鄉老街」）閱讀文字自傳內容。</w:t>
-            </w:r>
-          </w:p>
-          <w:p>
-            <w:pPr>
-              <w:spacing w:before="0" w:after="0" w:lineRule="exact" w:line="360"/>
-              <w:jc w:val="left"/>
-            </w:pPr>
-            <w:r>
-              <w:rPr>
-                <w:rFonts w:ascii="Times New Roman" w:hAnsi="Times New Roman" w:eastAsia="標楷體"/>
-                <w:b w:val="0"/>
-                <w:color w:val="141414"/>
-                <w:sz w:val="24"/>
-              </w:rPr>
-              <w:t>4. 點選「播放語音」可聆聽長輩親口講述這段故事的原音重現，點選「編輯」可協助長輩補充老照片。</w:t>
+              <w:t>系統自動將長輩平日與 AI 語音陪伴閒聊中所提及的童年回憶、成長趣事或人生金句彙整為精緻的數位故事膠囊。家屬可於此瀏覽長輩的一篇篇生命故事（如童年田埂時光），點開即可細閱完整情節，珍藏長輩豐富的生命歷程。</w:t>
             </w:r>
           </w:p>
         </w:tc>
@@ -11371,7 +5084,7 @@
           <w:color w:val="142850"/>
           <w:sz w:val="24"/>
         </w:rPr>
-        <w:t>圖 12-3-9 長者數位人生回憶錄畫廊介面</w:t>
+        <w:t>圖 12-3-9 人生故事記憶迴廊</w:t>
       </w:r>
     </w:p>
     <w:p>
@@ -11387,7 +5100,7 @@
           <w:color w:val="142850"/>
           <w:sz w:val="24"/>
         </w:rPr>
-        <w:t>表 12-3-10 家屬端安全配對碼綁定操作介面操作說明</w:t>
+        <w:t>表 12-3-10 長者設備綁定與配對</w:t>
       </w:r>
     </w:p>
     <w:tbl>
@@ -11411,77 +5124,15 @@
       </w:tblGrid>
       <w:tr>
         <w:trPr>
-          <w:tblHeader/>
           <w:cantSplit/>
         </w:trPr>
         <w:tc>
           <w:tcPr>
-            <w:tcW w:type="dxa" w:w="2160"/>
+            <w:tcW w:type="dxa" w:w="1728"/>
             <w:vAlign w:val="center"/>
             <w:tcMar>
-              <w:top w:w="50" w:type="dxa"/>
-              <w:bottom w:w="50" w:type="dxa"/>
-              <w:left w:w="80" w:type="dxa"/>
-              <w:right w:w="80" w:type="dxa"/>
-            </w:tcMar>
-            <w:shd w:fill="D9E1F2"/>
-          </w:tcPr>
-          <w:p>
-            <w:pPr>
-              <w:spacing w:before="0" w:after="0" w:lineRule="exact" w:line="360"/>
-              <w:jc w:val="center"/>
-            </w:pPr>
-            <w:r>
-              <w:rPr>
-                <w:rFonts w:ascii="Times New Roman" w:hAnsi="Times New Roman" w:eastAsia="標楷體"/>
-                <w:b/>
-                <w:color w:val="142850"/>
-                <w:sz w:val="24"/>
-              </w:rPr>
-              <w:t>項目</w:t>
-            </w:r>
-          </w:p>
-        </w:tc>
-        <w:tc>
-          <w:tcPr>
-            <w:tcW w:type="dxa" w:w="7200"/>
-            <w:vAlign w:val="center"/>
-            <w:tcMar>
-              <w:top w:w="50" w:type="dxa"/>
-              <w:bottom w:w="50" w:type="dxa"/>
-              <w:left w:w="80" w:type="dxa"/>
-              <w:right w:w="80" w:type="dxa"/>
-            </w:tcMar>
-            <w:shd w:fill="D9E1F2"/>
-          </w:tcPr>
-          <w:p>
-            <w:pPr>
-              <w:spacing w:before="0" w:after="0" w:lineRule="exact" w:line="360"/>
-              <w:jc w:val="center"/>
-            </w:pPr>
-            <w:r>
-              <w:rPr>
-                <w:rFonts w:ascii="Times New Roman" w:hAnsi="Times New Roman" w:eastAsia="標楷體"/>
-                <w:b/>
-                <w:color w:val="142850"/>
-                <w:sz w:val="24"/>
-              </w:rPr>
-              <w:t>系統規格與操作詳細說明</w:t>
-            </w:r>
-          </w:p>
-        </w:tc>
-      </w:tr>
-      <w:tr>
-        <w:trPr>
-          <w:cantSplit/>
-        </w:trPr>
-        <w:tc>
-          <w:tcPr>
-            <w:tcW w:type="dxa" w:w="2160"/>
-            <w:vAlign w:val="center"/>
-            <w:tcMar>
-              <w:top w:w="50" w:type="dxa"/>
-              <w:bottom w:w="50" w:type="dxa"/>
+              <w:top w:w="60" w:type="dxa"/>
+              <w:bottom w:w="60" w:type="dxa"/>
               <w:left w:w="80" w:type="dxa"/>
               <w:right w:w="80" w:type="dxa"/>
             </w:tcMar>
@@ -11505,11 +5156,11 @@
         </w:tc>
         <w:tc>
           <w:tcPr>
-            <w:tcW w:type="dxa" w:w="7200"/>
+            <w:tcW w:type="dxa" w:w="7632"/>
             <w:vAlign w:val="center"/>
             <w:tcMar>
-              <w:top w:w="50" w:type="dxa"/>
-              <w:bottom w:w="50" w:type="dxa"/>
+              <w:top w:w="60" w:type="dxa"/>
+              <w:bottom w:w="60" w:type="dxa"/>
               <w:left w:w="80" w:type="dxa"/>
               <w:right w:w="80" w:type="dxa"/>
             </w:tcMar>
@@ -11527,7 +5178,7 @@
                 <w:color w:val="141414"/>
                 <w:sz w:val="24"/>
               </w:rPr>
-              <w:t>家屬配對綁定介面</w:t>
+              <w:t>長者設備綁定與配對</w:t>
             </w:r>
           </w:p>
         </w:tc>
@@ -11538,11 +5189,11 @@
         </w:trPr>
         <w:tc>
           <w:tcPr>
-            <w:tcW w:type="dxa" w:w="2160"/>
+            <w:tcW w:type="dxa" w:w="1728"/>
             <w:vAlign w:val="center"/>
             <w:tcMar>
-              <w:top w:w="50" w:type="dxa"/>
-              <w:bottom w:w="50" w:type="dxa"/>
+              <w:top w:w="60" w:type="dxa"/>
+              <w:bottom w:w="60" w:type="dxa"/>
               <w:left w:w="80" w:type="dxa"/>
               <w:right w:w="80" w:type="dxa"/>
             </w:tcMar>
@@ -11560,17 +5211,17 @@
                 <w:color w:val="142850"/>
                 <w:sz w:val="24"/>
               </w:rPr>
-              <w:t>適用角色</w:t>
+              <w:t>說明</w:t>
             </w:r>
           </w:p>
         </w:tc>
         <w:tc>
           <w:tcPr>
-            <w:tcW w:type="dxa" w:w="7200"/>
+            <w:tcW w:type="dxa" w:w="7632"/>
             <w:vAlign w:val="center"/>
             <w:tcMar>
-              <w:top w:w="50" w:type="dxa"/>
-              <w:bottom w:w="50" w:type="dxa"/>
+              <w:top w:w="60" w:type="dxa"/>
+              <w:bottom w:w="60" w:type="dxa"/>
               <w:left w:w="80" w:type="dxa"/>
               <w:right w:w="80" w:type="dxa"/>
             </w:tcMar>
@@ -11588,219 +5239,7 @@
                 <w:color w:val="141414"/>
                 <w:sz w:val="24"/>
               </w:rPr>
-              <w:t>家屬照護者</w:t>
-            </w:r>
-          </w:p>
-        </w:tc>
-      </w:tr>
-      <w:tr>
-        <w:trPr>
-          <w:cantSplit/>
-        </w:trPr>
-        <w:tc>
-          <w:tcPr>
-            <w:tcW w:type="dxa" w:w="2160"/>
-            <w:vAlign w:val="center"/>
-            <w:tcMar>
-              <w:top w:w="50" w:type="dxa"/>
-              <w:bottom w:w="50" w:type="dxa"/>
-              <w:left w:w="80" w:type="dxa"/>
-              <w:right w:w="80" w:type="dxa"/>
-            </w:tcMar>
-            <w:shd w:fill="EBF1F5"/>
-          </w:tcPr>
-          <w:p>
-            <w:pPr>
-              <w:spacing w:before="0" w:after="0" w:lineRule="exact" w:line="360"/>
-              <w:jc w:val="center"/>
-            </w:pPr>
-            <w:r>
-              <w:rPr>
-                <w:rFonts w:ascii="Times New Roman" w:hAnsi="Times New Roman" w:eastAsia="標楷體"/>
-                <w:b/>
-                <w:color w:val="142850"/>
-                <w:sz w:val="24"/>
-              </w:rPr>
-              <w:t>核心功能</w:t>
-            </w:r>
-          </w:p>
-        </w:tc>
-        <w:tc>
-          <w:tcPr>
-            <w:tcW w:type="dxa" w:w="7200"/>
-            <w:vAlign w:val="center"/>
-            <w:tcMar>
-              <w:top w:w="50" w:type="dxa"/>
-              <w:bottom w:w="50" w:type="dxa"/>
-              <w:left w:w="80" w:type="dxa"/>
-              <w:right w:w="80" w:type="dxa"/>
-            </w:tcMar>
-            <w:shd w:fill="FFFFFF"/>
-          </w:tcPr>
-          <w:p>
-            <w:pPr>
-              <w:spacing w:before="0" w:after="0" w:lineRule="exact" w:line="360"/>
-              <w:jc w:val="left"/>
-            </w:pPr>
-            <w:r>
-              <w:rPr>
-                <w:rFonts w:ascii="Times New Roman" w:hAnsi="Times New Roman" w:eastAsia="標楷體"/>
-                <w:b w:val="0"/>
-                <w:color w:val="141414"/>
-                <w:sz w:val="24"/>
-              </w:rPr>
-              <w:t>1. 4 位數專屬配對碼輸入：提供特大 4 格數字輸入框，自動聚焦與位元推進，方便家屬手動輸入。</w:t>
-            </w:r>
-          </w:p>
-          <w:p>
-            <w:pPr>
-              <w:spacing w:before="0" w:after="0" w:lineRule="exact" w:line="360"/>
-              <w:jc w:val="left"/>
-            </w:pPr>
-            <w:r>
-              <w:rPr>
-                <w:rFonts w:ascii="Times New Roman" w:hAnsi="Times New Roman" w:eastAsia="標楷體"/>
-                <w:b w:val="0"/>
-                <w:color w:val="141414"/>
-                <w:sz w:val="24"/>
-              </w:rPr>
-              <w:t>2. 相機掃描 QR Code 綁定：支援一鍵開啟手機相機掃描長者螢幕上的配對 QR Code 完成秒速綁定。</w:t>
-            </w:r>
-          </w:p>
-          <w:p>
-            <w:pPr>
-              <w:spacing w:before="0" w:after="0" w:lineRule="exact" w:line="360"/>
-              <w:jc w:val="left"/>
-            </w:pPr>
-            <w:r>
-              <w:rPr>
-                <w:rFonts w:ascii="Times New Roman" w:hAnsi="Times New Roman" w:eastAsia="標楷體"/>
-                <w:b w:val="0"/>
-                <w:color w:val="141414"/>
-                <w:sz w:val="24"/>
-              </w:rPr>
-              <w:t>3. 後端防衝突與安全驗證：配對碼經過雜湊與有效期限防護，驗證無誤後自動建立家庭守護關係。</w:t>
-            </w:r>
-          </w:p>
-          <w:p>
-            <w:pPr>
-              <w:spacing w:before="0" w:after="0" w:lineRule="exact" w:line="360"/>
-              <w:jc w:val="left"/>
-            </w:pPr>
-            <w:r>
-              <w:rPr>
-                <w:rFonts w:ascii="Times New Roman" w:hAnsi="Times New Roman" w:eastAsia="標楷體"/>
-                <w:b w:val="0"/>
-                <w:color w:val="141414"/>
-                <w:sz w:val="24"/>
-              </w:rPr>
-              <w:t>4. 即時狀態回饋：配對完成後立即彈出成功提示，並自動同步長者姓名與房間資訊回到首頁。</w:t>
-            </w:r>
-          </w:p>
-        </w:tc>
-      </w:tr>
-      <w:tr>
-        <w:trPr>
-          <w:cantSplit/>
-        </w:trPr>
-        <w:tc>
-          <w:tcPr>
-            <w:tcW w:type="dxa" w:w="2160"/>
-            <w:vAlign w:val="center"/>
-            <w:tcMar>
-              <w:top w:w="50" w:type="dxa"/>
-              <w:bottom w:w="50" w:type="dxa"/>
-              <w:left w:w="80" w:type="dxa"/>
-              <w:right w:w="80" w:type="dxa"/>
-            </w:tcMar>
-            <w:shd w:fill="EBF1F5"/>
-          </w:tcPr>
-          <w:p>
-            <w:pPr>
-              <w:spacing w:before="0" w:after="0" w:lineRule="exact" w:line="360"/>
-              <w:jc w:val="center"/>
-            </w:pPr>
-            <w:r>
-              <w:rPr>
-                <w:rFonts w:ascii="Times New Roman" w:hAnsi="Times New Roman" w:eastAsia="標楷體"/>
-                <w:b/>
-                <w:color w:val="142850"/>
-                <w:sz w:val="24"/>
-              </w:rPr>
-              <w:t>操作步驟</w:t>
-            </w:r>
-          </w:p>
-        </w:tc>
-        <w:tc>
-          <w:tcPr>
-            <w:tcW w:type="dxa" w:w="7200"/>
-            <w:vAlign w:val="center"/>
-            <w:tcMar>
-              <w:top w:w="50" w:type="dxa"/>
-              <w:bottom w:w="50" w:type="dxa"/>
-              <w:left w:w="80" w:type="dxa"/>
-              <w:right w:w="80" w:type="dxa"/>
-            </w:tcMar>
-            <w:shd w:fill="FFFFFF"/>
-          </w:tcPr>
-          <w:p>
-            <w:pPr>
-              <w:spacing w:before="0" w:after="0" w:lineRule="exact" w:line="360"/>
-              <w:jc w:val="left"/>
-            </w:pPr>
-            <w:r>
-              <w:rPr>
-                <w:rFonts w:ascii="Times New Roman" w:hAnsi="Times New Roman" w:eastAsia="標楷體"/>
-                <w:b w:val="0"/>
-                <w:color w:val="141414"/>
-                <w:sz w:val="24"/>
-              </w:rPr>
-              <w:t>1. 家屬首次登入或需綁定新長輩時，進入「長輩綁定」介面。</w:t>
-            </w:r>
-          </w:p>
-          <w:p>
-            <w:pPr>
-              <w:spacing w:before="0" w:after="0" w:lineRule="exact" w:line="360"/>
-              <w:jc w:val="left"/>
-            </w:pPr>
-            <w:r>
-              <w:rPr>
-                <w:rFonts w:ascii="Times New Roman" w:hAnsi="Times New Roman" w:eastAsia="標楷體"/>
-                <w:b w:val="0"/>
-                <w:color w:val="141414"/>
-                <w:sz w:val="24"/>
-              </w:rPr>
-              <w:t>2. 詢問長輩螢幕上所顯示之 4 位數字配對碼（例如：8888）。</w:t>
-            </w:r>
-          </w:p>
-          <w:p>
-            <w:pPr>
-              <w:spacing w:before="0" w:after="0" w:lineRule="exact" w:line="360"/>
-              <w:jc w:val="left"/>
-            </w:pPr>
-            <w:r>
-              <w:rPr>
-                <w:rFonts w:ascii="Times New Roman" w:hAnsi="Times New Roman" w:eastAsia="標楷體"/>
-                <w:b w:val="0"/>
-                <w:color w:val="141414"/>
-                <w:sz w:val="24"/>
-              </w:rPr>
-              <w:t>3. 於 4 個輸入格子中依序鍵入數字，或點擊「掃描 QR Code」對準長者螢幕掃描。</w:t>
-            </w:r>
-          </w:p>
-          <w:p>
-            <w:pPr>
-              <w:spacing w:before="0" w:after="0" w:lineRule="exact" w:line="360"/>
-              <w:jc w:val="left"/>
-            </w:pPr>
-            <w:r>
-              <w:rPr>
-                <w:rFonts w:ascii="Times New Roman" w:hAnsi="Times New Roman" w:eastAsia="標楷體"/>
-                <w:b w:val="0"/>
-                <w:color w:val="141414"/>
-                <w:sz w:val="24"/>
-              </w:rPr>
-              <w:t>4. 點擊「確認綁定」，系統通過驗證後即顯示綁定成功，自動載入該長輩之專屬首頁。</w:t>
+              <w:t>家屬初次使用或需新增關照長輩時進入此介面。家屬可手動輸入長者端呈現的 6 碼數字配對碼，或點擊相機圖示掃描長者端條碼，選擇親屬稱謂後點擊「開始綁定」，即可輕鬆完成家庭安全防護網絡建立。</w:t>
             </w:r>
           </w:p>
         </w:tc>
@@ -11860,7 +5299,7 @@
           <w:color w:val="142850"/>
           <w:sz w:val="24"/>
         </w:rPr>
-        <w:t>圖 12-3-10 家屬端安全配對碼綁定操作介面</w:t>
+        <w:t>圖 12-3-10 長者設備綁定與配對</w:t>
       </w:r>
     </w:p>
     <w:p>
@@ -11876,7 +5315,7 @@
           <w:color w:val="142850"/>
           <w:sz w:val="24"/>
         </w:rPr>
-        <w:t>表 12-3-11 家屬系統偏好設定與介面主題管理介面操作說明</w:t>
+        <w:t>表 12-3-11 照護設定與情緒健康總覽</w:t>
       </w:r>
     </w:p>
     <w:tbl>
@@ -11900,77 +5339,15 @@
       </w:tblGrid>
       <w:tr>
         <w:trPr>
-          <w:tblHeader/>
           <w:cantSplit/>
         </w:trPr>
         <w:tc>
           <w:tcPr>
-            <w:tcW w:type="dxa" w:w="2160"/>
+            <w:tcW w:type="dxa" w:w="1728"/>
             <w:vAlign w:val="center"/>
             <w:tcMar>
-              <w:top w:w="50" w:type="dxa"/>
-              <w:bottom w:w="50" w:type="dxa"/>
-              <w:left w:w="80" w:type="dxa"/>
-              <w:right w:w="80" w:type="dxa"/>
-            </w:tcMar>
-            <w:shd w:fill="D9E1F2"/>
-          </w:tcPr>
-          <w:p>
-            <w:pPr>
-              <w:spacing w:before="0" w:after="0" w:lineRule="exact" w:line="360"/>
-              <w:jc w:val="center"/>
-            </w:pPr>
-            <w:r>
-              <w:rPr>
-                <w:rFonts w:ascii="Times New Roman" w:hAnsi="Times New Roman" w:eastAsia="標楷體"/>
-                <w:b/>
-                <w:color w:val="142850"/>
-                <w:sz w:val="24"/>
-              </w:rPr>
-              <w:t>項目</w:t>
-            </w:r>
-          </w:p>
-        </w:tc>
-        <w:tc>
-          <w:tcPr>
-            <w:tcW w:type="dxa" w:w="7200"/>
-            <w:vAlign w:val="center"/>
-            <w:tcMar>
-              <w:top w:w="50" w:type="dxa"/>
-              <w:bottom w:w="50" w:type="dxa"/>
-              <w:left w:w="80" w:type="dxa"/>
-              <w:right w:w="80" w:type="dxa"/>
-            </w:tcMar>
-            <w:shd w:fill="D9E1F2"/>
-          </w:tcPr>
-          <w:p>
-            <w:pPr>
-              <w:spacing w:before="0" w:after="0" w:lineRule="exact" w:line="360"/>
-              <w:jc w:val="center"/>
-            </w:pPr>
-            <w:r>
-              <w:rPr>
-                <w:rFonts w:ascii="Times New Roman" w:hAnsi="Times New Roman" w:eastAsia="標楷體"/>
-                <w:b/>
-                <w:color w:val="142850"/>
-                <w:sz w:val="24"/>
-              </w:rPr>
-              <w:t>系統規格與操作詳細說明</w:t>
-            </w:r>
-          </w:p>
-        </w:tc>
-      </w:tr>
-      <w:tr>
-        <w:trPr>
-          <w:cantSplit/>
-        </w:trPr>
-        <w:tc>
-          <w:tcPr>
-            <w:tcW w:type="dxa" w:w="2160"/>
-            <w:vAlign w:val="center"/>
-            <w:tcMar>
-              <w:top w:w="50" w:type="dxa"/>
-              <w:bottom w:w="50" w:type="dxa"/>
+              <w:top w:w="60" w:type="dxa"/>
+              <w:bottom w:w="60" w:type="dxa"/>
               <w:left w:w="80" w:type="dxa"/>
               <w:right w:w="80" w:type="dxa"/>
             </w:tcMar>
@@ -11994,11 +5371,11 @@
         </w:tc>
         <w:tc>
           <w:tcPr>
-            <w:tcW w:type="dxa" w:w="7200"/>
+            <w:tcW w:type="dxa" w:w="7632"/>
             <w:vAlign w:val="center"/>
             <w:tcMar>
-              <w:top w:w="50" w:type="dxa"/>
-              <w:bottom w:w="50" w:type="dxa"/>
+              <w:top w:w="60" w:type="dxa"/>
+              <w:bottom w:w="60" w:type="dxa"/>
               <w:left w:w="80" w:type="dxa"/>
               <w:right w:w="80" w:type="dxa"/>
             </w:tcMar>
@@ -12016,7 +5393,7 @@
                 <w:color w:val="141414"/>
                 <w:sz w:val="24"/>
               </w:rPr>
-              <w:t>家屬資料與偏好設定</w:t>
+              <w:t>照護設定與情緒健康總覽</w:t>
             </w:r>
           </w:p>
         </w:tc>
@@ -12027,11 +5404,11 @@
         </w:trPr>
         <w:tc>
           <w:tcPr>
-            <w:tcW w:type="dxa" w:w="2160"/>
+            <w:tcW w:type="dxa" w:w="1728"/>
             <w:vAlign w:val="center"/>
             <w:tcMar>
-              <w:top w:w="50" w:type="dxa"/>
-              <w:bottom w:w="50" w:type="dxa"/>
+              <w:top w:w="60" w:type="dxa"/>
+              <w:bottom w:w="60" w:type="dxa"/>
               <w:left w:w="80" w:type="dxa"/>
               <w:right w:w="80" w:type="dxa"/>
             </w:tcMar>
@@ -12049,17 +5426,17 @@
                 <w:color w:val="142850"/>
                 <w:sz w:val="24"/>
               </w:rPr>
-              <w:t>適用角色</w:t>
+              <w:t>說明</w:t>
             </w:r>
           </w:p>
         </w:tc>
         <w:tc>
           <w:tcPr>
-            <w:tcW w:type="dxa" w:w="7200"/>
+            <w:tcW w:type="dxa" w:w="7632"/>
             <w:vAlign w:val="center"/>
             <w:tcMar>
-              <w:top w:w="50" w:type="dxa"/>
-              <w:bottom w:w="50" w:type="dxa"/>
+              <w:top w:w="60" w:type="dxa"/>
+              <w:bottom w:w="60" w:type="dxa"/>
               <w:left w:w="80" w:type="dxa"/>
               <w:right w:w="80" w:type="dxa"/>
             </w:tcMar>
@@ -12077,219 +5454,7 @@
                 <w:color w:val="141414"/>
                 <w:sz w:val="24"/>
               </w:rPr>
-              <w:t>家屬照護者</w:t>
-            </w:r>
-          </w:p>
-        </w:tc>
-      </w:tr>
-      <w:tr>
-        <w:trPr>
-          <w:cantSplit/>
-        </w:trPr>
-        <w:tc>
-          <w:tcPr>
-            <w:tcW w:type="dxa" w:w="2160"/>
-            <w:vAlign w:val="center"/>
-            <w:tcMar>
-              <w:top w:w="50" w:type="dxa"/>
-              <w:bottom w:w="50" w:type="dxa"/>
-              <w:left w:w="80" w:type="dxa"/>
-              <w:right w:w="80" w:type="dxa"/>
-            </w:tcMar>
-            <w:shd w:fill="EBF1F5"/>
-          </w:tcPr>
-          <w:p>
-            <w:pPr>
-              <w:spacing w:before="0" w:after="0" w:lineRule="exact" w:line="360"/>
-              <w:jc w:val="center"/>
-            </w:pPr>
-            <w:r>
-              <w:rPr>
-                <w:rFonts w:ascii="Times New Roman" w:hAnsi="Times New Roman" w:eastAsia="標楷體"/>
-                <w:b/>
-                <w:color w:val="142850"/>
-                <w:sz w:val="24"/>
-              </w:rPr>
-              <w:t>核心功能</w:t>
-            </w:r>
-          </w:p>
-        </w:tc>
-        <w:tc>
-          <w:tcPr>
-            <w:tcW w:type="dxa" w:w="7200"/>
-            <w:vAlign w:val="center"/>
-            <w:tcMar>
-              <w:top w:w="50" w:type="dxa"/>
-              <w:bottom w:w="50" w:type="dxa"/>
-              <w:left w:w="80" w:type="dxa"/>
-              <w:right w:w="80" w:type="dxa"/>
-            </w:tcMar>
-            <w:shd w:fill="FFFFFF"/>
-          </w:tcPr>
-          <w:p>
-            <w:pPr>
-              <w:spacing w:before="0" w:after="0" w:lineRule="exact" w:line="360"/>
-              <w:jc w:val="left"/>
-            </w:pPr>
-            <w:r>
-              <w:rPr>
-                <w:rFonts w:ascii="Times New Roman" w:hAnsi="Times New Roman" w:eastAsia="標楷體"/>
-                <w:b w:val="0"/>
-                <w:color w:val="141414"/>
-                <w:sz w:val="24"/>
-              </w:rPr>
-              <w:t>1. 個人檔案管理：顯示家屬登入帳號、暱稱、聯絡電話與安全密碼變更入口。</w:t>
-            </w:r>
-          </w:p>
-          <w:p>
-            <w:pPr>
-              <w:spacing w:before="0" w:after="0" w:lineRule="exact" w:line="360"/>
-              <w:jc w:val="left"/>
-            </w:pPr>
-            <w:r>
-              <w:rPr>
-                <w:rFonts w:ascii="Times New Roman" w:hAnsi="Times New Roman" w:eastAsia="標楷體"/>
-                <w:b w:val="0"/>
-                <w:color w:val="141414"/>
-                <w:sz w:val="24"/>
-              </w:rPr>
-              <w:t>2. 深色模式切換：提供深淺色主題切換開關，便於夜間或弱光環境下舒適瀏覽。</w:t>
-            </w:r>
-          </w:p>
-          <w:p>
-            <w:pPr>
-              <w:spacing w:before="0" w:after="0" w:lineRule="exact" w:line="360"/>
-              <w:jc w:val="left"/>
-            </w:pPr>
-            <w:r>
-              <w:rPr>
-                <w:rFonts w:ascii="Times New Roman" w:hAnsi="Times New Roman" w:eastAsia="標楷體"/>
-                <w:b w:val="0"/>
-                <w:color w:val="141414"/>
-                <w:sz w:val="24"/>
-              </w:rPr>
-              <w:t>3. 通知與警報推播設定：可自訂跌倒事件、異常滯留、長輩提問之推播聲音與震動開關。</w:t>
-            </w:r>
-          </w:p>
-          <w:p>
-            <w:pPr>
-              <w:spacing w:before="0" w:after="0" w:lineRule="exact" w:line="360"/>
-              <w:jc w:val="left"/>
-            </w:pPr>
-            <w:r>
-              <w:rPr>
-                <w:rFonts w:ascii="Times New Roman" w:hAnsi="Times New Roman" w:eastAsia="標楷體"/>
-                <w:b w:val="0"/>
-                <w:color w:val="141414"/>
-                <w:sz w:val="24"/>
-              </w:rPr>
-              <w:t>4. 安全登出與裝置管理：提供標準安全登出按鈕，完整釋放通訊連線與本機快取憑證。</w:t>
-            </w:r>
-          </w:p>
-        </w:tc>
-      </w:tr>
-      <w:tr>
-        <w:trPr>
-          <w:cantSplit/>
-        </w:trPr>
-        <w:tc>
-          <w:tcPr>
-            <w:tcW w:type="dxa" w:w="2160"/>
-            <w:vAlign w:val="center"/>
-            <w:tcMar>
-              <w:top w:w="50" w:type="dxa"/>
-              <w:bottom w:w="50" w:type="dxa"/>
-              <w:left w:w="80" w:type="dxa"/>
-              <w:right w:w="80" w:type="dxa"/>
-            </w:tcMar>
-            <w:shd w:fill="EBF1F5"/>
-          </w:tcPr>
-          <w:p>
-            <w:pPr>
-              <w:spacing w:before="0" w:after="0" w:lineRule="exact" w:line="360"/>
-              <w:jc w:val="center"/>
-            </w:pPr>
-            <w:r>
-              <w:rPr>
-                <w:rFonts w:ascii="Times New Roman" w:hAnsi="Times New Roman" w:eastAsia="標楷體"/>
-                <w:b/>
-                <w:color w:val="142850"/>
-                <w:sz w:val="24"/>
-              </w:rPr>
-              <w:t>操作步驟</w:t>
-            </w:r>
-          </w:p>
-        </w:tc>
-        <w:tc>
-          <w:tcPr>
-            <w:tcW w:type="dxa" w:w="7200"/>
-            <w:vAlign w:val="center"/>
-            <w:tcMar>
-              <w:top w:w="50" w:type="dxa"/>
-              <w:bottom w:w="50" w:type="dxa"/>
-              <w:left w:w="80" w:type="dxa"/>
-              <w:right w:w="80" w:type="dxa"/>
-            </w:tcMar>
-            <w:shd w:fill="FFFFFF"/>
-          </w:tcPr>
-          <w:p>
-            <w:pPr>
-              <w:spacing w:before="0" w:after="0" w:lineRule="exact" w:line="360"/>
-              <w:jc w:val="left"/>
-            </w:pPr>
-            <w:r>
-              <w:rPr>
-                <w:rFonts w:ascii="Times New Roman" w:hAnsi="Times New Roman" w:eastAsia="標楷體"/>
-                <w:b w:val="0"/>
-                <w:color w:val="141414"/>
-                <w:sz w:val="24"/>
-              </w:rPr>
-              <w:t>1. 點擊底部導覽列第三個圖示（數據與設定符號）切換至個人設定分頁。</w:t>
-            </w:r>
-          </w:p>
-          <w:p>
-            <w:pPr>
-              <w:spacing w:before="0" w:after="0" w:lineRule="exact" w:line="360"/>
-              <w:jc w:val="left"/>
-            </w:pPr>
-            <w:r>
-              <w:rPr>
-                <w:rFonts w:ascii="Times New Roman" w:hAnsi="Times New Roman" w:eastAsia="標楷體"/>
-                <w:b w:val="0"/>
-                <w:color w:val="141414"/>
-                <w:sz w:val="24"/>
-              </w:rPr>
-              <w:t>2. 於功能清單中可自由開啟或關閉「深色模式」以調整喜好的視覺主題。</w:t>
-            </w:r>
-          </w:p>
-          <w:p>
-            <w:pPr>
-              <w:spacing w:before="0" w:after="0" w:lineRule="exact" w:line="360"/>
-              <w:jc w:val="left"/>
-            </w:pPr>
-            <w:r>
-              <w:rPr>
-                <w:rFonts w:ascii="Times New Roman" w:hAnsi="Times New Roman" w:eastAsia="標楷體"/>
-                <w:b w:val="0"/>
-                <w:color w:val="141414"/>
-                <w:sz w:val="24"/>
-              </w:rPr>
-              <w:t>3. 點選「通知設定」確認緊急警報之推播接收權限已維持開啟。</w:t>
-            </w:r>
-          </w:p>
-          <w:p>
-            <w:pPr>
-              <w:spacing w:before="0" w:after="0" w:lineRule="exact" w:line="360"/>
-              <w:jc w:val="left"/>
-            </w:pPr>
-            <w:r>
-              <w:rPr>
-                <w:rFonts w:ascii="Times New Roman" w:hAnsi="Times New Roman" w:eastAsia="標楷體"/>
-                <w:b w:val="0"/>
-                <w:color w:val="141414"/>
-                <w:sz w:val="24"/>
-              </w:rPr>
-              <w:t>4. 若需切換其他帳號，滑至頁面最底端點選「登出帳號」完成安全登出。</w:t>
+              <w:t>點選底部導覽列「資料」分頁，可查閱主要照顧者檔案、會員訂閱方案、長輩基本檔案、健康步數趨勢與近 30 天情緒時間軸摘要。家屬可在此靈活自訂緊急推播、作息摘要、AI 洞察與用藥通知開關，兼顧精準守護與隱私偏好。</w:t>
             </w:r>
           </w:p>
         </w:tc>
@@ -12349,7 +5514,7 @@
           <w:color w:val="142850"/>
           <w:sz w:val="24"/>
         </w:rPr>
-        <w:t>圖 12-3-11 家屬系統偏好設定與介面主題管理介面</w:t>
+        <w:t>圖 12-3-11 照護設定與情緒健康總覽</w:t>
       </w:r>
     </w:p>
     <w:sectPr>

--- a/Uban System Documents/章節性文件/Chapter 12.docx
+++ b/Uban System Documents/章節性文件/Chapter 12.docx
@@ -4,5519 +4,21 @@
   <w:body>
     <w:p>
       <w:pPr>
+        <w:pStyle w:val="Heading1"/>
         <w:keepNext/>
-        <w:spacing w:before="320" w:after="160"/>
+        <w:spacing w:before="360" w:after="360" w:lineRule="exact" w:line="480"/>
       </w:pPr>
       <w:r>
         <w:rPr>
+          <w:b w:val="0"/>
+          <w:color w:val="000000"/>
+          <w:sz w:val="36"/>
           <w:rFonts w:ascii="Times New Roman" w:hAnsi="Times New Roman" w:eastAsia="標楷體"/>
-          <w:b/>
-          <w:color w:val="003366"/>
-          <w:sz w:val="32"/>
         </w:rPr>
         <w:t>第十二章 使用手冊</w:t>
       </w:r>
     </w:p>
-    <w:p>
-      <w:pPr>
-        <w:spacing w:before="0" w:after="0" w:lineRule="exact" w:line="360"/>
-        <w:ind w:firstLine="480"/>
-      </w:pPr>
-      <w:r>
-        <w:rPr>
-          <w:rFonts w:ascii="Times New Roman" w:hAnsi="Times New Roman" w:eastAsia="標楷體"/>
-          <w:b w:val="0"/>
-          <w:color w:val="1E1E1E"/>
-          <w:sz w:val="24"/>
-        </w:rPr>
-        <w:t>本手冊旨在提供 Uban 之完整操作指南。本系統基於居家照護與家庭情感陪伴場景設計，以簡約、溫馨、安全的互動架構連結出門在外的子女家屬與獨居在家的長輩。手冊內容依據角色權限與使用場景，劃分為「12-1 系統通用登入與身分確認」、「12-2 長者專用端使用手冊」以及「12-3 家屬守護端使用手冊」三大單元，提供清晰易懂的圖文引導與操作說明。</w:t>
-      </w:r>
-    </w:p>
-    <w:p>
-      <w:pPr>
-        <w:keepNext/>
-        <w:spacing w:before="280" w:after="120"/>
-      </w:pPr>
-      <w:r>
-        <w:rPr>
-          <w:rFonts w:ascii="Times New Roman" w:hAnsi="Times New Roman" w:eastAsia="標楷體"/>
-          <w:b/>
-          <w:color w:val="143C6E"/>
-          <w:sz w:val="28"/>
-        </w:rPr>
-        <w:t>12-1 系統通用登入與身分確認</w:t>
-      </w:r>
-    </w:p>
-    <w:p>
-      <w:pPr>
-        <w:spacing w:before="0" w:after="0" w:lineRule="exact" w:line="360"/>
-        <w:ind w:firstLine="480"/>
-      </w:pPr>
-      <w:r>
-        <w:rPr>
-          <w:rFonts w:ascii="Times New Roman" w:hAnsi="Times New Roman" w:eastAsia="標楷體"/>
-          <w:b w:val="0"/>
-          <w:color w:val="1E1E1E"/>
-          <w:sz w:val="24"/>
-        </w:rPr>
-        <w:t>本系統在系統進入點採用明確的角色導向架構。在初次啟動或未繫結狀態下，提供直覺清晰的身分識別入口，確保使用者能迅速切換至「長者模式」、「家屬 / 照護者模式」或「居家監控機模式」。針對家屬與照護成員，系統提供完善的安全登入通道、連線狀態驗證與個人資料設置流程，保障家庭成員之間的溝通隱私與資料傳輸完整性。</w:t>
-      </w:r>
-    </w:p>
-    <w:p>
-      <w:pPr>
-        <w:keepNext/>
-        <w:spacing w:before="120" w:after="40"/>
-        <w:jc w:val="center"/>
-      </w:pPr>
-      <w:r>
-        <w:rPr>
-          <w:rFonts w:ascii="Times New Roman" w:hAnsi="Times New Roman" w:eastAsia="標楷體"/>
-          <w:b w:val="0"/>
-          <w:color w:val="142850"/>
-          <w:sz w:val="24"/>
-        </w:rPr>
-        <w:t>表 12-1-1 角色選擇入口</w:t>
-      </w:r>
-    </w:p>
-    <w:tbl>
-      <w:tblPr>
-        <w:tblW w:type="auto" w:w="0"/>
-        <w:jc w:val="center"/>
-        <w:tblLayout w:type="fixed"/>
-        <w:tblLook w:firstColumn="1" w:firstRow="1" w:lastColumn="0" w:lastRow="0" w:noHBand="0" w:noVBand="1" w:val="04A0"/>
-        <w:tblBorders>
-          <w:top w:val="single" w:sz="4" w:space="0" w:color="B0C4DE"/>
-          <w:left w:val="single" w:sz="4" w:space="0" w:color="B0C4DE"/>
-          <w:bottom w:val="single" w:sz="4" w:space="0" w:color="B0C4DE"/>
-          <w:right w:val="single" w:sz="4" w:space="0" w:color="B0C4DE"/>
-          <w:insideH w:val="single" w:sz="4" w:space="0" w:color="B0C4DE"/>
-          <w:insideV w:val="single" w:sz="4" w:space="0" w:color="B0C4DE"/>
-        </w:tblBorders>
-      </w:tblPr>
-      <w:tblGrid>
-        <w:gridCol w:w="4680"/>
-        <w:gridCol w:w="4680"/>
-      </w:tblGrid>
-      <w:tr>
-        <w:trPr>
-          <w:cantSplit/>
-        </w:trPr>
-        <w:tc>
-          <w:tcPr>
-            <w:tcW w:type="dxa" w:w="1728"/>
-            <w:vAlign w:val="center"/>
-            <w:tcMar>
-              <w:top w:w="60" w:type="dxa"/>
-              <w:bottom w:w="60" w:type="dxa"/>
-              <w:left w:w="80" w:type="dxa"/>
-              <w:right w:w="80" w:type="dxa"/>
-            </w:tcMar>
-            <w:shd w:fill="EBF1F5"/>
-          </w:tcPr>
-          <w:p>
-            <w:pPr>
-              <w:spacing w:before="0" w:after="0" w:lineRule="exact" w:line="360"/>
-              <w:jc w:val="center"/>
-            </w:pPr>
-            <w:r>
-              <w:rPr>
-                <w:rFonts w:ascii="Times New Roman" w:hAnsi="Times New Roman" w:eastAsia="標楷體"/>
-                <w:b/>
-                <w:color w:val="142850"/>
-                <w:sz w:val="24"/>
-              </w:rPr>
-              <w:t>畫面名稱</w:t>
-            </w:r>
-          </w:p>
-        </w:tc>
-        <w:tc>
-          <w:tcPr>
-            <w:tcW w:type="dxa" w:w="7632"/>
-            <w:vAlign w:val="center"/>
-            <w:tcMar>
-              <w:top w:w="60" w:type="dxa"/>
-              <w:bottom w:w="60" w:type="dxa"/>
-              <w:left w:w="80" w:type="dxa"/>
-              <w:right w:w="80" w:type="dxa"/>
-            </w:tcMar>
-            <w:shd w:fill="FFFFFF"/>
-          </w:tcPr>
-          <w:p>
-            <w:pPr>
-              <w:spacing w:before="0" w:after="0" w:lineRule="exact" w:line="360"/>
-              <w:jc w:val="left"/>
-            </w:pPr>
-            <w:r>
-              <w:rPr>
-                <w:rFonts w:ascii="Times New Roman" w:hAnsi="Times New Roman" w:eastAsia="標楷體"/>
-                <w:b w:val="0"/>
-                <w:color w:val="141414"/>
-                <w:sz w:val="24"/>
-              </w:rPr>
-              <w:t>角色選擇入口</w:t>
-            </w:r>
-          </w:p>
-        </w:tc>
-      </w:tr>
-      <w:tr>
-        <w:trPr>
-          <w:cantSplit/>
-        </w:trPr>
-        <w:tc>
-          <w:tcPr>
-            <w:tcW w:type="dxa" w:w="1728"/>
-            <w:vAlign w:val="center"/>
-            <w:tcMar>
-              <w:top w:w="60" w:type="dxa"/>
-              <w:bottom w:w="60" w:type="dxa"/>
-              <w:left w:w="80" w:type="dxa"/>
-              <w:right w:w="80" w:type="dxa"/>
-            </w:tcMar>
-            <w:shd w:fill="EBF1F5"/>
-          </w:tcPr>
-          <w:p>
-            <w:pPr>
-              <w:spacing w:before="0" w:after="0" w:lineRule="exact" w:line="360"/>
-              <w:jc w:val="center"/>
-            </w:pPr>
-            <w:r>
-              <w:rPr>
-                <w:rFonts w:ascii="Times New Roman" w:hAnsi="Times New Roman" w:eastAsia="標楷體"/>
-                <w:b/>
-                <w:color w:val="142850"/>
-                <w:sz w:val="24"/>
-              </w:rPr>
-              <w:t>說明</w:t>
-            </w:r>
-          </w:p>
-        </w:tc>
-        <w:tc>
-          <w:tcPr>
-            <w:tcW w:type="dxa" w:w="7632"/>
-            <w:vAlign w:val="center"/>
-            <w:tcMar>
-              <w:top w:w="60" w:type="dxa"/>
-              <w:bottom w:w="60" w:type="dxa"/>
-              <w:left w:w="80" w:type="dxa"/>
-              <w:right w:w="80" w:type="dxa"/>
-            </w:tcMar>
-            <w:shd w:fill="FFFFFF"/>
-          </w:tcPr>
-          <w:p>
-            <w:pPr>
-              <w:spacing w:before="0" w:after="0" w:lineRule="exact" w:line="360"/>
-              <w:jc w:val="left"/>
-            </w:pPr>
-            <w:r>
-              <w:rPr>
-                <w:rFonts w:ascii="Times New Roman" w:hAnsi="Times New Roman" w:eastAsia="標楷體"/>
-                <w:b w:val="0"/>
-                <w:color w:val="141414"/>
-                <w:sz w:val="24"/>
-              </w:rPr>
-              <w:t>使用者開啟 Uban 應用程式後，系統提供「我是長者」、「我是家屬 / 照護者」及「我是監控設備」三大直覺入口。長輩點擊後即進入專屬大字模式並展示配對碼；家屬點選後進入登入與綁定流程；監控設備點選後則進入客廳守護鏡頭待命模式。</w:t>
-            </w:r>
-          </w:p>
-        </w:tc>
-      </w:tr>
-    </w:tbl>
-    <w:p>
-      <w:pPr>
-        <w:keepNext/>
-        <w:spacing w:before="120" w:after="40"/>
-        <w:jc w:val="center"/>
-      </w:pPr>
-      <w:r>
-        <w:drawing>
-          <wp:inline xmlns:a="http://schemas.openxmlformats.org/drawingml/2006/main" xmlns:pic="http://schemas.openxmlformats.org/drawingml/2006/picture">
-            <wp:extent cx="2926080" cy="6502795"/>
-            <wp:docPr id="1" name="Picture 1"/>
-            <wp:cNvGraphicFramePr>
-              <a:graphicFrameLocks noChangeAspect="1"/>
-            </wp:cNvGraphicFramePr>
-            <a:graphic>
-              <a:graphicData uri="http://schemas.openxmlformats.org/drawingml/2006/picture">
-                <pic:pic>
-                  <pic:nvPicPr>
-                    <pic:cNvPr id="0" name="fig_12_1_1_role_identification.png"/>
-                    <pic:cNvPicPr/>
-                  </pic:nvPicPr>
-                  <pic:blipFill>
-                    <a:blip r:embed="rId9"/>
-                    <a:stretch>
-                      <a:fillRect/>
-                    </a:stretch>
-                  </pic:blipFill>
-                  <pic:spPr>
-                    <a:xfrm>
-                      <a:off x="0" y="0"/>
-                      <a:ext cx="2926080" cy="6502795"/>
-                    </a:xfrm>
-                    <a:prstGeom prst="rect"/>
-                  </pic:spPr>
-                </pic:pic>
-              </a:graphicData>
-            </a:graphic>
-          </wp:inline>
-        </w:drawing>
-      </w:r>
-    </w:p>
-    <w:p>
-      <w:pPr>
-        <w:keepNext/>
-        <w:spacing w:before="40" w:after="160"/>
-        <w:jc w:val="center"/>
-      </w:pPr>
-      <w:r>
-        <w:rPr>
-          <w:rFonts w:ascii="Times New Roman" w:hAnsi="Times New Roman" w:eastAsia="標楷體"/>
-          <w:b w:val="0"/>
-          <w:color w:val="142850"/>
-          <w:sz w:val="24"/>
-        </w:rPr>
-        <w:t>圖 12-1-1 角色選擇入口</w:t>
-      </w:r>
-    </w:p>
-    <w:p>
-      <w:pPr>
-        <w:keepNext/>
-        <w:spacing w:before="120" w:after="40"/>
-        <w:jc w:val="center"/>
-      </w:pPr>
-      <w:r>
-        <w:rPr>
-          <w:rFonts w:ascii="Times New Roman" w:hAnsi="Times New Roman" w:eastAsia="標楷體"/>
-          <w:b w:val="0"/>
-          <w:color w:val="142850"/>
-          <w:sz w:val="24"/>
-        </w:rPr>
-        <w:t>表 12-1-2 家屬登入</w:t>
-      </w:r>
-    </w:p>
-    <w:tbl>
-      <w:tblPr>
-        <w:tblW w:type="auto" w:w="0"/>
-        <w:jc w:val="center"/>
-        <w:tblLayout w:type="fixed"/>
-        <w:tblLook w:firstColumn="1" w:firstRow="1" w:lastColumn="0" w:lastRow="0" w:noHBand="0" w:noVBand="1" w:val="04A0"/>
-        <w:tblBorders>
-          <w:top w:val="single" w:sz="4" w:space="0" w:color="B0C4DE"/>
-          <w:left w:val="single" w:sz="4" w:space="0" w:color="B0C4DE"/>
-          <w:bottom w:val="single" w:sz="4" w:space="0" w:color="B0C4DE"/>
-          <w:right w:val="single" w:sz="4" w:space="0" w:color="B0C4DE"/>
-          <w:insideH w:val="single" w:sz="4" w:space="0" w:color="B0C4DE"/>
-          <w:insideV w:val="single" w:sz="4" w:space="0" w:color="B0C4DE"/>
-        </w:tblBorders>
-      </w:tblPr>
-      <w:tblGrid>
-        <w:gridCol w:w="4680"/>
-        <w:gridCol w:w="4680"/>
-      </w:tblGrid>
-      <w:tr>
-        <w:trPr>
-          <w:cantSplit/>
-        </w:trPr>
-        <w:tc>
-          <w:tcPr>
-            <w:tcW w:type="dxa" w:w="1728"/>
-            <w:vAlign w:val="center"/>
-            <w:tcMar>
-              <w:top w:w="60" w:type="dxa"/>
-              <w:bottom w:w="60" w:type="dxa"/>
-              <w:left w:w="80" w:type="dxa"/>
-              <w:right w:w="80" w:type="dxa"/>
-            </w:tcMar>
-            <w:shd w:fill="EBF1F5"/>
-          </w:tcPr>
-          <w:p>
-            <w:pPr>
-              <w:spacing w:before="0" w:after="0" w:lineRule="exact" w:line="360"/>
-              <w:jc w:val="center"/>
-            </w:pPr>
-            <w:r>
-              <w:rPr>
-                <w:rFonts w:ascii="Times New Roman" w:hAnsi="Times New Roman" w:eastAsia="標楷體"/>
-                <w:b/>
-                <w:color w:val="142850"/>
-                <w:sz w:val="24"/>
-              </w:rPr>
-              <w:t>畫面名稱</w:t>
-            </w:r>
-          </w:p>
-        </w:tc>
-        <w:tc>
-          <w:tcPr>
-            <w:tcW w:type="dxa" w:w="7632"/>
-            <w:vAlign w:val="center"/>
-            <w:tcMar>
-              <w:top w:w="60" w:type="dxa"/>
-              <w:bottom w:w="60" w:type="dxa"/>
-              <w:left w:w="80" w:type="dxa"/>
-              <w:right w:w="80" w:type="dxa"/>
-            </w:tcMar>
-            <w:shd w:fill="FFFFFF"/>
-          </w:tcPr>
-          <w:p>
-            <w:pPr>
-              <w:spacing w:before="0" w:after="0" w:lineRule="exact" w:line="360"/>
-              <w:jc w:val="left"/>
-            </w:pPr>
-            <w:r>
-              <w:rPr>
-                <w:rFonts w:ascii="Times New Roman" w:hAnsi="Times New Roman" w:eastAsia="標楷體"/>
-                <w:b w:val="0"/>
-                <w:color w:val="141414"/>
-                <w:sz w:val="24"/>
-              </w:rPr>
-              <w:t>家屬登入</w:t>
-            </w:r>
-          </w:p>
-        </w:tc>
-      </w:tr>
-      <w:tr>
-        <w:trPr>
-          <w:cantSplit/>
-        </w:trPr>
-        <w:tc>
-          <w:tcPr>
-            <w:tcW w:type="dxa" w:w="1728"/>
-            <w:vAlign w:val="center"/>
-            <w:tcMar>
-              <w:top w:w="60" w:type="dxa"/>
-              <w:bottom w:w="60" w:type="dxa"/>
-              <w:left w:w="80" w:type="dxa"/>
-              <w:right w:w="80" w:type="dxa"/>
-            </w:tcMar>
-            <w:shd w:fill="EBF1F5"/>
-          </w:tcPr>
-          <w:p>
-            <w:pPr>
-              <w:spacing w:before="0" w:after="0" w:lineRule="exact" w:line="360"/>
-              <w:jc w:val="center"/>
-            </w:pPr>
-            <w:r>
-              <w:rPr>
-                <w:rFonts w:ascii="Times New Roman" w:hAnsi="Times New Roman" w:eastAsia="標楷體"/>
-                <w:b/>
-                <w:color w:val="142850"/>
-                <w:sz w:val="24"/>
-              </w:rPr>
-              <w:t>說明</w:t>
-            </w:r>
-          </w:p>
-        </w:tc>
-        <w:tc>
-          <w:tcPr>
-            <w:tcW w:type="dxa" w:w="7632"/>
-            <w:vAlign w:val="center"/>
-            <w:tcMar>
-              <w:top w:w="60" w:type="dxa"/>
-              <w:bottom w:w="60" w:type="dxa"/>
-              <w:left w:w="80" w:type="dxa"/>
-              <w:right w:w="80" w:type="dxa"/>
-            </w:tcMar>
-            <w:shd w:fill="FFFFFF"/>
-          </w:tcPr>
-          <w:p>
-            <w:pPr>
-              <w:spacing w:before="0" w:after="0" w:lineRule="exact" w:line="360"/>
-              <w:jc w:val="left"/>
-            </w:pPr>
-            <w:r>
-              <w:rPr>
-                <w:rFonts w:ascii="Times New Roman" w:hAnsi="Times New Roman" w:eastAsia="標楷體"/>
-                <w:b w:val="0"/>
-                <w:color w:val="141414"/>
-                <w:sz w:val="24"/>
-              </w:rPr>
-              <w:t>家屬照護者於電子信箱欄位輸入帳號（例如 Boyo@uban.com），於密碼欄位輸入密碼（例如 robert20040924），可點擊右側眼睛圖示檢視字元。確認無誤後點擊「登入」按鈕，驗證成功即進入守護儀表板。新使用者亦可點擊下方「立即註冊」建立帳號。</w:t>
-            </w:r>
-          </w:p>
-        </w:tc>
-      </w:tr>
-    </w:tbl>
-    <w:p>
-      <w:pPr>
-        <w:keepNext/>
-        <w:spacing w:before="120" w:after="40"/>
-        <w:jc w:val="center"/>
-      </w:pPr>
-      <w:r>
-        <w:drawing>
-          <wp:inline xmlns:a="http://schemas.openxmlformats.org/drawingml/2006/main" xmlns:pic="http://schemas.openxmlformats.org/drawingml/2006/picture">
-            <wp:extent cx="2926080" cy="6502795"/>
-            <wp:docPr id="2" name="Picture 2"/>
-            <wp:cNvGraphicFramePr>
-              <a:graphicFrameLocks noChangeAspect="1"/>
-            </wp:cNvGraphicFramePr>
-            <a:graphic>
-              <a:graphicData uri="http://schemas.openxmlformats.org/drawingml/2006/picture">
-                <pic:pic>
-                  <pic:nvPicPr>
-                    <pic:cNvPr id="0" name="fig_12_1_2_login.png"/>
-                    <pic:cNvPicPr/>
-                  </pic:nvPicPr>
-                  <pic:blipFill>
-                    <a:blip r:embed="rId10"/>
-                    <a:stretch>
-                      <a:fillRect/>
-                    </a:stretch>
-                  </pic:blipFill>
-                  <pic:spPr>
-                    <a:xfrm>
-                      <a:off x="0" y="0"/>
-                      <a:ext cx="2926080" cy="6502795"/>
-                    </a:xfrm>
-                    <a:prstGeom prst="rect"/>
-                  </pic:spPr>
-                </pic:pic>
-              </a:graphicData>
-            </a:graphic>
-          </wp:inline>
-        </w:drawing>
-      </w:r>
-    </w:p>
-    <w:p>
-      <w:pPr>
-        <w:keepNext/>
-        <w:spacing w:before="40" w:after="160"/>
-        <w:jc w:val="center"/>
-      </w:pPr>
-      <w:r>
-        <w:rPr>
-          <w:rFonts w:ascii="Times New Roman" w:hAnsi="Times New Roman" w:eastAsia="標楷體"/>
-          <w:b w:val="0"/>
-          <w:color w:val="142850"/>
-          <w:sz w:val="24"/>
-        </w:rPr>
-        <w:t>圖 12-1-2 家屬登入</w:t>
-      </w:r>
-    </w:p>
-    <w:p>
-      <w:pPr>
-        <w:keepNext/>
-        <w:spacing w:before="120" w:after="40"/>
-        <w:jc w:val="center"/>
-      </w:pPr>
-      <w:r>
-        <w:rPr>
-          <w:rFonts w:ascii="Times New Roman" w:hAnsi="Times New Roman" w:eastAsia="標楷體"/>
-          <w:b w:val="0"/>
-          <w:color w:val="142850"/>
-          <w:sz w:val="24"/>
-        </w:rPr>
-        <w:t>表 12-1-3 長者初次資料設置</w:t>
-      </w:r>
-    </w:p>
-    <w:tbl>
-      <w:tblPr>
-        <w:tblW w:type="auto" w:w="0"/>
-        <w:jc w:val="center"/>
-        <w:tblLayout w:type="fixed"/>
-        <w:tblLook w:firstColumn="1" w:firstRow="1" w:lastColumn="0" w:lastRow="0" w:noHBand="0" w:noVBand="1" w:val="04A0"/>
-        <w:tblBorders>
-          <w:top w:val="single" w:sz="4" w:space="0" w:color="B0C4DE"/>
-          <w:left w:val="single" w:sz="4" w:space="0" w:color="B0C4DE"/>
-          <w:bottom w:val="single" w:sz="4" w:space="0" w:color="B0C4DE"/>
-          <w:right w:val="single" w:sz="4" w:space="0" w:color="B0C4DE"/>
-          <w:insideH w:val="single" w:sz="4" w:space="0" w:color="B0C4DE"/>
-          <w:insideV w:val="single" w:sz="4" w:space="0" w:color="B0C4DE"/>
-        </w:tblBorders>
-      </w:tblPr>
-      <w:tblGrid>
-        <w:gridCol w:w="4680"/>
-        <w:gridCol w:w="4680"/>
-      </w:tblGrid>
-      <w:tr>
-        <w:trPr>
-          <w:cantSplit/>
-        </w:trPr>
-        <w:tc>
-          <w:tcPr>
-            <w:tcW w:type="dxa" w:w="1728"/>
-            <w:vAlign w:val="center"/>
-            <w:tcMar>
-              <w:top w:w="60" w:type="dxa"/>
-              <w:bottom w:w="60" w:type="dxa"/>
-              <w:left w:w="80" w:type="dxa"/>
-              <w:right w:w="80" w:type="dxa"/>
-            </w:tcMar>
-            <w:shd w:fill="EBF1F5"/>
-          </w:tcPr>
-          <w:p>
-            <w:pPr>
-              <w:spacing w:before="0" w:after="0" w:lineRule="exact" w:line="360"/>
-              <w:jc w:val="center"/>
-            </w:pPr>
-            <w:r>
-              <w:rPr>
-                <w:rFonts w:ascii="Times New Roman" w:hAnsi="Times New Roman" w:eastAsia="標楷體"/>
-                <w:b/>
-                <w:color w:val="142850"/>
-                <w:sz w:val="24"/>
-              </w:rPr>
-              <w:t>畫面名稱</w:t>
-            </w:r>
-          </w:p>
-        </w:tc>
-        <w:tc>
-          <w:tcPr>
-            <w:tcW w:type="dxa" w:w="7632"/>
-            <w:vAlign w:val="center"/>
-            <w:tcMar>
-              <w:top w:w="60" w:type="dxa"/>
-              <w:bottom w:w="60" w:type="dxa"/>
-              <w:left w:w="80" w:type="dxa"/>
-              <w:right w:w="80" w:type="dxa"/>
-            </w:tcMar>
-            <w:shd w:fill="FFFFFF"/>
-          </w:tcPr>
-          <w:p>
-            <w:pPr>
-              <w:spacing w:before="0" w:after="0" w:lineRule="exact" w:line="360"/>
-              <w:jc w:val="left"/>
-            </w:pPr>
-            <w:r>
-              <w:rPr>
-                <w:rFonts w:ascii="Times New Roman" w:hAnsi="Times New Roman" w:eastAsia="標楷體"/>
-                <w:b w:val="0"/>
-                <w:color w:val="141414"/>
-                <w:sz w:val="24"/>
-              </w:rPr>
-              <w:t>長者初次資料設置</w:t>
-            </w:r>
-          </w:p>
-        </w:tc>
-      </w:tr>
-      <w:tr>
-        <w:trPr>
-          <w:cantSplit/>
-        </w:trPr>
-        <w:tc>
-          <w:tcPr>
-            <w:tcW w:type="dxa" w:w="1728"/>
-            <w:vAlign w:val="center"/>
-            <w:tcMar>
-              <w:top w:w="60" w:type="dxa"/>
-              <w:bottom w:w="60" w:type="dxa"/>
-              <w:left w:w="80" w:type="dxa"/>
-              <w:right w:w="80" w:type="dxa"/>
-            </w:tcMar>
-            <w:shd w:fill="EBF1F5"/>
-          </w:tcPr>
-          <w:p>
-            <w:pPr>
-              <w:spacing w:before="0" w:after="0" w:lineRule="exact" w:line="360"/>
-              <w:jc w:val="center"/>
-            </w:pPr>
-            <w:r>
-              <w:rPr>
-                <w:rFonts w:ascii="Times New Roman" w:hAnsi="Times New Roman" w:eastAsia="標楷體"/>
-                <w:b/>
-                <w:color w:val="142850"/>
-                <w:sz w:val="24"/>
-              </w:rPr>
-              <w:t>說明</w:t>
-            </w:r>
-          </w:p>
-        </w:tc>
-        <w:tc>
-          <w:tcPr>
-            <w:tcW w:type="dxa" w:w="7632"/>
-            <w:vAlign w:val="center"/>
-            <w:tcMar>
-              <w:top w:w="60" w:type="dxa"/>
-              <w:bottom w:w="60" w:type="dxa"/>
-              <w:left w:w="80" w:type="dxa"/>
-              <w:right w:w="80" w:type="dxa"/>
-            </w:tcMar>
-            <w:shd w:fill="FFFFFF"/>
-          </w:tcPr>
-          <w:p>
-            <w:pPr>
-              <w:spacing w:before="0" w:after="0" w:lineRule="exact" w:line="360"/>
-              <w:jc w:val="left"/>
-            </w:pPr>
-            <w:r>
-              <w:rPr>
-                <w:rFonts w:ascii="Times New Roman" w:hAnsi="Times New Roman" w:eastAsia="標楷體"/>
-                <w:b w:val="0"/>
-                <w:color w:val="141414"/>
-                <w:sz w:val="24"/>
-              </w:rPr>
-              <w:t>長者端首次啟用時，系統自動引導建立基本檔案。長輩或協助設定之家屬選取性別、透過「＋」「－」按鈕設定長者年齡，並於下拉選單選取長輩實際居住之縣市與行政區。點擊「完成並開始使用」後，系統將自動連動在地氣溫與生活氣象資訊。</w:t>
-            </w:r>
-          </w:p>
-        </w:tc>
-      </w:tr>
-    </w:tbl>
-    <w:p>
-      <w:pPr>
-        <w:keepNext/>
-        <w:spacing w:before="120" w:after="40"/>
-        <w:jc w:val="center"/>
-      </w:pPr>
-      <w:r>
-        <w:drawing>
-          <wp:inline xmlns:a="http://schemas.openxmlformats.org/drawingml/2006/main" xmlns:pic="http://schemas.openxmlformats.org/drawingml/2006/picture">
-            <wp:extent cx="2926080" cy="6502795"/>
-            <wp:docPr id="3" name="Picture 3"/>
-            <wp:cNvGraphicFramePr>
-              <a:graphicFrameLocks noChangeAspect="1"/>
-            </wp:cNvGraphicFramePr>
-            <a:graphic>
-              <a:graphicData uri="http://schemas.openxmlformats.org/drawingml/2006/picture">
-                <pic:pic>
-                  <pic:nvPicPr>
-                    <pic:cNvPr id="0" name="fig_12_1_3_elder_onboarding.png"/>
-                    <pic:cNvPicPr/>
-                  </pic:nvPicPr>
-                  <pic:blipFill>
-                    <a:blip r:embed="rId11"/>
-                    <a:stretch>
-                      <a:fillRect/>
-                    </a:stretch>
-                  </pic:blipFill>
-                  <pic:spPr>
-                    <a:xfrm>
-                      <a:off x="0" y="0"/>
-                      <a:ext cx="2926080" cy="6502795"/>
-                    </a:xfrm>
-                    <a:prstGeom prst="rect"/>
-                  </pic:spPr>
-                </pic:pic>
-              </a:graphicData>
-            </a:graphic>
-          </wp:inline>
-        </w:drawing>
-      </w:r>
-    </w:p>
-    <w:p>
-      <w:pPr>
-        <w:keepNext/>
-        <w:spacing w:before="40" w:after="160"/>
-        <w:jc w:val="center"/>
-      </w:pPr>
-      <w:r>
-        <w:rPr>
-          <w:rFonts w:ascii="Times New Roman" w:hAnsi="Times New Roman" w:eastAsia="標楷體"/>
-          <w:b w:val="0"/>
-          <w:color w:val="142850"/>
-          <w:sz w:val="24"/>
-        </w:rPr>
-        <w:t>圖 12-1-3 長者初次資料設置</w:t>
-      </w:r>
-    </w:p>
-    <w:p>
-      <w:pPr>
-        <w:sectPr>
-          <w:pgSz w:w="12240" w:h="15840"/>
-          <w:pgMar w:top="1440" w:right="1440" w:bottom="1440" w:left="1440" w:header="720" w:footer="720" w:gutter="0"/>
-          <w:cols w:space="720"/>
-          <w:docGrid w:linePitch="360"/>
-        </w:sectPr>
-      </w:pPr>
-    </w:p>
-    <w:p>
-      <w:pPr>
-        <w:keepNext/>
-        <w:spacing w:before="280" w:after="120"/>
-      </w:pPr>
-      <w:r>
-        <w:rPr>
-          <w:rFonts w:ascii="Times New Roman" w:hAnsi="Times New Roman" w:eastAsia="標楷體"/>
-          <w:b/>
-          <w:color w:val="143C6E"/>
-          <w:sz w:val="28"/>
-        </w:rPr>
-        <w:t>12-2 長者專用端使用手冊</w:t>
-      </w:r>
-    </w:p>
-    <w:p>
-      <w:pPr>
-        <w:spacing w:before="0" w:after="0" w:lineRule="exact" w:line="360"/>
-        <w:ind w:firstLine="480"/>
-      </w:pPr>
-      <w:r>
-        <w:rPr>
-          <w:rFonts w:ascii="Times New Roman" w:hAnsi="Times New Roman" w:eastAsia="標楷體"/>
-          <w:b w:val="0"/>
-          <w:color w:val="1E1E1E"/>
-          <w:sz w:val="24"/>
-        </w:rPr>
-        <w:t>長者專用端介面專為銀髮長輩量身設計，全方位落實無障礙人機互動準則。畫面全面採用特大字體、高對比柔和色彩、直覺圖像卡片與全域無阻礙導覽設計，徹底去除繁雜之深層選單。功能涵蓋長者生活儀表板、節氣養生農民曆、語音聽新聞與好文、親友大頭像快捷通話、熟齡生活圈與親友動態、雙語 AI 語音生活陪伴、手繪萌寵小豬互動舞台與個人步數、阿公阿嬤全域安心救生圈、一鍵 SOS 緊急求援、雙向高畫質視訊通話以及專屬安全配對碼展示，讓長輩在無壓力的科技環境中享受全天候陪伴與守護。</w:t>
-      </w:r>
-    </w:p>
-    <w:p>
-      <w:pPr>
-        <w:keepNext/>
-        <w:spacing w:before="120" w:after="40"/>
-        <w:jc w:val="center"/>
-      </w:pPr>
-      <w:r>
-        <w:rPr>
-          <w:rFonts w:ascii="Times New Roman" w:hAnsi="Times New Roman" w:eastAsia="標楷體"/>
-          <w:b w:val="0"/>
-          <w:color w:val="142850"/>
-          <w:sz w:val="24"/>
-        </w:rPr>
-        <w:t>表 12-2-1 長者生活主畫面</w:t>
-      </w:r>
-    </w:p>
-    <w:tbl>
-      <w:tblPr>
-        <w:tblW w:type="auto" w:w="0"/>
-        <w:jc w:val="center"/>
-        <w:tblLayout w:type="fixed"/>
-        <w:tblLook w:firstColumn="1" w:firstRow="1" w:lastColumn="0" w:lastRow="0" w:noHBand="0" w:noVBand="1" w:val="04A0"/>
-        <w:tblBorders>
-          <w:top w:val="single" w:sz="4" w:space="0" w:color="B0C4DE"/>
-          <w:left w:val="single" w:sz="4" w:space="0" w:color="B0C4DE"/>
-          <w:bottom w:val="single" w:sz="4" w:space="0" w:color="B0C4DE"/>
-          <w:right w:val="single" w:sz="4" w:space="0" w:color="B0C4DE"/>
-          <w:insideH w:val="single" w:sz="4" w:space="0" w:color="B0C4DE"/>
-          <w:insideV w:val="single" w:sz="4" w:space="0" w:color="B0C4DE"/>
-        </w:tblBorders>
-      </w:tblPr>
-      <w:tblGrid>
-        <w:gridCol w:w="4680"/>
-        <w:gridCol w:w="4680"/>
-      </w:tblGrid>
-      <w:tr>
-        <w:trPr>
-          <w:cantSplit/>
-        </w:trPr>
-        <w:tc>
-          <w:tcPr>
-            <w:tcW w:type="dxa" w:w="1728"/>
-            <w:vAlign w:val="center"/>
-            <w:tcMar>
-              <w:top w:w="60" w:type="dxa"/>
-              <w:bottom w:w="60" w:type="dxa"/>
-              <w:left w:w="80" w:type="dxa"/>
-              <w:right w:w="80" w:type="dxa"/>
-            </w:tcMar>
-            <w:shd w:fill="EBF1F5"/>
-          </w:tcPr>
-          <w:p>
-            <w:pPr>
-              <w:spacing w:before="0" w:after="0" w:lineRule="exact" w:line="360"/>
-              <w:jc w:val="center"/>
-            </w:pPr>
-            <w:r>
-              <w:rPr>
-                <w:rFonts w:ascii="Times New Roman" w:hAnsi="Times New Roman" w:eastAsia="標楷體"/>
-                <w:b/>
-                <w:color w:val="142850"/>
-                <w:sz w:val="24"/>
-              </w:rPr>
-              <w:t>畫面名稱</w:t>
-            </w:r>
-          </w:p>
-        </w:tc>
-        <w:tc>
-          <w:tcPr>
-            <w:tcW w:type="dxa" w:w="7632"/>
-            <w:vAlign w:val="center"/>
-            <w:tcMar>
-              <w:top w:w="60" w:type="dxa"/>
-              <w:bottom w:w="60" w:type="dxa"/>
-              <w:left w:w="80" w:type="dxa"/>
-              <w:right w:w="80" w:type="dxa"/>
-            </w:tcMar>
-            <w:shd w:fill="FFFFFF"/>
-          </w:tcPr>
-          <w:p>
-            <w:pPr>
-              <w:spacing w:before="0" w:after="0" w:lineRule="exact" w:line="360"/>
-              <w:jc w:val="left"/>
-            </w:pPr>
-            <w:r>
-              <w:rPr>
-                <w:rFonts w:ascii="Times New Roman" w:hAnsi="Times New Roman" w:eastAsia="標楷體"/>
-                <w:b w:val="0"/>
-                <w:color w:val="141414"/>
-                <w:sz w:val="24"/>
-              </w:rPr>
-              <w:t>長者生活主畫面</w:t>
-            </w:r>
-          </w:p>
-        </w:tc>
-      </w:tr>
-      <w:tr>
-        <w:trPr>
-          <w:cantSplit/>
-        </w:trPr>
-        <w:tc>
-          <w:tcPr>
-            <w:tcW w:type="dxa" w:w="1728"/>
-            <w:vAlign w:val="center"/>
-            <w:tcMar>
-              <w:top w:w="60" w:type="dxa"/>
-              <w:bottom w:w="60" w:type="dxa"/>
-              <w:left w:w="80" w:type="dxa"/>
-              <w:right w:w="80" w:type="dxa"/>
-            </w:tcMar>
-            <w:shd w:fill="EBF1F5"/>
-          </w:tcPr>
-          <w:p>
-            <w:pPr>
-              <w:spacing w:before="0" w:after="0" w:lineRule="exact" w:line="360"/>
-              <w:jc w:val="center"/>
-            </w:pPr>
-            <w:r>
-              <w:rPr>
-                <w:rFonts w:ascii="Times New Roman" w:hAnsi="Times New Roman" w:eastAsia="標楷體"/>
-                <w:b/>
-                <w:color w:val="142850"/>
-                <w:sz w:val="24"/>
-              </w:rPr>
-              <w:t>說明</w:t>
-            </w:r>
-          </w:p>
-        </w:tc>
-        <w:tc>
-          <w:tcPr>
-            <w:tcW w:type="dxa" w:w="7632"/>
-            <w:vAlign w:val="center"/>
-            <w:tcMar>
-              <w:top w:w="60" w:type="dxa"/>
-              <w:bottom w:w="60" w:type="dxa"/>
-              <w:left w:w="80" w:type="dxa"/>
-              <w:right w:w="80" w:type="dxa"/>
-            </w:tcMar>
-            <w:shd w:fill="FFFFFF"/>
-          </w:tcPr>
-          <w:p>
-            <w:pPr>
-              <w:spacing w:before="0" w:after="0" w:lineRule="exact" w:line="360"/>
-              <w:jc w:val="left"/>
-            </w:pPr>
-            <w:r>
-              <w:rPr>
-                <w:rFonts w:ascii="Times New Roman" w:hAnsi="Times New Roman" w:eastAsia="標楷體"/>
-                <w:b w:val="0"/>
-                <w:color w:val="141414"/>
-                <w:sz w:val="24"/>
-              </w:rPr>
-              <w:t>長者端首頁頂部以超大字體呈現今日國曆、農曆日期、星期與即時時間。畫面上方提供居住地即時氣溫與生活氣象叮嚀，中間為精選頭條新聞卡片，點擊即可由 AI 語音為長輩全文朗讀。點擊下方「節氣農民曆」卡片即可查看今日吉凶宜忌與養生指引。</w:t>
-            </w:r>
-          </w:p>
-        </w:tc>
-      </w:tr>
-    </w:tbl>
-    <w:p>
-      <w:pPr>
-        <w:keepNext/>
-        <w:spacing w:before="120" w:after="40"/>
-        <w:jc w:val="center"/>
-      </w:pPr>
-      <w:r>
-        <w:drawing>
-          <wp:inline xmlns:a="http://schemas.openxmlformats.org/drawingml/2006/main" xmlns:pic="http://schemas.openxmlformats.org/drawingml/2006/picture">
-            <wp:extent cx="2926080" cy="6502795"/>
-            <wp:docPr id="4" name="Picture 4"/>
-            <wp:cNvGraphicFramePr>
-              <a:graphicFrameLocks noChangeAspect="1"/>
-            </wp:cNvGraphicFramePr>
-            <a:graphic>
-              <a:graphicData uri="http://schemas.openxmlformats.org/drawingml/2006/picture">
-                <pic:pic>
-                  <pic:nvPicPr>
-                    <pic:cNvPr id="0" name="fig_12_2_1_elder_home.png"/>
-                    <pic:cNvPicPr/>
-                  </pic:nvPicPr>
-                  <pic:blipFill>
-                    <a:blip r:embed="rId12"/>
-                    <a:stretch>
-                      <a:fillRect/>
-                    </a:stretch>
-                  </pic:blipFill>
-                  <pic:spPr>
-                    <a:xfrm>
-                      <a:off x="0" y="0"/>
-                      <a:ext cx="2926080" cy="6502795"/>
-                    </a:xfrm>
-                    <a:prstGeom prst="rect"/>
-                  </pic:spPr>
-                </pic:pic>
-              </a:graphicData>
-            </a:graphic>
-          </wp:inline>
-        </w:drawing>
-      </w:r>
-    </w:p>
-    <w:p>
-      <w:pPr>
-        <w:keepNext/>
-        <w:spacing w:before="40" w:after="160"/>
-        <w:jc w:val="center"/>
-      </w:pPr>
-      <w:r>
-        <w:rPr>
-          <w:rFonts w:ascii="Times New Roman" w:hAnsi="Times New Roman" w:eastAsia="標楷體"/>
-          <w:b w:val="0"/>
-          <w:color w:val="142850"/>
-          <w:sz w:val="24"/>
-        </w:rPr>
-        <w:t>圖 12-2-1 長者生活主畫面</w:t>
-      </w:r>
-    </w:p>
-    <w:p>
-      <w:pPr>
-        <w:keepNext/>
-        <w:spacing w:before="120" w:after="40"/>
-        <w:jc w:val="center"/>
-      </w:pPr>
-      <w:r>
-        <w:rPr>
-          <w:rFonts w:ascii="Times New Roman" w:hAnsi="Times New Roman" w:eastAsia="標楷體"/>
-          <w:b w:val="0"/>
-          <w:color w:val="142850"/>
-          <w:sz w:val="24"/>
-        </w:rPr>
-        <w:t>表 12-2-2 節氣養生農民曆</w:t>
-      </w:r>
-    </w:p>
-    <w:tbl>
-      <w:tblPr>
-        <w:tblW w:type="auto" w:w="0"/>
-        <w:jc w:val="center"/>
-        <w:tblLayout w:type="fixed"/>
-        <w:tblLook w:firstColumn="1" w:firstRow="1" w:lastColumn="0" w:lastRow="0" w:noHBand="0" w:noVBand="1" w:val="04A0"/>
-        <w:tblBorders>
-          <w:top w:val="single" w:sz="4" w:space="0" w:color="B0C4DE"/>
-          <w:left w:val="single" w:sz="4" w:space="0" w:color="B0C4DE"/>
-          <w:bottom w:val="single" w:sz="4" w:space="0" w:color="B0C4DE"/>
-          <w:right w:val="single" w:sz="4" w:space="0" w:color="B0C4DE"/>
-          <w:insideH w:val="single" w:sz="4" w:space="0" w:color="B0C4DE"/>
-          <w:insideV w:val="single" w:sz="4" w:space="0" w:color="B0C4DE"/>
-        </w:tblBorders>
-      </w:tblPr>
-      <w:tblGrid>
-        <w:gridCol w:w="4680"/>
-        <w:gridCol w:w="4680"/>
-      </w:tblGrid>
-      <w:tr>
-        <w:trPr>
-          <w:cantSplit/>
-        </w:trPr>
-        <w:tc>
-          <w:tcPr>
-            <w:tcW w:type="dxa" w:w="1728"/>
-            <w:vAlign w:val="center"/>
-            <w:tcMar>
-              <w:top w:w="60" w:type="dxa"/>
-              <w:bottom w:w="60" w:type="dxa"/>
-              <w:left w:w="80" w:type="dxa"/>
-              <w:right w:w="80" w:type="dxa"/>
-            </w:tcMar>
-            <w:shd w:fill="EBF1F5"/>
-          </w:tcPr>
-          <w:p>
-            <w:pPr>
-              <w:spacing w:before="0" w:after="0" w:lineRule="exact" w:line="360"/>
-              <w:jc w:val="center"/>
-            </w:pPr>
-            <w:r>
-              <w:rPr>
-                <w:rFonts w:ascii="Times New Roman" w:hAnsi="Times New Roman" w:eastAsia="標楷體"/>
-                <w:b/>
-                <w:color w:val="142850"/>
-                <w:sz w:val="24"/>
-              </w:rPr>
-              <w:t>畫面名稱</w:t>
-            </w:r>
-          </w:p>
-        </w:tc>
-        <w:tc>
-          <w:tcPr>
-            <w:tcW w:type="dxa" w:w="7632"/>
-            <w:vAlign w:val="center"/>
-            <w:tcMar>
-              <w:top w:w="60" w:type="dxa"/>
-              <w:bottom w:w="60" w:type="dxa"/>
-              <w:left w:w="80" w:type="dxa"/>
-              <w:right w:w="80" w:type="dxa"/>
-            </w:tcMar>
-            <w:shd w:fill="FFFFFF"/>
-          </w:tcPr>
-          <w:p>
-            <w:pPr>
-              <w:spacing w:before="0" w:after="0" w:lineRule="exact" w:line="360"/>
-              <w:jc w:val="left"/>
-            </w:pPr>
-            <w:r>
-              <w:rPr>
-                <w:rFonts w:ascii="Times New Roman" w:hAnsi="Times New Roman" w:eastAsia="標楷體"/>
-                <w:b w:val="0"/>
-                <w:color w:val="141414"/>
-                <w:sz w:val="24"/>
-              </w:rPr>
-              <w:t>節氣養生農民曆</w:t>
-            </w:r>
-          </w:p>
-        </w:tc>
-      </w:tr>
-      <w:tr>
-        <w:trPr>
-          <w:cantSplit/>
-        </w:trPr>
-        <w:tc>
-          <w:tcPr>
-            <w:tcW w:type="dxa" w:w="1728"/>
-            <w:vAlign w:val="center"/>
-            <w:tcMar>
-              <w:top w:w="60" w:type="dxa"/>
-              <w:bottom w:w="60" w:type="dxa"/>
-              <w:left w:w="80" w:type="dxa"/>
-              <w:right w:w="80" w:type="dxa"/>
-            </w:tcMar>
-            <w:shd w:fill="EBF1F5"/>
-          </w:tcPr>
-          <w:p>
-            <w:pPr>
-              <w:spacing w:before="0" w:after="0" w:lineRule="exact" w:line="360"/>
-              <w:jc w:val="center"/>
-            </w:pPr>
-            <w:r>
-              <w:rPr>
-                <w:rFonts w:ascii="Times New Roman" w:hAnsi="Times New Roman" w:eastAsia="標楷體"/>
-                <w:b/>
-                <w:color w:val="142850"/>
-                <w:sz w:val="24"/>
-              </w:rPr>
-              <w:t>說明</w:t>
-            </w:r>
-          </w:p>
-        </w:tc>
-        <w:tc>
-          <w:tcPr>
-            <w:tcW w:type="dxa" w:w="7632"/>
-            <w:vAlign w:val="center"/>
-            <w:tcMar>
-              <w:top w:w="60" w:type="dxa"/>
-              <w:bottom w:w="60" w:type="dxa"/>
-              <w:left w:w="80" w:type="dxa"/>
-              <w:right w:w="80" w:type="dxa"/>
-            </w:tcMar>
-            <w:shd w:fill="FFFFFF"/>
-          </w:tcPr>
-          <w:p>
-            <w:pPr>
-              <w:spacing w:before="0" w:after="0" w:lineRule="exact" w:line="360"/>
-              <w:jc w:val="left"/>
-            </w:pPr>
-            <w:r>
-              <w:rPr>
-                <w:rFonts w:ascii="Times New Roman" w:hAnsi="Times New Roman" w:eastAsia="標楷體"/>
-                <w:b w:val="0"/>
-                <w:color w:val="141414"/>
-                <w:sz w:val="24"/>
-              </w:rPr>
-              <w:t>於長者首頁點選「節氣農民曆」卡片進入專頁，長輩可清楚瀏覽當今天干地支、五行納音、吉神方位與生肖沖煞資訊。畫面以高對比紅綠標籤展示每日生活「宜」與「忌」事項，並提供節氣養生飲食建議。長輩亦可點選右上角喇叭圖示聆聽語音朗讀。</w:t>
-            </w:r>
-          </w:p>
-        </w:tc>
-      </w:tr>
-    </w:tbl>
-    <w:p>
-      <w:pPr>
-        <w:keepNext/>
-        <w:spacing w:before="120" w:after="40"/>
-        <w:jc w:val="center"/>
-      </w:pPr>
-      <w:r>
-        <w:drawing>
-          <wp:inline xmlns:a="http://schemas.openxmlformats.org/drawingml/2006/main" xmlns:pic="http://schemas.openxmlformats.org/drawingml/2006/picture">
-            <wp:extent cx="2926080" cy="6502795"/>
-            <wp:docPr id="5" name="Picture 5"/>
-            <wp:cNvGraphicFramePr>
-              <a:graphicFrameLocks noChangeAspect="1"/>
-            </wp:cNvGraphicFramePr>
-            <a:graphic>
-              <a:graphicData uri="http://schemas.openxmlformats.org/drawingml/2006/picture">
-                <pic:pic>
-                  <pic:nvPicPr>
-                    <pic:cNvPr id="0" name="fig_12_2_2_farmer_almanac.png"/>
-                    <pic:cNvPicPr/>
-                  </pic:nvPicPr>
-                  <pic:blipFill>
-                    <a:blip r:embed="rId13"/>
-                    <a:stretch>
-                      <a:fillRect/>
-                    </a:stretch>
-                  </pic:blipFill>
-                  <pic:spPr>
-                    <a:xfrm>
-                      <a:off x="0" y="0"/>
-                      <a:ext cx="2926080" cy="6502795"/>
-                    </a:xfrm>
-                    <a:prstGeom prst="rect"/>
-                  </pic:spPr>
-                </pic:pic>
-              </a:graphicData>
-            </a:graphic>
-          </wp:inline>
-        </w:drawing>
-      </w:r>
-    </w:p>
-    <w:p>
-      <w:pPr>
-        <w:keepNext/>
-        <w:spacing w:before="40" w:after="160"/>
-        <w:jc w:val="center"/>
-      </w:pPr>
-      <w:r>
-        <w:rPr>
-          <w:rFonts w:ascii="Times New Roman" w:hAnsi="Times New Roman" w:eastAsia="標楷體"/>
-          <w:b w:val="0"/>
-          <w:color w:val="142850"/>
-          <w:sz w:val="24"/>
-        </w:rPr>
-        <w:t>圖 12-2-2 節氣養生農民曆</w:t>
-      </w:r>
-    </w:p>
-    <w:p>
-      <w:pPr>
-        <w:keepNext/>
-        <w:spacing w:before="120" w:after="40"/>
-        <w:jc w:val="center"/>
-      </w:pPr>
-      <w:r>
-        <w:rPr>
-          <w:rFonts w:ascii="Times New Roman" w:hAnsi="Times New Roman" w:eastAsia="標楷體"/>
-          <w:b w:val="0"/>
-          <w:color w:val="142850"/>
-          <w:sz w:val="24"/>
-        </w:rPr>
-        <w:t>表 12-2-3 語音聽新聞與好文</w:t>
-      </w:r>
-    </w:p>
-    <w:tbl>
-      <w:tblPr>
-        <w:tblW w:type="auto" w:w="0"/>
-        <w:jc w:val="center"/>
-        <w:tblLayout w:type="fixed"/>
-        <w:tblLook w:firstColumn="1" w:firstRow="1" w:lastColumn="0" w:lastRow="0" w:noHBand="0" w:noVBand="1" w:val="04A0"/>
-        <w:tblBorders>
-          <w:top w:val="single" w:sz="4" w:space="0" w:color="B0C4DE"/>
-          <w:left w:val="single" w:sz="4" w:space="0" w:color="B0C4DE"/>
-          <w:bottom w:val="single" w:sz="4" w:space="0" w:color="B0C4DE"/>
-          <w:right w:val="single" w:sz="4" w:space="0" w:color="B0C4DE"/>
-          <w:insideH w:val="single" w:sz="4" w:space="0" w:color="B0C4DE"/>
-          <w:insideV w:val="single" w:sz="4" w:space="0" w:color="B0C4DE"/>
-        </w:tblBorders>
-      </w:tblPr>
-      <w:tblGrid>
-        <w:gridCol w:w="4680"/>
-        <w:gridCol w:w="4680"/>
-      </w:tblGrid>
-      <w:tr>
-        <w:trPr>
-          <w:cantSplit/>
-        </w:trPr>
-        <w:tc>
-          <w:tcPr>
-            <w:tcW w:type="dxa" w:w="1728"/>
-            <w:vAlign w:val="center"/>
-            <w:tcMar>
-              <w:top w:w="60" w:type="dxa"/>
-              <w:bottom w:w="60" w:type="dxa"/>
-              <w:left w:w="80" w:type="dxa"/>
-              <w:right w:w="80" w:type="dxa"/>
-            </w:tcMar>
-            <w:shd w:fill="EBF1F5"/>
-          </w:tcPr>
-          <w:p>
-            <w:pPr>
-              <w:spacing w:before="0" w:after="0" w:lineRule="exact" w:line="360"/>
-              <w:jc w:val="center"/>
-            </w:pPr>
-            <w:r>
-              <w:rPr>
-                <w:rFonts w:ascii="Times New Roman" w:hAnsi="Times New Roman" w:eastAsia="標楷體"/>
-                <w:b/>
-                <w:color w:val="142850"/>
-                <w:sz w:val="24"/>
-              </w:rPr>
-              <w:t>畫面名稱</w:t>
-            </w:r>
-          </w:p>
-        </w:tc>
-        <w:tc>
-          <w:tcPr>
-            <w:tcW w:type="dxa" w:w="7632"/>
-            <w:vAlign w:val="center"/>
-            <w:tcMar>
-              <w:top w:w="60" w:type="dxa"/>
-              <w:bottom w:w="60" w:type="dxa"/>
-              <w:left w:w="80" w:type="dxa"/>
-              <w:right w:w="80" w:type="dxa"/>
-            </w:tcMar>
-            <w:shd w:fill="FFFFFF"/>
-          </w:tcPr>
-          <w:p>
-            <w:pPr>
-              <w:spacing w:before="0" w:after="0" w:lineRule="exact" w:line="360"/>
-              <w:jc w:val="left"/>
-            </w:pPr>
-            <w:r>
-              <w:rPr>
-                <w:rFonts w:ascii="Times New Roman" w:hAnsi="Times New Roman" w:eastAsia="標楷體"/>
-                <w:b w:val="0"/>
-                <w:color w:val="141414"/>
-                <w:sz w:val="24"/>
-              </w:rPr>
-              <w:t>語音聽新聞與好文</w:t>
-            </w:r>
-          </w:p>
-        </w:tc>
-      </w:tr>
-      <w:tr>
-        <w:trPr>
-          <w:cantSplit/>
-        </w:trPr>
-        <w:tc>
-          <w:tcPr>
-            <w:tcW w:type="dxa" w:w="1728"/>
-            <w:vAlign w:val="center"/>
-            <w:tcMar>
-              <w:top w:w="60" w:type="dxa"/>
-              <w:bottom w:w="60" w:type="dxa"/>
-              <w:left w:w="80" w:type="dxa"/>
-              <w:right w:w="80" w:type="dxa"/>
-            </w:tcMar>
-            <w:shd w:fill="EBF1F5"/>
-          </w:tcPr>
-          <w:p>
-            <w:pPr>
-              <w:spacing w:before="0" w:after="0" w:lineRule="exact" w:line="360"/>
-              <w:jc w:val="center"/>
-            </w:pPr>
-            <w:r>
-              <w:rPr>
-                <w:rFonts w:ascii="Times New Roman" w:hAnsi="Times New Roman" w:eastAsia="標楷體"/>
-                <w:b/>
-                <w:color w:val="142850"/>
-                <w:sz w:val="24"/>
-              </w:rPr>
-              <w:t>說明</w:t>
-            </w:r>
-          </w:p>
-        </w:tc>
-        <w:tc>
-          <w:tcPr>
-            <w:tcW w:type="dxa" w:w="7632"/>
-            <w:vAlign w:val="center"/>
-            <w:tcMar>
-              <w:top w:w="60" w:type="dxa"/>
-              <w:bottom w:w="60" w:type="dxa"/>
-              <w:left w:w="80" w:type="dxa"/>
-              <w:right w:w="80" w:type="dxa"/>
-            </w:tcMar>
-            <w:shd w:fill="FFFFFF"/>
-          </w:tcPr>
-          <w:p>
-            <w:pPr>
-              <w:spacing w:before="0" w:after="0" w:lineRule="exact" w:line="360"/>
-              <w:jc w:val="left"/>
-            </w:pPr>
-            <w:r>
-              <w:rPr>
-                <w:rFonts w:ascii="Times New Roman" w:hAnsi="Times New Roman" w:eastAsia="標楷體"/>
-                <w:b w:val="0"/>
-                <w:color w:val="141414"/>
-                <w:sz w:val="24"/>
-              </w:rPr>
-              <w:t>長者於首頁點選「聽新聞」卡片進入播放器，系統自動以清晰自然之語音朗讀時事要聞與健康好文。長輩可點選畫面中央的大型圓形按鈕控制播放與暫停，點選左右兩側按鈕切換上一則與下一則新聞，輕鬆掌握社會脈動。</w:t>
-            </w:r>
-          </w:p>
-        </w:tc>
-      </w:tr>
-    </w:tbl>
-    <w:p>
-      <w:pPr>
-        <w:keepNext/>
-        <w:spacing w:before="120" w:after="40"/>
-        <w:jc w:val="center"/>
-      </w:pPr>
-      <w:r>
-        <w:drawing>
-          <wp:inline xmlns:a="http://schemas.openxmlformats.org/drawingml/2006/main" xmlns:pic="http://schemas.openxmlformats.org/drawingml/2006/picture">
-            <wp:extent cx="2926080" cy="6502795"/>
-            <wp:docPr id="6" name="Picture 6"/>
-            <wp:cNvGraphicFramePr>
-              <a:graphicFrameLocks noChangeAspect="1"/>
-            </wp:cNvGraphicFramePr>
-            <a:graphic>
-              <a:graphicData uri="http://schemas.openxmlformats.org/drawingml/2006/picture">
-                <pic:pic>
-                  <pic:nvPicPr>
-                    <pic:cNvPr id="0" name="fig_12_2_3_news_player.png"/>
-                    <pic:cNvPicPr/>
-                  </pic:nvPicPr>
-                  <pic:blipFill>
-                    <a:blip r:embed="rId14"/>
-                    <a:stretch>
-                      <a:fillRect/>
-                    </a:stretch>
-                  </pic:blipFill>
-                  <pic:spPr>
-                    <a:xfrm>
-                      <a:off x="0" y="0"/>
-                      <a:ext cx="2926080" cy="6502795"/>
-                    </a:xfrm>
-                    <a:prstGeom prst="rect"/>
-                  </pic:spPr>
-                </pic:pic>
-              </a:graphicData>
-            </a:graphic>
-          </wp:inline>
-        </w:drawing>
-      </w:r>
-    </w:p>
-    <w:p>
-      <w:pPr>
-        <w:keepNext/>
-        <w:spacing w:before="40" w:after="160"/>
-        <w:jc w:val="center"/>
-      </w:pPr>
-      <w:r>
-        <w:rPr>
-          <w:rFonts w:ascii="Times New Roman" w:hAnsi="Times New Roman" w:eastAsia="標楷體"/>
-          <w:b w:val="0"/>
-          <w:color w:val="142850"/>
-          <w:sz w:val="24"/>
-        </w:rPr>
-        <w:t>圖 12-2-3 語音聽新聞與好文</w:t>
-      </w:r>
-    </w:p>
-    <w:p>
-      <w:pPr>
-        <w:keepNext/>
-        <w:spacing w:before="120" w:after="40"/>
-        <w:jc w:val="center"/>
-      </w:pPr>
-      <w:r>
-        <w:rPr>
-          <w:rFonts w:ascii="Times New Roman" w:hAnsi="Times New Roman" w:eastAsia="標楷體"/>
-          <w:b w:val="0"/>
-          <w:color w:val="142850"/>
-          <w:sz w:val="24"/>
-        </w:rPr>
-        <w:t>表 12-2-4 親友大頭像快捷通話</w:t>
-      </w:r>
-    </w:p>
-    <w:tbl>
-      <w:tblPr>
-        <w:tblW w:type="auto" w:w="0"/>
-        <w:jc w:val="center"/>
-        <w:tblLayout w:type="fixed"/>
-        <w:tblLook w:firstColumn="1" w:firstRow="1" w:lastColumn="0" w:lastRow="0" w:noHBand="0" w:noVBand="1" w:val="04A0"/>
-        <w:tblBorders>
-          <w:top w:val="single" w:sz="4" w:space="0" w:color="B0C4DE"/>
-          <w:left w:val="single" w:sz="4" w:space="0" w:color="B0C4DE"/>
-          <w:bottom w:val="single" w:sz="4" w:space="0" w:color="B0C4DE"/>
-          <w:right w:val="single" w:sz="4" w:space="0" w:color="B0C4DE"/>
-          <w:insideH w:val="single" w:sz="4" w:space="0" w:color="B0C4DE"/>
-          <w:insideV w:val="single" w:sz="4" w:space="0" w:color="B0C4DE"/>
-        </w:tblBorders>
-      </w:tblPr>
-      <w:tblGrid>
-        <w:gridCol w:w="4680"/>
-        <w:gridCol w:w="4680"/>
-      </w:tblGrid>
-      <w:tr>
-        <w:trPr>
-          <w:cantSplit/>
-        </w:trPr>
-        <w:tc>
-          <w:tcPr>
-            <w:tcW w:type="dxa" w:w="1728"/>
-            <w:vAlign w:val="center"/>
-            <w:tcMar>
-              <w:top w:w="60" w:type="dxa"/>
-              <w:bottom w:w="60" w:type="dxa"/>
-              <w:left w:w="80" w:type="dxa"/>
-              <w:right w:w="80" w:type="dxa"/>
-            </w:tcMar>
-            <w:shd w:fill="EBF1F5"/>
-          </w:tcPr>
-          <w:p>
-            <w:pPr>
-              <w:spacing w:before="0" w:after="0" w:lineRule="exact" w:line="360"/>
-              <w:jc w:val="center"/>
-            </w:pPr>
-            <w:r>
-              <w:rPr>
-                <w:rFonts w:ascii="Times New Roman" w:hAnsi="Times New Roman" w:eastAsia="標楷體"/>
-                <w:b/>
-                <w:color w:val="142850"/>
-                <w:sz w:val="24"/>
-              </w:rPr>
-              <w:t>畫面名稱</w:t>
-            </w:r>
-          </w:p>
-        </w:tc>
-        <w:tc>
-          <w:tcPr>
-            <w:tcW w:type="dxa" w:w="7632"/>
-            <w:vAlign w:val="center"/>
-            <w:tcMar>
-              <w:top w:w="60" w:type="dxa"/>
-              <w:bottom w:w="60" w:type="dxa"/>
-              <w:left w:w="80" w:type="dxa"/>
-              <w:right w:w="80" w:type="dxa"/>
-            </w:tcMar>
-            <w:shd w:fill="FFFFFF"/>
-          </w:tcPr>
-          <w:p>
-            <w:pPr>
-              <w:spacing w:before="0" w:after="0" w:lineRule="exact" w:line="360"/>
-              <w:jc w:val="left"/>
-            </w:pPr>
-            <w:r>
-              <w:rPr>
-                <w:rFonts w:ascii="Times New Roman" w:hAnsi="Times New Roman" w:eastAsia="標楷體"/>
-                <w:b w:val="0"/>
-                <w:color w:val="141414"/>
-                <w:sz w:val="24"/>
-              </w:rPr>
-              <w:t>親友大頭像快捷通話</w:t>
-            </w:r>
-          </w:p>
-        </w:tc>
-      </w:tr>
-      <w:tr>
-        <w:trPr>
-          <w:cantSplit/>
-        </w:trPr>
-        <w:tc>
-          <w:tcPr>
-            <w:tcW w:type="dxa" w:w="1728"/>
-            <w:vAlign w:val="center"/>
-            <w:tcMar>
-              <w:top w:w="60" w:type="dxa"/>
-              <w:bottom w:w="60" w:type="dxa"/>
-              <w:left w:w="80" w:type="dxa"/>
-              <w:right w:w="80" w:type="dxa"/>
-            </w:tcMar>
-            <w:shd w:fill="EBF1F5"/>
-          </w:tcPr>
-          <w:p>
-            <w:pPr>
-              <w:spacing w:before="0" w:after="0" w:lineRule="exact" w:line="360"/>
-              <w:jc w:val="center"/>
-            </w:pPr>
-            <w:r>
-              <w:rPr>
-                <w:rFonts w:ascii="Times New Roman" w:hAnsi="Times New Roman" w:eastAsia="標楷體"/>
-                <w:b/>
-                <w:color w:val="142850"/>
-                <w:sz w:val="24"/>
-              </w:rPr>
-              <w:t>說明</w:t>
-            </w:r>
-          </w:p>
-        </w:tc>
-        <w:tc>
-          <w:tcPr>
-            <w:tcW w:type="dxa" w:w="7632"/>
-            <w:vAlign w:val="center"/>
-            <w:tcMar>
-              <w:top w:w="60" w:type="dxa"/>
-              <w:bottom w:w="60" w:type="dxa"/>
-              <w:left w:w="80" w:type="dxa"/>
-              <w:right w:w="80" w:type="dxa"/>
-            </w:tcMar>
-            <w:shd w:fill="FFFFFF"/>
-          </w:tcPr>
-          <w:p>
-            <w:pPr>
-              <w:spacing w:before="0" w:after="0" w:lineRule="exact" w:line="360"/>
-              <w:jc w:val="left"/>
-            </w:pPr>
-            <w:r>
-              <w:rPr>
-                <w:rFonts w:ascii="Times New Roman" w:hAnsi="Times New Roman" w:eastAsia="標楷體"/>
-                <w:b w:val="0"/>
-                <w:color w:val="141414"/>
-                <w:sz w:val="24"/>
-              </w:rPr>
-              <w:t>點選底部導覽列第二個「通話」分頁，畫面以特大彩色大頭照列出已綁定之家屬親友清單。長輩無須背誦電話號碼，點擊綠色電話鍵即可立即發起語音通話，點擊攝影機按鈕即可啟動高畫質視訊連線，畫面亦自動記錄最近通話時間。</w:t>
-            </w:r>
-          </w:p>
-        </w:tc>
-      </w:tr>
-    </w:tbl>
-    <w:p>
-      <w:pPr>
-        <w:keepNext/>
-        <w:spacing w:before="120" w:after="40"/>
-        <w:jc w:val="center"/>
-      </w:pPr>
-      <w:r>
-        <w:drawing>
-          <wp:inline xmlns:a="http://schemas.openxmlformats.org/drawingml/2006/main" xmlns:pic="http://schemas.openxmlformats.org/drawingml/2006/picture">
-            <wp:extent cx="2926080" cy="6502795"/>
-            <wp:docPr id="7" name="Picture 7"/>
-            <wp:cNvGraphicFramePr>
-              <a:graphicFrameLocks noChangeAspect="1"/>
-            </wp:cNvGraphicFramePr>
-            <a:graphic>
-              <a:graphicData uri="http://schemas.openxmlformats.org/drawingml/2006/picture">
-                <pic:pic>
-                  <pic:nvPicPr>
-                    <pic:cNvPr id="0" name="fig_12_2_4_elder_greeting_phone.png"/>
-                    <pic:cNvPicPr/>
-                  </pic:nvPicPr>
-                  <pic:blipFill>
-                    <a:blip r:embed="rId15"/>
-                    <a:stretch>
-                      <a:fillRect/>
-                    </a:stretch>
-                  </pic:blipFill>
-                  <pic:spPr>
-                    <a:xfrm>
-                      <a:off x="0" y="0"/>
-                      <a:ext cx="2926080" cy="6502795"/>
-                    </a:xfrm>
-                    <a:prstGeom prst="rect"/>
-                  </pic:spPr>
-                </pic:pic>
-              </a:graphicData>
-            </a:graphic>
-          </wp:inline>
-        </w:drawing>
-      </w:r>
-    </w:p>
-    <w:p>
-      <w:pPr>
-        <w:keepNext/>
-        <w:spacing w:before="40" w:after="160"/>
-        <w:jc w:val="center"/>
-      </w:pPr>
-      <w:r>
-        <w:rPr>
-          <w:rFonts w:ascii="Times New Roman" w:hAnsi="Times New Roman" w:eastAsia="標楷體"/>
-          <w:b w:val="0"/>
-          <w:color w:val="142850"/>
-          <w:sz w:val="24"/>
-        </w:rPr>
-        <w:t>圖 12-2-4 親友大頭像快捷通話</w:t>
-      </w:r>
-    </w:p>
-    <w:p>
-      <w:pPr>
-        <w:keepNext/>
-        <w:spacing w:before="120" w:after="40"/>
-        <w:jc w:val="center"/>
-      </w:pPr>
-      <w:r>
-        <w:rPr>
-          <w:rFonts w:ascii="Times New Roman" w:hAnsi="Times New Roman" w:eastAsia="標楷體"/>
-          <w:b w:val="0"/>
-          <w:color w:val="142850"/>
-          <w:sz w:val="24"/>
-        </w:rPr>
-        <w:t>表 12-2-5 熟齡生活圈與親友動態</w:t>
-      </w:r>
-    </w:p>
-    <w:tbl>
-      <w:tblPr>
-        <w:tblW w:type="auto" w:w="0"/>
-        <w:jc w:val="center"/>
-        <w:tblLayout w:type="fixed"/>
-        <w:tblLook w:firstColumn="1" w:firstRow="1" w:lastColumn="0" w:lastRow="0" w:noHBand="0" w:noVBand="1" w:val="04A0"/>
-        <w:tblBorders>
-          <w:top w:val="single" w:sz="4" w:space="0" w:color="B0C4DE"/>
-          <w:left w:val="single" w:sz="4" w:space="0" w:color="B0C4DE"/>
-          <w:bottom w:val="single" w:sz="4" w:space="0" w:color="B0C4DE"/>
-          <w:right w:val="single" w:sz="4" w:space="0" w:color="B0C4DE"/>
-          <w:insideH w:val="single" w:sz="4" w:space="0" w:color="B0C4DE"/>
-          <w:insideV w:val="single" w:sz="4" w:space="0" w:color="B0C4DE"/>
-        </w:tblBorders>
-      </w:tblPr>
-      <w:tblGrid>
-        <w:gridCol w:w="4680"/>
-        <w:gridCol w:w="4680"/>
-      </w:tblGrid>
-      <w:tr>
-        <w:trPr>
-          <w:cantSplit/>
-        </w:trPr>
-        <w:tc>
-          <w:tcPr>
-            <w:tcW w:type="dxa" w:w="1728"/>
-            <w:vAlign w:val="center"/>
-            <w:tcMar>
-              <w:top w:w="60" w:type="dxa"/>
-              <w:bottom w:w="60" w:type="dxa"/>
-              <w:left w:w="80" w:type="dxa"/>
-              <w:right w:w="80" w:type="dxa"/>
-            </w:tcMar>
-            <w:shd w:fill="EBF1F5"/>
-          </w:tcPr>
-          <w:p>
-            <w:pPr>
-              <w:spacing w:before="0" w:after="0" w:lineRule="exact" w:line="360"/>
-              <w:jc w:val="center"/>
-            </w:pPr>
-            <w:r>
-              <w:rPr>
-                <w:rFonts w:ascii="Times New Roman" w:hAnsi="Times New Roman" w:eastAsia="標楷體"/>
-                <w:b/>
-                <w:color w:val="142850"/>
-                <w:sz w:val="24"/>
-              </w:rPr>
-              <w:t>畫面名稱</w:t>
-            </w:r>
-          </w:p>
-        </w:tc>
-        <w:tc>
-          <w:tcPr>
-            <w:tcW w:type="dxa" w:w="7632"/>
-            <w:vAlign w:val="center"/>
-            <w:tcMar>
-              <w:top w:w="60" w:type="dxa"/>
-              <w:bottom w:w="60" w:type="dxa"/>
-              <w:left w:w="80" w:type="dxa"/>
-              <w:right w:w="80" w:type="dxa"/>
-            </w:tcMar>
-            <w:shd w:fill="FFFFFF"/>
-          </w:tcPr>
-          <w:p>
-            <w:pPr>
-              <w:spacing w:before="0" w:after="0" w:lineRule="exact" w:line="360"/>
-              <w:jc w:val="left"/>
-            </w:pPr>
-            <w:r>
-              <w:rPr>
-                <w:rFonts w:ascii="Times New Roman" w:hAnsi="Times New Roman" w:eastAsia="標楷體"/>
-                <w:b w:val="0"/>
-                <w:color w:val="141414"/>
-                <w:sz w:val="24"/>
-              </w:rPr>
-              <w:t>熟齡生活圈與親友動態</w:t>
-            </w:r>
-          </w:p>
-        </w:tc>
-      </w:tr>
-      <w:tr>
-        <w:trPr>
-          <w:cantSplit/>
-        </w:trPr>
-        <w:tc>
-          <w:tcPr>
-            <w:tcW w:type="dxa" w:w="1728"/>
-            <w:vAlign w:val="center"/>
-            <w:tcMar>
-              <w:top w:w="60" w:type="dxa"/>
-              <w:bottom w:w="60" w:type="dxa"/>
-              <w:left w:w="80" w:type="dxa"/>
-              <w:right w:w="80" w:type="dxa"/>
-            </w:tcMar>
-            <w:shd w:fill="EBF1F5"/>
-          </w:tcPr>
-          <w:p>
-            <w:pPr>
-              <w:spacing w:before="0" w:after="0" w:lineRule="exact" w:line="360"/>
-              <w:jc w:val="center"/>
-            </w:pPr>
-            <w:r>
-              <w:rPr>
-                <w:rFonts w:ascii="Times New Roman" w:hAnsi="Times New Roman" w:eastAsia="標楷體"/>
-                <w:b/>
-                <w:color w:val="142850"/>
-                <w:sz w:val="24"/>
-              </w:rPr>
-              <w:t>說明</w:t>
-            </w:r>
-          </w:p>
-        </w:tc>
-        <w:tc>
-          <w:tcPr>
-            <w:tcW w:type="dxa" w:w="7632"/>
-            <w:vAlign w:val="center"/>
-            <w:tcMar>
-              <w:top w:w="60" w:type="dxa"/>
-              <w:bottom w:w="60" w:type="dxa"/>
-              <w:left w:w="80" w:type="dxa"/>
-              <w:right w:w="80" w:type="dxa"/>
-            </w:tcMar>
-            <w:shd w:fill="FFFFFF"/>
-          </w:tcPr>
-          <w:p>
-            <w:pPr>
-              <w:spacing w:before="0" w:after="0" w:lineRule="exact" w:line="360"/>
-              <w:jc w:val="left"/>
-            </w:pPr>
-            <w:r>
-              <w:rPr>
-                <w:rFonts w:ascii="Times New Roman" w:hAnsi="Times New Roman" w:eastAsia="標楷體"/>
-                <w:b w:val="0"/>
-                <w:color w:val="141414"/>
-                <w:sz w:val="24"/>
-              </w:rPr>
-              <w:t>點選「生活圈」進入熟齡社群專頁，長輩可滑動瀏覽兒女親友分享之家庭生活相片與動態貼文。畫面提供直覺的一鍵點讚愛心按鈕與溫馨長輩祝福圖送出功能，長輩亦可按下麥克風按鈕直接語音留言互動，增進親情凝聚。</w:t>
-            </w:r>
-          </w:p>
-        </w:tc>
-      </w:tr>
-    </w:tbl>
-    <w:p>
-      <w:pPr>
-        <w:keepNext/>
-        <w:spacing w:before="120" w:after="40"/>
-        <w:jc w:val="center"/>
-      </w:pPr>
-      <w:r>
-        <w:drawing>
-          <wp:inline xmlns:a="http://schemas.openxmlformats.org/drawingml/2006/main" xmlns:pic="http://schemas.openxmlformats.org/drawingml/2006/picture">
-            <wp:extent cx="2926080" cy="6502795"/>
-            <wp:docPr id="8" name="Picture 8"/>
-            <wp:cNvGraphicFramePr>
-              <a:graphicFrameLocks noChangeAspect="1"/>
-            </wp:cNvGraphicFramePr>
-            <a:graphic>
-              <a:graphicData uri="http://schemas.openxmlformats.org/drawingml/2006/picture">
-                <pic:pic>
-                  <pic:nvPicPr>
-                    <pic:cNvPr id="0" name="fig_12_2_5_elder_community.png"/>
-                    <pic:cNvPicPr/>
-                  </pic:nvPicPr>
-                  <pic:blipFill>
-                    <a:blip r:embed="rId16"/>
-                    <a:stretch>
-                      <a:fillRect/>
-                    </a:stretch>
-                  </pic:blipFill>
-                  <pic:spPr>
-                    <a:xfrm>
-                      <a:off x="0" y="0"/>
-                      <a:ext cx="2926080" cy="6502795"/>
-                    </a:xfrm>
-                    <a:prstGeom prst="rect"/>
-                  </pic:spPr>
-                </pic:pic>
-              </a:graphicData>
-            </a:graphic>
-          </wp:inline>
-        </w:drawing>
-      </w:r>
-    </w:p>
-    <w:p>
-      <w:pPr>
-        <w:keepNext/>
-        <w:spacing w:before="40" w:after="160"/>
-        <w:jc w:val="center"/>
-      </w:pPr>
-      <w:r>
-        <w:rPr>
-          <w:rFonts w:ascii="Times New Roman" w:hAnsi="Times New Roman" w:eastAsia="標楷體"/>
-          <w:b w:val="0"/>
-          <w:color w:val="142850"/>
-          <w:sz w:val="24"/>
-        </w:rPr>
-        <w:t>圖 12-2-5 熟齡生活圈與親友動態</w:t>
-      </w:r>
-    </w:p>
-    <w:p>
-      <w:pPr>
-        <w:keepNext/>
-        <w:spacing w:before="120" w:after="40"/>
-        <w:jc w:val="center"/>
-      </w:pPr>
-      <w:r>
-        <w:rPr>
-          <w:rFonts w:ascii="Times New Roman" w:hAnsi="Times New Roman" w:eastAsia="標楷體"/>
-          <w:b w:val="0"/>
-          <w:color w:val="142850"/>
-          <w:sz w:val="24"/>
-        </w:rPr>
-        <w:t>表 12-2-6 雙語AI語音生活陪伴</w:t>
-      </w:r>
-    </w:p>
-    <w:tbl>
-      <w:tblPr>
-        <w:tblW w:type="auto" w:w="0"/>
-        <w:jc w:val="center"/>
-        <w:tblLayout w:type="fixed"/>
-        <w:tblLook w:firstColumn="1" w:firstRow="1" w:lastColumn="0" w:lastRow="0" w:noHBand="0" w:noVBand="1" w:val="04A0"/>
-        <w:tblBorders>
-          <w:top w:val="single" w:sz="4" w:space="0" w:color="B0C4DE"/>
-          <w:left w:val="single" w:sz="4" w:space="0" w:color="B0C4DE"/>
-          <w:bottom w:val="single" w:sz="4" w:space="0" w:color="B0C4DE"/>
-          <w:right w:val="single" w:sz="4" w:space="0" w:color="B0C4DE"/>
-          <w:insideH w:val="single" w:sz="4" w:space="0" w:color="B0C4DE"/>
-          <w:insideV w:val="single" w:sz="4" w:space="0" w:color="B0C4DE"/>
-        </w:tblBorders>
-      </w:tblPr>
-      <w:tblGrid>
-        <w:gridCol w:w="4680"/>
-        <w:gridCol w:w="4680"/>
-      </w:tblGrid>
-      <w:tr>
-        <w:trPr>
-          <w:cantSplit/>
-        </w:trPr>
-        <w:tc>
-          <w:tcPr>
-            <w:tcW w:type="dxa" w:w="1728"/>
-            <w:vAlign w:val="center"/>
-            <w:tcMar>
-              <w:top w:w="60" w:type="dxa"/>
-              <w:bottom w:w="60" w:type="dxa"/>
-              <w:left w:w="80" w:type="dxa"/>
-              <w:right w:w="80" w:type="dxa"/>
-            </w:tcMar>
-            <w:shd w:fill="EBF1F5"/>
-          </w:tcPr>
-          <w:p>
-            <w:pPr>
-              <w:spacing w:before="0" w:after="0" w:lineRule="exact" w:line="360"/>
-              <w:jc w:val="center"/>
-            </w:pPr>
-            <w:r>
-              <w:rPr>
-                <w:rFonts w:ascii="Times New Roman" w:hAnsi="Times New Roman" w:eastAsia="標楷體"/>
-                <w:b/>
-                <w:color w:val="142850"/>
-                <w:sz w:val="24"/>
-              </w:rPr>
-              <w:t>畫面名稱</w:t>
-            </w:r>
-          </w:p>
-        </w:tc>
-        <w:tc>
-          <w:tcPr>
-            <w:tcW w:type="dxa" w:w="7632"/>
-            <w:vAlign w:val="center"/>
-            <w:tcMar>
-              <w:top w:w="60" w:type="dxa"/>
-              <w:bottom w:w="60" w:type="dxa"/>
-              <w:left w:w="80" w:type="dxa"/>
-              <w:right w:w="80" w:type="dxa"/>
-            </w:tcMar>
-            <w:shd w:fill="FFFFFF"/>
-          </w:tcPr>
-          <w:p>
-            <w:pPr>
-              <w:spacing w:before="0" w:after="0" w:lineRule="exact" w:line="360"/>
-              <w:jc w:val="left"/>
-            </w:pPr>
-            <w:r>
-              <w:rPr>
-                <w:rFonts w:ascii="Times New Roman" w:hAnsi="Times New Roman" w:eastAsia="標楷體"/>
-                <w:b w:val="0"/>
-                <w:color w:val="141414"/>
-                <w:sz w:val="24"/>
-              </w:rPr>
-              <w:t>雙語AI語音生活陪伴</w:t>
-            </w:r>
-          </w:p>
-        </w:tc>
-      </w:tr>
-      <w:tr>
-        <w:trPr>
-          <w:cantSplit/>
-        </w:trPr>
-        <w:tc>
-          <w:tcPr>
-            <w:tcW w:type="dxa" w:w="1728"/>
-            <w:vAlign w:val="center"/>
-            <w:tcMar>
-              <w:top w:w="60" w:type="dxa"/>
-              <w:bottom w:w="60" w:type="dxa"/>
-              <w:left w:w="80" w:type="dxa"/>
-              <w:right w:w="80" w:type="dxa"/>
-            </w:tcMar>
-            <w:shd w:fill="EBF1F5"/>
-          </w:tcPr>
-          <w:p>
-            <w:pPr>
-              <w:spacing w:before="0" w:after="0" w:lineRule="exact" w:line="360"/>
-              <w:jc w:val="center"/>
-            </w:pPr>
-            <w:r>
-              <w:rPr>
-                <w:rFonts w:ascii="Times New Roman" w:hAnsi="Times New Roman" w:eastAsia="標楷體"/>
-                <w:b/>
-                <w:color w:val="142850"/>
-                <w:sz w:val="24"/>
-              </w:rPr>
-              <w:t>說明</w:t>
-            </w:r>
-          </w:p>
-        </w:tc>
-        <w:tc>
-          <w:tcPr>
-            <w:tcW w:type="dxa" w:w="7632"/>
-            <w:vAlign w:val="center"/>
-            <w:tcMar>
-              <w:top w:w="60" w:type="dxa"/>
-              <w:bottom w:w="60" w:type="dxa"/>
-              <w:left w:w="80" w:type="dxa"/>
-              <w:right w:w="80" w:type="dxa"/>
-            </w:tcMar>
-            <w:shd w:fill="FFFFFF"/>
-          </w:tcPr>
-          <w:p>
-            <w:pPr>
-              <w:spacing w:before="0" w:after="0" w:lineRule="exact" w:line="360"/>
-              <w:jc w:val="left"/>
-            </w:pPr>
-            <w:r>
-              <w:rPr>
-                <w:rFonts w:ascii="Times New Roman" w:hAnsi="Times New Roman" w:eastAsia="標楷體"/>
-                <w:b w:val="0"/>
-                <w:color w:val="141414"/>
-                <w:sz w:val="24"/>
-              </w:rPr>
-              <w:t>點選底部導覽列「陪伴」分頁，長輩可透過國語或台語與 AI 虛擬助理自由閒聊。長輩按下麥克風按鈕說出想聊的話題、生活趣事或健康諮詢，AI 即以親切溫暖的合成語音回應，並在畫面上同步呈現大字體字幕對話紀錄。</w:t>
-            </w:r>
-          </w:p>
-        </w:tc>
-      </w:tr>
-    </w:tbl>
-    <w:p>
-      <w:pPr>
-        <w:keepNext/>
-        <w:spacing w:before="120" w:after="40"/>
-        <w:jc w:val="center"/>
-      </w:pPr>
-      <w:r>
-        <w:drawing>
-          <wp:inline xmlns:a="http://schemas.openxmlformats.org/drawingml/2006/main" xmlns:pic="http://schemas.openxmlformats.org/drawingml/2006/picture">
-            <wp:extent cx="2926080" cy="6502795"/>
-            <wp:docPr id="9" name="Picture 9"/>
-            <wp:cNvGraphicFramePr>
-              <a:graphicFrameLocks noChangeAspect="1"/>
-            </wp:cNvGraphicFramePr>
-            <a:graphic>
-              <a:graphicData uri="http://schemas.openxmlformats.org/drawingml/2006/picture">
-                <pic:pic>
-                  <pic:nvPicPr>
-                    <pic:cNvPr id="0" name="fig_12_2_6_elder_chat.png"/>
-                    <pic:cNvPicPr/>
-                  </pic:nvPicPr>
-                  <pic:blipFill>
-                    <a:blip r:embed="rId17"/>
-                    <a:stretch>
-                      <a:fillRect/>
-                    </a:stretch>
-                  </pic:blipFill>
-                  <pic:spPr>
-                    <a:xfrm>
-                      <a:off x="0" y="0"/>
-                      <a:ext cx="2926080" cy="6502795"/>
-                    </a:xfrm>
-                    <a:prstGeom prst="rect"/>
-                  </pic:spPr>
-                </pic:pic>
-              </a:graphicData>
-            </a:graphic>
-          </wp:inline>
-        </w:drawing>
-      </w:r>
-    </w:p>
-    <w:p>
-      <w:pPr>
-        <w:keepNext/>
-        <w:spacing w:before="40" w:after="160"/>
-        <w:jc w:val="center"/>
-      </w:pPr>
-      <w:r>
-        <w:rPr>
-          <w:rFonts w:ascii="Times New Roman" w:hAnsi="Times New Roman" w:eastAsia="標楷體"/>
-          <w:b w:val="0"/>
-          <w:color w:val="142850"/>
-          <w:sz w:val="24"/>
-        </w:rPr>
-        <w:t>圖 12-2-6 雙語AI語音生活陪伴</w:t>
-      </w:r>
-    </w:p>
-    <w:p>
-      <w:pPr>
-        <w:keepNext/>
-        <w:spacing w:before="120" w:after="40"/>
-        <w:jc w:val="center"/>
-      </w:pPr>
-      <w:r>
-        <w:rPr>
-          <w:rFonts w:ascii="Times New Roman" w:hAnsi="Times New Roman" w:eastAsia="標楷體"/>
-          <w:b w:val="0"/>
-          <w:color w:val="142850"/>
-          <w:sz w:val="24"/>
-        </w:rPr>
-        <w:t>表 12-2-7 萌寵小豬舞台與個人步數</w:t>
-      </w:r>
-    </w:p>
-    <w:tbl>
-      <w:tblPr>
-        <w:tblW w:type="auto" w:w="0"/>
-        <w:jc w:val="center"/>
-        <w:tblLayout w:type="fixed"/>
-        <w:tblLook w:firstColumn="1" w:firstRow="1" w:lastColumn="0" w:lastRow="0" w:noHBand="0" w:noVBand="1" w:val="04A0"/>
-        <w:tblBorders>
-          <w:top w:val="single" w:sz="4" w:space="0" w:color="B0C4DE"/>
-          <w:left w:val="single" w:sz="4" w:space="0" w:color="B0C4DE"/>
-          <w:bottom w:val="single" w:sz="4" w:space="0" w:color="B0C4DE"/>
-          <w:right w:val="single" w:sz="4" w:space="0" w:color="B0C4DE"/>
-          <w:insideH w:val="single" w:sz="4" w:space="0" w:color="B0C4DE"/>
-          <w:insideV w:val="single" w:sz="4" w:space="0" w:color="B0C4DE"/>
-        </w:tblBorders>
-      </w:tblPr>
-      <w:tblGrid>
-        <w:gridCol w:w="4680"/>
-        <w:gridCol w:w="4680"/>
-      </w:tblGrid>
-      <w:tr>
-        <w:trPr>
-          <w:cantSplit/>
-        </w:trPr>
-        <w:tc>
-          <w:tcPr>
-            <w:tcW w:type="dxa" w:w="1728"/>
-            <w:vAlign w:val="center"/>
-            <w:tcMar>
-              <w:top w:w="60" w:type="dxa"/>
-              <w:bottom w:w="60" w:type="dxa"/>
-              <w:left w:w="80" w:type="dxa"/>
-              <w:right w:w="80" w:type="dxa"/>
-            </w:tcMar>
-            <w:shd w:fill="EBF1F5"/>
-          </w:tcPr>
-          <w:p>
-            <w:pPr>
-              <w:spacing w:before="0" w:after="0" w:lineRule="exact" w:line="360"/>
-              <w:jc w:val="center"/>
-            </w:pPr>
-            <w:r>
-              <w:rPr>
-                <w:rFonts w:ascii="Times New Roman" w:hAnsi="Times New Roman" w:eastAsia="標楷體"/>
-                <w:b/>
-                <w:color w:val="142850"/>
-                <w:sz w:val="24"/>
-              </w:rPr>
-              <w:t>畫面名稱</w:t>
-            </w:r>
-          </w:p>
-        </w:tc>
-        <w:tc>
-          <w:tcPr>
-            <w:tcW w:type="dxa" w:w="7632"/>
-            <w:vAlign w:val="center"/>
-            <w:tcMar>
-              <w:top w:w="60" w:type="dxa"/>
-              <w:bottom w:w="60" w:type="dxa"/>
-              <w:left w:w="80" w:type="dxa"/>
-              <w:right w:w="80" w:type="dxa"/>
-            </w:tcMar>
-            <w:shd w:fill="FFFFFF"/>
-          </w:tcPr>
-          <w:p>
-            <w:pPr>
-              <w:spacing w:before="0" w:after="0" w:lineRule="exact" w:line="360"/>
-              <w:jc w:val="left"/>
-            </w:pPr>
-            <w:r>
-              <w:rPr>
-                <w:rFonts w:ascii="Times New Roman" w:hAnsi="Times New Roman" w:eastAsia="標楷體"/>
-                <w:b w:val="0"/>
-                <w:color w:val="141414"/>
-                <w:sz w:val="24"/>
-              </w:rPr>
-              <w:t>萌寵小豬舞台與個人步數</w:t>
-            </w:r>
-          </w:p>
-        </w:tc>
-      </w:tr>
-      <w:tr>
-        <w:trPr>
-          <w:cantSplit/>
-        </w:trPr>
-        <w:tc>
-          <w:tcPr>
-            <w:tcW w:type="dxa" w:w="1728"/>
-            <w:vAlign w:val="center"/>
-            <w:tcMar>
-              <w:top w:w="60" w:type="dxa"/>
-              <w:bottom w:w="60" w:type="dxa"/>
-              <w:left w:w="80" w:type="dxa"/>
-              <w:right w:w="80" w:type="dxa"/>
-            </w:tcMar>
-            <w:shd w:fill="EBF1F5"/>
-          </w:tcPr>
-          <w:p>
-            <w:pPr>
-              <w:spacing w:before="0" w:after="0" w:lineRule="exact" w:line="360"/>
-              <w:jc w:val="center"/>
-            </w:pPr>
-            <w:r>
-              <w:rPr>
-                <w:rFonts w:ascii="Times New Roman" w:hAnsi="Times New Roman" w:eastAsia="標楷體"/>
-                <w:b/>
-                <w:color w:val="142850"/>
-                <w:sz w:val="24"/>
-              </w:rPr>
-              <w:t>說明</w:t>
-            </w:r>
-          </w:p>
-        </w:tc>
-        <w:tc>
-          <w:tcPr>
-            <w:tcW w:type="dxa" w:w="7632"/>
-            <w:vAlign w:val="center"/>
-            <w:tcMar>
-              <w:top w:w="60" w:type="dxa"/>
-              <w:bottom w:w="60" w:type="dxa"/>
-              <w:left w:w="80" w:type="dxa"/>
-              <w:right w:w="80" w:type="dxa"/>
-            </w:tcMar>
-            <w:shd w:fill="FFFFFF"/>
-          </w:tcPr>
-          <w:p>
-            <w:pPr>
-              <w:spacing w:before="0" w:after="0" w:lineRule="exact" w:line="360"/>
-              <w:jc w:val="left"/>
-            </w:pPr>
-            <w:r>
-              <w:rPr>
-                <w:rFonts w:ascii="Times New Roman" w:hAnsi="Times New Roman" w:eastAsia="標楷體"/>
-                <w:b w:val="0"/>
-                <w:color w:val="141414"/>
-                <w:sz w:val="24"/>
-              </w:rPr>
-              <w:t>點選底部導覽列「個人」分頁，長輩可進入萌寵小豬互動養成舞台。系統每日自動感測長者活動步數並統計日常消耗，長輩點擊「兌換能量」可將步數轉化為飼料餵養小豬，並可為小豬換裝與完成每日趣味任務，鼓勵長輩維持良好日常活動習慣。</w:t>
-            </w:r>
-          </w:p>
-        </w:tc>
-      </w:tr>
-    </w:tbl>
-    <w:p>
-      <w:pPr>
-        <w:keepNext/>
-        <w:spacing w:before="120" w:after="40"/>
-        <w:jc w:val="center"/>
-      </w:pPr>
-      <w:r>
-        <w:drawing>
-          <wp:inline xmlns:a="http://schemas.openxmlformats.org/drawingml/2006/main" xmlns:pic="http://schemas.openxmlformats.org/drawingml/2006/picture">
-            <wp:extent cx="2926080" cy="6502795"/>
-            <wp:docPr id="10" name="Picture 10"/>
-            <wp:cNvGraphicFramePr>
-              <a:graphicFrameLocks noChangeAspect="1"/>
-            </wp:cNvGraphicFramePr>
-            <a:graphic>
-              <a:graphicData uri="http://schemas.openxmlformats.org/drawingml/2006/picture">
-                <pic:pic>
-                  <pic:nvPicPr>
-                    <pic:cNvPr id="0" name="fig_12_2_7_elder_profile_pet.png"/>
-                    <pic:cNvPicPr/>
-                  </pic:nvPicPr>
-                  <pic:blipFill>
-                    <a:blip r:embed="rId18"/>
-                    <a:stretch>
-                      <a:fillRect/>
-                    </a:stretch>
-                  </pic:blipFill>
-                  <pic:spPr>
-                    <a:xfrm>
-                      <a:off x="0" y="0"/>
-                      <a:ext cx="2926080" cy="6502795"/>
-                    </a:xfrm>
-                    <a:prstGeom prst="rect"/>
-                  </pic:spPr>
-                </pic:pic>
-              </a:graphicData>
-            </a:graphic>
-          </wp:inline>
-        </w:drawing>
-      </w:r>
-    </w:p>
-    <w:p>
-      <w:pPr>
-        <w:keepNext/>
-        <w:spacing w:before="40" w:after="160"/>
-        <w:jc w:val="center"/>
-      </w:pPr>
-      <w:r>
-        <w:rPr>
-          <w:rFonts w:ascii="Times New Roman" w:hAnsi="Times New Roman" w:eastAsia="標楷體"/>
-          <w:b w:val="0"/>
-          <w:color w:val="142850"/>
-          <w:sz w:val="24"/>
-        </w:rPr>
-        <w:t>圖 12-2-7 萌寵小豬舞台與個人步數</w:t>
-      </w:r>
-    </w:p>
-    <w:p>
-      <w:pPr>
-        <w:keepNext/>
-        <w:spacing w:before="120" w:after="40"/>
-        <w:jc w:val="center"/>
-      </w:pPr>
-      <w:r>
-        <w:rPr>
-          <w:rFonts w:ascii="Times New Roman" w:hAnsi="Times New Roman" w:eastAsia="標楷體"/>
-          <w:b w:val="0"/>
-          <w:color w:val="142850"/>
-          <w:sz w:val="24"/>
-        </w:rPr>
-        <w:t>表 12-2-8 阿公阿嬤全域安心救生圈</w:t>
-      </w:r>
-    </w:p>
-    <w:tbl>
-      <w:tblPr>
-        <w:tblW w:type="auto" w:w="0"/>
-        <w:jc w:val="center"/>
-        <w:tblLayout w:type="fixed"/>
-        <w:tblLook w:firstColumn="1" w:firstRow="1" w:lastColumn="0" w:lastRow="0" w:noHBand="0" w:noVBand="1" w:val="04A0"/>
-        <w:tblBorders>
-          <w:top w:val="single" w:sz="4" w:space="0" w:color="B0C4DE"/>
-          <w:left w:val="single" w:sz="4" w:space="0" w:color="B0C4DE"/>
-          <w:bottom w:val="single" w:sz="4" w:space="0" w:color="B0C4DE"/>
-          <w:right w:val="single" w:sz="4" w:space="0" w:color="B0C4DE"/>
-          <w:insideH w:val="single" w:sz="4" w:space="0" w:color="B0C4DE"/>
-          <w:insideV w:val="single" w:sz="4" w:space="0" w:color="B0C4DE"/>
-        </w:tblBorders>
-      </w:tblPr>
-      <w:tblGrid>
-        <w:gridCol w:w="4680"/>
-        <w:gridCol w:w="4680"/>
-      </w:tblGrid>
-      <w:tr>
-        <w:trPr>
-          <w:cantSplit/>
-        </w:trPr>
-        <w:tc>
-          <w:tcPr>
-            <w:tcW w:type="dxa" w:w="1728"/>
-            <w:vAlign w:val="center"/>
-            <w:tcMar>
-              <w:top w:w="60" w:type="dxa"/>
-              <w:bottom w:w="60" w:type="dxa"/>
-              <w:left w:w="80" w:type="dxa"/>
-              <w:right w:w="80" w:type="dxa"/>
-            </w:tcMar>
-            <w:shd w:fill="EBF1F5"/>
-          </w:tcPr>
-          <w:p>
-            <w:pPr>
-              <w:spacing w:before="0" w:after="0" w:lineRule="exact" w:line="360"/>
-              <w:jc w:val="center"/>
-            </w:pPr>
-            <w:r>
-              <w:rPr>
-                <w:rFonts w:ascii="Times New Roman" w:hAnsi="Times New Roman" w:eastAsia="標楷體"/>
-                <w:b/>
-                <w:color w:val="142850"/>
-                <w:sz w:val="24"/>
-              </w:rPr>
-              <w:t>畫面名稱</w:t>
-            </w:r>
-          </w:p>
-        </w:tc>
-        <w:tc>
-          <w:tcPr>
-            <w:tcW w:type="dxa" w:w="7632"/>
-            <w:vAlign w:val="center"/>
-            <w:tcMar>
-              <w:top w:w="60" w:type="dxa"/>
-              <w:bottom w:w="60" w:type="dxa"/>
-              <w:left w:w="80" w:type="dxa"/>
-              <w:right w:w="80" w:type="dxa"/>
-            </w:tcMar>
-            <w:shd w:fill="FFFFFF"/>
-          </w:tcPr>
-          <w:p>
-            <w:pPr>
-              <w:spacing w:before="0" w:after="0" w:lineRule="exact" w:line="360"/>
-              <w:jc w:val="left"/>
-            </w:pPr>
-            <w:r>
-              <w:rPr>
-                <w:rFonts w:ascii="Times New Roman" w:hAnsi="Times New Roman" w:eastAsia="標楷體"/>
-                <w:b w:val="0"/>
-                <w:color w:val="141414"/>
-                <w:sz w:val="24"/>
-              </w:rPr>
-              <w:t>阿公阿嬤全域安心救生圈</w:t>
-            </w:r>
-          </w:p>
-        </w:tc>
-      </w:tr>
-      <w:tr>
-        <w:trPr>
-          <w:cantSplit/>
-        </w:trPr>
-        <w:tc>
-          <w:tcPr>
-            <w:tcW w:type="dxa" w:w="1728"/>
-            <w:vAlign w:val="center"/>
-            <w:tcMar>
-              <w:top w:w="60" w:type="dxa"/>
-              <w:bottom w:w="60" w:type="dxa"/>
-              <w:left w:w="80" w:type="dxa"/>
-              <w:right w:w="80" w:type="dxa"/>
-            </w:tcMar>
-            <w:shd w:fill="EBF1F5"/>
-          </w:tcPr>
-          <w:p>
-            <w:pPr>
-              <w:spacing w:before="0" w:after="0" w:lineRule="exact" w:line="360"/>
-              <w:jc w:val="center"/>
-            </w:pPr>
-            <w:r>
-              <w:rPr>
-                <w:rFonts w:ascii="Times New Roman" w:hAnsi="Times New Roman" w:eastAsia="標楷體"/>
-                <w:b/>
-                <w:color w:val="142850"/>
-                <w:sz w:val="24"/>
-              </w:rPr>
-              <w:t>說明</w:t>
-            </w:r>
-          </w:p>
-        </w:tc>
-        <w:tc>
-          <w:tcPr>
-            <w:tcW w:type="dxa" w:w="7632"/>
-            <w:vAlign w:val="center"/>
-            <w:tcMar>
-              <w:top w:w="60" w:type="dxa"/>
-              <w:bottom w:w="60" w:type="dxa"/>
-              <w:left w:w="80" w:type="dxa"/>
-              <w:right w:w="80" w:type="dxa"/>
-            </w:tcMar>
-            <w:shd w:fill="FFFFFF"/>
-          </w:tcPr>
-          <w:p>
-            <w:pPr>
-              <w:spacing w:before="0" w:after="0" w:lineRule="exact" w:line="360"/>
-              <w:jc w:val="left"/>
-            </w:pPr>
-            <w:r>
-              <w:rPr>
-                <w:rFonts w:ascii="Times New Roman" w:hAnsi="Times New Roman" w:eastAsia="標楷體"/>
-                <w:b w:val="0"/>
-                <w:color w:val="141414"/>
-                <w:sz w:val="24"/>
-              </w:rPr>
-              <w:t>長輩在應用程式任何畫面中若找不到功能或操作遇阻，點選畫面右下方常駐之「安心救生圈」浮動圖示，系統即刻跳出大字體語音求助引導視窗，提供直覺的大按鈕協助撥打主要照顧者電話或專人客服，讓長輩使用無後顧之憂。</w:t>
-            </w:r>
-          </w:p>
-        </w:tc>
-      </w:tr>
-    </w:tbl>
-    <w:p>
-      <w:pPr>
-        <w:keepNext/>
-        <w:spacing w:before="120" w:after="40"/>
-        <w:jc w:val="center"/>
-      </w:pPr>
-      <w:r>
-        <w:drawing>
-          <wp:inline xmlns:a="http://schemas.openxmlformats.org/drawingml/2006/main" xmlns:pic="http://schemas.openxmlformats.org/drawingml/2006/picture">
-            <wp:extent cx="2926080" cy="6502795"/>
-            <wp:docPr id="11" name="Picture 11"/>
-            <wp:cNvGraphicFramePr>
-              <a:graphicFrameLocks noChangeAspect="1"/>
-            </wp:cNvGraphicFramePr>
-            <a:graphic>
-              <a:graphicData uri="http://schemas.openxmlformats.org/drawingml/2006/picture">
-                <pic:pic>
-                  <pic:nvPicPr>
-                    <pic:cNvPr id="0" name="fig_12_2_8_global_assistant.png"/>
-                    <pic:cNvPicPr/>
-                  </pic:nvPicPr>
-                  <pic:blipFill>
-                    <a:blip r:embed="rId19"/>
-                    <a:stretch>
-                      <a:fillRect/>
-                    </a:stretch>
-                  </pic:blipFill>
-                  <pic:spPr>
-                    <a:xfrm>
-                      <a:off x="0" y="0"/>
-                      <a:ext cx="2926080" cy="6502795"/>
-                    </a:xfrm>
-                    <a:prstGeom prst="rect"/>
-                  </pic:spPr>
-                </pic:pic>
-              </a:graphicData>
-            </a:graphic>
-          </wp:inline>
-        </w:drawing>
-      </w:r>
-    </w:p>
-    <w:p>
-      <w:pPr>
-        <w:keepNext/>
-        <w:spacing w:before="40" w:after="160"/>
-        <w:jc w:val="center"/>
-      </w:pPr>
-      <w:r>
-        <w:rPr>
-          <w:rFonts w:ascii="Times New Roman" w:hAnsi="Times New Roman" w:eastAsia="標楷體"/>
-          <w:b w:val="0"/>
-          <w:color w:val="142850"/>
-          <w:sz w:val="24"/>
-        </w:rPr>
-        <w:t>圖 12-2-8 阿公阿嬤全域安心救生圈</w:t>
-      </w:r>
-    </w:p>
-    <w:p>
-      <w:pPr>
-        <w:keepNext/>
-        <w:spacing w:before="120" w:after="40"/>
-        <w:jc w:val="center"/>
-      </w:pPr>
-      <w:r>
-        <w:rPr>
-          <w:rFonts w:ascii="Times New Roman" w:hAnsi="Times New Roman" w:eastAsia="標楷體"/>
-          <w:b w:val="0"/>
-          <w:color w:val="142850"/>
-          <w:sz w:val="24"/>
-        </w:rPr>
-        <w:t>表 12-2-9 一鍵SOS緊急求援</w:t>
-      </w:r>
-    </w:p>
-    <w:tbl>
-      <w:tblPr>
-        <w:tblW w:type="auto" w:w="0"/>
-        <w:jc w:val="center"/>
-        <w:tblLayout w:type="fixed"/>
-        <w:tblLook w:firstColumn="1" w:firstRow="1" w:lastColumn="0" w:lastRow="0" w:noHBand="0" w:noVBand="1" w:val="04A0"/>
-        <w:tblBorders>
-          <w:top w:val="single" w:sz="4" w:space="0" w:color="B0C4DE"/>
-          <w:left w:val="single" w:sz="4" w:space="0" w:color="B0C4DE"/>
-          <w:bottom w:val="single" w:sz="4" w:space="0" w:color="B0C4DE"/>
-          <w:right w:val="single" w:sz="4" w:space="0" w:color="B0C4DE"/>
-          <w:insideH w:val="single" w:sz="4" w:space="0" w:color="B0C4DE"/>
-          <w:insideV w:val="single" w:sz="4" w:space="0" w:color="B0C4DE"/>
-        </w:tblBorders>
-      </w:tblPr>
-      <w:tblGrid>
-        <w:gridCol w:w="4680"/>
-        <w:gridCol w:w="4680"/>
-      </w:tblGrid>
-      <w:tr>
-        <w:trPr>
-          <w:cantSplit/>
-        </w:trPr>
-        <w:tc>
-          <w:tcPr>
-            <w:tcW w:type="dxa" w:w="1728"/>
-            <w:vAlign w:val="center"/>
-            <w:tcMar>
-              <w:top w:w="60" w:type="dxa"/>
-              <w:bottom w:w="60" w:type="dxa"/>
-              <w:left w:w="80" w:type="dxa"/>
-              <w:right w:w="80" w:type="dxa"/>
-            </w:tcMar>
-            <w:shd w:fill="EBF1F5"/>
-          </w:tcPr>
-          <w:p>
-            <w:pPr>
-              <w:spacing w:before="0" w:after="0" w:lineRule="exact" w:line="360"/>
-              <w:jc w:val="center"/>
-            </w:pPr>
-            <w:r>
-              <w:rPr>
-                <w:rFonts w:ascii="Times New Roman" w:hAnsi="Times New Roman" w:eastAsia="標楷體"/>
-                <w:b/>
-                <w:color w:val="142850"/>
-                <w:sz w:val="24"/>
-              </w:rPr>
-              <w:t>畫面名稱</w:t>
-            </w:r>
-          </w:p>
-        </w:tc>
-        <w:tc>
-          <w:tcPr>
-            <w:tcW w:type="dxa" w:w="7632"/>
-            <w:vAlign w:val="center"/>
-            <w:tcMar>
-              <w:top w:w="60" w:type="dxa"/>
-              <w:bottom w:w="60" w:type="dxa"/>
-              <w:left w:w="80" w:type="dxa"/>
-              <w:right w:w="80" w:type="dxa"/>
-            </w:tcMar>
-            <w:shd w:fill="FFFFFF"/>
-          </w:tcPr>
-          <w:p>
-            <w:pPr>
-              <w:spacing w:before="0" w:after="0" w:lineRule="exact" w:line="360"/>
-              <w:jc w:val="left"/>
-            </w:pPr>
-            <w:r>
-              <w:rPr>
-                <w:rFonts w:ascii="Times New Roman" w:hAnsi="Times New Roman" w:eastAsia="標楷體"/>
-                <w:b w:val="0"/>
-                <w:color w:val="141414"/>
-                <w:sz w:val="24"/>
-              </w:rPr>
-              <w:t>一鍵SOS緊急求援</w:t>
-            </w:r>
-          </w:p>
-        </w:tc>
-      </w:tr>
-      <w:tr>
-        <w:trPr>
-          <w:cantSplit/>
-        </w:trPr>
-        <w:tc>
-          <w:tcPr>
-            <w:tcW w:type="dxa" w:w="1728"/>
-            <w:vAlign w:val="center"/>
-            <w:tcMar>
-              <w:top w:w="60" w:type="dxa"/>
-              <w:bottom w:w="60" w:type="dxa"/>
-              <w:left w:w="80" w:type="dxa"/>
-              <w:right w:w="80" w:type="dxa"/>
-            </w:tcMar>
-            <w:shd w:fill="EBF1F5"/>
-          </w:tcPr>
-          <w:p>
-            <w:pPr>
-              <w:spacing w:before="0" w:after="0" w:lineRule="exact" w:line="360"/>
-              <w:jc w:val="center"/>
-            </w:pPr>
-            <w:r>
-              <w:rPr>
-                <w:rFonts w:ascii="Times New Roman" w:hAnsi="Times New Roman" w:eastAsia="標楷體"/>
-                <w:b/>
-                <w:color w:val="142850"/>
-                <w:sz w:val="24"/>
-              </w:rPr>
-              <w:t>說明</w:t>
-            </w:r>
-          </w:p>
-        </w:tc>
-        <w:tc>
-          <w:tcPr>
-            <w:tcW w:type="dxa" w:w="7632"/>
-            <w:vAlign w:val="center"/>
-            <w:tcMar>
-              <w:top w:w="60" w:type="dxa"/>
-              <w:bottom w:w="60" w:type="dxa"/>
-              <w:left w:w="80" w:type="dxa"/>
-              <w:right w:w="80" w:type="dxa"/>
-            </w:tcMar>
-            <w:shd w:fill="FFFFFF"/>
-          </w:tcPr>
-          <w:p>
-            <w:pPr>
-              <w:spacing w:before="0" w:after="0" w:lineRule="exact" w:line="360"/>
-              <w:jc w:val="left"/>
-            </w:pPr>
-            <w:r>
-              <w:rPr>
-                <w:rFonts w:ascii="Times New Roman" w:hAnsi="Times New Roman" w:eastAsia="標楷體"/>
-                <w:b w:val="0"/>
-                <w:color w:val="141414"/>
-                <w:sz w:val="24"/>
-              </w:rPr>
-              <w:t>當長輩突感身體不適或遭遇意外時，按下醒目的紅色 SOS 求援按鈕，系統立即展開 5 秒倒數求援程序。倒數結束後，系統即刻發出高音量蜂鳴警報，並同步向所有綁定家屬發送高優先級緊急通報與長輩即時 GPS 座標，防範危急情況延誤。</w:t>
-            </w:r>
-          </w:p>
-        </w:tc>
-      </w:tr>
-    </w:tbl>
-    <w:p>
-      <w:pPr>
-        <w:keepNext/>
-        <w:spacing w:before="120" w:after="40"/>
-        <w:jc w:val="center"/>
-      </w:pPr>
-      <w:r>
-        <w:drawing>
-          <wp:inline xmlns:a="http://schemas.openxmlformats.org/drawingml/2006/main" xmlns:pic="http://schemas.openxmlformats.org/drawingml/2006/picture">
-            <wp:extent cx="2926080" cy="6502795"/>
-            <wp:docPr id="12" name="Picture 12"/>
-            <wp:cNvGraphicFramePr>
-              <a:graphicFrameLocks noChangeAspect="1"/>
-            </wp:cNvGraphicFramePr>
-            <a:graphic>
-              <a:graphicData uri="http://schemas.openxmlformats.org/drawingml/2006/picture">
-                <pic:pic>
-                  <pic:nvPicPr>
-                    <pic:cNvPr id="0" name="fig_12_2_9_elder_sos.png"/>
-                    <pic:cNvPicPr/>
-                  </pic:nvPicPr>
-                  <pic:blipFill>
-                    <a:blip r:embed="rId20"/>
-                    <a:stretch>
-                      <a:fillRect/>
-                    </a:stretch>
-                  </pic:blipFill>
-                  <pic:spPr>
-                    <a:xfrm>
-                      <a:off x="0" y="0"/>
-                      <a:ext cx="2926080" cy="6502795"/>
-                    </a:xfrm>
-                    <a:prstGeom prst="rect"/>
-                  </pic:spPr>
-                </pic:pic>
-              </a:graphicData>
-            </a:graphic>
-          </wp:inline>
-        </w:drawing>
-      </w:r>
-    </w:p>
-    <w:p>
-      <w:pPr>
-        <w:keepNext/>
-        <w:spacing w:before="40" w:after="160"/>
-        <w:jc w:val="center"/>
-      </w:pPr>
-      <w:r>
-        <w:rPr>
-          <w:rFonts w:ascii="Times New Roman" w:hAnsi="Times New Roman" w:eastAsia="標楷體"/>
-          <w:b w:val="0"/>
-          <w:color w:val="142850"/>
-          <w:sz w:val="24"/>
-        </w:rPr>
-        <w:t>圖 12-2-9 一鍵SOS緊急求援</w:t>
-      </w:r>
-    </w:p>
-    <w:p>
-      <w:pPr>
-        <w:keepNext/>
-        <w:spacing w:before="120" w:after="40"/>
-        <w:jc w:val="center"/>
-      </w:pPr>
-      <w:r>
-        <w:rPr>
-          <w:rFonts w:ascii="Times New Roman" w:hAnsi="Times New Roman" w:eastAsia="標楷體"/>
-          <w:b w:val="0"/>
-          <w:color w:val="142850"/>
-          <w:sz w:val="24"/>
-        </w:rPr>
-        <w:t>表 12-2-10 雙向高畫質視訊通話</w:t>
-      </w:r>
-    </w:p>
-    <w:tbl>
-      <w:tblPr>
-        <w:tblW w:type="auto" w:w="0"/>
-        <w:jc w:val="center"/>
-        <w:tblLayout w:type="fixed"/>
-        <w:tblLook w:firstColumn="1" w:firstRow="1" w:lastColumn="0" w:lastRow="0" w:noHBand="0" w:noVBand="1" w:val="04A0"/>
-        <w:tblBorders>
-          <w:top w:val="single" w:sz="4" w:space="0" w:color="B0C4DE"/>
-          <w:left w:val="single" w:sz="4" w:space="0" w:color="B0C4DE"/>
-          <w:bottom w:val="single" w:sz="4" w:space="0" w:color="B0C4DE"/>
-          <w:right w:val="single" w:sz="4" w:space="0" w:color="B0C4DE"/>
-          <w:insideH w:val="single" w:sz="4" w:space="0" w:color="B0C4DE"/>
-          <w:insideV w:val="single" w:sz="4" w:space="0" w:color="B0C4DE"/>
-        </w:tblBorders>
-      </w:tblPr>
-      <w:tblGrid>
-        <w:gridCol w:w="4680"/>
-        <w:gridCol w:w="4680"/>
-      </w:tblGrid>
-      <w:tr>
-        <w:trPr>
-          <w:cantSplit/>
-        </w:trPr>
-        <w:tc>
-          <w:tcPr>
-            <w:tcW w:type="dxa" w:w="1728"/>
-            <w:vAlign w:val="center"/>
-            <w:tcMar>
-              <w:top w:w="60" w:type="dxa"/>
-              <w:bottom w:w="60" w:type="dxa"/>
-              <w:left w:w="80" w:type="dxa"/>
-              <w:right w:w="80" w:type="dxa"/>
-            </w:tcMar>
-            <w:shd w:fill="EBF1F5"/>
-          </w:tcPr>
-          <w:p>
-            <w:pPr>
-              <w:spacing w:before="0" w:after="0" w:lineRule="exact" w:line="360"/>
-              <w:jc w:val="center"/>
-            </w:pPr>
-            <w:r>
-              <w:rPr>
-                <w:rFonts w:ascii="Times New Roman" w:hAnsi="Times New Roman" w:eastAsia="標楷體"/>
-                <w:b/>
-                <w:color w:val="142850"/>
-                <w:sz w:val="24"/>
-              </w:rPr>
-              <w:t>畫面名稱</w:t>
-            </w:r>
-          </w:p>
-        </w:tc>
-        <w:tc>
-          <w:tcPr>
-            <w:tcW w:type="dxa" w:w="7632"/>
-            <w:vAlign w:val="center"/>
-            <w:tcMar>
-              <w:top w:w="60" w:type="dxa"/>
-              <w:bottom w:w="60" w:type="dxa"/>
-              <w:left w:w="80" w:type="dxa"/>
-              <w:right w:w="80" w:type="dxa"/>
-            </w:tcMar>
-            <w:shd w:fill="FFFFFF"/>
-          </w:tcPr>
-          <w:p>
-            <w:pPr>
-              <w:spacing w:before="0" w:after="0" w:lineRule="exact" w:line="360"/>
-              <w:jc w:val="left"/>
-            </w:pPr>
-            <w:r>
-              <w:rPr>
-                <w:rFonts w:ascii="Times New Roman" w:hAnsi="Times New Roman" w:eastAsia="標楷體"/>
-                <w:b w:val="0"/>
-                <w:color w:val="141414"/>
-                <w:sz w:val="24"/>
-              </w:rPr>
-              <w:t>雙向高畫質視訊通話</w:t>
-            </w:r>
-          </w:p>
-        </w:tc>
-      </w:tr>
-      <w:tr>
-        <w:trPr>
-          <w:cantSplit/>
-        </w:trPr>
-        <w:tc>
-          <w:tcPr>
-            <w:tcW w:type="dxa" w:w="1728"/>
-            <w:vAlign w:val="center"/>
-            <w:tcMar>
-              <w:top w:w="60" w:type="dxa"/>
-              <w:bottom w:w="60" w:type="dxa"/>
-              <w:left w:w="80" w:type="dxa"/>
-              <w:right w:w="80" w:type="dxa"/>
-            </w:tcMar>
-            <w:shd w:fill="EBF1F5"/>
-          </w:tcPr>
-          <w:p>
-            <w:pPr>
-              <w:spacing w:before="0" w:after="0" w:lineRule="exact" w:line="360"/>
-              <w:jc w:val="center"/>
-            </w:pPr>
-            <w:r>
-              <w:rPr>
-                <w:rFonts w:ascii="Times New Roman" w:hAnsi="Times New Roman" w:eastAsia="標楷體"/>
-                <w:b/>
-                <w:color w:val="142850"/>
-                <w:sz w:val="24"/>
-              </w:rPr>
-              <w:t>說明</w:t>
-            </w:r>
-          </w:p>
-        </w:tc>
-        <w:tc>
-          <w:tcPr>
-            <w:tcW w:type="dxa" w:w="7632"/>
-            <w:vAlign w:val="center"/>
-            <w:tcMar>
-              <w:top w:w="60" w:type="dxa"/>
-              <w:bottom w:w="60" w:type="dxa"/>
-              <w:left w:w="80" w:type="dxa"/>
-              <w:right w:w="80" w:type="dxa"/>
-            </w:tcMar>
-            <w:shd w:fill="FFFFFF"/>
-          </w:tcPr>
-          <w:p>
-            <w:pPr>
-              <w:spacing w:before="0" w:after="0" w:lineRule="exact" w:line="360"/>
-              <w:jc w:val="left"/>
-            </w:pPr>
-            <w:r>
-              <w:rPr>
-                <w:rFonts w:ascii="Times New Roman" w:hAnsi="Times New Roman" w:eastAsia="標楷體"/>
-                <w:b w:val="0"/>
-                <w:color w:val="141414"/>
-                <w:sz w:val="24"/>
-              </w:rPr>
-              <w:t>長者發起或接聽家屬通話時進入全螢幕雙向視訊連線介面，畫面中央清楚顯示兒女即時影像與通話時長。長輩可點選下方特大圖示切換擴音或關閉麥克風，通話結束後點選醒目的紅色按鈕即可掛斷，連線過程穩定流暢。</w:t>
-            </w:r>
-          </w:p>
-        </w:tc>
-      </w:tr>
-    </w:tbl>
-    <w:p>
-      <w:pPr>
-        <w:keepNext/>
-        <w:spacing w:before="120" w:after="40"/>
-        <w:jc w:val="center"/>
-      </w:pPr>
-      <w:r>
-        <w:drawing>
-          <wp:inline xmlns:a="http://schemas.openxmlformats.org/drawingml/2006/main" xmlns:pic="http://schemas.openxmlformats.org/drawingml/2006/picture">
-            <wp:extent cx="2926080" cy="6502795"/>
-            <wp:docPr id="13" name="Picture 13"/>
-            <wp:cNvGraphicFramePr>
-              <a:graphicFrameLocks noChangeAspect="1"/>
-            </wp:cNvGraphicFramePr>
-            <a:graphic>
-              <a:graphicData uri="http://schemas.openxmlformats.org/drawingml/2006/picture">
-                <pic:pic>
-                  <pic:nvPicPr>
-                    <pic:cNvPr id="0" name="fig_12_2_10_elder_video_call.png"/>
-                    <pic:cNvPicPr/>
-                  </pic:nvPicPr>
-                  <pic:blipFill>
-                    <a:blip r:embed="rId21"/>
-                    <a:stretch>
-                      <a:fillRect/>
-                    </a:stretch>
-                  </pic:blipFill>
-                  <pic:spPr>
-                    <a:xfrm>
-                      <a:off x="0" y="0"/>
-                      <a:ext cx="2926080" cy="6502795"/>
-                    </a:xfrm>
-                    <a:prstGeom prst="rect"/>
-                  </pic:spPr>
-                </pic:pic>
-              </a:graphicData>
-            </a:graphic>
-          </wp:inline>
-        </w:drawing>
-      </w:r>
-    </w:p>
-    <w:p>
-      <w:pPr>
-        <w:keepNext/>
-        <w:spacing w:before="40" w:after="160"/>
-        <w:jc w:val="center"/>
-      </w:pPr>
-      <w:r>
-        <w:rPr>
-          <w:rFonts w:ascii="Times New Roman" w:hAnsi="Times New Roman" w:eastAsia="標楷體"/>
-          <w:b w:val="0"/>
-          <w:color w:val="142850"/>
-          <w:sz w:val="24"/>
-        </w:rPr>
-        <w:t>圖 12-2-10 雙向高畫質視訊通話</w:t>
-      </w:r>
-    </w:p>
-    <w:p>
-      <w:pPr>
-        <w:keepNext/>
-        <w:spacing w:before="120" w:after="40"/>
-        <w:jc w:val="center"/>
-      </w:pPr>
-      <w:r>
-        <w:rPr>
-          <w:rFonts w:ascii="Times New Roman" w:hAnsi="Times New Roman" w:eastAsia="標楷體"/>
-          <w:b w:val="0"/>
-          <w:color w:val="142850"/>
-          <w:sz w:val="24"/>
-        </w:rPr>
-        <w:t>表 12-2-11 專屬長者安全配對碼</w:t>
-      </w:r>
-    </w:p>
-    <w:tbl>
-      <w:tblPr>
-        <w:tblW w:type="auto" w:w="0"/>
-        <w:jc w:val="center"/>
-        <w:tblLayout w:type="fixed"/>
-        <w:tblLook w:firstColumn="1" w:firstRow="1" w:lastColumn="0" w:lastRow="0" w:noHBand="0" w:noVBand="1" w:val="04A0"/>
-        <w:tblBorders>
-          <w:top w:val="single" w:sz="4" w:space="0" w:color="B0C4DE"/>
-          <w:left w:val="single" w:sz="4" w:space="0" w:color="B0C4DE"/>
-          <w:bottom w:val="single" w:sz="4" w:space="0" w:color="B0C4DE"/>
-          <w:right w:val="single" w:sz="4" w:space="0" w:color="B0C4DE"/>
-          <w:insideH w:val="single" w:sz="4" w:space="0" w:color="B0C4DE"/>
-          <w:insideV w:val="single" w:sz="4" w:space="0" w:color="B0C4DE"/>
-        </w:tblBorders>
-      </w:tblPr>
-      <w:tblGrid>
-        <w:gridCol w:w="4680"/>
-        <w:gridCol w:w="4680"/>
-      </w:tblGrid>
-      <w:tr>
-        <w:trPr>
-          <w:cantSplit/>
-        </w:trPr>
-        <w:tc>
-          <w:tcPr>
-            <w:tcW w:type="dxa" w:w="1728"/>
-            <w:vAlign w:val="center"/>
-            <w:tcMar>
-              <w:top w:w="60" w:type="dxa"/>
-              <w:bottom w:w="60" w:type="dxa"/>
-              <w:left w:w="80" w:type="dxa"/>
-              <w:right w:w="80" w:type="dxa"/>
-            </w:tcMar>
-            <w:shd w:fill="EBF1F5"/>
-          </w:tcPr>
-          <w:p>
-            <w:pPr>
-              <w:spacing w:before="0" w:after="0" w:lineRule="exact" w:line="360"/>
-              <w:jc w:val="center"/>
-            </w:pPr>
-            <w:r>
-              <w:rPr>
-                <w:rFonts w:ascii="Times New Roman" w:hAnsi="Times New Roman" w:eastAsia="標楷體"/>
-                <w:b/>
-                <w:color w:val="142850"/>
-                <w:sz w:val="24"/>
-              </w:rPr>
-              <w:t>畫面名稱</w:t>
-            </w:r>
-          </w:p>
-        </w:tc>
-        <w:tc>
-          <w:tcPr>
-            <w:tcW w:type="dxa" w:w="7632"/>
-            <w:vAlign w:val="center"/>
-            <w:tcMar>
-              <w:top w:w="60" w:type="dxa"/>
-              <w:bottom w:w="60" w:type="dxa"/>
-              <w:left w:w="80" w:type="dxa"/>
-              <w:right w:w="80" w:type="dxa"/>
-            </w:tcMar>
-            <w:shd w:fill="FFFFFF"/>
-          </w:tcPr>
-          <w:p>
-            <w:pPr>
-              <w:spacing w:before="0" w:after="0" w:lineRule="exact" w:line="360"/>
-              <w:jc w:val="left"/>
-            </w:pPr>
-            <w:r>
-              <w:rPr>
-                <w:rFonts w:ascii="Times New Roman" w:hAnsi="Times New Roman" w:eastAsia="標楷體"/>
-                <w:b w:val="0"/>
-                <w:color w:val="141414"/>
-                <w:sz w:val="24"/>
-              </w:rPr>
-              <w:t>專屬長者安全配對碼</w:t>
-            </w:r>
-          </w:p>
-        </w:tc>
-      </w:tr>
-      <w:tr>
-        <w:trPr>
-          <w:cantSplit/>
-        </w:trPr>
-        <w:tc>
-          <w:tcPr>
-            <w:tcW w:type="dxa" w:w="1728"/>
-            <w:vAlign w:val="center"/>
-            <w:tcMar>
-              <w:top w:w="60" w:type="dxa"/>
-              <w:bottom w:w="60" w:type="dxa"/>
-              <w:left w:w="80" w:type="dxa"/>
-              <w:right w:w="80" w:type="dxa"/>
-            </w:tcMar>
-            <w:shd w:fill="EBF1F5"/>
-          </w:tcPr>
-          <w:p>
-            <w:pPr>
-              <w:spacing w:before="0" w:after="0" w:lineRule="exact" w:line="360"/>
-              <w:jc w:val="center"/>
-            </w:pPr>
-            <w:r>
-              <w:rPr>
-                <w:rFonts w:ascii="Times New Roman" w:hAnsi="Times New Roman" w:eastAsia="標楷體"/>
-                <w:b/>
-                <w:color w:val="142850"/>
-                <w:sz w:val="24"/>
-              </w:rPr>
-              <w:t>說明</w:t>
-            </w:r>
-          </w:p>
-        </w:tc>
-        <w:tc>
-          <w:tcPr>
-            <w:tcW w:type="dxa" w:w="7632"/>
-            <w:vAlign w:val="center"/>
-            <w:tcMar>
-              <w:top w:w="60" w:type="dxa"/>
-              <w:bottom w:w="60" w:type="dxa"/>
-              <w:left w:w="80" w:type="dxa"/>
-              <w:right w:w="80" w:type="dxa"/>
-            </w:tcMar>
-            <w:shd w:fill="FFFFFF"/>
-          </w:tcPr>
-          <w:p>
-            <w:pPr>
-              <w:spacing w:before="0" w:after="0" w:lineRule="exact" w:line="360"/>
-              <w:jc w:val="left"/>
-            </w:pPr>
-            <w:r>
-              <w:rPr>
-                <w:rFonts w:ascii="Times New Roman" w:hAnsi="Times New Roman" w:eastAsia="標楷體"/>
-                <w:b w:val="0"/>
-                <w:color w:val="141414"/>
-                <w:sz w:val="24"/>
-              </w:rPr>
-              <w:t>長者端點選「配對資訊」即可進入配對碼展示畫面。系統以特大字體呈現專屬 6 碼數字配對碼（例如 589 214）及專屬 QR Code，家屬只需開啟手機 App 輸入該組配對碼或掃描條碼，即可快速完成家庭安全防護綁定。</w:t>
-            </w:r>
-          </w:p>
-        </w:tc>
-      </w:tr>
-    </w:tbl>
-    <w:p>
-      <w:pPr>
-        <w:keepNext/>
-        <w:spacing w:before="120" w:after="40"/>
-        <w:jc w:val="center"/>
-      </w:pPr>
-      <w:r>
-        <w:drawing>
-          <wp:inline xmlns:a="http://schemas.openxmlformats.org/drawingml/2006/main" xmlns:pic="http://schemas.openxmlformats.org/drawingml/2006/picture">
-            <wp:extent cx="2926080" cy="6502795"/>
-            <wp:docPr id="14" name="Picture 14"/>
-            <wp:cNvGraphicFramePr>
-              <a:graphicFrameLocks noChangeAspect="1"/>
-            </wp:cNvGraphicFramePr>
-            <a:graphic>
-              <a:graphicData uri="http://schemas.openxmlformats.org/drawingml/2006/picture">
-                <pic:pic>
-                  <pic:nvPicPr>
-                    <pic:cNvPr id="0" name="fig_12_2_11_elder_pairing_display.png"/>
-                    <pic:cNvPicPr/>
-                  </pic:nvPicPr>
-                  <pic:blipFill>
-                    <a:blip r:embed="rId22"/>
-                    <a:stretch>
-                      <a:fillRect/>
-                    </a:stretch>
-                  </pic:blipFill>
-                  <pic:spPr>
-                    <a:xfrm>
-                      <a:off x="0" y="0"/>
-                      <a:ext cx="2926080" cy="6502795"/>
-                    </a:xfrm>
-                    <a:prstGeom prst="rect"/>
-                  </pic:spPr>
-                </pic:pic>
-              </a:graphicData>
-            </a:graphic>
-          </wp:inline>
-        </w:drawing>
-      </w:r>
-    </w:p>
-    <w:p>
-      <w:pPr>
-        <w:keepNext/>
-        <w:spacing w:before="40" w:after="160"/>
-        <w:jc w:val="center"/>
-      </w:pPr>
-      <w:r>
-        <w:rPr>
-          <w:rFonts w:ascii="Times New Roman" w:hAnsi="Times New Roman" w:eastAsia="標楷體"/>
-          <w:b w:val="0"/>
-          <w:color w:val="142850"/>
-          <w:sz w:val="24"/>
-        </w:rPr>
-        <w:t>圖 12-2-11 專屬長者安全配對碼</w:t>
-      </w:r>
-    </w:p>
-    <w:p>
-      <w:pPr>
-        <w:sectPr>
-          <w:pgSz w:w="12240" w:h="15840"/>
-          <w:pgMar w:top="1440" w:right="1440" w:bottom="1440" w:left="1440" w:header="720" w:footer="720" w:gutter="0"/>
-          <w:cols w:space="720"/>
-          <w:docGrid w:linePitch="360"/>
-        </w:sectPr>
-      </w:pPr>
-    </w:p>
-    <w:p>
-      <w:pPr>
-        <w:keepNext/>
-        <w:spacing w:before="280" w:after="120"/>
-      </w:pPr>
-      <w:r>
-        <w:rPr>
-          <w:rFonts w:ascii="Times New Roman" w:hAnsi="Times New Roman" w:eastAsia="標楷體"/>
-          <w:b/>
-          <w:color w:val="143C6E"/>
-          <w:sz w:val="28"/>
-        </w:rPr>
-        <w:t>12-3 家屬守護端使用手冊</w:t>
-      </w:r>
-    </w:p>
-    <w:p>
-      <w:pPr>
-        <w:spacing w:before="0" w:after="0" w:lineRule="exact" w:line="360"/>
-        <w:ind w:firstLine="480"/>
-      </w:pPr>
-      <w:r>
-        <w:rPr>
-          <w:rFonts w:ascii="Times New Roman" w:hAnsi="Times New Roman" w:eastAsia="標楷體"/>
-          <w:b w:val="0"/>
-          <w:color w:val="1E1E1E"/>
-          <w:sz w:val="24"/>
-        </w:rPr>
-        <w:t>家屬守護端介面專為出門在外的子女與家庭照護者設計，提供全面而細緻的遠距居家安全防護與親情連結。功能涵蓋首頁守護儀表板、長者即時 GPS 定位與安全電子圍籬、家屬 AI 照護副駕駛、互動中樞、家庭生活時光牆、客廳 AI 守護鏡頭即時串流、異常警示中心、用藥作息健康提醒、人生故事記憶迴廊、長者設備綁定配對，以及照護設定與情緒健康總覽，讓子女隨時隨地掌握長輩生活現況。</w:t>
-      </w:r>
-    </w:p>
-    <w:p>
-      <w:pPr>
-        <w:keepNext/>
-        <w:spacing w:before="120" w:after="40"/>
-        <w:jc w:val="center"/>
-      </w:pPr>
-      <w:r>
-        <w:rPr>
-          <w:rFonts w:ascii="Times New Roman" w:hAnsi="Times New Roman" w:eastAsia="標楷體"/>
-          <w:b w:val="0"/>
-          <w:color w:val="142850"/>
-          <w:sz w:val="24"/>
-        </w:rPr>
-        <w:t>表 12-3-1 家屬守護首頁儀表板</w:t>
-      </w:r>
-    </w:p>
-    <w:tbl>
-      <w:tblPr>
-        <w:tblW w:type="auto" w:w="0"/>
-        <w:jc w:val="center"/>
-        <w:tblLayout w:type="fixed"/>
-        <w:tblLook w:firstColumn="1" w:firstRow="1" w:lastColumn="0" w:lastRow="0" w:noHBand="0" w:noVBand="1" w:val="04A0"/>
-        <w:tblBorders>
-          <w:top w:val="single" w:sz="4" w:space="0" w:color="B0C4DE"/>
-          <w:left w:val="single" w:sz="4" w:space="0" w:color="B0C4DE"/>
-          <w:bottom w:val="single" w:sz="4" w:space="0" w:color="B0C4DE"/>
-          <w:right w:val="single" w:sz="4" w:space="0" w:color="B0C4DE"/>
-          <w:insideH w:val="single" w:sz="4" w:space="0" w:color="B0C4DE"/>
-          <w:insideV w:val="single" w:sz="4" w:space="0" w:color="B0C4DE"/>
-        </w:tblBorders>
-      </w:tblPr>
-      <w:tblGrid>
-        <w:gridCol w:w="4680"/>
-        <w:gridCol w:w="4680"/>
-      </w:tblGrid>
-      <w:tr>
-        <w:trPr>
-          <w:cantSplit/>
-        </w:trPr>
-        <w:tc>
-          <w:tcPr>
-            <w:tcW w:type="dxa" w:w="1728"/>
-            <w:vAlign w:val="center"/>
-            <w:tcMar>
-              <w:top w:w="60" w:type="dxa"/>
-              <w:bottom w:w="60" w:type="dxa"/>
-              <w:left w:w="80" w:type="dxa"/>
-              <w:right w:w="80" w:type="dxa"/>
-            </w:tcMar>
-            <w:shd w:fill="EBF1F5"/>
-          </w:tcPr>
-          <w:p>
-            <w:pPr>
-              <w:spacing w:before="0" w:after="0" w:lineRule="exact" w:line="360"/>
-              <w:jc w:val="center"/>
-            </w:pPr>
-            <w:r>
-              <w:rPr>
-                <w:rFonts w:ascii="Times New Roman" w:hAnsi="Times New Roman" w:eastAsia="標楷體"/>
-                <w:b/>
-                <w:color w:val="142850"/>
-                <w:sz w:val="24"/>
-              </w:rPr>
-              <w:t>畫面名稱</w:t>
-            </w:r>
-          </w:p>
-        </w:tc>
-        <w:tc>
-          <w:tcPr>
-            <w:tcW w:type="dxa" w:w="7632"/>
-            <w:vAlign w:val="center"/>
-            <w:tcMar>
-              <w:top w:w="60" w:type="dxa"/>
-              <w:bottom w:w="60" w:type="dxa"/>
-              <w:left w:w="80" w:type="dxa"/>
-              <w:right w:w="80" w:type="dxa"/>
-            </w:tcMar>
-            <w:shd w:fill="FFFFFF"/>
-          </w:tcPr>
-          <w:p>
-            <w:pPr>
-              <w:spacing w:before="0" w:after="0" w:lineRule="exact" w:line="360"/>
-              <w:jc w:val="left"/>
-            </w:pPr>
-            <w:r>
-              <w:rPr>
-                <w:rFonts w:ascii="Times New Roman" w:hAnsi="Times New Roman" w:eastAsia="標楷體"/>
-                <w:b w:val="0"/>
-                <w:color w:val="141414"/>
-                <w:sz w:val="24"/>
-              </w:rPr>
-              <w:t>家屬守護首頁儀表板</w:t>
-            </w:r>
-          </w:p>
-        </w:tc>
-      </w:tr>
-      <w:tr>
-        <w:trPr>
-          <w:cantSplit/>
-        </w:trPr>
-        <w:tc>
-          <w:tcPr>
-            <w:tcW w:type="dxa" w:w="1728"/>
-            <w:vAlign w:val="center"/>
-            <w:tcMar>
-              <w:top w:w="60" w:type="dxa"/>
-              <w:bottom w:w="60" w:type="dxa"/>
-              <w:left w:w="80" w:type="dxa"/>
-              <w:right w:w="80" w:type="dxa"/>
-            </w:tcMar>
-            <w:shd w:fill="EBF1F5"/>
-          </w:tcPr>
-          <w:p>
-            <w:pPr>
-              <w:spacing w:before="0" w:after="0" w:lineRule="exact" w:line="360"/>
-              <w:jc w:val="center"/>
-            </w:pPr>
-            <w:r>
-              <w:rPr>
-                <w:rFonts w:ascii="Times New Roman" w:hAnsi="Times New Roman" w:eastAsia="標楷體"/>
-                <w:b/>
-                <w:color w:val="142850"/>
-                <w:sz w:val="24"/>
-              </w:rPr>
-              <w:t>說明</w:t>
-            </w:r>
-          </w:p>
-        </w:tc>
-        <w:tc>
-          <w:tcPr>
-            <w:tcW w:type="dxa" w:w="7632"/>
-            <w:vAlign w:val="center"/>
-            <w:tcMar>
-              <w:top w:w="60" w:type="dxa"/>
-              <w:bottom w:w="60" w:type="dxa"/>
-              <w:left w:w="80" w:type="dxa"/>
-              <w:right w:w="80" w:type="dxa"/>
-            </w:tcMar>
-            <w:shd w:fill="FFFFFF"/>
-          </w:tcPr>
-          <w:p>
-            <w:pPr>
-              <w:spacing w:before="0" w:after="0" w:lineRule="exact" w:line="360"/>
-              <w:jc w:val="left"/>
-            </w:pPr>
-            <w:r>
-              <w:rPr>
-                <w:rFonts w:ascii="Times New Roman" w:hAnsi="Times New Roman" w:eastAsia="標楷體"/>
-                <w:b w:val="0"/>
-                <w:color w:val="141414"/>
-                <w:sz w:val="24"/>
-              </w:rPr>
-              <w:t>家屬登入後即進入守護首頁，頂部清楚呈現受關照長輩之在線狀態、即時所在居家區域（如客廳）與今日活動步數。中間區域展示最新安全警報事件與安全狀態快捷卡片，家屬可一目了然掌握長輩全天候的作息與健康指標。</w:t>
-            </w:r>
-          </w:p>
-        </w:tc>
-      </w:tr>
-    </w:tbl>
-    <w:p>
-      <w:pPr>
-        <w:keepNext/>
-        <w:spacing w:before="120" w:after="40"/>
-        <w:jc w:val="center"/>
-      </w:pPr>
-      <w:r>
-        <w:drawing>
-          <wp:inline xmlns:a="http://schemas.openxmlformats.org/drawingml/2006/main" xmlns:pic="http://schemas.openxmlformats.org/drawingml/2006/picture">
-            <wp:extent cx="2926080" cy="6502795"/>
-            <wp:docPr id="15" name="Picture 15"/>
-            <wp:cNvGraphicFramePr>
-              <a:graphicFrameLocks noChangeAspect="1"/>
-            </wp:cNvGraphicFramePr>
-            <a:graphic>
-              <a:graphicData uri="http://schemas.openxmlformats.org/drawingml/2006/picture">
-                <pic:pic>
-                  <pic:nvPicPr>
-                    <pic:cNvPr id="0" name="fig_12_3_1_family_home.png"/>
-                    <pic:cNvPicPr/>
-                  </pic:nvPicPr>
-                  <pic:blipFill>
-                    <a:blip r:embed="rId23"/>
-                    <a:stretch>
-                      <a:fillRect/>
-                    </a:stretch>
-                  </pic:blipFill>
-                  <pic:spPr>
-                    <a:xfrm>
-                      <a:off x="0" y="0"/>
-                      <a:ext cx="2926080" cy="6502795"/>
-                    </a:xfrm>
-                    <a:prstGeom prst="rect"/>
-                  </pic:spPr>
-                </pic:pic>
-              </a:graphicData>
-            </a:graphic>
-          </wp:inline>
-        </w:drawing>
-      </w:r>
-    </w:p>
-    <w:p>
-      <w:pPr>
-        <w:keepNext/>
-        <w:spacing w:before="40" w:after="160"/>
-        <w:jc w:val="center"/>
-      </w:pPr>
-      <w:r>
-        <w:rPr>
-          <w:rFonts w:ascii="Times New Roman" w:hAnsi="Times New Roman" w:eastAsia="標楷體"/>
-          <w:b w:val="0"/>
-          <w:color w:val="142850"/>
-          <w:sz w:val="24"/>
-        </w:rPr>
-        <w:t>圖 12-3-1 家屬守護首頁儀表板</w:t>
-      </w:r>
-    </w:p>
-    <w:p>
-      <w:pPr>
-        <w:keepNext/>
-        <w:spacing w:before="120" w:after="40"/>
-        <w:jc w:val="center"/>
-      </w:pPr>
-      <w:r>
-        <w:rPr>
-          <w:rFonts w:ascii="Times New Roman" w:hAnsi="Times New Roman" w:eastAsia="標楷體"/>
-          <w:b w:val="0"/>
-          <w:color w:val="142850"/>
-          <w:sz w:val="24"/>
-        </w:rPr>
-        <w:t>表 12-3-2 長者即時定位與電子圍籬</w:t>
-      </w:r>
-    </w:p>
-    <w:tbl>
-      <w:tblPr>
-        <w:tblW w:type="auto" w:w="0"/>
-        <w:jc w:val="center"/>
-        <w:tblLayout w:type="fixed"/>
-        <w:tblLook w:firstColumn="1" w:firstRow="1" w:lastColumn="0" w:lastRow="0" w:noHBand="0" w:noVBand="1" w:val="04A0"/>
-        <w:tblBorders>
-          <w:top w:val="single" w:sz="4" w:space="0" w:color="B0C4DE"/>
-          <w:left w:val="single" w:sz="4" w:space="0" w:color="B0C4DE"/>
-          <w:bottom w:val="single" w:sz="4" w:space="0" w:color="B0C4DE"/>
-          <w:right w:val="single" w:sz="4" w:space="0" w:color="B0C4DE"/>
-          <w:insideH w:val="single" w:sz="4" w:space="0" w:color="B0C4DE"/>
-          <w:insideV w:val="single" w:sz="4" w:space="0" w:color="B0C4DE"/>
-        </w:tblBorders>
-      </w:tblPr>
-      <w:tblGrid>
-        <w:gridCol w:w="4680"/>
-        <w:gridCol w:w="4680"/>
-      </w:tblGrid>
-      <w:tr>
-        <w:trPr>
-          <w:cantSplit/>
-        </w:trPr>
-        <w:tc>
-          <w:tcPr>
-            <w:tcW w:type="dxa" w:w="1728"/>
-            <w:vAlign w:val="center"/>
-            <w:tcMar>
-              <w:top w:w="60" w:type="dxa"/>
-              <w:bottom w:w="60" w:type="dxa"/>
-              <w:left w:w="80" w:type="dxa"/>
-              <w:right w:w="80" w:type="dxa"/>
-            </w:tcMar>
-            <w:shd w:fill="EBF1F5"/>
-          </w:tcPr>
-          <w:p>
-            <w:pPr>
-              <w:spacing w:before="0" w:after="0" w:lineRule="exact" w:line="360"/>
-              <w:jc w:val="center"/>
-            </w:pPr>
-            <w:r>
-              <w:rPr>
-                <w:rFonts w:ascii="Times New Roman" w:hAnsi="Times New Roman" w:eastAsia="標楷體"/>
-                <w:b/>
-                <w:color w:val="142850"/>
-                <w:sz w:val="24"/>
-              </w:rPr>
-              <w:t>畫面名稱</w:t>
-            </w:r>
-          </w:p>
-        </w:tc>
-        <w:tc>
-          <w:tcPr>
-            <w:tcW w:type="dxa" w:w="7632"/>
-            <w:vAlign w:val="center"/>
-            <w:tcMar>
-              <w:top w:w="60" w:type="dxa"/>
-              <w:bottom w:w="60" w:type="dxa"/>
-              <w:left w:w="80" w:type="dxa"/>
-              <w:right w:w="80" w:type="dxa"/>
-            </w:tcMar>
-            <w:shd w:fill="FFFFFF"/>
-          </w:tcPr>
-          <w:p>
-            <w:pPr>
-              <w:spacing w:before="0" w:after="0" w:lineRule="exact" w:line="360"/>
-              <w:jc w:val="left"/>
-            </w:pPr>
-            <w:r>
-              <w:rPr>
-                <w:rFonts w:ascii="Times New Roman" w:hAnsi="Times New Roman" w:eastAsia="標楷體"/>
-                <w:b w:val="0"/>
-                <w:color w:val="141414"/>
-                <w:sz w:val="24"/>
-              </w:rPr>
-              <w:t>長者即時定位與電子圍籬</w:t>
-            </w:r>
-          </w:p>
-        </w:tc>
-      </w:tr>
-      <w:tr>
-        <w:trPr>
-          <w:cantSplit/>
-        </w:trPr>
-        <w:tc>
-          <w:tcPr>
-            <w:tcW w:type="dxa" w:w="1728"/>
-            <w:vAlign w:val="center"/>
-            <w:tcMar>
-              <w:top w:w="60" w:type="dxa"/>
-              <w:bottom w:w="60" w:type="dxa"/>
-              <w:left w:w="80" w:type="dxa"/>
-              <w:right w:w="80" w:type="dxa"/>
-            </w:tcMar>
-            <w:shd w:fill="EBF1F5"/>
-          </w:tcPr>
-          <w:p>
-            <w:pPr>
-              <w:spacing w:before="0" w:after="0" w:lineRule="exact" w:line="360"/>
-              <w:jc w:val="center"/>
-            </w:pPr>
-            <w:r>
-              <w:rPr>
-                <w:rFonts w:ascii="Times New Roman" w:hAnsi="Times New Roman" w:eastAsia="標楷體"/>
-                <w:b/>
-                <w:color w:val="142850"/>
-                <w:sz w:val="24"/>
-              </w:rPr>
-              <w:t>說明</w:t>
-            </w:r>
-          </w:p>
-        </w:tc>
-        <w:tc>
-          <w:tcPr>
-            <w:tcW w:type="dxa" w:w="7632"/>
-            <w:vAlign w:val="center"/>
-            <w:tcMar>
-              <w:top w:w="60" w:type="dxa"/>
-              <w:bottom w:w="60" w:type="dxa"/>
-              <w:left w:w="80" w:type="dxa"/>
-              <w:right w:w="80" w:type="dxa"/>
-            </w:tcMar>
-            <w:shd w:fill="FFFFFF"/>
-          </w:tcPr>
-          <w:p>
-            <w:pPr>
-              <w:spacing w:before="0" w:after="0" w:lineRule="exact" w:line="360"/>
-              <w:jc w:val="left"/>
-            </w:pPr>
-            <w:r>
-              <w:rPr>
-                <w:rFonts w:ascii="Times New Roman" w:hAnsi="Times New Roman" w:eastAsia="標楷體"/>
-                <w:b w:val="0"/>
-                <w:color w:val="141414"/>
-                <w:sz w:val="24"/>
-              </w:rPr>
-              <w:t>點選首頁長輩位置卡片進入地圖專頁，畫面在地圖上標記長輩當前 GPS 座標、今日移動藍色軌跡線與綠色安全電子圍籬半徑。下方資訊卡顯示長輩詳細停留地址與更新時間，當長輩外出超出安全圍籬時系統將立即推播通知家屬。</w:t>
-            </w:r>
-          </w:p>
-        </w:tc>
-      </w:tr>
-    </w:tbl>
-    <w:p>
-      <w:pPr>
-        <w:keepNext/>
-        <w:spacing w:before="120" w:after="40"/>
-        <w:jc w:val="center"/>
-      </w:pPr>
-      <w:r>
-        <w:drawing>
-          <wp:inline xmlns:a="http://schemas.openxmlformats.org/drawingml/2006/main" xmlns:pic="http://schemas.openxmlformats.org/drawingml/2006/picture">
-            <wp:extent cx="2926080" cy="6502795"/>
-            <wp:docPr id="16" name="Picture 16"/>
-            <wp:cNvGraphicFramePr>
-              <a:graphicFrameLocks noChangeAspect="1"/>
-            </wp:cNvGraphicFramePr>
-            <a:graphic>
-              <a:graphicData uri="http://schemas.openxmlformats.org/drawingml/2006/picture">
-                <pic:pic>
-                  <pic:nvPicPr>
-                    <pic:cNvPr id="0" name="fig_12_3_2_elder_location_map.png"/>
-                    <pic:cNvPicPr/>
-                  </pic:nvPicPr>
-                  <pic:blipFill>
-                    <a:blip r:embed="rId24"/>
-                    <a:stretch>
-                      <a:fillRect/>
-                    </a:stretch>
-                  </pic:blipFill>
-                  <pic:spPr>
-                    <a:xfrm>
-                      <a:off x="0" y="0"/>
-                      <a:ext cx="2926080" cy="6502795"/>
-                    </a:xfrm>
-                    <a:prstGeom prst="rect"/>
-                  </pic:spPr>
-                </pic:pic>
-              </a:graphicData>
-            </a:graphic>
-          </wp:inline>
-        </w:drawing>
-      </w:r>
-    </w:p>
-    <w:p>
-      <w:pPr>
-        <w:keepNext/>
-        <w:spacing w:before="40" w:after="160"/>
-        <w:jc w:val="center"/>
-      </w:pPr>
-      <w:r>
-        <w:rPr>
-          <w:rFonts w:ascii="Times New Roman" w:hAnsi="Times New Roman" w:eastAsia="標楷體"/>
-          <w:b w:val="0"/>
-          <w:color w:val="142850"/>
-          <w:sz w:val="24"/>
-        </w:rPr>
-        <w:t>圖 12-3-2 長者即時定位與電子圍籬</w:t>
-      </w:r>
-    </w:p>
-    <w:p>
-      <w:pPr>
-        <w:keepNext/>
-        <w:spacing w:before="120" w:after="40"/>
-        <w:jc w:val="center"/>
-      </w:pPr>
-      <w:r>
-        <w:rPr>
-          <w:rFonts w:ascii="Times New Roman" w:hAnsi="Times New Roman" w:eastAsia="標楷體"/>
-          <w:b w:val="0"/>
-          <w:color w:val="142850"/>
-          <w:sz w:val="24"/>
-        </w:rPr>
-        <w:t>表 12-3-3 家屬AI智慧照護副駕駛</w:t>
-      </w:r>
-    </w:p>
-    <w:tbl>
-      <w:tblPr>
-        <w:tblW w:type="auto" w:w="0"/>
-        <w:jc w:val="center"/>
-        <w:tblLayout w:type="fixed"/>
-        <w:tblLook w:firstColumn="1" w:firstRow="1" w:lastColumn="0" w:lastRow="0" w:noHBand="0" w:noVBand="1" w:val="04A0"/>
-        <w:tblBorders>
-          <w:top w:val="single" w:sz="4" w:space="0" w:color="B0C4DE"/>
-          <w:left w:val="single" w:sz="4" w:space="0" w:color="B0C4DE"/>
-          <w:bottom w:val="single" w:sz="4" w:space="0" w:color="B0C4DE"/>
-          <w:right w:val="single" w:sz="4" w:space="0" w:color="B0C4DE"/>
-          <w:insideH w:val="single" w:sz="4" w:space="0" w:color="B0C4DE"/>
-          <w:insideV w:val="single" w:sz="4" w:space="0" w:color="B0C4DE"/>
-        </w:tblBorders>
-      </w:tblPr>
-      <w:tblGrid>
-        <w:gridCol w:w="4680"/>
-        <w:gridCol w:w="4680"/>
-      </w:tblGrid>
-      <w:tr>
-        <w:trPr>
-          <w:cantSplit/>
-        </w:trPr>
-        <w:tc>
-          <w:tcPr>
-            <w:tcW w:type="dxa" w:w="1728"/>
-            <w:vAlign w:val="center"/>
-            <w:tcMar>
-              <w:top w:w="60" w:type="dxa"/>
-              <w:bottom w:w="60" w:type="dxa"/>
-              <w:left w:w="80" w:type="dxa"/>
-              <w:right w:w="80" w:type="dxa"/>
-            </w:tcMar>
-            <w:shd w:fill="EBF1F5"/>
-          </w:tcPr>
-          <w:p>
-            <w:pPr>
-              <w:spacing w:before="0" w:after="0" w:lineRule="exact" w:line="360"/>
-              <w:jc w:val="center"/>
-            </w:pPr>
-            <w:r>
-              <w:rPr>
-                <w:rFonts w:ascii="Times New Roman" w:hAnsi="Times New Roman" w:eastAsia="標楷體"/>
-                <w:b/>
-                <w:color w:val="142850"/>
-                <w:sz w:val="24"/>
-              </w:rPr>
-              <w:t>畫面名稱</w:t>
-            </w:r>
-          </w:p>
-        </w:tc>
-        <w:tc>
-          <w:tcPr>
-            <w:tcW w:type="dxa" w:w="7632"/>
-            <w:vAlign w:val="center"/>
-            <w:tcMar>
-              <w:top w:w="60" w:type="dxa"/>
-              <w:bottom w:w="60" w:type="dxa"/>
-              <w:left w:w="80" w:type="dxa"/>
-              <w:right w:w="80" w:type="dxa"/>
-            </w:tcMar>
-            <w:shd w:fill="FFFFFF"/>
-          </w:tcPr>
-          <w:p>
-            <w:pPr>
-              <w:spacing w:before="0" w:after="0" w:lineRule="exact" w:line="360"/>
-              <w:jc w:val="left"/>
-            </w:pPr>
-            <w:r>
-              <w:rPr>
-                <w:rFonts w:ascii="Times New Roman" w:hAnsi="Times New Roman" w:eastAsia="標楷體"/>
-                <w:b w:val="0"/>
-                <w:color w:val="141414"/>
-                <w:sz w:val="24"/>
-              </w:rPr>
-              <w:t>家屬AI智慧照護副駕駛</w:t>
-            </w:r>
-          </w:p>
-        </w:tc>
-      </w:tr>
-      <w:tr>
-        <w:trPr>
-          <w:cantSplit/>
-        </w:trPr>
-        <w:tc>
-          <w:tcPr>
-            <w:tcW w:type="dxa" w:w="1728"/>
-            <w:vAlign w:val="center"/>
-            <w:tcMar>
-              <w:top w:w="60" w:type="dxa"/>
-              <w:bottom w:w="60" w:type="dxa"/>
-              <w:left w:w="80" w:type="dxa"/>
-              <w:right w:w="80" w:type="dxa"/>
-            </w:tcMar>
-            <w:shd w:fill="EBF1F5"/>
-          </w:tcPr>
-          <w:p>
-            <w:pPr>
-              <w:spacing w:before="0" w:after="0" w:lineRule="exact" w:line="360"/>
-              <w:jc w:val="center"/>
-            </w:pPr>
-            <w:r>
-              <w:rPr>
-                <w:rFonts w:ascii="Times New Roman" w:hAnsi="Times New Roman" w:eastAsia="標楷體"/>
-                <w:b/>
-                <w:color w:val="142850"/>
-                <w:sz w:val="24"/>
-              </w:rPr>
-              <w:t>說明</w:t>
-            </w:r>
-          </w:p>
-        </w:tc>
-        <w:tc>
-          <w:tcPr>
-            <w:tcW w:type="dxa" w:w="7632"/>
-            <w:vAlign w:val="center"/>
-            <w:tcMar>
-              <w:top w:w="60" w:type="dxa"/>
-              <w:bottom w:w="60" w:type="dxa"/>
-              <w:left w:w="80" w:type="dxa"/>
-              <w:right w:w="80" w:type="dxa"/>
-            </w:tcMar>
-            <w:shd w:fill="FFFFFF"/>
-          </w:tcPr>
-          <w:p>
-            <w:pPr>
-              <w:spacing w:before="0" w:after="0" w:lineRule="exact" w:line="360"/>
-              <w:jc w:val="left"/>
-            </w:pPr>
-            <w:r>
-              <w:rPr>
-                <w:rFonts w:ascii="Times New Roman" w:hAnsi="Times New Roman" w:eastAsia="標楷體"/>
-                <w:b w:val="0"/>
-                <w:color w:val="141414"/>
-                <w:sz w:val="24"/>
-              </w:rPr>
-              <w:t>家屬可隨時與 AI 照護副駕駛進行自然語言問答，詢問長輩近期活動作息規律、心理情緒起伏或日常飲食照護建議。AI 系統依據長輩真實生活與健康數據進行深度分析，提供富含同理心與專業依據的照護指引。</w:t>
-            </w:r>
-          </w:p>
-        </w:tc>
-      </w:tr>
-    </w:tbl>
-    <w:p>
-      <w:pPr>
-        <w:keepNext/>
-        <w:spacing w:before="120" w:after="40"/>
-        <w:jc w:val="center"/>
-      </w:pPr>
-      <w:r>
-        <w:drawing>
-          <wp:inline xmlns:a="http://schemas.openxmlformats.org/drawingml/2006/main" xmlns:pic="http://schemas.openxmlformats.org/drawingml/2006/picture">
-            <wp:extent cx="2926080" cy="6502795"/>
-            <wp:docPr id="17" name="Picture 17"/>
-            <wp:cNvGraphicFramePr>
-              <a:graphicFrameLocks noChangeAspect="1"/>
-            </wp:cNvGraphicFramePr>
-            <a:graphic>
-              <a:graphicData uri="http://schemas.openxmlformats.org/drawingml/2006/picture">
-                <pic:pic>
-                  <pic:nvPicPr>
-                    <pic:cNvPr id="0" name="fig_12_3_3_family_ai_copilot.png"/>
-                    <pic:cNvPicPr/>
-                  </pic:nvPicPr>
-                  <pic:blipFill>
-                    <a:blip r:embed="rId25"/>
-                    <a:stretch>
-                      <a:fillRect/>
-                    </a:stretch>
-                  </pic:blipFill>
-                  <pic:spPr>
-                    <a:xfrm>
-                      <a:off x="0" y="0"/>
-                      <a:ext cx="2926080" cy="6502795"/>
-                    </a:xfrm>
-                    <a:prstGeom prst="rect"/>
-                  </pic:spPr>
-                </pic:pic>
-              </a:graphicData>
-            </a:graphic>
-          </wp:inline>
-        </w:drawing>
-      </w:r>
-    </w:p>
-    <w:p>
-      <w:pPr>
-        <w:keepNext/>
-        <w:spacing w:before="40" w:after="160"/>
-        <w:jc w:val="center"/>
-      </w:pPr>
-      <w:r>
-        <w:rPr>
-          <w:rFonts w:ascii="Times New Roman" w:hAnsi="Times New Roman" w:eastAsia="標楷體"/>
-          <w:b w:val="0"/>
-          <w:color w:val="142850"/>
-          <w:sz w:val="24"/>
-        </w:rPr>
-        <w:t>圖 12-3-3 家屬AI智慧照護副駕駛</w:t>
-      </w:r>
-    </w:p>
-    <w:p>
-      <w:pPr>
-        <w:keepNext/>
-        <w:spacing w:before="120" w:after="40"/>
-        <w:jc w:val="center"/>
-      </w:pPr>
-      <w:r>
-        <w:rPr>
-          <w:rFonts w:ascii="Times New Roman" w:hAnsi="Times New Roman" w:eastAsia="標楷體"/>
-          <w:b w:val="0"/>
-          <w:color w:val="142850"/>
-          <w:sz w:val="24"/>
-        </w:rPr>
-        <w:t>表 12-3-4 互動中樞與即時連線控制</w:t>
-      </w:r>
-    </w:p>
-    <w:tbl>
-      <w:tblPr>
-        <w:tblW w:type="auto" w:w="0"/>
-        <w:jc w:val="center"/>
-        <w:tblLayout w:type="fixed"/>
-        <w:tblLook w:firstColumn="1" w:firstRow="1" w:lastColumn="0" w:lastRow="0" w:noHBand="0" w:noVBand="1" w:val="04A0"/>
-        <w:tblBorders>
-          <w:top w:val="single" w:sz="4" w:space="0" w:color="B0C4DE"/>
-          <w:left w:val="single" w:sz="4" w:space="0" w:color="B0C4DE"/>
-          <w:bottom w:val="single" w:sz="4" w:space="0" w:color="B0C4DE"/>
-          <w:right w:val="single" w:sz="4" w:space="0" w:color="B0C4DE"/>
-          <w:insideH w:val="single" w:sz="4" w:space="0" w:color="B0C4DE"/>
-          <w:insideV w:val="single" w:sz="4" w:space="0" w:color="B0C4DE"/>
-        </w:tblBorders>
-      </w:tblPr>
-      <w:tblGrid>
-        <w:gridCol w:w="4680"/>
-        <w:gridCol w:w="4680"/>
-      </w:tblGrid>
-      <w:tr>
-        <w:trPr>
-          <w:cantSplit/>
-        </w:trPr>
-        <w:tc>
-          <w:tcPr>
-            <w:tcW w:type="dxa" w:w="1728"/>
-            <w:vAlign w:val="center"/>
-            <w:tcMar>
-              <w:top w:w="60" w:type="dxa"/>
-              <w:bottom w:w="60" w:type="dxa"/>
-              <w:left w:w="80" w:type="dxa"/>
-              <w:right w:w="80" w:type="dxa"/>
-            </w:tcMar>
-            <w:shd w:fill="EBF1F5"/>
-          </w:tcPr>
-          <w:p>
-            <w:pPr>
-              <w:spacing w:before="0" w:after="0" w:lineRule="exact" w:line="360"/>
-              <w:jc w:val="center"/>
-            </w:pPr>
-            <w:r>
-              <w:rPr>
-                <w:rFonts w:ascii="Times New Roman" w:hAnsi="Times New Roman" w:eastAsia="標楷體"/>
-                <w:b/>
-                <w:color w:val="142850"/>
-                <w:sz w:val="24"/>
-              </w:rPr>
-              <w:t>畫面名稱</w:t>
-            </w:r>
-          </w:p>
-        </w:tc>
-        <w:tc>
-          <w:tcPr>
-            <w:tcW w:type="dxa" w:w="7632"/>
-            <w:vAlign w:val="center"/>
-            <w:tcMar>
-              <w:top w:w="60" w:type="dxa"/>
-              <w:bottom w:w="60" w:type="dxa"/>
-              <w:left w:w="80" w:type="dxa"/>
-              <w:right w:w="80" w:type="dxa"/>
-            </w:tcMar>
-            <w:shd w:fill="FFFFFF"/>
-          </w:tcPr>
-          <w:p>
-            <w:pPr>
-              <w:spacing w:before="0" w:after="0" w:lineRule="exact" w:line="360"/>
-              <w:jc w:val="left"/>
-            </w:pPr>
-            <w:r>
-              <w:rPr>
-                <w:rFonts w:ascii="Times New Roman" w:hAnsi="Times New Roman" w:eastAsia="標楷體"/>
-                <w:b w:val="0"/>
-                <w:color w:val="141414"/>
-                <w:sz w:val="24"/>
-              </w:rPr>
-              <w:t>互動中樞與即時連線控制</w:t>
-            </w:r>
-          </w:p>
-        </w:tc>
-      </w:tr>
-      <w:tr>
-        <w:trPr>
-          <w:cantSplit/>
-        </w:trPr>
-        <w:tc>
-          <w:tcPr>
-            <w:tcW w:type="dxa" w:w="1728"/>
-            <w:vAlign w:val="center"/>
-            <w:tcMar>
-              <w:top w:w="60" w:type="dxa"/>
-              <w:bottom w:w="60" w:type="dxa"/>
-              <w:left w:w="80" w:type="dxa"/>
-              <w:right w:w="80" w:type="dxa"/>
-            </w:tcMar>
-            <w:shd w:fill="EBF1F5"/>
-          </w:tcPr>
-          <w:p>
-            <w:pPr>
-              <w:spacing w:before="0" w:after="0" w:lineRule="exact" w:line="360"/>
-              <w:jc w:val="center"/>
-            </w:pPr>
-            <w:r>
-              <w:rPr>
-                <w:rFonts w:ascii="Times New Roman" w:hAnsi="Times New Roman" w:eastAsia="標楷體"/>
-                <w:b/>
-                <w:color w:val="142850"/>
-                <w:sz w:val="24"/>
-              </w:rPr>
-              <w:t>說明</w:t>
-            </w:r>
-          </w:p>
-        </w:tc>
-        <w:tc>
-          <w:tcPr>
-            <w:tcW w:type="dxa" w:w="7632"/>
-            <w:vAlign w:val="center"/>
-            <w:tcMar>
-              <w:top w:w="60" w:type="dxa"/>
-              <w:bottom w:w="60" w:type="dxa"/>
-              <w:left w:w="80" w:type="dxa"/>
-              <w:right w:w="80" w:type="dxa"/>
-            </w:tcMar>
-            <w:shd w:fill="FFFFFF"/>
-          </w:tcPr>
-          <w:p>
-            <w:pPr>
-              <w:spacing w:before="0" w:after="0" w:lineRule="exact" w:line="360"/>
-              <w:jc w:val="left"/>
-            </w:pPr>
-            <w:r>
-              <w:rPr>
-                <w:rFonts w:ascii="Times New Roman" w:hAnsi="Times New Roman" w:eastAsia="標楷體"/>
-                <w:b w:val="0"/>
-                <w:color w:val="141414"/>
-                <w:sz w:val="24"/>
-              </w:rPr>
-              <w:t>點選底部導覽列第二個「互動」分頁進入中樞介面，整合一鍵發起視訊連線、檢視客廳監控鏡頭、設定用藥提醒與發布動態四大卡片。家屬亦可於此查看長輩目前的語音與網路狀態，進行多元而便捷的雙向家庭互動。</w:t>
-            </w:r>
-          </w:p>
-        </w:tc>
-      </w:tr>
-    </w:tbl>
-    <w:p>
-      <w:pPr>
-        <w:keepNext/>
-        <w:spacing w:before="120" w:after="40"/>
-        <w:jc w:val="center"/>
-      </w:pPr>
-      <w:r>
-        <w:drawing>
-          <wp:inline xmlns:a="http://schemas.openxmlformats.org/drawingml/2006/main" xmlns:pic="http://schemas.openxmlformats.org/drawingml/2006/picture">
-            <wp:extent cx="2926080" cy="6502795"/>
-            <wp:docPr id="18" name="Picture 18"/>
-            <wp:cNvGraphicFramePr>
-              <a:graphicFrameLocks noChangeAspect="1"/>
-            </wp:cNvGraphicFramePr>
-            <a:graphic>
-              <a:graphicData uri="http://schemas.openxmlformats.org/drawingml/2006/picture">
-                <pic:pic>
-                  <pic:nvPicPr>
-                    <pic:cNvPr id="0" name="fig_12_3_4_family_interaction.png"/>
-                    <pic:cNvPicPr/>
-                  </pic:nvPicPr>
-                  <pic:blipFill>
-                    <a:blip r:embed="rId26"/>
-                    <a:stretch>
-                      <a:fillRect/>
-                    </a:stretch>
-                  </pic:blipFill>
-                  <pic:spPr>
-                    <a:xfrm>
-                      <a:off x="0" y="0"/>
-                      <a:ext cx="2926080" cy="6502795"/>
-                    </a:xfrm>
-                    <a:prstGeom prst="rect"/>
-                  </pic:spPr>
-                </pic:pic>
-              </a:graphicData>
-            </a:graphic>
-          </wp:inline>
-        </w:drawing>
-      </w:r>
-    </w:p>
-    <w:p>
-      <w:pPr>
-        <w:keepNext/>
-        <w:spacing w:before="40" w:after="160"/>
-        <w:jc w:val="center"/>
-      </w:pPr>
-      <w:r>
-        <w:rPr>
-          <w:rFonts w:ascii="Times New Roman" w:hAnsi="Times New Roman" w:eastAsia="標楷體"/>
-          <w:b w:val="0"/>
-          <w:color w:val="142850"/>
-          <w:sz w:val="24"/>
-        </w:rPr>
-        <w:t>圖 12-3-4 互動中樞與即時連線控制</w:t>
-      </w:r>
-    </w:p>
-    <w:p>
-      <w:pPr>
-        <w:keepNext/>
-        <w:spacing w:before="120" w:after="40"/>
-        <w:jc w:val="center"/>
-      </w:pPr>
-      <w:r>
-        <w:rPr>
-          <w:rFonts w:ascii="Times New Roman" w:hAnsi="Times New Roman" w:eastAsia="標楷體"/>
-          <w:b w:val="0"/>
-          <w:color w:val="142850"/>
-          <w:sz w:val="24"/>
-        </w:rPr>
-        <w:t>表 12-3-5 家庭生活時光牆</w:t>
-      </w:r>
-    </w:p>
-    <w:tbl>
-      <w:tblPr>
-        <w:tblW w:type="auto" w:w="0"/>
-        <w:jc w:val="center"/>
-        <w:tblLayout w:type="fixed"/>
-        <w:tblLook w:firstColumn="1" w:firstRow="1" w:lastColumn="0" w:lastRow="0" w:noHBand="0" w:noVBand="1" w:val="04A0"/>
-        <w:tblBorders>
-          <w:top w:val="single" w:sz="4" w:space="0" w:color="B0C4DE"/>
-          <w:left w:val="single" w:sz="4" w:space="0" w:color="B0C4DE"/>
-          <w:bottom w:val="single" w:sz="4" w:space="0" w:color="B0C4DE"/>
-          <w:right w:val="single" w:sz="4" w:space="0" w:color="B0C4DE"/>
-          <w:insideH w:val="single" w:sz="4" w:space="0" w:color="B0C4DE"/>
-          <w:insideV w:val="single" w:sz="4" w:space="0" w:color="B0C4DE"/>
-        </w:tblBorders>
-      </w:tblPr>
-      <w:tblGrid>
-        <w:gridCol w:w="4680"/>
-        <w:gridCol w:w="4680"/>
-      </w:tblGrid>
-      <w:tr>
-        <w:trPr>
-          <w:cantSplit/>
-        </w:trPr>
-        <w:tc>
-          <w:tcPr>
-            <w:tcW w:type="dxa" w:w="1728"/>
-            <w:vAlign w:val="center"/>
-            <w:tcMar>
-              <w:top w:w="60" w:type="dxa"/>
-              <w:bottom w:w="60" w:type="dxa"/>
-              <w:left w:w="80" w:type="dxa"/>
-              <w:right w:w="80" w:type="dxa"/>
-            </w:tcMar>
-            <w:shd w:fill="EBF1F5"/>
-          </w:tcPr>
-          <w:p>
-            <w:pPr>
-              <w:spacing w:before="0" w:after="0" w:lineRule="exact" w:line="360"/>
-              <w:jc w:val="center"/>
-            </w:pPr>
-            <w:r>
-              <w:rPr>
-                <w:rFonts w:ascii="Times New Roman" w:hAnsi="Times New Roman" w:eastAsia="標楷體"/>
-                <w:b/>
-                <w:color w:val="142850"/>
-                <w:sz w:val="24"/>
-              </w:rPr>
-              <w:t>畫面名稱</w:t>
-            </w:r>
-          </w:p>
-        </w:tc>
-        <w:tc>
-          <w:tcPr>
-            <w:tcW w:type="dxa" w:w="7632"/>
-            <w:vAlign w:val="center"/>
-            <w:tcMar>
-              <w:top w:w="60" w:type="dxa"/>
-              <w:bottom w:w="60" w:type="dxa"/>
-              <w:left w:w="80" w:type="dxa"/>
-              <w:right w:w="80" w:type="dxa"/>
-            </w:tcMar>
-            <w:shd w:fill="FFFFFF"/>
-          </w:tcPr>
-          <w:p>
-            <w:pPr>
-              <w:spacing w:before="0" w:after="0" w:lineRule="exact" w:line="360"/>
-              <w:jc w:val="left"/>
-            </w:pPr>
-            <w:r>
-              <w:rPr>
-                <w:rFonts w:ascii="Times New Roman" w:hAnsi="Times New Roman" w:eastAsia="標楷體"/>
-                <w:b w:val="0"/>
-                <w:color w:val="141414"/>
-                <w:sz w:val="24"/>
-              </w:rPr>
-              <w:t>家庭生活時光牆</w:t>
-            </w:r>
-          </w:p>
-        </w:tc>
-      </w:tr>
-      <w:tr>
-        <w:trPr>
-          <w:cantSplit/>
-        </w:trPr>
-        <w:tc>
-          <w:tcPr>
-            <w:tcW w:type="dxa" w:w="1728"/>
-            <w:vAlign w:val="center"/>
-            <w:tcMar>
-              <w:top w:w="60" w:type="dxa"/>
-              <w:bottom w:w="60" w:type="dxa"/>
-              <w:left w:w="80" w:type="dxa"/>
-              <w:right w:w="80" w:type="dxa"/>
-            </w:tcMar>
-            <w:shd w:fill="EBF1F5"/>
-          </w:tcPr>
-          <w:p>
-            <w:pPr>
-              <w:spacing w:before="0" w:after="0" w:lineRule="exact" w:line="360"/>
-              <w:jc w:val="center"/>
-            </w:pPr>
-            <w:r>
-              <w:rPr>
-                <w:rFonts w:ascii="Times New Roman" w:hAnsi="Times New Roman" w:eastAsia="標楷體"/>
-                <w:b/>
-                <w:color w:val="142850"/>
-                <w:sz w:val="24"/>
-              </w:rPr>
-              <w:t>說明</w:t>
-            </w:r>
-          </w:p>
-        </w:tc>
-        <w:tc>
-          <w:tcPr>
-            <w:tcW w:type="dxa" w:w="7632"/>
-            <w:vAlign w:val="center"/>
-            <w:tcMar>
-              <w:top w:w="60" w:type="dxa"/>
-              <w:bottom w:w="60" w:type="dxa"/>
-              <w:left w:w="80" w:type="dxa"/>
-              <w:right w:w="80" w:type="dxa"/>
-            </w:tcMar>
-            <w:shd w:fill="FFFFFF"/>
-          </w:tcPr>
-          <w:p>
-            <w:pPr>
-              <w:spacing w:before="0" w:after="0" w:lineRule="exact" w:line="360"/>
-              <w:jc w:val="left"/>
-            </w:pPr>
-            <w:r>
-              <w:rPr>
-                <w:rFonts w:ascii="Times New Roman" w:hAnsi="Times New Roman" w:eastAsia="標楷體"/>
-                <w:b w:val="0"/>
-                <w:color w:val="141414"/>
-                <w:sz w:val="24"/>
-              </w:rPr>
-              <w:t>家屬點選「家庭時光牆」進入社群動態專區，可將生活旅遊照片、家庭溫馨問候貼文上傳分享至長輩專用端平板。家屬亦能即時查閱長輩對貼文的點讚與語音回覆，讓遠距家庭交流充滿親情暖意。</w:t>
-            </w:r>
-          </w:p>
-        </w:tc>
-      </w:tr>
-    </w:tbl>
-    <w:p>
-      <w:pPr>
-        <w:keepNext/>
-        <w:spacing w:before="120" w:after="40"/>
-        <w:jc w:val="center"/>
-      </w:pPr>
-      <w:r>
-        <w:drawing>
-          <wp:inline xmlns:a="http://schemas.openxmlformats.org/drawingml/2006/main" xmlns:pic="http://schemas.openxmlformats.org/drawingml/2006/picture">
-            <wp:extent cx="2926080" cy="6502795"/>
-            <wp:docPr id="19" name="Picture 19"/>
-            <wp:cNvGraphicFramePr>
-              <a:graphicFrameLocks noChangeAspect="1"/>
-            </wp:cNvGraphicFramePr>
-            <a:graphic>
-              <a:graphicData uri="http://schemas.openxmlformats.org/drawingml/2006/picture">
-                <pic:pic>
-                  <pic:nvPicPr>
-                    <pic:cNvPr id="0" name="fig_12_3_5_family_friend_feed.png"/>
-                    <pic:cNvPicPr/>
-                  </pic:nvPicPr>
-                  <pic:blipFill>
-                    <a:blip r:embed="rId27"/>
-                    <a:stretch>
-                      <a:fillRect/>
-                    </a:stretch>
-                  </pic:blipFill>
-                  <pic:spPr>
-                    <a:xfrm>
-                      <a:off x="0" y="0"/>
-                      <a:ext cx="2926080" cy="6502795"/>
-                    </a:xfrm>
-                    <a:prstGeom prst="rect"/>
-                  </pic:spPr>
-                </pic:pic>
-              </a:graphicData>
-            </a:graphic>
-          </wp:inline>
-        </w:drawing>
-      </w:r>
-    </w:p>
-    <w:p>
-      <w:pPr>
-        <w:keepNext/>
-        <w:spacing w:before="40" w:after="160"/>
-        <w:jc w:val="center"/>
-      </w:pPr>
-      <w:r>
-        <w:rPr>
-          <w:rFonts w:ascii="Times New Roman" w:hAnsi="Times New Roman" w:eastAsia="標楷體"/>
-          <w:b w:val="0"/>
-          <w:color w:val="142850"/>
-          <w:sz w:val="24"/>
-        </w:rPr>
-        <w:t>圖 12-3-5 家庭生活時光牆</w:t>
-      </w:r>
-    </w:p>
-    <w:p>
-      <w:pPr>
-        <w:keepNext/>
-        <w:spacing w:before="120" w:after="40"/>
-        <w:jc w:val="center"/>
-      </w:pPr>
-      <w:r>
-        <w:rPr>
-          <w:rFonts w:ascii="Times New Roman" w:hAnsi="Times New Roman" w:eastAsia="標楷體"/>
-          <w:b w:val="0"/>
-          <w:color w:val="142850"/>
-          <w:sz w:val="24"/>
-        </w:rPr>
-        <w:t>表 12-3-6 客廳AI守護鏡頭即時監控</w:t>
-      </w:r>
-    </w:p>
-    <w:tbl>
-      <w:tblPr>
-        <w:tblW w:type="auto" w:w="0"/>
-        <w:jc w:val="center"/>
-        <w:tblLayout w:type="fixed"/>
-        <w:tblLook w:firstColumn="1" w:firstRow="1" w:lastColumn="0" w:lastRow="0" w:noHBand="0" w:noVBand="1" w:val="04A0"/>
-        <w:tblBorders>
-          <w:top w:val="single" w:sz="4" w:space="0" w:color="B0C4DE"/>
-          <w:left w:val="single" w:sz="4" w:space="0" w:color="B0C4DE"/>
-          <w:bottom w:val="single" w:sz="4" w:space="0" w:color="B0C4DE"/>
-          <w:right w:val="single" w:sz="4" w:space="0" w:color="B0C4DE"/>
-          <w:insideH w:val="single" w:sz="4" w:space="0" w:color="B0C4DE"/>
-          <w:insideV w:val="single" w:sz="4" w:space="0" w:color="B0C4DE"/>
-        </w:tblBorders>
-      </w:tblPr>
-      <w:tblGrid>
-        <w:gridCol w:w="4680"/>
-        <w:gridCol w:w="4680"/>
-      </w:tblGrid>
-      <w:tr>
-        <w:trPr>
-          <w:cantSplit/>
-        </w:trPr>
-        <w:tc>
-          <w:tcPr>
-            <w:tcW w:type="dxa" w:w="1728"/>
-            <w:vAlign w:val="center"/>
-            <w:tcMar>
-              <w:top w:w="60" w:type="dxa"/>
-              <w:bottom w:w="60" w:type="dxa"/>
-              <w:left w:w="80" w:type="dxa"/>
-              <w:right w:w="80" w:type="dxa"/>
-            </w:tcMar>
-            <w:shd w:fill="EBF1F5"/>
-          </w:tcPr>
-          <w:p>
-            <w:pPr>
-              <w:spacing w:before="0" w:after="0" w:lineRule="exact" w:line="360"/>
-              <w:jc w:val="center"/>
-            </w:pPr>
-            <w:r>
-              <w:rPr>
-                <w:rFonts w:ascii="Times New Roman" w:hAnsi="Times New Roman" w:eastAsia="標楷體"/>
-                <w:b/>
-                <w:color w:val="142850"/>
-                <w:sz w:val="24"/>
-              </w:rPr>
-              <w:t>畫面名稱</w:t>
-            </w:r>
-          </w:p>
-        </w:tc>
-        <w:tc>
-          <w:tcPr>
-            <w:tcW w:type="dxa" w:w="7632"/>
-            <w:vAlign w:val="center"/>
-            <w:tcMar>
-              <w:top w:w="60" w:type="dxa"/>
-              <w:bottom w:w="60" w:type="dxa"/>
-              <w:left w:w="80" w:type="dxa"/>
-              <w:right w:w="80" w:type="dxa"/>
-            </w:tcMar>
-            <w:shd w:fill="FFFFFF"/>
-          </w:tcPr>
-          <w:p>
-            <w:pPr>
-              <w:spacing w:before="0" w:after="0" w:lineRule="exact" w:line="360"/>
-              <w:jc w:val="left"/>
-            </w:pPr>
-            <w:r>
-              <w:rPr>
-                <w:rFonts w:ascii="Times New Roman" w:hAnsi="Times New Roman" w:eastAsia="標楷體"/>
-                <w:b w:val="0"/>
-                <w:color w:val="141414"/>
-                <w:sz w:val="24"/>
-              </w:rPr>
-              <w:t>客廳AI守護鏡頭即時監控</w:t>
-            </w:r>
-          </w:p>
-        </w:tc>
-      </w:tr>
-      <w:tr>
-        <w:trPr>
-          <w:cantSplit/>
-        </w:trPr>
-        <w:tc>
-          <w:tcPr>
-            <w:tcW w:type="dxa" w:w="1728"/>
-            <w:vAlign w:val="center"/>
-            <w:tcMar>
-              <w:top w:w="60" w:type="dxa"/>
-              <w:bottom w:w="60" w:type="dxa"/>
-              <w:left w:w="80" w:type="dxa"/>
-              <w:right w:w="80" w:type="dxa"/>
-            </w:tcMar>
-            <w:shd w:fill="EBF1F5"/>
-          </w:tcPr>
-          <w:p>
-            <w:pPr>
-              <w:spacing w:before="0" w:after="0" w:lineRule="exact" w:line="360"/>
-              <w:jc w:val="center"/>
-            </w:pPr>
-            <w:r>
-              <w:rPr>
-                <w:rFonts w:ascii="Times New Roman" w:hAnsi="Times New Roman" w:eastAsia="標楷體"/>
-                <w:b/>
-                <w:color w:val="142850"/>
-                <w:sz w:val="24"/>
-              </w:rPr>
-              <w:t>說明</w:t>
-            </w:r>
-          </w:p>
-        </w:tc>
-        <w:tc>
-          <w:tcPr>
-            <w:tcW w:type="dxa" w:w="7632"/>
-            <w:vAlign w:val="center"/>
-            <w:tcMar>
-              <w:top w:w="60" w:type="dxa"/>
-              <w:bottom w:w="60" w:type="dxa"/>
-              <w:left w:w="80" w:type="dxa"/>
-              <w:right w:w="80" w:type="dxa"/>
-            </w:tcMar>
-            <w:shd w:fill="FFFFFF"/>
-          </w:tcPr>
-          <w:p>
-            <w:pPr>
-              <w:spacing w:before="0" w:after="0" w:lineRule="exact" w:line="360"/>
-              <w:jc w:val="left"/>
-            </w:pPr>
-            <w:r>
-              <w:rPr>
-                <w:rFonts w:ascii="Times New Roman" w:hAnsi="Times New Roman" w:eastAsia="標楷體"/>
-                <w:b w:val="0"/>
-                <w:color w:val="141414"/>
-                <w:sz w:val="24"/>
-              </w:rPr>
-              <w:t>家屬點選監控鏡頭卡片進入 1080P 高畫質即時監控串流畫面。畫面整合邊緣 AI 人體姿態偵測框線與「長輩（信心度 98%）姿態正常」標籤，下方提供擴音監聽、語音對講、即時截圖與緊急呼叫功能鍵，守護長者居家安全。</w:t>
-            </w:r>
-          </w:p>
-        </w:tc>
-      </w:tr>
-    </w:tbl>
-    <w:p>
-      <w:pPr>
-        <w:keepNext/>
-        <w:spacing w:before="120" w:after="40"/>
-        <w:jc w:val="center"/>
-      </w:pPr>
-      <w:r>
-        <w:drawing>
-          <wp:inline xmlns:a="http://schemas.openxmlformats.org/drawingml/2006/main" xmlns:pic="http://schemas.openxmlformats.org/drawingml/2006/picture">
-            <wp:extent cx="2926080" cy="6502795"/>
-            <wp:docPr id="20" name="Picture 20"/>
-            <wp:cNvGraphicFramePr>
-              <a:graphicFrameLocks noChangeAspect="1"/>
-            </wp:cNvGraphicFramePr>
-            <a:graphic>
-              <a:graphicData uri="http://schemas.openxmlformats.org/drawingml/2006/picture">
-                <pic:pic>
-                  <pic:nvPicPr>
-                    <pic:cNvPr id="0" name="fig_12_3_6_cctv_monitor.png"/>
-                    <pic:cNvPicPr/>
-                  </pic:nvPicPr>
-                  <pic:blipFill>
-                    <a:blip r:embed="rId28"/>
-                    <a:stretch>
-                      <a:fillRect/>
-                    </a:stretch>
-                  </pic:blipFill>
-                  <pic:spPr>
-                    <a:xfrm>
-                      <a:off x="0" y="0"/>
-                      <a:ext cx="2926080" cy="6502795"/>
-                    </a:xfrm>
-                    <a:prstGeom prst="rect"/>
-                  </pic:spPr>
-                </pic:pic>
-              </a:graphicData>
-            </a:graphic>
-          </wp:inline>
-        </w:drawing>
-      </w:r>
-    </w:p>
-    <w:p>
-      <w:pPr>
-        <w:keepNext/>
-        <w:spacing w:before="40" w:after="160"/>
-        <w:jc w:val="center"/>
-      </w:pPr>
-      <w:r>
-        <w:rPr>
-          <w:rFonts w:ascii="Times New Roman" w:hAnsi="Times New Roman" w:eastAsia="標楷體"/>
-          <w:b w:val="0"/>
-          <w:color w:val="142850"/>
-          <w:sz w:val="24"/>
-        </w:rPr>
-        <w:t>圖 12-3-6 客廳AI守護鏡頭即時監控</w:t>
-      </w:r>
-    </w:p>
-    <w:p>
-      <w:pPr>
-        <w:keepNext/>
-        <w:spacing w:before="120" w:after="40"/>
-        <w:jc w:val="center"/>
-      </w:pPr>
-      <w:r>
-        <w:rPr>
-          <w:rFonts w:ascii="Times New Roman" w:hAnsi="Times New Roman" w:eastAsia="標楷體"/>
-          <w:b w:val="0"/>
-          <w:color w:val="142850"/>
-          <w:sz w:val="24"/>
-        </w:rPr>
-        <w:t>表 12-3-7 異常警示中心與歷史紀錄</w:t>
-      </w:r>
-    </w:p>
-    <w:tbl>
-      <w:tblPr>
-        <w:tblW w:type="auto" w:w="0"/>
-        <w:jc w:val="center"/>
-        <w:tblLayout w:type="fixed"/>
-        <w:tblLook w:firstColumn="1" w:firstRow="1" w:lastColumn="0" w:lastRow="0" w:noHBand="0" w:noVBand="1" w:val="04A0"/>
-        <w:tblBorders>
-          <w:top w:val="single" w:sz="4" w:space="0" w:color="B0C4DE"/>
-          <w:left w:val="single" w:sz="4" w:space="0" w:color="B0C4DE"/>
-          <w:bottom w:val="single" w:sz="4" w:space="0" w:color="B0C4DE"/>
-          <w:right w:val="single" w:sz="4" w:space="0" w:color="B0C4DE"/>
-          <w:insideH w:val="single" w:sz="4" w:space="0" w:color="B0C4DE"/>
-          <w:insideV w:val="single" w:sz="4" w:space="0" w:color="B0C4DE"/>
-        </w:tblBorders>
-      </w:tblPr>
-      <w:tblGrid>
-        <w:gridCol w:w="4680"/>
-        <w:gridCol w:w="4680"/>
-      </w:tblGrid>
-      <w:tr>
-        <w:trPr>
-          <w:cantSplit/>
-        </w:trPr>
-        <w:tc>
-          <w:tcPr>
-            <w:tcW w:type="dxa" w:w="1728"/>
-            <w:vAlign w:val="center"/>
-            <w:tcMar>
-              <w:top w:w="60" w:type="dxa"/>
-              <w:bottom w:w="60" w:type="dxa"/>
-              <w:left w:w="80" w:type="dxa"/>
-              <w:right w:w="80" w:type="dxa"/>
-            </w:tcMar>
-            <w:shd w:fill="EBF1F5"/>
-          </w:tcPr>
-          <w:p>
-            <w:pPr>
-              <w:spacing w:before="0" w:after="0" w:lineRule="exact" w:line="360"/>
-              <w:jc w:val="center"/>
-            </w:pPr>
-            <w:r>
-              <w:rPr>
-                <w:rFonts w:ascii="Times New Roman" w:hAnsi="Times New Roman" w:eastAsia="標楷體"/>
-                <w:b/>
-                <w:color w:val="142850"/>
-                <w:sz w:val="24"/>
-              </w:rPr>
-              <w:t>畫面名稱</w:t>
-            </w:r>
-          </w:p>
-        </w:tc>
-        <w:tc>
-          <w:tcPr>
-            <w:tcW w:type="dxa" w:w="7632"/>
-            <w:vAlign w:val="center"/>
-            <w:tcMar>
-              <w:top w:w="60" w:type="dxa"/>
-              <w:bottom w:w="60" w:type="dxa"/>
-              <w:left w:w="80" w:type="dxa"/>
-              <w:right w:w="80" w:type="dxa"/>
-            </w:tcMar>
-            <w:shd w:fill="FFFFFF"/>
-          </w:tcPr>
-          <w:p>
-            <w:pPr>
-              <w:spacing w:before="0" w:after="0" w:lineRule="exact" w:line="360"/>
-              <w:jc w:val="left"/>
-            </w:pPr>
-            <w:r>
-              <w:rPr>
-                <w:rFonts w:ascii="Times New Roman" w:hAnsi="Times New Roman" w:eastAsia="標楷體"/>
-                <w:b w:val="0"/>
-                <w:color w:val="141414"/>
-                <w:sz w:val="24"/>
-              </w:rPr>
-              <w:t>異常警示中心與歷史紀錄</w:t>
-            </w:r>
-          </w:p>
-        </w:tc>
-      </w:tr>
-      <w:tr>
-        <w:trPr>
-          <w:cantSplit/>
-        </w:trPr>
-        <w:tc>
-          <w:tcPr>
-            <w:tcW w:type="dxa" w:w="1728"/>
-            <w:vAlign w:val="center"/>
-            <w:tcMar>
-              <w:top w:w="60" w:type="dxa"/>
-              <w:bottom w:w="60" w:type="dxa"/>
-              <w:left w:w="80" w:type="dxa"/>
-              <w:right w:w="80" w:type="dxa"/>
-            </w:tcMar>
-            <w:shd w:fill="EBF1F5"/>
-          </w:tcPr>
-          <w:p>
-            <w:pPr>
-              <w:spacing w:before="0" w:after="0" w:lineRule="exact" w:line="360"/>
-              <w:jc w:val="center"/>
-            </w:pPr>
-            <w:r>
-              <w:rPr>
-                <w:rFonts w:ascii="Times New Roman" w:hAnsi="Times New Roman" w:eastAsia="標楷體"/>
-                <w:b/>
-                <w:color w:val="142850"/>
-                <w:sz w:val="24"/>
-              </w:rPr>
-              <w:t>說明</w:t>
-            </w:r>
-          </w:p>
-        </w:tc>
-        <w:tc>
-          <w:tcPr>
-            <w:tcW w:type="dxa" w:w="7632"/>
-            <w:vAlign w:val="center"/>
-            <w:tcMar>
-              <w:top w:w="60" w:type="dxa"/>
-              <w:bottom w:w="60" w:type="dxa"/>
-              <w:left w:w="80" w:type="dxa"/>
-              <w:right w:w="80" w:type="dxa"/>
-            </w:tcMar>
-            <w:shd w:fill="FFFFFF"/>
-          </w:tcPr>
-          <w:p>
-            <w:pPr>
-              <w:spacing w:before="0" w:after="0" w:lineRule="exact" w:line="360"/>
-              <w:jc w:val="left"/>
-            </w:pPr>
-            <w:r>
-              <w:rPr>
-                <w:rFonts w:ascii="Times New Roman" w:hAnsi="Times New Roman" w:eastAsia="標楷體"/>
-                <w:b w:val="0"/>
-                <w:color w:val="141414"/>
-                <w:sz w:val="24"/>
-              </w:rPr>
-              <w:t>當系統偵測到長者疑似跌倒或異常久坐不動時，警示中心即刻以高對比紅色卡片列出未處理之緊急事件，標明發生時間、鏡頭位置與異常類型。家屬點擊事件卡片即可檢視現場錄影快照並一鍵撥號確認，保障長輩生命安全。</w:t>
-            </w:r>
-          </w:p>
-        </w:tc>
-      </w:tr>
-    </w:tbl>
-    <w:p>
-      <w:pPr>
-        <w:keepNext/>
-        <w:spacing w:before="120" w:after="40"/>
-        <w:jc w:val="center"/>
-      </w:pPr>
-      <w:r>
-        <w:drawing>
-          <wp:inline xmlns:a="http://schemas.openxmlformats.org/drawingml/2006/main" xmlns:pic="http://schemas.openxmlformats.org/drawingml/2006/picture">
-            <wp:extent cx="2926080" cy="6502795"/>
-            <wp:docPr id="21" name="Picture 21"/>
-            <wp:cNvGraphicFramePr>
-              <a:graphicFrameLocks noChangeAspect="1"/>
-            </wp:cNvGraphicFramePr>
-            <a:graphic>
-              <a:graphicData uri="http://schemas.openxmlformats.org/drawingml/2006/picture">
-                <pic:pic>
-                  <pic:nvPicPr>
-                    <pic:cNvPr id="0" name="fig_12_3_7_alert_center.png"/>
-                    <pic:cNvPicPr/>
-                  </pic:nvPicPr>
-                  <pic:blipFill>
-                    <a:blip r:embed="rId29"/>
-                    <a:stretch>
-                      <a:fillRect/>
-                    </a:stretch>
-                  </pic:blipFill>
-                  <pic:spPr>
-                    <a:xfrm>
-                      <a:off x="0" y="0"/>
-                      <a:ext cx="2926080" cy="6502795"/>
-                    </a:xfrm>
-                    <a:prstGeom prst="rect"/>
-                  </pic:spPr>
-                </pic:pic>
-              </a:graphicData>
-            </a:graphic>
-          </wp:inline>
-        </w:drawing>
-      </w:r>
-    </w:p>
-    <w:p>
-      <w:pPr>
-        <w:keepNext/>
-        <w:spacing w:before="40" w:after="160"/>
-        <w:jc w:val="center"/>
-      </w:pPr>
-      <w:r>
-        <w:rPr>
-          <w:rFonts w:ascii="Times New Roman" w:hAnsi="Times New Roman" w:eastAsia="標楷體"/>
-          <w:b w:val="0"/>
-          <w:color w:val="142850"/>
-          <w:sz w:val="24"/>
-        </w:rPr>
-        <w:t>圖 12-3-7 異常警示中心與歷史紀錄</w:t>
-      </w:r>
-    </w:p>
-    <w:p>
-      <w:pPr>
-        <w:keepNext/>
-        <w:spacing w:before="120" w:after="40"/>
-        <w:jc w:val="center"/>
-      </w:pPr>
-      <w:r>
-        <w:rPr>
-          <w:rFonts w:ascii="Times New Roman" w:hAnsi="Times New Roman" w:eastAsia="標楷體"/>
-          <w:b w:val="0"/>
-          <w:color w:val="142850"/>
-          <w:sz w:val="24"/>
-        </w:rPr>
-        <w:t>表 12-3-8 用藥與作息健康提醒</w:t>
-      </w:r>
-    </w:p>
-    <w:tbl>
-      <w:tblPr>
-        <w:tblW w:type="auto" w:w="0"/>
-        <w:jc w:val="center"/>
-        <w:tblLayout w:type="fixed"/>
-        <w:tblLook w:firstColumn="1" w:firstRow="1" w:lastColumn="0" w:lastRow="0" w:noHBand="0" w:noVBand="1" w:val="04A0"/>
-        <w:tblBorders>
-          <w:top w:val="single" w:sz="4" w:space="0" w:color="B0C4DE"/>
-          <w:left w:val="single" w:sz="4" w:space="0" w:color="B0C4DE"/>
-          <w:bottom w:val="single" w:sz="4" w:space="0" w:color="B0C4DE"/>
-          <w:right w:val="single" w:sz="4" w:space="0" w:color="B0C4DE"/>
-          <w:insideH w:val="single" w:sz="4" w:space="0" w:color="B0C4DE"/>
-          <w:insideV w:val="single" w:sz="4" w:space="0" w:color="B0C4DE"/>
-        </w:tblBorders>
-      </w:tblPr>
-      <w:tblGrid>
-        <w:gridCol w:w="4680"/>
-        <w:gridCol w:w="4680"/>
-      </w:tblGrid>
-      <w:tr>
-        <w:trPr>
-          <w:cantSplit/>
-        </w:trPr>
-        <w:tc>
-          <w:tcPr>
-            <w:tcW w:type="dxa" w:w="1728"/>
-            <w:vAlign w:val="center"/>
-            <w:tcMar>
-              <w:top w:w="60" w:type="dxa"/>
-              <w:bottom w:w="60" w:type="dxa"/>
-              <w:left w:w="80" w:type="dxa"/>
-              <w:right w:w="80" w:type="dxa"/>
-            </w:tcMar>
-            <w:shd w:fill="EBF1F5"/>
-          </w:tcPr>
-          <w:p>
-            <w:pPr>
-              <w:spacing w:before="0" w:after="0" w:lineRule="exact" w:line="360"/>
-              <w:jc w:val="center"/>
-            </w:pPr>
-            <w:r>
-              <w:rPr>
-                <w:rFonts w:ascii="Times New Roman" w:hAnsi="Times New Roman" w:eastAsia="標楷體"/>
-                <w:b/>
-                <w:color w:val="142850"/>
-                <w:sz w:val="24"/>
-              </w:rPr>
-              <w:t>畫面名稱</w:t>
-            </w:r>
-          </w:p>
-        </w:tc>
-        <w:tc>
-          <w:tcPr>
-            <w:tcW w:type="dxa" w:w="7632"/>
-            <w:vAlign w:val="center"/>
-            <w:tcMar>
-              <w:top w:w="60" w:type="dxa"/>
-              <w:bottom w:w="60" w:type="dxa"/>
-              <w:left w:w="80" w:type="dxa"/>
-              <w:right w:w="80" w:type="dxa"/>
-            </w:tcMar>
-            <w:shd w:fill="FFFFFF"/>
-          </w:tcPr>
-          <w:p>
-            <w:pPr>
-              <w:spacing w:before="0" w:after="0" w:lineRule="exact" w:line="360"/>
-              <w:jc w:val="left"/>
-            </w:pPr>
-            <w:r>
-              <w:rPr>
-                <w:rFonts w:ascii="Times New Roman" w:hAnsi="Times New Roman" w:eastAsia="標楷體"/>
-                <w:b w:val="0"/>
-                <w:color w:val="141414"/>
-                <w:sz w:val="24"/>
-              </w:rPr>
-              <w:t>用藥與作息健康提醒</w:t>
-            </w:r>
-          </w:p>
-        </w:tc>
-      </w:tr>
-      <w:tr>
-        <w:trPr>
-          <w:cantSplit/>
-        </w:trPr>
-        <w:tc>
-          <w:tcPr>
-            <w:tcW w:type="dxa" w:w="1728"/>
-            <w:vAlign w:val="center"/>
-            <w:tcMar>
-              <w:top w:w="60" w:type="dxa"/>
-              <w:bottom w:w="60" w:type="dxa"/>
-              <w:left w:w="80" w:type="dxa"/>
-              <w:right w:w="80" w:type="dxa"/>
-            </w:tcMar>
-            <w:shd w:fill="EBF1F5"/>
-          </w:tcPr>
-          <w:p>
-            <w:pPr>
-              <w:spacing w:before="0" w:after="0" w:lineRule="exact" w:line="360"/>
-              <w:jc w:val="center"/>
-            </w:pPr>
-            <w:r>
-              <w:rPr>
-                <w:rFonts w:ascii="Times New Roman" w:hAnsi="Times New Roman" w:eastAsia="標楷體"/>
-                <w:b/>
-                <w:color w:val="142850"/>
-                <w:sz w:val="24"/>
-              </w:rPr>
-              <w:t>說明</w:t>
-            </w:r>
-          </w:p>
-        </w:tc>
-        <w:tc>
-          <w:tcPr>
-            <w:tcW w:type="dxa" w:w="7632"/>
-            <w:vAlign w:val="center"/>
-            <w:tcMar>
-              <w:top w:w="60" w:type="dxa"/>
-              <w:bottom w:w="60" w:type="dxa"/>
-              <w:left w:w="80" w:type="dxa"/>
-              <w:right w:w="80" w:type="dxa"/>
-            </w:tcMar>
-            <w:shd w:fill="FFFFFF"/>
-          </w:tcPr>
-          <w:p>
-            <w:pPr>
-              <w:spacing w:before="0" w:after="0" w:lineRule="exact" w:line="360"/>
-              <w:jc w:val="left"/>
-            </w:pPr>
-            <w:r>
-              <w:rPr>
-                <w:rFonts w:ascii="Times New Roman" w:hAnsi="Times New Roman" w:eastAsia="標楷體"/>
-                <w:b w:val="0"/>
-                <w:color w:val="141414"/>
-                <w:sz w:val="24"/>
-              </w:rPr>
-              <w:t>家屬可在此設定長者每日各時段之用藥名稱、服藥劑量、看診回診或多喝水排程。提醒時間一到，長者端平板即自動以全螢幕彈窗伴隨清晰語音朗讀提醒服藥，家屬亦可即時追蹤長輩是否已按下確認服藥按鈕。</w:t>
-            </w:r>
-          </w:p>
-        </w:tc>
-      </w:tr>
-    </w:tbl>
-    <w:p>
-      <w:pPr>
-        <w:keepNext/>
-        <w:spacing w:before="120" w:after="40"/>
-        <w:jc w:val="center"/>
-      </w:pPr>
-      <w:r>
-        <w:drawing>
-          <wp:inline xmlns:a="http://schemas.openxmlformats.org/drawingml/2006/main" xmlns:pic="http://schemas.openxmlformats.org/drawingml/2006/picture">
-            <wp:extent cx="2926080" cy="6502795"/>
-            <wp:docPr id="22" name="Picture 22"/>
-            <wp:cNvGraphicFramePr>
-              <a:graphicFrameLocks noChangeAspect="1"/>
-            </wp:cNvGraphicFramePr>
-            <a:graphic>
-              <a:graphicData uri="http://schemas.openxmlformats.org/drawingml/2006/picture">
-                <pic:pic>
-                  <pic:nvPicPr>
-                    <pic:cNvPr id="0" name="fig_12_3_8_health_reminder.png"/>
-                    <pic:cNvPicPr/>
-                  </pic:nvPicPr>
-                  <pic:blipFill>
-                    <a:blip r:embed="rId30"/>
-                    <a:stretch>
-                      <a:fillRect/>
-                    </a:stretch>
-                  </pic:blipFill>
-                  <pic:spPr>
-                    <a:xfrm>
-                      <a:off x="0" y="0"/>
-                      <a:ext cx="2926080" cy="6502795"/>
-                    </a:xfrm>
-                    <a:prstGeom prst="rect"/>
-                  </pic:spPr>
-                </pic:pic>
-              </a:graphicData>
-            </a:graphic>
-          </wp:inline>
-        </w:drawing>
-      </w:r>
-    </w:p>
-    <w:p>
-      <w:pPr>
-        <w:keepNext/>
-        <w:spacing w:before="40" w:after="160"/>
-        <w:jc w:val="center"/>
-      </w:pPr>
-      <w:r>
-        <w:rPr>
-          <w:rFonts w:ascii="Times New Roman" w:hAnsi="Times New Roman" w:eastAsia="標楷體"/>
-          <w:b w:val="0"/>
-          <w:color w:val="142850"/>
-          <w:sz w:val="24"/>
-        </w:rPr>
-        <w:t>圖 12-3-8 用藥與作息健康提醒</w:t>
-      </w:r>
-    </w:p>
-    <w:p>
-      <w:pPr>
-        <w:keepNext/>
-        <w:spacing w:before="120" w:after="40"/>
-        <w:jc w:val="center"/>
-      </w:pPr>
-      <w:r>
-        <w:rPr>
-          <w:rFonts w:ascii="Times New Roman" w:hAnsi="Times New Roman" w:eastAsia="標楷體"/>
-          <w:b w:val="0"/>
-          <w:color w:val="142850"/>
-          <w:sz w:val="24"/>
-        </w:rPr>
-        <w:t>表 12-3-9 人生故事記憶迴廊</w:t>
-      </w:r>
-    </w:p>
-    <w:tbl>
-      <w:tblPr>
-        <w:tblW w:type="auto" w:w="0"/>
-        <w:jc w:val="center"/>
-        <w:tblLayout w:type="fixed"/>
-        <w:tblLook w:firstColumn="1" w:firstRow="1" w:lastColumn="0" w:lastRow="0" w:noHBand="0" w:noVBand="1" w:val="04A0"/>
-        <w:tblBorders>
-          <w:top w:val="single" w:sz="4" w:space="0" w:color="B0C4DE"/>
-          <w:left w:val="single" w:sz="4" w:space="0" w:color="B0C4DE"/>
-          <w:bottom w:val="single" w:sz="4" w:space="0" w:color="B0C4DE"/>
-          <w:right w:val="single" w:sz="4" w:space="0" w:color="B0C4DE"/>
-          <w:insideH w:val="single" w:sz="4" w:space="0" w:color="B0C4DE"/>
-          <w:insideV w:val="single" w:sz="4" w:space="0" w:color="B0C4DE"/>
-        </w:tblBorders>
-      </w:tblPr>
-      <w:tblGrid>
-        <w:gridCol w:w="4680"/>
-        <w:gridCol w:w="4680"/>
-      </w:tblGrid>
-      <w:tr>
-        <w:trPr>
-          <w:cantSplit/>
-        </w:trPr>
-        <w:tc>
-          <w:tcPr>
-            <w:tcW w:type="dxa" w:w="1728"/>
-            <w:vAlign w:val="center"/>
-            <w:tcMar>
-              <w:top w:w="60" w:type="dxa"/>
-              <w:bottom w:w="60" w:type="dxa"/>
-              <w:left w:w="80" w:type="dxa"/>
-              <w:right w:w="80" w:type="dxa"/>
-            </w:tcMar>
-            <w:shd w:fill="EBF1F5"/>
-          </w:tcPr>
-          <w:p>
-            <w:pPr>
-              <w:spacing w:before="0" w:after="0" w:lineRule="exact" w:line="360"/>
-              <w:jc w:val="center"/>
-            </w:pPr>
-            <w:r>
-              <w:rPr>
-                <w:rFonts w:ascii="Times New Roman" w:hAnsi="Times New Roman" w:eastAsia="標楷體"/>
-                <w:b/>
-                <w:color w:val="142850"/>
-                <w:sz w:val="24"/>
-              </w:rPr>
-              <w:t>畫面名稱</w:t>
-            </w:r>
-          </w:p>
-        </w:tc>
-        <w:tc>
-          <w:tcPr>
-            <w:tcW w:type="dxa" w:w="7632"/>
-            <w:vAlign w:val="center"/>
-            <w:tcMar>
-              <w:top w:w="60" w:type="dxa"/>
-              <w:bottom w:w="60" w:type="dxa"/>
-              <w:left w:w="80" w:type="dxa"/>
-              <w:right w:w="80" w:type="dxa"/>
-            </w:tcMar>
-            <w:shd w:fill="FFFFFF"/>
-          </w:tcPr>
-          <w:p>
-            <w:pPr>
-              <w:spacing w:before="0" w:after="0" w:lineRule="exact" w:line="360"/>
-              <w:jc w:val="left"/>
-            </w:pPr>
-            <w:r>
-              <w:rPr>
-                <w:rFonts w:ascii="Times New Roman" w:hAnsi="Times New Roman" w:eastAsia="標楷體"/>
-                <w:b w:val="0"/>
-                <w:color w:val="141414"/>
-                <w:sz w:val="24"/>
-              </w:rPr>
-              <w:t>人生故事記憶迴廊</w:t>
-            </w:r>
-          </w:p>
-        </w:tc>
-      </w:tr>
-      <w:tr>
-        <w:trPr>
-          <w:cantSplit/>
-        </w:trPr>
-        <w:tc>
-          <w:tcPr>
-            <w:tcW w:type="dxa" w:w="1728"/>
-            <w:vAlign w:val="center"/>
-            <w:tcMar>
-              <w:top w:w="60" w:type="dxa"/>
-              <w:bottom w:w="60" w:type="dxa"/>
-              <w:left w:w="80" w:type="dxa"/>
-              <w:right w:w="80" w:type="dxa"/>
-            </w:tcMar>
-            <w:shd w:fill="EBF1F5"/>
-          </w:tcPr>
-          <w:p>
-            <w:pPr>
-              <w:spacing w:before="0" w:after="0" w:lineRule="exact" w:line="360"/>
-              <w:jc w:val="center"/>
-            </w:pPr>
-            <w:r>
-              <w:rPr>
-                <w:rFonts w:ascii="Times New Roman" w:hAnsi="Times New Roman" w:eastAsia="標楷體"/>
-                <w:b/>
-                <w:color w:val="142850"/>
-                <w:sz w:val="24"/>
-              </w:rPr>
-              <w:t>說明</w:t>
-            </w:r>
-          </w:p>
-        </w:tc>
-        <w:tc>
-          <w:tcPr>
-            <w:tcW w:type="dxa" w:w="7632"/>
-            <w:vAlign w:val="center"/>
-            <w:tcMar>
-              <w:top w:w="60" w:type="dxa"/>
-              <w:bottom w:w="60" w:type="dxa"/>
-              <w:left w:w="80" w:type="dxa"/>
-              <w:right w:w="80" w:type="dxa"/>
-            </w:tcMar>
-            <w:shd w:fill="FFFFFF"/>
-          </w:tcPr>
-          <w:p>
-            <w:pPr>
-              <w:spacing w:before="0" w:after="0" w:lineRule="exact" w:line="360"/>
-              <w:jc w:val="left"/>
-            </w:pPr>
-            <w:r>
-              <w:rPr>
-                <w:rFonts w:ascii="Times New Roman" w:hAnsi="Times New Roman" w:eastAsia="標楷體"/>
-                <w:b w:val="0"/>
-                <w:color w:val="141414"/>
-                <w:sz w:val="24"/>
-              </w:rPr>
-              <w:t>系統自動將長輩平日與 AI 語音陪伴閒聊中所提及的童年回憶、成長趣事或人生金句彙整為精緻的數位故事膠囊。家屬可於此瀏覽長輩的一篇篇生命故事（如童年田埂時光），點開即可細閱完整情節，珍藏長輩豐富的生命歷程。</w:t>
-            </w:r>
-          </w:p>
-        </w:tc>
-      </w:tr>
-    </w:tbl>
-    <w:p>
-      <w:pPr>
-        <w:keepNext/>
-        <w:spacing w:before="120" w:after="40"/>
-        <w:jc w:val="center"/>
-      </w:pPr>
-      <w:r>
-        <w:drawing>
-          <wp:inline xmlns:a="http://schemas.openxmlformats.org/drawingml/2006/main" xmlns:pic="http://schemas.openxmlformats.org/drawingml/2006/picture">
-            <wp:extent cx="2926080" cy="6502795"/>
-            <wp:docPr id="23" name="Picture 23"/>
-            <wp:cNvGraphicFramePr>
-              <a:graphicFrameLocks noChangeAspect="1"/>
-            </wp:cNvGraphicFramePr>
-            <a:graphic>
-              <a:graphicData uri="http://schemas.openxmlformats.org/drawingml/2006/picture">
-                <pic:pic>
-                  <pic:nvPicPr>
-                    <pic:cNvPr id="0" name="fig_12_3_9_memoirs_gallery.png"/>
-                    <pic:cNvPicPr/>
-                  </pic:nvPicPr>
-                  <pic:blipFill>
-                    <a:blip r:embed="rId31"/>
-                    <a:stretch>
-                      <a:fillRect/>
-                    </a:stretch>
-                  </pic:blipFill>
-                  <pic:spPr>
-                    <a:xfrm>
-                      <a:off x="0" y="0"/>
-                      <a:ext cx="2926080" cy="6502795"/>
-                    </a:xfrm>
-                    <a:prstGeom prst="rect"/>
-                  </pic:spPr>
-                </pic:pic>
-              </a:graphicData>
-            </a:graphic>
-          </wp:inline>
-        </w:drawing>
-      </w:r>
-    </w:p>
-    <w:p>
-      <w:pPr>
-        <w:keepNext/>
-        <w:spacing w:before="40" w:after="160"/>
-        <w:jc w:val="center"/>
-      </w:pPr>
-      <w:r>
-        <w:rPr>
-          <w:rFonts w:ascii="Times New Roman" w:hAnsi="Times New Roman" w:eastAsia="標楷體"/>
-          <w:b w:val="0"/>
-          <w:color w:val="142850"/>
-          <w:sz w:val="24"/>
-        </w:rPr>
-        <w:t>圖 12-3-9 人生故事記憶迴廊</w:t>
-      </w:r>
-    </w:p>
-    <w:p>
-      <w:pPr>
-        <w:keepNext/>
-        <w:spacing w:before="120" w:after="40"/>
-        <w:jc w:val="center"/>
-      </w:pPr>
-      <w:r>
-        <w:rPr>
-          <w:rFonts w:ascii="Times New Roman" w:hAnsi="Times New Roman" w:eastAsia="標楷體"/>
-          <w:b w:val="0"/>
-          <w:color w:val="142850"/>
-          <w:sz w:val="24"/>
-        </w:rPr>
-        <w:t>表 12-3-10 長者設備綁定與配對</w:t>
-      </w:r>
-    </w:p>
-    <w:tbl>
-      <w:tblPr>
-        <w:tblW w:type="auto" w:w="0"/>
-        <w:jc w:val="center"/>
-        <w:tblLayout w:type="fixed"/>
-        <w:tblLook w:firstColumn="1" w:firstRow="1" w:lastColumn="0" w:lastRow="0" w:noHBand="0" w:noVBand="1" w:val="04A0"/>
-        <w:tblBorders>
-          <w:top w:val="single" w:sz="4" w:space="0" w:color="B0C4DE"/>
-          <w:left w:val="single" w:sz="4" w:space="0" w:color="B0C4DE"/>
-          <w:bottom w:val="single" w:sz="4" w:space="0" w:color="B0C4DE"/>
-          <w:right w:val="single" w:sz="4" w:space="0" w:color="B0C4DE"/>
-          <w:insideH w:val="single" w:sz="4" w:space="0" w:color="B0C4DE"/>
-          <w:insideV w:val="single" w:sz="4" w:space="0" w:color="B0C4DE"/>
-        </w:tblBorders>
-      </w:tblPr>
-      <w:tblGrid>
-        <w:gridCol w:w="4680"/>
-        <w:gridCol w:w="4680"/>
-      </w:tblGrid>
-      <w:tr>
-        <w:trPr>
-          <w:cantSplit/>
-        </w:trPr>
-        <w:tc>
-          <w:tcPr>
-            <w:tcW w:type="dxa" w:w="1728"/>
-            <w:vAlign w:val="center"/>
-            <w:tcMar>
-              <w:top w:w="60" w:type="dxa"/>
-              <w:bottom w:w="60" w:type="dxa"/>
-              <w:left w:w="80" w:type="dxa"/>
-              <w:right w:w="80" w:type="dxa"/>
-            </w:tcMar>
-            <w:shd w:fill="EBF1F5"/>
-          </w:tcPr>
-          <w:p>
-            <w:pPr>
-              <w:spacing w:before="0" w:after="0" w:lineRule="exact" w:line="360"/>
-              <w:jc w:val="center"/>
-            </w:pPr>
-            <w:r>
-              <w:rPr>
-                <w:rFonts w:ascii="Times New Roman" w:hAnsi="Times New Roman" w:eastAsia="標楷體"/>
-                <w:b/>
-                <w:color w:val="142850"/>
-                <w:sz w:val="24"/>
-              </w:rPr>
-              <w:t>畫面名稱</w:t>
-            </w:r>
-          </w:p>
-        </w:tc>
-        <w:tc>
-          <w:tcPr>
-            <w:tcW w:type="dxa" w:w="7632"/>
-            <w:vAlign w:val="center"/>
-            <w:tcMar>
-              <w:top w:w="60" w:type="dxa"/>
-              <w:bottom w:w="60" w:type="dxa"/>
-              <w:left w:w="80" w:type="dxa"/>
-              <w:right w:w="80" w:type="dxa"/>
-            </w:tcMar>
-            <w:shd w:fill="FFFFFF"/>
-          </w:tcPr>
-          <w:p>
-            <w:pPr>
-              <w:spacing w:before="0" w:after="0" w:lineRule="exact" w:line="360"/>
-              <w:jc w:val="left"/>
-            </w:pPr>
-            <w:r>
-              <w:rPr>
-                <w:rFonts w:ascii="Times New Roman" w:hAnsi="Times New Roman" w:eastAsia="標楷體"/>
-                <w:b w:val="0"/>
-                <w:color w:val="141414"/>
-                <w:sz w:val="24"/>
-              </w:rPr>
-              <w:t>長者設備綁定與配對</w:t>
-            </w:r>
-          </w:p>
-        </w:tc>
-      </w:tr>
-      <w:tr>
-        <w:trPr>
-          <w:cantSplit/>
-        </w:trPr>
-        <w:tc>
-          <w:tcPr>
-            <w:tcW w:type="dxa" w:w="1728"/>
-            <w:vAlign w:val="center"/>
-            <w:tcMar>
-              <w:top w:w="60" w:type="dxa"/>
-              <w:bottom w:w="60" w:type="dxa"/>
-              <w:left w:w="80" w:type="dxa"/>
-              <w:right w:w="80" w:type="dxa"/>
-            </w:tcMar>
-            <w:shd w:fill="EBF1F5"/>
-          </w:tcPr>
-          <w:p>
-            <w:pPr>
-              <w:spacing w:before="0" w:after="0" w:lineRule="exact" w:line="360"/>
-              <w:jc w:val="center"/>
-            </w:pPr>
-            <w:r>
-              <w:rPr>
-                <w:rFonts w:ascii="Times New Roman" w:hAnsi="Times New Roman" w:eastAsia="標楷體"/>
-                <w:b/>
-                <w:color w:val="142850"/>
-                <w:sz w:val="24"/>
-              </w:rPr>
-              <w:t>說明</w:t>
-            </w:r>
-          </w:p>
-        </w:tc>
-        <w:tc>
-          <w:tcPr>
-            <w:tcW w:type="dxa" w:w="7632"/>
-            <w:vAlign w:val="center"/>
-            <w:tcMar>
-              <w:top w:w="60" w:type="dxa"/>
-              <w:bottom w:w="60" w:type="dxa"/>
-              <w:left w:w="80" w:type="dxa"/>
-              <w:right w:w="80" w:type="dxa"/>
-            </w:tcMar>
-            <w:shd w:fill="FFFFFF"/>
-          </w:tcPr>
-          <w:p>
-            <w:pPr>
-              <w:spacing w:before="0" w:after="0" w:lineRule="exact" w:line="360"/>
-              <w:jc w:val="left"/>
-            </w:pPr>
-            <w:r>
-              <w:rPr>
-                <w:rFonts w:ascii="Times New Roman" w:hAnsi="Times New Roman" w:eastAsia="標楷體"/>
-                <w:b w:val="0"/>
-                <w:color w:val="141414"/>
-                <w:sz w:val="24"/>
-              </w:rPr>
-              <w:t>家屬初次使用或需新增關照長輩時進入此介面。家屬可手動輸入長者端呈現的 6 碼數字配對碼，或點擊相機圖示掃描長者端條碼，選擇親屬稱謂後點擊「開始綁定」，即可輕鬆完成家庭安全防護網絡建立。</w:t>
-            </w:r>
-          </w:p>
-        </w:tc>
-      </w:tr>
-    </w:tbl>
-    <w:p>
-      <w:pPr>
-        <w:keepNext/>
-        <w:spacing w:before="120" w:after="40"/>
-        <w:jc w:val="center"/>
-      </w:pPr>
-      <w:r>
-        <w:drawing>
-          <wp:inline xmlns:a="http://schemas.openxmlformats.org/drawingml/2006/main" xmlns:pic="http://schemas.openxmlformats.org/drawingml/2006/picture">
-            <wp:extent cx="2926080" cy="6502795"/>
-            <wp:docPr id="24" name="Picture 24"/>
-            <wp:cNvGraphicFramePr>
-              <a:graphicFrameLocks noChangeAspect="1"/>
-            </wp:cNvGraphicFramePr>
-            <a:graphic>
-              <a:graphicData uri="http://schemas.openxmlformats.org/drawingml/2006/picture">
-                <pic:pic>
-                  <pic:nvPicPr>
-                    <pic:cNvPr id="0" name="fig_12_3_10_caregiver_pairing.png"/>
-                    <pic:cNvPicPr/>
-                  </pic:nvPicPr>
-                  <pic:blipFill>
-                    <a:blip r:embed="rId32"/>
-                    <a:stretch>
-                      <a:fillRect/>
-                    </a:stretch>
-                  </pic:blipFill>
-                  <pic:spPr>
-                    <a:xfrm>
-                      <a:off x="0" y="0"/>
-                      <a:ext cx="2926080" cy="6502795"/>
-                    </a:xfrm>
-                    <a:prstGeom prst="rect"/>
-                  </pic:spPr>
-                </pic:pic>
-              </a:graphicData>
-            </a:graphic>
-          </wp:inline>
-        </w:drawing>
-      </w:r>
-    </w:p>
-    <w:p>
-      <w:pPr>
-        <w:keepNext/>
-        <w:spacing w:before="40" w:after="160"/>
-        <w:jc w:val="center"/>
-      </w:pPr>
-      <w:r>
-        <w:rPr>
-          <w:rFonts w:ascii="Times New Roman" w:hAnsi="Times New Roman" w:eastAsia="標楷體"/>
-          <w:b w:val="0"/>
-          <w:color w:val="142850"/>
-          <w:sz w:val="24"/>
-        </w:rPr>
-        <w:t>圖 12-3-10 長者設備綁定與配對</w:t>
-      </w:r>
-    </w:p>
-    <w:p>
-      <w:pPr>
-        <w:keepNext/>
-        <w:spacing w:before="120" w:after="40"/>
-        <w:jc w:val="center"/>
-      </w:pPr>
-      <w:r>
-        <w:rPr>
-          <w:rFonts w:ascii="Times New Roman" w:hAnsi="Times New Roman" w:eastAsia="標楷體"/>
-          <w:b w:val="0"/>
-          <w:color w:val="142850"/>
-          <w:sz w:val="24"/>
-        </w:rPr>
-        <w:t>表 12-3-11 照護設定與情緒健康總覽</w:t>
-      </w:r>
-    </w:p>
-    <w:tbl>
-      <w:tblPr>
-        <w:tblW w:type="auto" w:w="0"/>
-        <w:jc w:val="center"/>
-        <w:tblLayout w:type="fixed"/>
-        <w:tblLook w:firstColumn="1" w:firstRow="1" w:lastColumn="0" w:lastRow="0" w:noHBand="0" w:noVBand="1" w:val="04A0"/>
-        <w:tblBorders>
-          <w:top w:val="single" w:sz="4" w:space="0" w:color="B0C4DE"/>
-          <w:left w:val="single" w:sz="4" w:space="0" w:color="B0C4DE"/>
-          <w:bottom w:val="single" w:sz="4" w:space="0" w:color="B0C4DE"/>
-          <w:right w:val="single" w:sz="4" w:space="0" w:color="B0C4DE"/>
-          <w:insideH w:val="single" w:sz="4" w:space="0" w:color="B0C4DE"/>
-          <w:insideV w:val="single" w:sz="4" w:space="0" w:color="B0C4DE"/>
-        </w:tblBorders>
-      </w:tblPr>
-      <w:tblGrid>
-        <w:gridCol w:w="4680"/>
-        <w:gridCol w:w="4680"/>
-      </w:tblGrid>
-      <w:tr>
-        <w:trPr>
-          <w:cantSplit/>
-        </w:trPr>
-        <w:tc>
-          <w:tcPr>
-            <w:tcW w:type="dxa" w:w="1728"/>
-            <w:vAlign w:val="center"/>
-            <w:tcMar>
-              <w:top w:w="60" w:type="dxa"/>
-              <w:bottom w:w="60" w:type="dxa"/>
-              <w:left w:w="80" w:type="dxa"/>
-              <w:right w:w="80" w:type="dxa"/>
-            </w:tcMar>
-            <w:shd w:fill="EBF1F5"/>
-          </w:tcPr>
-          <w:p>
-            <w:pPr>
-              <w:spacing w:before="0" w:after="0" w:lineRule="exact" w:line="360"/>
-              <w:jc w:val="center"/>
-            </w:pPr>
-            <w:r>
-              <w:rPr>
-                <w:rFonts w:ascii="Times New Roman" w:hAnsi="Times New Roman" w:eastAsia="標楷體"/>
-                <w:b/>
-                <w:color w:val="142850"/>
-                <w:sz w:val="24"/>
-              </w:rPr>
-              <w:t>畫面名稱</w:t>
-            </w:r>
-          </w:p>
-        </w:tc>
-        <w:tc>
-          <w:tcPr>
-            <w:tcW w:type="dxa" w:w="7632"/>
-            <w:vAlign w:val="center"/>
-            <w:tcMar>
-              <w:top w:w="60" w:type="dxa"/>
-              <w:bottom w:w="60" w:type="dxa"/>
-              <w:left w:w="80" w:type="dxa"/>
-              <w:right w:w="80" w:type="dxa"/>
-            </w:tcMar>
-            <w:shd w:fill="FFFFFF"/>
-          </w:tcPr>
-          <w:p>
-            <w:pPr>
-              <w:spacing w:before="0" w:after="0" w:lineRule="exact" w:line="360"/>
-              <w:jc w:val="left"/>
-            </w:pPr>
-            <w:r>
-              <w:rPr>
-                <w:rFonts w:ascii="Times New Roman" w:hAnsi="Times New Roman" w:eastAsia="標楷體"/>
-                <w:b w:val="0"/>
-                <w:color w:val="141414"/>
-                <w:sz w:val="24"/>
-              </w:rPr>
-              <w:t>照護設定與情緒健康總覽</w:t>
-            </w:r>
-          </w:p>
-        </w:tc>
-      </w:tr>
-      <w:tr>
-        <w:trPr>
-          <w:cantSplit/>
-        </w:trPr>
-        <w:tc>
-          <w:tcPr>
-            <w:tcW w:type="dxa" w:w="1728"/>
-            <w:vAlign w:val="center"/>
-            <w:tcMar>
-              <w:top w:w="60" w:type="dxa"/>
-              <w:bottom w:w="60" w:type="dxa"/>
-              <w:left w:w="80" w:type="dxa"/>
-              <w:right w:w="80" w:type="dxa"/>
-            </w:tcMar>
-            <w:shd w:fill="EBF1F5"/>
-          </w:tcPr>
-          <w:p>
-            <w:pPr>
-              <w:spacing w:before="0" w:after="0" w:lineRule="exact" w:line="360"/>
-              <w:jc w:val="center"/>
-            </w:pPr>
-            <w:r>
-              <w:rPr>
-                <w:rFonts w:ascii="Times New Roman" w:hAnsi="Times New Roman" w:eastAsia="標楷體"/>
-                <w:b/>
-                <w:color w:val="142850"/>
-                <w:sz w:val="24"/>
-              </w:rPr>
-              <w:t>說明</w:t>
-            </w:r>
-          </w:p>
-        </w:tc>
-        <w:tc>
-          <w:tcPr>
-            <w:tcW w:type="dxa" w:w="7632"/>
-            <w:vAlign w:val="center"/>
-            <w:tcMar>
-              <w:top w:w="60" w:type="dxa"/>
-              <w:bottom w:w="60" w:type="dxa"/>
-              <w:left w:w="80" w:type="dxa"/>
-              <w:right w:w="80" w:type="dxa"/>
-            </w:tcMar>
-            <w:shd w:fill="FFFFFF"/>
-          </w:tcPr>
-          <w:p>
-            <w:pPr>
-              <w:spacing w:before="0" w:after="0" w:lineRule="exact" w:line="360"/>
-              <w:jc w:val="left"/>
-            </w:pPr>
-            <w:r>
-              <w:rPr>
-                <w:rFonts w:ascii="Times New Roman" w:hAnsi="Times New Roman" w:eastAsia="標楷體"/>
-                <w:b w:val="0"/>
-                <w:color w:val="141414"/>
-                <w:sz w:val="24"/>
-              </w:rPr>
-              <w:t>點選底部導覽列「資料」分頁，可查閱主要照顧者檔案、會員訂閱方案、長輩基本檔案、健康步數趨勢與近 30 天情緒時間軸摘要。家屬可在此靈活自訂緊急推播、作息摘要、AI 洞察與用藥通知開關，兼顧精準守護與隱私偏好。</w:t>
-            </w:r>
-          </w:p>
-        </w:tc>
-      </w:tr>
-    </w:tbl>
-    <w:p>
-      <w:pPr>
-        <w:keepNext/>
-        <w:spacing w:before="120" w:after="40"/>
-        <w:jc w:val="center"/>
-      </w:pPr>
-      <w:r>
-        <w:drawing>
-          <wp:inline xmlns:a="http://schemas.openxmlformats.org/drawingml/2006/main" xmlns:pic="http://schemas.openxmlformats.org/drawingml/2006/picture">
-            <wp:extent cx="2926080" cy="6502795"/>
-            <wp:docPr id="25" name="Picture 25"/>
-            <wp:cNvGraphicFramePr>
-              <a:graphicFrameLocks noChangeAspect="1"/>
-            </wp:cNvGraphicFramePr>
-            <a:graphic>
-              <a:graphicData uri="http://schemas.openxmlformats.org/drawingml/2006/picture">
-                <pic:pic>
-                  <pic:nvPicPr>
-                    <pic:cNvPr id="0" name="fig_12_3_11_family_data.png"/>
-                    <pic:cNvPicPr/>
-                  </pic:nvPicPr>
-                  <pic:blipFill>
-                    <a:blip r:embed="rId33"/>
-                    <a:stretch>
-                      <a:fillRect/>
-                    </a:stretch>
-                  </pic:blipFill>
-                  <pic:spPr>
-                    <a:xfrm>
-                      <a:off x="0" y="0"/>
-                      <a:ext cx="2926080" cy="6502795"/>
-                    </a:xfrm>
-                    <a:prstGeom prst="rect"/>
-                  </pic:spPr>
-                </pic:pic>
-              </a:graphicData>
-            </a:graphic>
-          </wp:inline>
-        </w:drawing>
-      </w:r>
-    </w:p>
-    <w:p>
-      <w:pPr>
-        <w:keepNext/>
-        <w:spacing w:before="40" w:after="160"/>
-        <w:jc w:val="center"/>
-      </w:pPr>
-      <w:r>
-        <w:rPr>
-          <w:rFonts w:ascii="Times New Roman" w:hAnsi="Times New Roman" w:eastAsia="標楷體"/>
-          <w:b w:val="0"/>
-          <w:color w:val="142850"/>
-          <w:sz w:val="24"/>
-        </w:rPr>
-        <w:t>圖 12-3-11 照護設定與情緒健康總覽</w:t>
-      </w:r>
-    </w:p>
+    <w:p/>
     <w:sectPr>
       <w:pgSz w:w="12240" w:h="15840"/>
       <w:pgMar w:top="1440" w:right="1440" w:bottom="1440" w:left="1440" w:header="720" w:footer="720" w:gutter="0"/>
@@ -17572,6 +12074,34 @@
         <w:shd w:val="clear" w:color="auto" w:fill="FBCAA2" w:themeFill="accent6" w:themeFillTint="7F"/>
       </w:tcPr>
     </w:tblStylePr>
+  </w:style>
+  <w:style w:type="paragraph" w:customStyle="1" w:styleId="圖標題">
+    <w:name w:val="圖標題"/>
+    <w:basedOn w:val="Caption"/>
+    <w:pPr>
+      <w:spacing w:before="120" w:after="120"/>
+      <w:jc w:val="center"/>
+    </w:pPr>
+    <w:rPr>
+      <w:rFonts w:ascii="Times New Roman" w:hAnsi="Times New Roman" w:eastAsia="標楷體"/>
+      <w:b/>
+      <w:color w:val="000000"/>
+      <w:sz w:val="28"/>
+    </w:rPr>
+  </w:style>
+  <w:style w:type="paragraph" w:customStyle="1" w:styleId="表標題">
+    <w:name w:val="表標題"/>
+    <w:basedOn w:val="Caption"/>
+    <w:pPr>
+      <w:spacing w:before="120" w:after="120"/>
+      <w:jc w:val="center"/>
+    </w:pPr>
+    <w:rPr>
+      <w:rFonts w:ascii="Times New Roman" w:hAnsi="Times New Roman" w:eastAsia="標楷體"/>
+      <w:b/>
+      <w:color w:val="000000"/>
+      <w:sz w:val="28"/>
+    </w:rPr>
   </w:style>
 </w:styles>
 </file>
